--- a/udp_protocol.docx
+++ b/udp_protocol.docx
@@ -4,7 +4,7 @@
   <w:body>
     <w:p>
       <w:pPr>
-        <w:pStyle w:val="709"/>
+        <w:pStyle w:val="890"/>
         <w:pBdr/>
         <w:spacing/>
         <w:ind/>
@@ -54,13 +54,10 @@
         <w:t xml:space="preserve">Суммарный объём 1412 байт при дискретизации частотного спектра на 64 частоты и направленного спектра на 36 направлений × 36 частот.</w:t>
       </w:r>
       <w:r/>
-      <w:r/>
-      <w:r/>
-      <w:r/>
     </w:p>
     <w:p>
       <w:pPr>
-        <w:pStyle w:val="693"/>
+        <w:pStyle w:val="874"/>
         <w:pBdr/>
         <w:spacing/>
         <w:ind/>
@@ -95,23 +92,38 @@
           <w:b w:val="0"/>
           <w:sz w:val="20"/>
         </w:rPr>
-        <w:t xml:space="preserve">ision передаёт результаты обработки по протоколу UDP (unicast, порт 4000). Каждый пакет имеет фиксированный размер 1412 байт и отправляется один раз по завершении очередного цикла расчёта (каждые 32 оборота антенны, примерно раз в 80 секунд при 25 об/мин).</w:t>
+        <w:t xml:space="preserve">ision передаёт результаты обработки по протоколу UDP (unicast, порт 4000). Каждый пакет имеет фиксированный размер 1412 байт и отправляется один раз по завершении очередного цикла расчёта (</w:t>
       </w:r>
-      <w:r/>
-      <w:r/>
-      <w:r/>
+      <w:r>
+        <w:rPr>
+          <w:rFonts w:ascii="Arial" w:hAnsi="Arial"/>
+          <w:b w:val="0"/>
+          <w:sz w:val="20"/>
+          <w:lang w:val="ru-RU"/>
+        </w:rPr>
+        <w:t xml:space="preserve">сейчас </w:t>
+      </w:r>
+      <w:r>
+        <w:rPr>
+          <w:rFonts w:ascii="Arial" w:hAnsi="Arial"/>
+          <w:b w:val="0"/>
+          <w:sz w:val="20"/>
+        </w:rPr>
+        <w:t xml:space="preserve">каждые 32 оборота антенны, примерно раз в 80 секунд при 25 об/мин).</w:t>
+      </w:r>
       <w:r/>
     </w:p>
     <w:tbl>
       <w:tblPr>
-        <w:tblStyle w:val="753"/>
+        <w:tblStyle w:val="934"/>
         <w:tblW w:w="0" w:type="auto"/>
         <w:tblBorders/>
+        <w:tblLayout w:type="fixed"/>
         <w:tblLook w:val="04A0" w:firstRow="1" w:lastRow="0" w:firstColumn="1" w:lastColumn="0" w:noHBand="0" w:noVBand="1"/>
       </w:tblPr>
       <w:tblGrid>
-        <w:gridCol w:w="4844"/>
-        <w:gridCol w:w="4844"/>
+        <w:gridCol w:w="2835"/>
+        <w:gridCol w:w="7053"/>
       </w:tblGrid>
       <w:tr>
         <w:trPr/>
@@ -146,7 +158,7 @@
           <w:tcPr>
             <w:shd w:val="clear" w:color="auto" w:fill="bdd7ee"/>
             <w:tcBorders/>
-            <w:tcW w:w="6236" w:type="dxa"/>
+            <w:tcW w:w="7053" w:type="dxa"/>
             <w:textDirection w:val="lrTb"/>
             <w:noWrap w:val="false"/>
           </w:tcPr>
@@ -200,7 +212,7 @@
         <w:tc>
           <w:tcPr>
             <w:tcBorders/>
-            <w:tcW w:w="6236" w:type="dxa"/>
+            <w:tcW w:w="7053" w:type="dxa"/>
             <w:textDirection w:val="lrTb"/>
             <w:noWrap w:val="false"/>
           </w:tcPr>
@@ -255,7 +267,7 @@
           <w:tcPr>
             <w:shd w:val="clear" w:color="auto" w:fill="f2f2f2"/>
             <w:tcBorders/>
-            <w:tcW w:w="6236" w:type="dxa"/>
+            <w:tcW w:w="7053" w:type="dxa"/>
             <w:textDirection w:val="lrTb"/>
             <w:noWrap w:val="false"/>
           </w:tcPr>
@@ -308,7 +320,7 @@
         <w:tc>
           <w:tcPr>
             <w:tcBorders/>
-            <w:tcW w:w="6236" w:type="dxa"/>
+            <w:tcW w:w="7053" w:type="dxa"/>
             <w:textDirection w:val="lrTb"/>
             <w:noWrap w:val="false"/>
           </w:tcPr>
@@ -363,7 +375,7 @@
           <w:tcPr>
             <w:shd w:val="clear" w:color="auto" w:fill="f2f2f2"/>
             <w:tcBorders/>
-            <w:tcW w:w="6236" w:type="dxa"/>
+            <w:tcW w:w="7053" w:type="dxa"/>
             <w:textDirection w:val="lrTb"/>
             <w:noWrap w:val="false"/>
           </w:tcPr>
@@ -416,7 +428,7 @@
         <w:tc>
           <w:tcPr>
             <w:tcBorders/>
-            <w:tcW w:w="6236" w:type="dxa"/>
+            <w:tcW w:w="7053" w:type="dxa"/>
             <w:textDirection w:val="lrTb"/>
             <w:noWrap w:val="false"/>
           </w:tcPr>
@@ -442,7 +454,7 @@
     </w:tbl>
     <w:p>
       <w:pPr>
-        <w:pStyle w:val="693"/>
+        <w:pStyle w:val="874"/>
         <w:pBdr/>
         <w:spacing/>
         <w:ind/>
@@ -458,7 +470,7 @@
     </w:p>
     <w:tbl>
       <w:tblPr>
-        <w:tblStyle w:val="753"/>
+        <w:tblStyle w:val="934"/>
         <w:tblW w:w="0" w:type="auto"/>
         <w:tblBorders/>
         <w:tblLook w:val="04A0" w:firstRow="1" w:lastRow="0" w:firstColumn="1" w:lastColumn="0" w:noHBand="0" w:noVBand="1"/>
@@ -1002,7 +1014,7 @@
     </w:tbl>
     <w:p>
       <w:pPr>
-        <w:pStyle w:val="693"/>
+        <w:pStyle w:val="874"/>
         <w:pBdr/>
         <w:spacing/>
         <w:ind/>
@@ -1035,7 +1047,7 @@
     </w:p>
     <w:tbl>
       <w:tblPr>
-        <w:tblStyle w:val="753"/>
+        <w:tblStyle w:val="934"/>
         <w:tblW w:w="0" w:type="auto"/>
         <w:tblBorders/>
         <w:tblLayout w:type="fixed"/>
@@ -1044,12 +1056,12 @@
       <w:tblGrid>
         <w:gridCol w:w="798"/>
         <w:gridCol w:w="444"/>
-        <w:gridCol w:w="992"/>
-        <w:gridCol w:w="1984"/>
+        <w:gridCol w:w="1134"/>
+        <w:gridCol w:w="1843"/>
         <w:gridCol w:w="850"/>
         <w:gridCol w:w="992"/>
-        <w:gridCol w:w="1276"/>
-        <w:gridCol w:w="2568"/>
+        <w:gridCol w:w="850"/>
+        <w:gridCol w:w="2994"/>
       </w:tblGrid>
       <w:tr>
         <w:trPr/>
@@ -1111,7 +1123,7 @@
           <w:tcPr>
             <w:shd w:val="clear" w:color="auto" w:fill="bdd7ee"/>
             <w:tcBorders/>
-            <w:tcW w:w="992" w:type="dxa"/>
+            <w:tcW w:w="1134" w:type="dxa"/>
             <w:textDirection w:val="lrTb"/>
             <w:noWrap w:val="false"/>
           </w:tcPr>
@@ -1138,7 +1150,7 @@
           <w:tcPr>
             <w:shd w:val="clear" w:color="auto" w:fill="bdd7ee"/>
             <w:tcBorders/>
-            <w:tcW w:w="1984" w:type="dxa"/>
+            <w:tcW w:w="1843" w:type="dxa"/>
             <w:textDirection w:val="lrTb"/>
             <w:noWrap w:val="false"/>
           </w:tcPr>
@@ -1219,7 +1231,7 @@
           <w:tcPr>
             <w:shd w:val="clear" w:color="auto" w:fill="bdd7ee"/>
             <w:tcBorders/>
-            <w:tcW w:w="1276" w:type="dxa"/>
+            <w:tcW w:w="850" w:type="dxa"/>
             <w:textDirection w:val="lrTb"/>
             <w:noWrap w:val="false"/>
           </w:tcPr>
@@ -1246,7 +1258,7 @@
           <w:tcPr>
             <w:shd w:val="clear" w:color="auto" w:fill="bdd7ee"/>
             <w:tcBorders/>
-            <w:tcW w:w="2568" w:type="dxa"/>
+            <w:tcW w:w="2994" w:type="dxa"/>
             <w:textDirection w:val="lrTb"/>
             <w:noWrap w:val="false"/>
           </w:tcPr>
@@ -1325,7 +1337,7 @@
         <w:tc>
           <w:tcPr>
             <w:tcBorders/>
-            <w:tcW w:w="992" w:type="dxa"/>
+            <w:tcW w:w="1134" w:type="dxa"/>
             <w:textDirection w:val="lrTb"/>
             <w:noWrap w:val="false"/>
           </w:tcPr>
@@ -1350,7 +1362,7 @@
         <w:tc>
           <w:tcPr>
             <w:tcBorders/>
-            <w:tcW w:w="1984" w:type="dxa"/>
+            <w:tcW w:w="1843" w:type="dxa"/>
             <w:textDirection w:val="lrTb"/>
             <w:noWrap w:val="false"/>
           </w:tcPr>
@@ -1425,7 +1437,7 @@
         <w:tc>
           <w:tcPr>
             <w:tcBorders/>
-            <w:tcW w:w="1276" w:type="dxa"/>
+            <w:tcW w:w="850" w:type="dxa"/>
             <w:textDirection w:val="lrTb"/>
             <w:noWrap w:val="false"/>
           </w:tcPr>
@@ -1450,7 +1462,7 @@
         <w:tc>
           <w:tcPr>
             <w:tcBorders/>
-            <w:tcW w:w="2568" w:type="dxa"/>
+            <w:tcW w:w="2994" w:type="dxa"/>
             <w:textDirection w:val="lrTb"/>
             <w:noWrap w:val="false"/>
           </w:tcPr>
@@ -1531,7 +1543,7 @@
           <w:tcPr>
             <w:shd w:val="clear" w:color="auto" w:fill="f2f2f2"/>
             <w:tcBorders/>
-            <w:tcW w:w="992" w:type="dxa"/>
+            <w:tcW w:w="1134" w:type="dxa"/>
             <w:textDirection w:val="lrTb"/>
             <w:noWrap w:val="false"/>
           </w:tcPr>
@@ -1557,7 +1569,7 @@
           <w:tcPr>
             <w:shd w:val="clear" w:color="auto" w:fill="f2f2f2"/>
             <w:tcBorders/>
-            <w:tcW w:w="1984" w:type="dxa"/>
+            <w:tcW w:w="1843" w:type="dxa"/>
             <w:textDirection w:val="lrTb"/>
             <w:noWrap w:val="false"/>
           </w:tcPr>
@@ -1635,7 +1647,7 @@
           <w:tcPr>
             <w:shd w:val="clear" w:color="auto" w:fill="f2f2f2"/>
             <w:tcBorders/>
-            <w:tcW w:w="1276" w:type="dxa"/>
+            <w:tcW w:w="850" w:type="dxa"/>
             <w:textDirection w:val="lrTb"/>
             <w:noWrap w:val="false"/>
           </w:tcPr>
@@ -1661,7 +1673,7 @@
           <w:tcPr>
             <w:shd w:val="clear" w:color="auto" w:fill="f2f2f2"/>
             <w:tcBorders/>
-            <w:tcW w:w="2568" w:type="dxa"/>
+            <w:tcW w:w="2994" w:type="dxa"/>
             <w:textDirection w:val="lrTb"/>
             <w:noWrap w:val="false"/>
           </w:tcPr>
@@ -1686,7 +1698,15 @@
               </w:rPr>
               <w:t xml:space="preserve">1 = короткий (SP),  </w:t>
             </w:r>
-            <w:r/>
+            <w:r>
+              <w:rPr>
+                <w:rFonts w:ascii="Arial" w:hAnsi="Arial"/>
+                <w:b w:val="0"/>
+                <w:bCs w:val="0"/>
+                <w:sz w:val="18"/>
+                <w:szCs w:val="18"/>
+              </w:rPr>
+            </w:r>
           </w:p>
           <w:p>
             <w:pPr>
@@ -1709,7 +1729,15 @@
               </w:rPr>
               <w:t xml:space="preserve">2 = средний (MP),  </w:t>
             </w:r>
-            <w:r/>
+            <w:r>
+              <w:rPr>
+                <w:rFonts w:ascii="Arial" w:hAnsi="Arial"/>
+                <w:b w:val="0"/>
+                <w:bCs w:val="0"/>
+                <w:sz w:val="18"/>
+                <w:szCs w:val="18"/>
+              </w:rPr>
+            </w:r>
           </w:p>
           <w:p>
             <w:pPr>
@@ -1726,7 +1754,6 @@
               </w:rPr>
               <w:t xml:space="preserve">3 = длинный (LP).</w:t>
             </w:r>
-            <w:r/>
             <w:r/>
           </w:p>
         </w:tc>
@@ -1786,7 +1813,7 @@
         <w:tc>
           <w:tcPr>
             <w:tcBorders/>
-            <w:tcW w:w="992" w:type="dxa"/>
+            <w:tcW w:w="1134" w:type="dxa"/>
             <w:textDirection w:val="lrTb"/>
             <w:noWrap w:val="false"/>
           </w:tcPr>
@@ -1811,7 +1838,7 @@
         <w:tc>
           <w:tcPr>
             <w:tcBorders/>
-            <w:tcW w:w="1984" w:type="dxa"/>
+            <w:tcW w:w="1843" w:type="dxa"/>
             <w:textDirection w:val="lrTb"/>
             <w:noWrap w:val="false"/>
           </w:tcPr>
@@ -1886,7 +1913,7 @@
         <w:tc>
           <w:tcPr>
             <w:tcBorders/>
-            <w:tcW w:w="1276" w:type="dxa"/>
+            <w:tcW w:w="850" w:type="dxa"/>
             <w:textDirection w:val="lrTb"/>
             <w:noWrap w:val="false"/>
           </w:tcPr>
@@ -1911,7 +1938,7 @@
         <w:tc>
           <w:tcPr>
             <w:tcBorders/>
-            <w:tcW w:w="2568" w:type="dxa"/>
+            <w:tcW w:w="2994" w:type="dxa"/>
             <w:textDirection w:val="lrTb"/>
             <w:noWrap w:val="false"/>
           </w:tcPr>
@@ -1992,7 +2019,7 @@
           <w:tcPr>
             <w:shd w:val="clear" w:color="auto" w:fill="f2f2f2"/>
             <w:tcBorders/>
-            <w:tcW w:w="992" w:type="dxa"/>
+            <w:tcW w:w="1134" w:type="dxa"/>
             <w:textDirection w:val="lrTb"/>
             <w:noWrap w:val="false"/>
           </w:tcPr>
@@ -2018,7 +2045,7 @@
           <w:tcPr>
             <w:shd w:val="clear" w:color="auto" w:fill="f2f2f2"/>
             <w:tcBorders/>
-            <w:tcW w:w="1984" w:type="dxa"/>
+            <w:tcW w:w="1843" w:type="dxa"/>
             <w:textDirection w:val="lrTb"/>
             <w:noWrap w:val="false"/>
           </w:tcPr>
@@ -2096,7 +2123,7 @@
           <w:tcPr>
             <w:shd w:val="clear" w:color="auto" w:fill="f2f2f2"/>
             <w:tcBorders/>
-            <w:tcW w:w="1276" w:type="dxa"/>
+            <w:tcW w:w="850" w:type="dxa"/>
             <w:textDirection w:val="lrTb"/>
             <w:noWrap w:val="false"/>
           </w:tcPr>
@@ -2122,7 +2149,7 @@
           <w:tcPr>
             <w:shd w:val="clear" w:color="auto" w:fill="f2f2f2"/>
             <w:tcBorders/>
-            <w:tcW w:w="2568" w:type="dxa"/>
+            <w:tcW w:w="2994" w:type="dxa"/>
             <w:textDirection w:val="lrTb"/>
             <w:noWrap w:val="false"/>
           </w:tcPr>
@@ -2217,7 +2244,7 @@
         <w:tc>
           <w:tcPr>
             <w:tcBorders/>
-            <w:tcW w:w="992" w:type="dxa"/>
+            <w:tcW w:w="1134" w:type="dxa"/>
             <w:textDirection w:val="lrTb"/>
             <w:noWrap w:val="false"/>
           </w:tcPr>
@@ -2242,7 +2269,7 @@
         <w:tc>
           <w:tcPr>
             <w:tcBorders/>
-            <w:tcW w:w="1984" w:type="dxa"/>
+            <w:tcW w:w="1843" w:type="dxa"/>
             <w:textDirection w:val="lrTb"/>
             <w:noWrap w:val="false"/>
           </w:tcPr>
@@ -2259,7 +2286,15 @@
                 <w:b w:val="0"/>
                 <w:sz w:val="18"/>
               </w:rPr>
-              <w:t xml:space="preserve">H₁/₃ суммарная</w:t>
+              <w:t xml:space="preserve">H</w:t>
+            </w:r>
+            <w:r>
+              <w:rPr>
+                <w:rFonts w:ascii="Arial" w:hAnsi="Arial"/>
+                <w:b w:val="0"/>
+                <w:sz w:val="18"/>
+              </w:rPr>
+              <w:t xml:space="preserve">s суммарная</w:t>
             </w:r>
             <w:r/>
           </w:p>
@@ -2317,7 +2352,7 @@
         <w:tc>
           <w:tcPr>
             <w:tcBorders/>
-            <w:tcW w:w="1276" w:type="dxa"/>
+            <w:tcW w:w="850" w:type="dxa"/>
             <w:textDirection w:val="lrTb"/>
             <w:noWrap w:val="false"/>
           </w:tcPr>
@@ -2342,7 +2377,7 @@
         <w:tc>
           <w:tcPr>
             <w:tcBorders/>
-            <w:tcW w:w="2568" w:type="dxa"/>
+            <w:tcW w:w="2994" w:type="dxa"/>
             <w:textDirection w:val="lrTb"/>
             <w:noWrap w:val="false"/>
           </w:tcPr>
@@ -2423,7 +2458,7 @@
           <w:tcPr>
             <w:shd w:val="clear" w:color="auto" w:fill="f2f2f2"/>
             <w:tcBorders/>
-            <w:tcW w:w="992" w:type="dxa"/>
+            <w:tcW w:w="1134" w:type="dxa"/>
             <w:textDirection w:val="lrTb"/>
             <w:noWrap w:val="false"/>
           </w:tcPr>
@@ -2449,7 +2484,7 @@
           <w:tcPr>
             <w:shd w:val="clear" w:color="auto" w:fill="f2f2f2"/>
             <w:tcBorders/>
-            <w:tcW w:w="1984" w:type="dxa"/>
+            <w:tcW w:w="1843" w:type="dxa"/>
             <w:textDirection w:val="lrTb"/>
             <w:noWrap w:val="false"/>
           </w:tcPr>
@@ -2527,7 +2562,7 @@
           <w:tcPr>
             <w:shd w:val="clear" w:color="auto" w:fill="f2f2f2"/>
             <w:tcBorders/>
-            <w:tcW w:w="1276" w:type="dxa"/>
+            <w:tcW w:w="850" w:type="dxa"/>
             <w:textDirection w:val="lrTb"/>
             <w:noWrap w:val="false"/>
           </w:tcPr>
@@ -2553,7 +2588,7 @@
           <w:tcPr>
             <w:shd w:val="clear" w:color="auto" w:fill="f2f2f2"/>
             <w:tcBorders/>
-            <w:tcW w:w="2568" w:type="dxa"/>
+            <w:tcW w:w="2994" w:type="dxa"/>
             <w:textDirection w:val="lrTb"/>
             <w:noWrap w:val="false"/>
           </w:tcPr>
@@ -2631,7 +2666,7 @@
         <w:tc>
           <w:tcPr>
             <w:tcBorders/>
-            <w:tcW w:w="992" w:type="dxa"/>
+            <w:tcW w:w="1134" w:type="dxa"/>
             <w:textDirection w:val="lrTb"/>
             <w:noWrap w:val="false"/>
           </w:tcPr>
@@ -2656,7 +2691,7 @@
         <w:tc>
           <w:tcPr>
             <w:tcBorders/>
-            <w:tcW w:w="1984" w:type="dxa"/>
+            <w:tcW w:w="1843" w:type="dxa"/>
             <w:textDirection w:val="lrTb"/>
             <w:noWrap w:val="false"/>
           </w:tcPr>
@@ -2731,7 +2766,7 @@
         <w:tc>
           <w:tcPr>
             <w:tcBorders/>
-            <w:tcW w:w="1276" w:type="dxa"/>
+            <w:tcW w:w="850" w:type="dxa"/>
             <w:textDirection w:val="lrTb"/>
             <w:noWrap w:val="false"/>
           </w:tcPr>
@@ -2756,7 +2791,7 @@
         <w:tc>
           <w:tcPr>
             <w:tcBorders/>
-            <w:tcW w:w="2568" w:type="dxa"/>
+            <w:tcW w:w="2994" w:type="dxa"/>
             <w:textDirection w:val="lrTb"/>
             <w:noWrap w:val="false"/>
           </w:tcPr>
@@ -2837,7 +2872,7 @@
           <w:tcPr>
             <w:shd w:val="clear" w:color="auto" w:fill="f2f2f2"/>
             <w:tcBorders/>
-            <w:tcW w:w="992" w:type="dxa"/>
+            <w:tcW w:w="1134" w:type="dxa"/>
             <w:textDirection w:val="lrTb"/>
             <w:noWrap w:val="false"/>
           </w:tcPr>
@@ -2863,7 +2898,7 @@
           <w:tcPr>
             <w:shd w:val="clear" w:color="auto" w:fill="f2f2f2"/>
             <w:tcBorders/>
-            <w:tcW w:w="1984" w:type="dxa"/>
+            <w:tcW w:w="1843" w:type="dxa"/>
             <w:textDirection w:val="lrTb"/>
             <w:noWrap w:val="false"/>
           </w:tcPr>
@@ -2941,7 +2976,7 @@
           <w:tcPr>
             <w:shd w:val="clear" w:color="auto" w:fill="f2f2f2"/>
             <w:tcBorders/>
-            <w:tcW w:w="1276" w:type="dxa"/>
+            <w:tcW w:w="850" w:type="dxa"/>
             <w:textDirection w:val="lrTb"/>
             <w:noWrap w:val="false"/>
           </w:tcPr>
@@ -2967,7 +3002,7 @@
           <w:tcPr>
             <w:shd w:val="clear" w:color="auto" w:fill="f2f2f2"/>
             <w:tcBorders/>
-            <w:tcW w:w="2568" w:type="dxa"/>
+            <w:tcW w:w="2994" w:type="dxa"/>
             <w:textDirection w:val="lrTb"/>
             <w:noWrap w:val="false"/>
           </w:tcPr>
@@ -3071,7 +3106,7 @@
         <w:tc>
           <w:tcPr>
             <w:tcBorders/>
-            <w:tcW w:w="992" w:type="dxa"/>
+            <w:tcW w:w="1134" w:type="dxa"/>
             <w:textDirection w:val="lrTb"/>
             <w:noWrap w:val="false"/>
           </w:tcPr>
@@ -3096,7 +3131,7 @@
         <w:tc>
           <w:tcPr>
             <w:tcBorders/>
-            <w:tcW w:w="1984" w:type="dxa"/>
+            <w:tcW w:w="1843" w:type="dxa"/>
             <w:textDirection w:val="lrTb"/>
             <w:noWrap w:val="false"/>
           </w:tcPr>
@@ -3171,7 +3206,7 @@
         <w:tc>
           <w:tcPr>
             <w:tcBorders/>
-            <w:tcW w:w="1276" w:type="dxa"/>
+            <w:tcW w:w="850" w:type="dxa"/>
             <w:textDirection w:val="lrTb"/>
             <w:noWrap w:val="false"/>
           </w:tcPr>
@@ -3196,7 +3231,7 @@
         <w:tc>
           <w:tcPr>
             <w:tcBorders/>
-            <w:tcW w:w="2568" w:type="dxa"/>
+            <w:tcW w:w="2994" w:type="dxa"/>
             <w:textDirection w:val="lrTb"/>
             <w:noWrap w:val="false"/>
           </w:tcPr>
@@ -3277,7 +3312,7 @@
           <w:tcPr>
             <w:shd w:val="clear" w:color="auto" w:fill="f2f2f2"/>
             <w:tcBorders/>
-            <w:tcW w:w="992" w:type="dxa"/>
+            <w:tcW w:w="1134" w:type="dxa"/>
             <w:textDirection w:val="lrTb"/>
             <w:noWrap w:val="false"/>
           </w:tcPr>
@@ -3303,7 +3338,7 @@
           <w:tcPr>
             <w:shd w:val="clear" w:color="auto" w:fill="f2f2f2"/>
             <w:tcBorders/>
-            <w:tcW w:w="1984" w:type="dxa"/>
+            <w:tcW w:w="1843" w:type="dxa"/>
             <w:textDirection w:val="lrTb"/>
             <w:noWrap w:val="false"/>
           </w:tcPr>
@@ -3320,7 +3355,7 @@
                 <w:b w:val="0"/>
                 <w:sz w:val="18"/>
               </w:rPr>
-              <w:t xml:space="preserve">H₁/₃ ветровых волн</w:t>
+              <w:t xml:space="preserve">Hs ветровых волн</w:t>
             </w:r>
             <w:r/>
           </w:p>
@@ -3381,7 +3416,7 @@
           <w:tcPr>
             <w:shd w:val="clear" w:color="auto" w:fill="f2f2f2"/>
             <w:tcBorders/>
-            <w:tcW w:w="1276" w:type="dxa"/>
+            <w:tcW w:w="850" w:type="dxa"/>
             <w:textDirection w:val="lrTb"/>
             <w:noWrap w:val="false"/>
           </w:tcPr>
@@ -3407,7 +3442,7 @@
           <w:tcPr>
             <w:shd w:val="clear" w:color="auto" w:fill="f2f2f2"/>
             <w:tcBorders/>
-            <w:tcW w:w="2568" w:type="dxa"/>
+            <w:tcW w:w="2994" w:type="dxa"/>
             <w:textDirection w:val="lrTb"/>
             <w:noWrap w:val="false"/>
           </w:tcPr>
@@ -3485,7 +3520,7 @@
         <w:tc>
           <w:tcPr>
             <w:tcBorders/>
-            <w:tcW w:w="992" w:type="dxa"/>
+            <w:tcW w:w="1134" w:type="dxa"/>
             <w:textDirection w:val="lrTb"/>
             <w:noWrap w:val="false"/>
           </w:tcPr>
@@ -3510,7 +3545,7 @@
         <w:tc>
           <w:tcPr>
             <w:tcBorders/>
-            <w:tcW w:w="1984" w:type="dxa"/>
+            <w:tcW w:w="1843" w:type="dxa"/>
             <w:textDirection w:val="lrTb"/>
             <w:noWrap w:val="false"/>
           </w:tcPr>
@@ -3585,7 +3620,7 @@
         <w:tc>
           <w:tcPr>
             <w:tcBorders/>
-            <w:tcW w:w="1276" w:type="dxa"/>
+            <w:tcW w:w="850" w:type="dxa"/>
             <w:textDirection w:val="lrTb"/>
             <w:noWrap w:val="false"/>
           </w:tcPr>
@@ -3610,7 +3645,7 @@
         <w:tc>
           <w:tcPr>
             <w:tcBorders/>
-            <w:tcW w:w="2568" w:type="dxa"/>
+            <w:tcW w:w="2994" w:type="dxa"/>
             <w:textDirection w:val="lrTb"/>
             <w:noWrap w:val="false"/>
           </w:tcPr>
@@ -3700,7 +3735,7 @@
           <w:tcPr>
             <w:shd w:val="clear" w:color="auto" w:fill="f2f2f2"/>
             <w:tcBorders/>
-            <w:tcW w:w="992" w:type="dxa"/>
+            <w:tcW w:w="1134" w:type="dxa"/>
             <w:textDirection w:val="lrTb"/>
             <w:noWrap w:val="false"/>
           </w:tcPr>
@@ -3726,7 +3761,7 @@
           <w:tcPr>
             <w:shd w:val="clear" w:color="auto" w:fill="f2f2f2"/>
             <w:tcBorders/>
-            <w:tcW w:w="1984" w:type="dxa"/>
+            <w:tcW w:w="1843" w:type="dxa"/>
             <w:textDirection w:val="lrTb"/>
             <w:noWrap w:val="false"/>
           </w:tcPr>
@@ -3804,7 +3839,7 @@
           <w:tcPr>
             <w:shd w:val="clear" w:color="auto" w:fill="f2f2f2"/>
             <w:tcBorders/>
-            <w:tcW w:w="1276" w:type="dxa"/>
+            <w:tcW w:w="850" w:type="dxa"/>
             <w:textDirection w:val="lrTb"/>
             <w:noWrap w:val="false"/>
           </w:tcPr>
@@ -3830,7 +3865,7 @@
           <w:tcPr>
             <w:shd w:val="clear" w:color="auto" w:fill="f2f2f2"/>
             <w:tcBorders/>
-            <w:tcW w:w="2568" w:type="dxa"/>
+            <w:tcW w:w="2994" w:type="dxa"/>
             <w:textDirection w:val="lrTb"/>
             <w:noWrap w:val="false"/>
           </w:tcPr>
@@ -3926,7 +3961,7 @@
         <w:tc>
           <w:tcPr>
             <w:tcBorders/>
-            <w:tcW w:w="992" w:type="dxa"/>
+            <w:tcW w:w="1134" w:type="dxa"/>
             <w:textDirection w:val="lrTb"/>
             <w:noWrap w:val="false"/>
           </w:tcPr>
@@ -3951,7 +3986,7 @@
         <w:tc>
           <w:tcPr>
             <w:tcBorders/>
-            <w:tcW w:w="1984" w:type="dxa"/>
+            <w:tcW w:w="1843" w:type="dxa"/>
             <w:textDirection w:val="lrTb"/>
             <w:noWrap w:val="false"/>
           </w:tcPr>
@@ -3968,7 +4003,7 @@
                 <w:b w:val="0"/>
                 <w:sz w:val="18"/>
               </w:rPr>
-              <w:t xml:space="preserve">H₁/₃ зыби 1</w:t>
+              <w:t xml:space="preserve">Hs зыби 1</w:t>
             </w:r>
             <w:r/>
           </w:p>
@@ -4026,7 +4061,7 @@
         <w:tc>
           <w:tcPr>
             <w:tcBorders/>
-            <w:tcW w:w="1276" w:type="dxa"/>
+            <w:tcW w:w="850" w:type="dxa"/>
             <w:textDirection w:val="lrTb"/>
             <w:noWrap w:val="false"/>
           </w:tcPr>
@@ -4051,7 +4086,7 @@
         <w:tc>
           <w:tcPr>
             <w:tcBorders/>
-            <w:tcW w:w="2568" w:type="dxa"/>
+            <w:tcW w:w="2994" w:type="dxa"/>
             <w:textDirection w:val="lrTb"/>
             <w:noWrap w:val="false"/>
           </w:tcPr>
@@ -4132,7 +4167,7 @@
           <w:tcPr>
             <w:shd w:val="clear" w:color="auto" w:fill="f2f2f2"/>
             <w:tcBorders/>
-            <w:tcW w:w="992" w:type="dxa"/>
+            <w:tcW w:w="1134" w:type="dxa"/>
             <w:textDirection w:val="lrTb"/>
             <w:noWrap w:val="false"/>
           </w:tcPr>
@@ -4158,7 +4193,7 @@
           <w:tcPr>
             <w:shd w:val="clear" w:color="auto" w:fill="f2f2f2"/>
             <w:tcBorders/>
-            <w:tcW w:w="1984" w:type="dxa"/>
+            <w:tcW w:w="1843" w:type="dxa"/>
             <w:textDirection w:val="lrTb"/>
             <w:noWrap w:val="false"/>
           </w:tcPr>
@@ -4236,7 +4271,7 @@
           <w:tcPr>
             <w:shd w:val="clear" w:color="auto" w:fill="f2f2f2"/>
             <w:tcBorders/>
-            <w:tcW w:w="1276" w:type="dxa"/>
+            <w:tcW w:w="850" w:type="dxa"/>
             <w:textDirection w:val="lrTb"/>
             <w:noWrap w:val="false"/>
           </w:tcPr>
@@ -4262,7 +4297,7 @@
           <w:tcPr>
             <w:shd w:val="clear" w:color="auto" w:fill="f2f2f2"/>
             <w:tcBorders/>
-            <w:tcW w:w="2568" w:type="dxa"/>
+            <w:tcW w:w="2994" w:type="dxa"/>
             <w:textDirection w:val="lrTb"/>
             <w:noWrap w:val="false"/>
           </w:tcPr>
@@ -4349,7 +4384,7 @@
         <w:tc>
           <w:tcPr>
             <w:tcBorders/>
-            <w:tcW w:w="992" w:type="dxa"/>
+            <w:tcW w:w="1134" w:type="dxa"/>
             <w:textDirection w:val="lrTb"/>
             <w:noWrap w:val="false"/>
           </w:tcPr>
@@ -4374,7 +4409,7 @@
         <w:tc>
           <w:tcPr>
             <w:tcBorders/>
-            <w:tcW w:w="1984" w:type="dxa"/>
+            <w:tcW w:w="1843" w:type="dxa"/>
             <w:textDirection w:val="lrTb"/>
             <w:noWrap w:val="false"/>
           </w:tcPr>
@@ -4449,7 +4484,7 @@
         <w:tc>
           <w:tcPr>
             <w:tcBorders/>
-            <w:tcW w:w="1276" w:type="dxa"/>
+            <w:tcW w:w="850" w:type="dxa"/>
             <w:textDirection w:val="lrTb"/>
             <w:noWrap w:val="false"/>
           </w:tcPr>
@@ -4474,7 +4509,7 @@
         <w:tc>
           <w:tcPr>
             <w:tcBorders/>
-            <w:tcW w:w="2568" w:type="dxa"/>
+            <w:tcW w:w="2994" w:type="dxa"/>
             <w:textDirection w:val="lrTb"/>
             <w:noWrap w:val="false"/>
           </w:tcPr>
@@ -4573,7 +4608,7 @@
           <w:tcPr>
             <w:shd w:val="clear" w:color="auto" w:fill="f2f2f2"/>
             <w:tcBorders/>
-            <w:tcW w:w="992" w:type="dxa"/>
+            <w:tcW w:w="1134" w:type="dxa"/>
             <w:textDirection w:val="lrTb"/>
             <w:noWrap w:val="false"/>
           </w:tcPr>
@@ -4599,7 +4634,7 @@
           <w:tcPr>
             <w:shd w:val="clear" w:color="auto" w:fill="f2f2f2"/>
             <w:tcBorders/>
-            <w:tcW w:w="1984" w:type="dxa"/>
+            <w:tcW w:w="1843" w:type="dxa"/>
             <w:textDirection w:val="lrTb"/>
             <w:noWrap w:val="false"/>
           </w:tcPr>
@@ -4616,7 +4651,7 @@
                 <w:b w:val="0"/>
                 <w:sz w:val="18"/>
               </w:rPr>
-              <w:t xml:space="preserve">H₁/₃ зыби 2</w:t>
+              <w:t xml:space="preserve">Hs зыби 2</w:t>
             </w:r>
             <w:r/>
           </w:p>
@@ -4677,7 +4712,7 @@
           <w:tcPr>
             <w:shd w:val="clear" w:color="auto" w:fill="f2f2f2"/>
             <w:tcBorders/>
-            <w:tcW w:w="1276" w:type="dxa"/>
+            <w:tcW w:w="850" w:type="dxa"/>
             <w:textDirection w:val="lrTb"/>
             <w:noWrap w:val="false"/>
           </w:tcPr>
@@ -4703,7 +4738,7 @@
           <w:tcPr>
             <w:shd w:val="clear" w:color="auto" w:fill="f2f2f2"/>
             <w:tcBorders/>
-            <w:tcW w:w="2568" w:type="dxa"/>
+            <w:tcW w:w="2994" w:type="dxa"/>
             <w:textDirection w:val="lrTb"/>
             <w:noWrap w:val="false"/>
           </w:tcPr>
@@ -4781,7 +4816,7 @@
         <w:tc>
           <w:tcPr>
             <w:tcBorders/>
-            <w:tcW w:w="992" w:type="dxa"/>
+            <w:tcW w:w="1134" w:type="dxa"/>
             <w:textDirection w:val="lrTb"/>
             <w:noWrap w:val="false"/>
           </w:tcPr>
@@ -4806,7 +4841,7 @@
         <w:tc>
           <w:tcPr>
             <w:tcBorders/>
-            <w:tcW w:w="1984" w:type="dxa"/>
+            <w:tcW w:w="1843" w:type="dxa"/>
             <w:textDirection w:val="lrTb"/>
             <w:noWrap w:val="false"/>
           </w:tcPr>
@@ -4881,7 +4916,7 @@
         <w:tc>
           <w:tcPr>
             <w:tcBorders/>
-            <w:tcW w:w="1276" w:type="dxa"/>
+            <w:tcW w:w="850" w:type="dxa"/>
             <w:textDirection w:val="lrTb"/>
             <w:noWrap w:val="false"/>
           </w:tcPr>
@@ -4906,7 +4941,7 @@
         <w:tc>
           <w:tcPr>
             <w:tcBorders/>
-            <w:tcW w:w="2568" w:type="dxa"/>
+            <w:tcW w:w="2994" w:type="dxa"/>
             <w:textDirection w:val="lrTb"/>
             <w:noWrap w:val="false"/>
           </w:tcPr>
@@ -4996,7 +5031,7 @@
           <w:tcPr>
             <w:shd w:val="clear" w:color="auto" w:fill="f2f2f2"/>
             <w:tcBorders/>
-            <w:tcW w:w="992" w:type="dxa"/>
+            <w:tcW w:w="1134" w:type="dxa"/>
             <w:textDirection w:val="lrTb"/>
             <w:noWrap w:val="false"/>
           </w:tcPr>
@@ -5022,7 +5057,7 @@
           <w:tcPr>
             <w:shd w:val="clear" w:color="auto" w:fill="f2f2f2"/>
             <w:tcBorders/>
-            <w:tcW w:w="1984" w:type="dxa"/>
+            <w:tcW w:w="1843" w:type="dxa"/>
             <w:textDirection w:val="lrTb"/>
             <w:noWrap w:val="false"/>
           </w:tcPr>
@@ -5100,7 +5135,7 @@
           <w:tcPr>
             <w:shd w:val="clear" w:color="auto" w:fill="f2f2f2"/>
             <w:tcBorders/>
-            <w:tcW w:w="1276" w:type="dxa"/>
+            <w:tcW w:w="850" w:type="dxa"/>
             <w:textDirection w:val="lrTb"/>
             <w:noWrap w:val="false"/>
           </w:tcPr>
@@ -5126,7 +5161,7 @@
           <w:tcPr>
             <w:shd w:val="clear" w:color="auto" w:fill="f2f2f2"/>
             <w:tcBorders/>
-            <w:tcW w:w="2568" w:type="dxa"/>
+            <w:tcW w:w="2994" w:type="dxa"/>
             <w:textDirection w:val="lrTb"/>
             <w:noWrap w:val="false"/>
           </w:tcPr>
@@ -5222,7 +5257,7 @@
         <w:tc>
           <w:tcPr>
             <w:tcBorders/>
-            <w:tcW w:w="992" w:type="dxa"/>
+            <w:tcW w:w="1134" w:type="dxa"/>
             <w:textDirection w:val="lrTb"/>
             <w:noWrap w:val="false"/>
           </w:tcPr>
@@ -5247,7 +5282,7 @@
         <w:tc>
           <w:tcPr>
             <w:tcBorders/>
-            <w:tcW w:w="1984" w:type="dxa"/>
+            <w:tcW w:w="1843" w:type="dxa"/>
             <w:textDirection w:val="lrTb"/>
             <w:noWrap w:val="false"/>
           </w:tcPr>
@@ -5322,7 +5357,7 @@
         <w:tc>
           <w:tcPr>
             <w:tcBorders/>
-            <w:tcW w:w="1276" w:type="dxa"/>
+            <w:tcW w:w="850" w:type="dxa"/>
             <w:textDirection w:val="lrTb"/>
             <w:noWrap w:val="false"/>
           </w:tcPr>
@@ -5347,7 +5382,7 @@
         <w:tc>
           <w:tcPr>
             <w:tcBorders/>
-            <w:tcW w:w="2568" w:type="dxa"/>
+            <w:tcW w:w="2994" w:type="dxa"/>
             <w:textDirection w:val="lrTb"/>
             <w:noWrap w:val="false"/>
           </w:tcPr>
@@ -5454,7 +5489,7 @@
           <w:tcPr>
             <w:shd w:val="clear" w:color="auto" w:fill="f2f2f2"/>
             <w:tcBorders/>
-            <w:tcW w:w="992" w:type="dxa"/>
+            <w:tcW w:w="1134" w:type="dxa"/>
             <w:textDirection w:val="lrTb"/>
             <w:noWrap w:val="false"/>
           </w:tcPr>
@@ -5480,7 +5515,7 @@
           <w:tcPr>
             <w:shd w:val="clear" w:color="auto" w:fill="f2f2f2"/>
             <w:tcBorders/>
-            <w:tcW w:w="1984" w:type="dxa"/>
+            <w:tcW w:w="1843" w:type="dxa"/>
             <w:textDirection w:val="lrTb"/>
             <w:noWrap w:val="false"/>
           </w:tcPr>
@@ -5558,7 +5593,7 @@
           <w:tcPr>
             <w:shd w:val="clear" w:color="auto" w:fill="f2f2f2"/>
             <w:tcBorders/>
-            <w:tcW w:w="1276" w:type="dxa"/>
+            <w:tcW w:w="850" w:type="dxa"/>
             <w:textDirection w:val="lrTb"/>
             <w:noWrap w:val="false"/>
           </w:tcPr>
@@ -5584,7 +5619,7 @@
           <w:tcPr>
             <w:shd w:val="clear" w:color="auto" w:fill="f2f2f2"/>
             <w:tcBorders/>
-            <w:tcW w:w="2568" w:type="dxa"/>
+            <w:tcW w:w="2994" w:type="dxa"/>
             <w:textDirection w:val="lrTb"/>
             <w:noWrap w:val="false"/>
           </w:tcPr>
@@ -5679,7 +5714,7 @@
         <w:tc>
           <w:tcPr>
             <w:tcBorders/>
-            <w:tcW w:w="992" w:type="dxa"/>
+            <w:tcW w:w="1134" w:type="dxa"/>
             <w:textDirection w:val="lrTb"/>
             <w:noWrap w:val="false"/>
           </w:tcPr>
@@ -5704,7 +5739,7 @@
         <w:tc>
           <w:tcPr>
             <w:tcBorders/>
-            <w:tcW w:w="1984" w:type="dxa"/>
+            <w:tcW w:w="1843" w:type="dxa"/>
             <w:textDirection w:val="lrTb"/>
             <w:noWrap w:val="false"/>
           </w:tcPr>
@@ -5779,7 +5814,7 @@
         <w:tc>
           <w:tcPr>
             <w:tcBorders/>
-            <w:tcW w:w="1276" w:type="dxa"/>
+            <w:tcW w:w="850" w:type="dxa"/>
             <w:textDirection w:val="lrTb"/>
             <w:noWrap w:val="false"/>
           </w:tcPr>
@@ -5804,7 +5839,7 @@
         <w:tc>
           <w:tcPr>
             <w:tcBorders/>
-            <w:tcW w:w="2568" w:type="dxa"/>
+            <w:tcW w:w="2994" w:type="dxa"/>
             <w:textDirection w:val="lrTb"/>
             <w:noWrap w:val="false"/>
           </w:tcPr>
@@ -5913,7 +5948,7 @@
           <w:tcPr>
             <w:shd w:val="clear" w:color="auto" w:fill="f2f2f2"/>
             <w:tcBorders/>
-            <w:tcW w:w="992" w:type="dxa"/>
+            <w:tcW w:w="1134" w:type="dxa"/>
             <w:textDirection w:val="lrTb"/>
             <w:noWrap w:val="false"/>
           </w:tcPr>
@@ -5939,7 +5974,7 @@
           <w:tcPr>
             <w:shd w:val="clear" w:color="auto" w:fill="f2f2f2"/>
             <w:tcBorders/>
-            <w:tcW w:w="1984" w:type="dxa"/>
+            <w:tcW w:w="1843" w:type="dxa"/>
             <w:textDirection w:val="lrTb"/>
             <w:noWrap w:val="false"/>
           </w:tcPr>
@@ -6017,7 +6052,7 @@
           <w:tcPr>
             <w:shd w:val="clear" w:color="auto" w:fill="f2f2f2"/>
             <w:tcBorders/>
-            <w:tcW w:w="1276" w:type="dxa"/>
+            <w:tcW w:w="850" w:type="dxa"/>
             <w:textDirection w:val="lrTb"/>
             <w:noWrap w:val="false"/>
           </w:tcPr>
@@ -6043,7 +6078,7 @@
           <w:tcPr>
             <w:shd w:val="clear" w:color="auto" w:fill="f2f2f2"/>
             <w:tcBorders/>
-            <w:tcW w:w="2568" w:type="dxa"/>
+            <w:tcW w:w="2994" w:type="dxa"/>
             <w:textDirection w:val="lrTb"/>
             <w:noWrap w:val="false"/>
           </w:tcPr>
@@ -6130,7 +6165,7 @@
         <w:tc>
           <w:tcPr>
             <w:tcBorders/>
-            <w:tcW w:w="992" w:type="dxa"/>
+            <w:tcW w:w="1134" w:type="dxa"/>
             <w:textDirection w:val="lrTb"/>
             <w:noWrap w:val="false"/>
           </w:tcPr>
@@ -6155,7 +6190,7 @@
         <w:tc>
           <w:tcPr>
             <w:tcBorders/>
-            <w:tcW w:w="1984" w:type="dxa"/>
+            <w:tcW w:w="1843" w:type="dxa"/>
             <w:textDirection w:val="lrTb"/>
             <w:noWrap w:val="false"/>
           </w:tcPr>
@@ -6230,7 +6265,7 @@
         <w:tc>
           <w:tcPr>
             <w:tcBorders/>
-            <w:tcW w:w="1276" w:type="dxa"/>
+            <w:tcW w:w="850" w:type="dxa"/>
             <w:textDirection w:val="lrTb"/>
             <w:noWrap w:val="false"/>
           </w:tcPr>
@@ -6255,7 +6290,7 @@
         <w:tc>
           <w:tcPr>
             <w:tcBorders/>
-            <w:tcW w:w="2568" w:type="dxa"/>
+            <w:tcW w:w="2994" w:type="dxa"/>
             <w:textDirection w:val="lrTb"/>
             <w:noWrap w:val="false"/>
           </w:tcPr>
@@ -6336,7 +6371,7 @@
           <w:tcPr>
             <w:shd w:val="clear" w:color="auto" w:fill="f2f2f2"/>
             <w:tcBorders/>
-            <w:tcW w:w="992" w:type="dxa"/>
+            <w:tcW w:w="1134" w:type="dxa"/>
             <w:textDirection w:val="lrTb"/>
             <w:noWrap w:val="false"/>
           </w:tcPr>
@@ -6362,7 +6397,7 @@
           <w:tcPr>
             <w:shd w:val="clear" w:color="auto" w:fill="f2f2f2"/>
             <w:tcBorders/>
-            <w:tcW w:w="1984" w:type="dxa"/>
+            <w:tcW w:w="1843" w:type="dxa"/>
             <w:textDirection w:val="lrTb"/>
             <w:noWrap w:val="false"/>
           </w:tcPr>
@@ -6440,7 +6475,7 @@
           <w:tcPr>
             <w:shd w:val="clear" w:color="auto" w:fill="f2f2f2"/>
             <w:tcBorders/>
-            <w:tcW w:w="1276" w:type="dxa"/>
+            <w:tcW w:w="850" w:type="dxa"/>
             <w:textDirection w:val="lrTb"/>
             <w:noWrap w:val="false"/>
           </w:tcPr>
@@ -6466,7 +6501,7 @@
           <w:tcPr>
             <w:shd w:val="clear" w:color="auto" w:fill="f2f2f2"/>
             <w:tcBorders/>
-            <w:tcW w:w="2568" w:type="dxa"/>
+            <w:tcW w:w="2994" w:type="dxa"/>
             <w:textDirection w:val="lrTb"/>
             <w:noWrap w:val="false"/>
           </w:tcPr>
@@ -6511,7 +6546,7 @@
                 <w:b w:val="0"/>
                 <w:sz w:val="18"/>
               </w:rPr>
-              <w:t xml:space="preserve">44–51</w:t>
+              <w:t xml:space="preserve">44–45</w:t>
             </w:r>
             <w:r/>
           </w:p>
@@ -6536,7 +6571,82 @@
                 <w:b w:val="0"/>
                 <w:sz w:val="18"/>
               </w:rPr>
-              <w:t xml:space="preserve">8</w:t>
+              <w:t xml:space="preserve">2</w:t>
+            </w:r>
+            <w:r/>
+          </w:p>
+        </w:tc>
+        <w:tc>
+          <w:tcPr>
+            <w:tcBorders/>
+            <w:tcW w:w="1134" w:type="dxa"/>
+            <w:textDirection w:val="lrTb"/>
+            <w:noWrap w:val="false"/>
+          </w:tcPr>
+          <w:p>
+            <w:pPr>
+              <w:pBdr/>
+              <w:spacing/>
+              <w:ind/>
+              <w:rPr/>
+            </w:pPr>
+            <w:r>
+              <w:rPr>
+                <w:rFonts w:ascii="Arial" w:hAnsi="Arial"/>
+                <w:b w:val="0"/>
+                <w:sz w:val="18"/>
+              </w:rPr>
+              <w:t xml:space="preserve">uint16_t</w:t>
+            </w:r>
+            <w:r/>
+          </w:p>
+        </w:tc>
+        <w:tc>
+          <w:tcPr>
+            <w:tcBorders/>
+            <w:tcW w:w="1843" w:type="dxa"/>
+            <w:textDirection w:val="lrTb"/>
+            <w:noWrap w:val="false"/>
+          </w:tcPr>
+          <w:p>
+            <w:pPr>
+              <w:pBdr/>
+              <w:spacing/>
+              <w:ind/>
+              <w:rPr/>
+            </w:pPr>
+            <w:r>
+              <w:rPr>
+                <w:rFonts w:ascii="Arial" w:hAnsi="Arial"/>
+                <w:b w:val="0"/>
+                <w:sz w:val="18"/>
+              </w:rPr>
+              <w:t xml:space="preserve">Версия алгоритма</w:t>
+            </w:r>
+            <w:r/>
+          </w:p>
+        </w:tc>
+        <w:tc>
+          <w:tcPr>
+            <w:tcBorders/>
+            <w:tcW w:w="850" w:type="dxa"/>
+            <w:textDirection w:val="lrTb"/>
+            <w:noWrap w:val="false"/>
+          </w:tcPr>
+          <w:p>
+            <w:pPr>
+              <w:pBdr/>
+              <w:spacing/>
+              <w:ind/>
+              <w:rPr/>
+            </w:pPr>
+            <w:r>
+              <w:rPr>
+                <w:rFonts w:ascii="Arial" w:hAnsi="Arial"/>
+                <w:b w:val="0"/>
+                <w:sz w:val="18"/>
+              </w:rPr>
+              <w:t xml:space="preserve">—</w:t>
             </w:r>
             <w:r/>
           </w:p>
@@ -6561,7 +6671,7 @@
                 <w:b w:val="0"/>
                 <w:sz w:val="18"/>
               </w:rPr>
-              <w:t xml:space="preserve">uint16_t×4</w:t>
+              <w:t xml:space="preserve">1, 2, …</w:t>
             </w:r>
             <w:r/>
           </w:p>
@@ -6569,7 +6679,135 @@
         <w:tc>
           <w:tcPr>
             <w:tcBorders/>
-            <w:tcW w:w="1984" w:type="dxa"/>
+            <w:tcW w:w="850" w:type="dxa"/>
+            <w:textDirection w:val="lrTb"/>
+            <w:noWrap w:val="false"/>
+          </w:tcPr>
+          <w:p>
+            <w:pPr>
+              <w:pBdr/>
+              <w:spacing/>
+              <w:ind/>
+              <w:rPr/>
+            </w:pPr>
+            <w:r>
+              <w:rPr>
+                <w:rFonts w:ascii="Arial" w:hAnsi="Arial"/>
+                <w:b w:val="0"/>
+                <w:sz w:val="18"/>
+              </w:rPr>
+              <w:t xml:space="preserve">÷ 1</w:t>
+            </w:r>
+            <w:r/>
+          </w:p>
+        </w:tc>
+        <w:tc>
+          <w:tcPr>
+            <w:tcBorders/>
+            <w:tcW w:w="2994" w:type="dxa"/>
+            <w:textDirection w:val="lrTb"/>
+            <w:noWrap w:val="false"/>
+          </w:tcPr>
+          <w:p>
+            <w:pPr>
+              <w:pBdr/>
+              <w:spacing/>
+              <w:ind/>
+              <w:rPr/>
+            </w:pPr>
+            <w:r>
+              <w:rPr>
+                <w:rFonts w:ascii="Arial" w:hAnsi="Arial"/>
+                <w:b w:val="0"/>
+                <w:sz w:val="18"/>
+              </w:rPr>
+              <w:t xml:space="preserve">Номер версии алгоритма обработки.</w:t>
+            </w:r>
+            <w:r/>
+          </w:p>
+        </w:tc>
+      </w:tr>
+      <w:tr>
+        <w:trPr/>
+        <w:tc>
+          <w:tcPr>
+            <w:tcBorders/>
+            <w:tcW w:w="798" w:type="dxa"/>
+            <w:textDirection w:val="lrTb"/>
+            <w:noWrap w:val="false"/>
+          </w:tcPr>
+          <w:p>
+            <w:pPr>
+              <w:pBdr/>
+              <w:spacing/>
+              <w:ind/>
+              <w:rPr/>
+            </w:pPr>
+            <w:r>
+              <w:rPr>
+                <w:rFonts w:ascii="Arial" w:hAnsi="Arial"/>
+                <w:b w:val="0"/>
+                <w:sz w:val="18"/>
+              </w:rPr>
+              <w:t xml:space="preserve">46–51</w:t>
+            </w:r>
+            <w:r/>
+          </w:p>
+        </w:tc>
+        <w:tc>
+          <w:tcPr>
+            <w:tcBorders/>
+            <w:tcW w:w="444" w:type="dxa"/>
+            <w:textDirection w:val="lrTb"/>
+            <w:noWrap w:val="false"/>
+          </w:tcPr>
+          <w:p>
+            <w:pPr>
+              <w:pBdr/>
+              <w:spacing/>
+              <w:ind/>
+              <w:rPr/>
+            </w:pPr>
+            <w:r>
+              <w:rPr>
+                <w:rFonts w:ascii="Arial" w:hAnsi="Arial"/>
+                <w:b w:val="0"/>
+                <w:sz w:val="18"/>
+              </w:rPr>
+              <w:t xml:space="preserve">6</w:t>
+            </w:r>
+            <w:r/>
+          </w:p>
+        </w:tc>
+        <w:tc>
+          <w:tcPr>
+            <w:tcBorders/>
+            <w:tcW w:w="1134" w:type="dxa"/>
+            <w:textDirection w:val="lrTb"/>
+            <w:noWrap w:val="false"/>
+          </w:tcPr>
+          <w:p>
+            <w:pPr>
+              <w:pBdr/>
+              <w:spacing/>
+              <w:ind/>
+              <w:rPr/>
+            </w:pPr>
+            <w:r>
+              <w:rPr>
+                <w:rFonts w:ascii="Arial" w:hAnsi="Arial"/>
+                <w:b w:val="0"/>
+                <w:sz w:val="18"/>
+              </w:rPr>
+              <w:t xml:space="preserve">uint16_t×3</w:t>
+            </w:r>
+            <w:r/>
+          </w:p>
+        </w:tc>
+        <w:tc>
+          <w:tcPr>
+            <w:tcBorders/>
+            <w:tcW w:w="1843" w:type="dxa"/>
             <w:textDirection w:val="lrTb"/>
             <w:noWrap w:val="false"/>
           </w:tcPr>
@@ -6644,7 +6882,7 @@
         <w:tc>
           <w:tcPr>
             <w:tcBorders/>
-            <w:tcW w:w="1276" w:type="dxa"/>
+            <w:tcW w:w="850" w:type="dxa"/>
             <w:textDirection w:val="lrTb"/>
             <w:noWrap w:val="false"/>
           </w:tcPr>
@@ -6669,7 +6907,7 @@
         <w:tc>
           <w:tcPr>
             <w:tcBorders/>
-            <w:tcW w:w="2568" w:type="dxa"/>
+            <w:tcW w:w="2994" w:type="dxa"/>
             <w:textDirection w:val="lrTb"/>
             <w:noWrap w:val="false"/>
           </w:tcPr>
@@ -6686,7 +6924,7 @@
                 <w:b w:val="0"/>
                 <w:sz w:val="18"/>
               </w:rPr>
-              <w:t xml:space="preserve">Четыре поля по 2 байта, всегда равны нулю. Зарезервированы для будущих расширений.</w:t>
+              <w:t xml:space="preserve">Три поля по 2 байта, всегда равны нулю. Зарезервированы для будущих расширений.</w:t>
             </w:r>
             <w:r/>
           </w:p>
@@ -6695,17 +6933,7 @@
     </w:tbl>
     <w:p>
       <w:pPr>
-        <w:pBdr/>
-        <w:spacing/>
-        <w:ind/>
-        <w:rPr/>
-      </w:pPr>
-      <w:r/>
-      <w:r/>
-    </w:p>
-    <w:p>
-      <w:pPr>
-        <w:pStyle w:val="693"/>
+        <w:pStyle w:val="874"/>
         <w:pBdr/>
         <w:spacing/>
         <w:ind/>
@@ -6743,16 +6971,6 @@
         <w:ind/>
         <w:rPr/>
       </w:pPr>
-      <w:r/>
-      <w:r/>
-    </w:p>
-    <w:p>
-      <w:pPr>
-        <w:pBdr/>
-        <w:spacing/>
-        <w:ind/>
-        <w:rPr/>
-      </w:pPr>
       <w:r>
         <w:rPr>
           <w:rFonts w:ascii="Arial" w:hAnsi="Arial"/>
@@ -6784,7 +7002,15 @@
         </w:rPr>
         <w:t xml:space="preserve">Антенна совершает RPM оборотов в минуту. </w:t>
       </w:r>
-      <w:r/>
+      <w:r>
+        <w:rPr>
+          <w:rFonts w:ascii="Arial" w:hAnsi="Arial"/>
+          <w:b w:val="0"/>
+          <w:bCs w:val="0"/>
+          <w:sz w:val="20"/>
+          <w:szCs w:val="20"/>
+        </w:rPr>
+      </w:r>
     </w:p>
     <w:p>
       <w:pPr>
@@ -6801,14 +7027,27 @@
         </w:rPr>
         <w:t xml:space="preserve">Максимально различимая частота волнения (частота Найквиста) равна:</w:t>
         <w:br/>
-        <w:t xml:space="preserve">        F_макс = RPM / 120   [Гц]</w:t>
+        <w:t xml:space="preserve">        F_макс = RPM / 60 / 2 = RPM / 120   [Гц]</w:t>
         <w:br/>
-        <w:t xml:space="preserve">При RPM = 25:   F_макс = 25 / 120 ≈ 0,208 Гц   (минимальный период ≈ 4,8 с).</w:t>
+        <w:t xml:space="preserve">При RPM = 25:   F_макс = 25 / 120 ≈ 0,208 Гц   (минимальный период ≈ 4,8 с ~ 2 </w:t>
       </w:r>
-      <w:r/>
-      <w:r/>
-      <w:r/>
-      <w:r/>
+      <w:r>
+        <w:rPr>
+          <w:rFonts w:ascii="Arial" w:hAnsi="Arial"/>
+          <w:b w:val="0"/>
+          <w:sz w:val="20"/>
+          <w:lang w:val="ru-RU"/>
+        </w:rPr>
+        <w:t xml:space="preserve">оборота</w:t>
+      </w:r>
+      <w:r>
+        <w:rPr>
+          <w:rFonts w:ascii="Arial" w:hAnsi="Arial"/>
+          <w:b w:val="0"/>
+          <w:sz w:val="20"/>
+        </w:rPr>
+        <w:t xml:space="preserve">).</w:t>
+      </w:r>
       <w:r/>
     </w:p>
     <w:p>
@@ -6826,7 +7065,7 @@
         </w:rPr>
         <w:t xml:space="preserve">Бин с номером i (i = 0, 1, …, 63) соответствует частоте:</w:t>
         <w:br/>
-        <w:t xml:space="preserve">        f(i) = i × F_макс / 6</w:t>
+        <w:t xml:space="preserve">        f(i) = i × F_макс / </w:t>
       </w:r>
       <w:r>
         <w:rPr>
@@ -6835,7 +7074,7 @@
           <w:sz w:val="20"/>
           <w:lang w:val="ru-RU"/>
         </w:rPr>
-        <w:t xml:space="preserve">4</w:t>
+        <w:t xml:space="preserve">63</w:t>
       </w:r>
       <w:r>
         <w:rPr>
@@ -6849,15 +7088,16 @@
     </w:p>
     <w:tbl>
       <w:tblPr>
-        <w:tblStyle w:val="753"/>
+        <w:tblStyle w:val="934"/>
         <w:tblW w:w="0" w:type="auto"/>
         <w:tblBorders/>
+        <w:tblLayout w:type="fixed"/>
         <w:tblLook w:val="04A0" w:firstRow="1" w:lastRow="0" w:firstColumn="1" w:lastColumn="0" w:noHBand="0" w:noVBand="1"/>
       </w:tblPr>
       <w:tblGrid>
-        <w:gridCol w:w="3230"/>
-        <w:gridCol w:w="3230"/>
-        <w:gridCol w:w="3230"/>
+        <w:gridCol w:w="1384"/>
+        <w:gridCol w:w="2126"/>
+        <w:gridCol w:w="2268"/>
       </w:tblGrid>
       <w:tr>
         <w:trPr/>
@@ -6865,7 +7105,7 @@
           <w:tcPr>
             <w:shd w:val="clear" w:color="auto" w:fill="bdd7ee"/>
             <w:tcBorders/>
-            <w:tcW w:w="1984" w:type="dxa"/>
+            <w:tcW w:w="1384" w:type="dxa"/>
             <w:textDirection w:val="lrTb"/>
             <w:noWrap w:val="false"/>
           </w:tcPr>
@@ -6892,7 +7132,7 @@
           <w:tcPr>
             <w:shd w:val="clear" w:color="auto" w:fill="bdd7ee"/>
             <w:tcBorders/>
-            <w:tcW w:w="2835" w:type="dxa"/>
+            <w:tcW w:w="2126" w:type="dxa"/>
             <w:textDirection w:val="lrTb"/>
             <w:noWrap w:val="false"/>
           </w:tcPr>
@@ -6919,7 +7159,7 @@
           <w:tcPr>
             <w:shd w:val="clear" w:color="auto" w:fill="bdd7ee"/>
             <w:tcBorders/>
-            <w:tcW w:w="2835" w:type="dxa"/>
+            <w:tcW w:w="2268" w:type="dxa"/>
             <w:textDirection w:val="lrTb"/>
             <w:noWrap w:val="false"/>
           </w:tcPr>
@@ -6948,7 +7188,7 @@
         <w:tc>
           <w:tcPr>
             <w:tcBorders/>
-            <w:tcW w:w="1984" w:type="dxa"/>
+            <w:tcW w:w="1384" w:type="dxa"/>
             <w:textDirection w:val="lrTb"/>
             <w:noWrap w:val="false"/>
           </w:tcPr>
@@ -6973,7 +7213,7 @@
         <w:tc>
           <w:tcPr>
             <w:tcBorders/>
-            <w:tcW w:w="2835" w:type="dxa"/>
+            <w:tcW w:w="2126" w:type="dxa"/>
             <w:textDirection w:val="lrTb"/>
             <w:noWrap w:val="false"/>
           </w:tcPr>
@@ -6998,7 +7238,7 @@
         <w:tc>
           <w:tcPr>
             <w:tcBorders/>
-            <w:tcW w:w="2835" w:type="dxa"/>
+            <w:tcW w:w="2268" w:type="dxa"/>
             <w:textDirection w:val="lrTb"/>
             <w:noWrap w:val="false"/>
           </w:tcPr>
@@ -7027,7 +7267,7 @@
           <w:tcPr>
             <w:shd w:val="clear" w:color="auto" w:fill="f2f2f2"/>
             <w:tcBorders/>
-            <w:tcW w:w="1984" w:type="dxa"/>
+            <w:tcW w:w="1384" w:type="dxa"/>
             <w:textDirection w:val="lrTb"/>
             <w:noWrap w:val="false"/>
           </w:tcPr>
@@ -7053,7 +7293,7 @@
           <w:tcPr>
             <w:shd w:val="clear" w:color="auto" w:fill="f2f2f2"/>
             <w:tcBorders/>
-            <w:tcW w:w="2835" w:type="dxa"/>
+            <w:tcW w:w="2126" w:type="dxa"/>
             <w:textDirection w:val="lrTb"/>
             <w:noWrap w:val="false"/>
           </w:tcPr>
@@ -7079,7 +7319,7 @@
           <w:tcPr>
             <w:shd w:val="clear" w:color="auto" w:fill="f2f2f2"/>
             <w:tcBorders/>
-            <w:tcW w:w="2835" w:type="dxa"/>
+            <w:tcW w:w="2268" w:type="dxa"/>
             <w:textDirection w:val="lrTb"/>
             <w:noWrap w:val="false"/>
           </w:tcPr>
@@ -7107,7 +7347,7 @@
         <w:tc>
           <w:tcPr>
             <w:tcBorders/>
-            <w:tcW w:w="1984" w:type="dxa"/>
+            <w:tcW w:w="1384" w:type="dxa"/>
             <w:textDirection w:val="lrTb"/>
             <w:noWrap w:val="false"/>
           </w:tcPr>
@@ -7132,7 +7372,7 @@
         <w:tc>
           <w:tcPr>
             <w:tcBorders/>
-            <w:tcW w:w="2835" w:type="dxa"/>
+            <w:tcW w:w="2126" w:type="dxa"/>
             <w:textDirection w:val="lrTb"/>
             <w:noWrap w:val="false"/>
           </w:tcPr>
@@ -7157,7 +7397,7 @@
         <w:tc>
           <w:tcPr>
             <w:tcBorders/>
-            <w:tcW w:w="2835" w:type="dxa"/>
+            <w:tcW w:w="2268" w:type="dxa"/>
             <w:textDirection w:val="lrTb"/>
             <w:noWrap w:val="false"/>
           </w:tcPr>
@@ -7186,7 +7426,7 @@
           <w:tcPr>
             <w:shd w:val="clear" w:color="auto" w:fill="f2f2f2"/>
             <w:tcBorders/>
-            <w:tcW w:w="1984" w:type="dxa"/>
+            <w:tcW w:w="1384" w:type="dxa"/>
             <w:textDirection w:val="lrTb"/>
             <w:noWrap w:val="false"/>
           </w:tcPr>
@@ -7212,7 +7452,7 @@
           <w:tcPr>
             <w:shd w:val="clear" w:color="auto" w:fill="f2f2f2"/>
             <w:tcBorders/>
-            <w:tcW w:w="2835" w:type="dxa"/>
+            <w:tcW w:w="2126" w:type="dxa"/>
             <w:textDirection w:val="lrTb"/>
             <w:noWrap w:val="false"/>
           </w:tcPr>
@@ -7238,7 +7478,7 @@
           <w:tcPr>
             <w:shd w:val="clear" w:color="auto" w:fill="f2f2f2"/>
             <w:tcBorders/>
-            <w:tcW w:w="2835" w:type="dxa"/>
+            <w:tcW w:w="2268" w:type="dxa"/>
             <w:textDirection w:val="lrTb"/>
             <w:noWrap w:val="false"/>
           </w:tcPr>
@@ -7266,7 +7506,7 @@
         <w:tc>
           <w:tcPr>
             <w:tcBorders/>
-            <w:tcW w:w="1984" w:type="dxa"/>
+            <w:tcW w:w="1384" w:type="dxa"/>
             <w:textDirection w:val="lrTb"/>
             <w:noWrap w:val="false"/>
           </w:tcPr>
@@ -7291,7 +7531,7 @@
         <w:tc>
           <w:tcPr>
             <w:tcBorders/>
-            <w:tcW w:w="2835" w:type="dxa"/>
+            <w:tcW w:w="2126" w:type="dxa"/>
             <w:textDirection w:val="lrTb"/>
             <w:noWrap w:val="false"/>
           </w:tcPr>
@@ -7316,7 +7556,7 @@
         <w:tc>
           <w:tcPr>
             <w:tcBorders/>
-            <w:tcW w:w="2835" w:type="dxa"/>
+            <w:tcW w:w="2268" w:type="dxa"/>
             <w:textDirection w:val="lrTb"/>
             <w:noWrap w:val="false"/>
           </w:tcPr>
@@ -7345,7 +7585,7 @@
           <w:tcPr>
             <w:shd w:val="clear" w:color="auto" w:fill="f2f2f2"/>
             <w:tcBorders/>
-            <w:tcW w:w="1984" w:type="dxa"/>
+            <w:tcW w:w="1384" w:type="dxa"/>
             <w:textDirection w:val="lrTb"/>
             <w:noWrap w:val="false"/>
           </w:tcPr>
@@ -7371,7 +7611,7 @@
           <w:tcPr>
             <w:shd w:val="clear" w:color="auto" w:fill="f2f2f2"/>
             <w:tcBorders/>
-            <w:tcW w:w="2835" w:type="dxa"/>
+            <w:tcW w:w="2126" w:type="dxa"/>
             <w:textDirection w:val="lrTb"/>
             <w:noWrap w:val="false"/>
           </w:tcPr>
@@ -7397,7 +7637,7 @@
           <w:tcPr>
             <w:shd w:val="clear" w:color="auto" w:fill="f2f2f2"/>
             <w:tcBorders/>
-            <w:tcW w:w="2835" w:type="dxa"/>
+            <w:tcW w:w="2268" w:type="dxa"/>
             <w:textDirection w:val="lrTb"/>
             <w:noWrap w:val="false"/>
           </w:tcPr>
@@ -7425,7 +7665,7 @@
         <w:tc>
           <w:tcPr>
             <w:tcBorders/>
-            <w:tcW w:w="1984" w:type="dxa"/>
+            <w:tcW w:w="1384" w:type="dxa"/>
             <w:textDirection w:val="lrTb"/>
             <w:noWrap w:val="false"/>
           </w:tcPr>
@@ -7450,7 +7690,7 @@
         <w:tc>
           <w:tcPr>
             <w:tcBorders/>
-            <w:tcW w:w="2835" w:type="dxa"/>
+            <w:tcW w:w="2126" w:type="dxa"/>
             <w:textDirection w:val="lrTb"/>
             <w:noWrap w:val="false"/>
           </w:tcPr>
@@ -7475,7 +7715,7 @@
         <w:tc>
           <w:tcPr>
             <w:tcBorders/>
-            <w:tcW w:w="2835" w:type="dxa"/>
+            <w:tcW w:w="2268" w:type="dxa"/>
             <w:textDirection w:val="lrTb"/>
             <w:noWrap w:val="false"/>
           </w:tcPr>
@@ -7504,7 +7744,7 @@
           <w:tcPr>
             <w:shd w:val="clear" w:color="auto" w:fill="f2f2f2"/>
             <w:tcBorders/>
-            <w:tcW w:w="1984" w:type="dxa"/>
+            <w:tcW w:w="1384" w:type="dxa"/>
             <w:textDirection w:val="lrTb"/>
             <w:noWrap w:val="false"/>
           </w:tcPr>
@@ -7530,7 +7770,7 @@
           <w:tcPr>
             <w:shd w:val="clear" w:color="auto" w:fill="f2f2f2"/>
             <w:tcBorders/>
-            <w:tcW w:w="2835" w:type="dxa"/>
+            <w:tcW w:w="2126" w:type="dxa"/>
             <w:textDirection w:val="lrTb"/>
             <w:noWrap w:val="false"/>
           </w:tcPr>
@@ -7556,7 +7796,7 @@
           <w:tcPr>
             <w:shd w:val="clear" w:color="auto" w:fill="f2f2f2"/>
             <w:tcBorders/>
-            <w:tcW w:w="2835" w:type="dxa"/>
+            <w:tcW w:w="2268" w:type="dxa"/>
             <w:textDirection w:val="lrTb"/>
             <w:noWrap w:val="false"/>
           </w:tcPr>
@@ -7582,17 +7822,7 @@
     </w:tbl>
     <w:p>
       <w:pPr>
-        <w:pBdr/>
-        <w:spacing/>
-        <w:ind/>
-        <w:rPr/>
-      </w:pPr>
-      <w:r/>
-      <w:r/>
-    </w:p>
-    <w:p>
-      <w:pPr>
-        <w:pStyle w:val="693"/>
+        <w:pStyle w:val="874"/>
         <w:pBdr/>
         <w:spacing/>
         <w:ind/>
@@ -7661,22 +7891,42 @@
           <w:b w:val="0"/>
           <w:sz w:val="20"/>
         </w:rPr>
-        <w:t xml:space="preserve">Строка i содержит энергию волн, движущихся в направлении θ = i × 10° (математическая конвенция). Каждая строка перекрывает сектор ±5° от центра:</w:t>
+        <w:t xml:space="preserve">Строка i содержит энергию волн, движущихся в направлении θ = i × 10°. </w:t>
+        <w:br/>
+        <w:t xml:space="preserve">Каждая строка перекрывает сектор ±5° от центра</w:t>
+      </w:r>
+      <w:r>
+        <w:rPr>
+          <w:rFonts w:ascii="Arial" w:hAnsi="Arial"/>
+          <w:b w:val="0"/>
+          <w:sz w:val="20"/>
+          <w:lang w:val="ru-RU"/>
+        </w:rPr>
+        <w:t xml:space="preserve"> бина</w:t>
+      </w:r>
+      <w:r>
+        <w:rPr>
+          <w:rFonts w:ascii="Arial" w:hAnsi="Arial"/>
+          <w:b w:val="0"/>
+          <w:sz w:val="20"/>
+        </w:rPr>
+        <w:t xml:space="preserve">:</w:t>
       </w:r>
       <w:r/>
     </w:p>
     <w:tbl>
       <w:tblPr>
-        <w:tblStyle w:val="753"/>
+        <w:tblStyle w:val="934"/>
         <w:tblW w:w="0" w:type="auto"/>
         <w:tblBorders/>
+        <w:tblLayout w:type="fixed"/>
         <w:tblLook w:val="04A0" w:firstRow="1" w:lastRow="0" w:firstColumn="1" w:lastColumn="0" w:noHBand="0" w:noVBand="1"/>
       </w:tblPr>
       <w:tblGrid>
         <w:gridCol w:w="1134"/>
-        <w:gridCol w:w="1984"/>
-        <w:gridCol w:w="1701"/>
-        <w:gridCol w:w="1701"/>
+        <w:gridCol w:w="1809"/>
+        <w:gridCol w:w="1276"/>
+        <w:gridCol w:w="1559"/>
       </w:tblGrid>
       <w:tr>
         <w:trPr/>
@@ -7711,7 +7961,7 @@
           <w:tcPr>
             <w:shd w:val="clear" w:color="auto" w:fill="bdd7ee"/>
             <w:tcBorders/>
-            <w:tcW w:w="1984" w:type="dxa"/>
+            <w:tcW w:w="1809" w:type="dxa"/>
             <w:textDirection w:val="lrTb"/>
             <w:noWrap w:val="false"/>
           </w:tcPr>
@@ -7738,7 +7988,7 @@
           <w:tcPr>
             <w:shd w:val="clear" w:color="auto" w:fill="bdd7ee"/>
             <w:tcBorders/>
-            <w:tcW w:w="1701" w:type="dxa"/>
+            <w:tcW w:w="1276" w:type="dxa"/>
             <w:textDirection w:val="lrTb"/>
             <w:noWrap w:val="false"/>
           </w:tcPr>
@@ -7765,7 +8015,7 @@
           <w:tcPr>
             <w:shd w:val="clear" w:color="auto" w:fill="bdd7ee"/>
             <w:tcBorders/>
-            <w:tcW w:w="1701" w:type="dxa"/>
+            <w:tcW w:w="1559" w:type="dxa"/>
             <w:textDirection w:val="lrTb"/>
             <w:noWrap w:val="false"/>
           </w:tcPr>
@@ -7819,7 +8069,7 @@
         <w:tc>
           <w:tcPr>
             <w:tcBorders/>
-            <w:tcW w:w="1984" w:type="dxa"/>
+            <w:tcW w:w="1809" w:type="dxa"/>
             <w:textDirection w:val="lrTb"/>
             <w:noWrap w:val="false"/>
           </w:tcPr>
@@ -7844,7 +8094,7 @@
         <w:tc>
           <w:tcPr>
             <w:tcBorders/>
-            <w:tcW w:w="1701" w:type="dxa"/>
+            <w:tcW w:w="1276" w:type="dxa"/>
             <w:textDirection w:val="lrTb"/>
             <w:noWrap w:val="false"/>
           </w:tcPr>
@@ -7869,7 +8119,7 @@
         <w:tc>
           <w:tcPr>
             <w:tcBorders/>
-            <w:tcW w:w="1701" w:type="dxa"/>
+            <w:tcW w:w="1559" w:type="dxa"/>
             <w:textDirection w:val="lrTb"/>
             <w:noWrap w:val="false"/>
           </w:tcPr>
@@ -7925,7 +8175,7 @@
           <w:tcPr>
             <w:shd w:val="clear" w:color="auto" w:fill="f2f2f2"/>
             <w:tcBorders/>
-            <w:tcW w:w="1984" w:type="dxa"/>
+            <w:tcW w:w="1809" w:type="dxa"/>
             <w:textDirection w:val="lrTb"/>
             <w:noWrap w:val="false"/>
           </w:tcPr>
@@ -7951,7 +8201,7 @@
           <w:tcPr>
             <w:shd w:val="clear" w:color="auto" w:fill="f2f2f2"/>
             <w:tcBorders/>
-            <w:tcW w:w="1701" w:type="dxa"/>
+            <w:tcW w:w="1276" w:type="dxa"/>
             <w:textDirection w:val="lrTb"/>
             <w:noWrap w:val="false"/>
           </w:tcPr>
@@ -7977,7 +8227,7 @@
           <w:tcPr>
             <w:shd w:val="clear" w:color="auto" w:fill="f2f2f2"/>
             <w:tcBorders/>
-            <w:tcW w:w="1701" w:type="dxa"/>
+            <w:tcW w:w="1559" w:type="dxa"/>
             <w:textDirection w:val="lrTb"/>
             <w:noWrap w:val="false"/>
           </w:tcPr>
@@ -8029,7 +8279,7 @@
         <w:tc>
           <w:tcPr>
             <w:tcBorders/>
-            <w:tcW w:w="1984" w:type="dxa"/>
+            <w:tcW w:w="1809" w:type="dxa"/>
             <w:textDirection w:val="lrTb"/>
             <w:noWrap w:val="false"/>
           </w:tcPr>
@@ -8054,7 +8304,7 @@
         <w:tc>
           <w:tcPr>
             <w:tcBorders/>
-            <w:tcW w:w="1701" w:type="dxa"/>
+            <w:tcW w:w="1276" w:type="dxa"/>
             <w:textDirection w:val="lrTb"/>
             <w:noWrap w:val="false"/>
           </w:tcPr>
@@ -8079,7 +8329,7 @@
         <w:tc>
           <w:tcPr>
             <w:tcBorders/>
-            <w:tcW w:w="1701" w:type="dxa"/>
+            <w:tcW w:w="1559" w:type="dxa"/>
             <w:textDirection w:val="lrTb"/>
             <w:noWrap w:val="false"/>
           </w:tcPr>
@@ -8133,7 +8383,7 @@
           <w:tcPr>
             <w:shd w:val="clear" w:color="auto" w:fill="f2f2f2"/>
             <w:tcBorders/>
-            <w:tcW w:w="1984" w:type="dxa"/>
+            <w:tcW w:w="1809" w:type="dxa"/>
             <w:textDirection w:val="lrTb"/>
             <w:noWrap w:val="false"/>
           </w:tcPr>
@@ -8159,7 +8409,7 @@
           <w:tcPr>
             <w:shd w:val="clear" w:color="auto" w:fill="f2f2f2"/>
             <w:tcBorders/>
-            <w:tcW w:w="1701" w:type="dxa"/>
+            <w:tcW w:w="1276" w:type="dxa"/>
             <w:textDirection w:val="lrTb"/>
             <w:noWrap w:val="false"/>
           </w:tcPr>
@@ -8185,7 +8435,7 @@
           <w:tcPr>
             <w:shd w:val="clear" w:color="auto" w:fill="f2f2f2"/>
             <w:tcBorders/>
-            <w:tcW w:w="1701" w:type="dxa"/>
+            <w:tcW w:w="1559" w:type="dxa"/>
             <w:textDirection w:val="lrTb"/>
             <w:noWrap w:val="false"/>
           </w:tcPr>
@@ -8237,7 +8487,7 @@
         <w:tc>
           <w:tcPr>
             <w:tcBorders/>
-            <w:tcW w:w="1984" w:type="dxa"/>
+            <w:tcW w:w="1809" w:type="dxa"/>
             <w:textDirection w:val="lrTb"/>
             <w:noWrap w:val="false"/>
           </w:tcPr>
@@ -8262,7 +8512,7 @@
         <w:tc>
           <w:tcPr>
             <w:tcBorders/>
-            <w:tcW w:w="1701" w:type="dxa"/>
+            <w:tcW w:w="1276" w:type="dxa"/>
             <w:textDirection w:val="lrTb"/>
             <w:noWrap w:val="false"/>
           </w:tcPr>
@@ -8287,7 +8537,7 @@
         <w:tc>
           <w:tcPr>
             <w:tcBorders/>
-            <w:tcW w:w="1701" w:type="dxa"/>
+            <w:tcW w:w="1559" w:type="dxa"/>
             <w:textDirection w:val="lrTb"/>
             <w:noWrap w:val="false"/>
           </w:tcPr>
@@ -8341,7 +8591,7 @@
           <w:tcPr>
             <w:shd w:val="clear" w:color="auto" w:fill="f2f2f2"/>
             <w:tcBorders/>
-            <w:tcW w:w="1984" w:type="dxa"/>
+            <w:tcW w:w="1809" w:type="dxa"/>
             <w:textDirection w:val="lrTb"/>
             <w:noWrap w:val="false"/>
           </w:tcPr>
@@ -8367,7 +8617,7 @@
           <w:tcPr>
             <w:shd w:val="clear" w:color="auto" w:fill="f2f2f2"/>
             <w:tcBorders/>
-            <w:tcW w:w="1701" w:type="dxa"/>
+            <w:tcW w:w="1276" w:type="dxa"/>
             <w:textDirection w:val="lrTb"/>
             <w:noWrap w:val="false"/>
           </w:tcPr>
@@ -8393,7 +8643,7 @@
           <w:tcPr>
             <w:shd w:val="clear" w:color="auto" w:fill="f2f2f2"/>
             <w:tcBorders/>
-            <w:tcW w:w="1701" w:type="dxa"/>
+            <w:tcW w:w="1559" w:type="dxa"/>
             <w:textDirection w:val="lrTb"/>
             <w:noWrap w:val="false"/>
           </w:tcPr>
@@ -8445,7 +8695,7 @@
         <w:tc>
           <w:tcPr>
             <w:tcBorders/>
-            <w:tcW w:w="1984" w:type="dxa"/>
+            <w:tcW w:w="1809" w:type="dxa"/>
             <w:textDirection w:val="lrTb"/>
             <w:noWrap w:val="false"/>
           </w:tcPr>
@@ -8470,7 +8720,7 @@
         <w:tc>
           <w:tcPr>
             <w:tcBorders/>
-            <w:tcW w:w="1701" w:type="dxa"/>
+            <w:tcW w:w="1276" w:type="dxa"/>
             <w:textDirection w:val="lrTb"/>
             <w:noWrap w:val="false"/>
           </w:tcPr>
@@ -8495,7 +8745,7 @@
         <w:tc>
           <w:tcPr>
             <w:tcBorders/>
-            <w:tcW w:w="1701" w:type="dxa"/>
+            <w:tcW w:w="1559" w:type="dxa"/>
             <w:textDirection w:val="lrTb"/>
             <w:noWrap w:val="false"/>
           </w:tcPr>
@@ -8549,7 +8799,7 @@
           <w:tcPr>
             <w:shd w:val="clear" w:color="auto" w:fill="f2f2f2"/>
             <w:tcBorders/>
-            <w:tcW w:w="1984" w:type="dxa"/>
+            <w:tcW w:w="1809" w:type="dxa"/>
             <w:textDirection w:val="lrTb"/>
             <w:noWrap w:val="false"/>
           </w:tcPr>
@@ -8575,7 +8825,7 @@
           <w:tcPr>
             <w:shd w:val="clear" w:color="auto" w:fill="f2f2f2"/>
             <w:tcBorders/>
-            <w:tcW w:w="1701" w:type="dxa"/>
+            <w:tcW w:w="1276" w:type="dxa"/>
             <w:textDirection w:val="lrTb"/>
             <w:noWrap w:val="false"/>
           </w:tcPr>
@@ -8601,7 +8851,7 @@
           <w:tcPr>
             <w:shd w:val="clear" w:color="auto" w:fill="f2f2f2"/>
             <w:tcBorders/>
-            <w:tcW w:w="1701" w:type="dxa"/>
+            <w:tcW w:w="1559" w:type="dxa"/>
             <w:textDirection w:val="lrTb"/>
             <w:noWrap w:val="false"/>
           </w:tcPr>
@@ -8653,7 +8903,7 @@
         <w:tc>
           <w:tcPr>
             <w:tcBorders/>
-            <w:tcW w:w="1984" w:type="dxa"/>
+            <w:tcW w:w="1809" w:type="dxa"/>
             <w:textDirection w:val="lrTb"/>
             <w:noWrap w:val="false"/>
           </w:tcPr>
@@ -8678,7 +8928,7 @@
         <w:tc>
           <w:tcPr>
             <w:tcBorders/>
-            <w:tcW w:w="1701" w:type="dxa"/>
+            <w:tcW w:w="1276" w:type="dxa"/>
             <w:textDirection w:val="lrTb"/>
             <w:noWrap w:val="false"/>
           </w:tcPr>
@@ -8703,7 +8953,7 @@
         <w:tc>
           <w:tcPr>
             <w:tcBorders/>
-            <w:tcW w:w="1701" w:type="dxa"/>
+            <w:tcW w:w="1559" w:type="dxa"/>
             <w:textDirection w:val="lrTb"/>
             <w:noWrap w:val="false"/>
           </w:tcPr>
@@ -8757,7 +9007,7 @@
           <w:tcPr>
             <w:shd w:val="clear" w:color="auto" w:fill="f2f2f2"/>
             <w:tcBorders/>
-            <w:tcW w:w="1984" w:type="dxa"/>
+            <w:tcW w:w="1809" w:type="dxa"/>
             <w:textDirection w:val="lrTb"/>
             <w:noWrap w:val="false"/>
           </w:tcPr>
@@ -8783,7 +9033,7 @@
           <w:tcPr>
             <w:shd w:val="clear" w:color="auto" w:fill="f2f2f2"/>
             <w:tcBorders/>
-            <w:tcW w:w="1701" w:type="dxa"/>
+            <w:tcW w:w="1276" w:type="dxa"/>
             <w:textDirection w:val="lrTb"/>
             <w:noWrap w:val="false"/>
           </w:tcPr>
@@ -8809,7 +9059,7 @@
           <w:tcPr>
             <w:shd w:val="clear" w:color="auto" w:fill="f2f2f2"/>
             <w:tcBorders/>
-            <w:tcW w:w="1701" w:type="dxa"/>
+            <w:tcW w:w="1559" w:type="dxa"/>
             <w:textDirection w:val="lrTb"/>
             <w:noWrap w:val="false"/>
           </w:tcPr>
@@ -8863,7 +9113,7 @@
         <w:tc>
           <w:tcPr>
             <w:tcBorders/>
-            <w:tcW w:w="1984" w:type="dxa"/>
+            <w:tcW w:w="1809" w:type="dxa"/>
             <w:textDirection w:val="lrTb"/>
             <w:noWrap w:val="false"/>
           </w:tcPr>
@@ -8888,7 +9138,7 @@
         <w:tc>
           <w:tcPr>
             <w:tcBorders/>
-            <w:tcW w:w="1701" w:type="dxa"/>
+            <w:tcW w:w="1276" w:type="dxa"/>
             <w:textDirection w:val="lrTb"/>
             <w:noWrap w:val="false"/>
           </w:tcPr>
@@ -8913,7 +9163,7 @@
         <w:tc>
           <w:tcPr>
             <w:tcBorders/>
-            <w:tcW w:w="1701" w:type="dxa"/>
+            <w:tcW w:w="1559" w:type="dxa"/>
             <w:textDirection w:val="lrTb"/>
             <w:noWrap w:val="false"/>
           </w:tcPr>
@@ -8967,7 +9217,7 @@
           <w:tcPr>
             <w:shd w:val="clear" w:color="auto" w:fill="f2f2f2"/>
             <w:tcBorders/>
-            <w:tcW w:w="1984" w:type="dxa"/>
+            <w:tcW w:w="1809" w:type="dxa"/>
             <w:textDirection w:val="lrTb"/>
             <w:noWrap w:val="false"/>
           </w:tcPr>
@@ -8993,7 +9243,7 @@
           <w:tcPr>
             <w:shd w:val="clear" w:color="auto" w:fill="f2f2f2"/>
             <w:tcBorders/>
-            <w:tcW w:w="1701" w:type="dxa"/>
+            <w:tcW w:w="1276" w:type="dxa"/>
             <w:textDirection w:val="lrTb"/>
             <w:noWrap w:val="false"/>
           </w:tcPr>
@@ -9019,7 +9269,7 @@
           <w:tcPr>
             <w:shd w:val="clear" w:color="auto" w:fill="f2f2f2"/>
             <w:tcBorders/>
-            <w:tcW w:w="1701" w:type="dxa"/>
+            <w:tcW w:w="1559" w:type="dxa"/>
             <w:textDirection w:val="lrTb"/>
             <w:noWrap w:val="false"/>
           </w:tcPr>
@@ -9071,7 +9321,7 @@
         <w:tc>
           <w:tcPr>
             <w:tcBorders/>
-            <w:tcW w:w="1984" w:type="dxa"/>
+            <w:tcW w:w="1809" w:type="dxa"/>
             <w:textDirection w:val="lrTb"/>
             <w:noWrap w:val="false"/>
           </w:tcPr>
@@ -9096,7 +9346,7 @@
         <w:tc>
           <w:tcPr>
             <w:tcBorders/>
-            <w:tcW w:w="1701" w:type="dxa"/>
+            <w:tcW w:w="1276" w:type="dxa"/>
             <w:textDirection w:val="lrTb"/>
             <w:noWrap w:val="false"/>
           </w:tcPr>
@@ -9121,7 +9371,7 @@
         <w:tc>
           <w:tcPr>
             <w:tcBorders/>
-            <w:tcW w:w="1701" w:type="dxa"/>
+            <w:tcW w:w="1559" w:type="dxa"/>
             <w:textDirection w:val="lrTb"/>
             <w:noWrap w:val="false"/>
           </w:tcPr>
@@ -9175,7 +9425,7 @@
           <w:tcPr>
             <w:shd w:val="clear" w:color="auto" w:fill="f2f2f2"/>
             <w:tcBorders/>
-            <w:tcW w:w="1984" w:type="dxa"/>
+            <w:tcW w:w="1809" w:type="dxa"/>
             <w:textDirection w:val="lrTb"/>
             <w:noWrap w:val="false"/>
           </w:tcPr>
@@ -9201,7 +9451,7 @@
           <w:tcPr>
             <w:shd w:val="clear" w:color="auto" w:fill="f2f2f2"/>
             <w:tcBorders/>
-            <w:tcW w:w="1701" w:type="dxa"/>
+            <w:tcW w:w="1276" w:type="dxa"/>
             <w:textDirection w:val="lrTb"/>
             <w:noWrap w:val="false"/>
           </w:tcPr>
@@ -9227,7 +9477,7 @@
           <w:tcPr>
             <w:shd w:val="clear" w:color="auto" w:fill="f2f2f2"/>
             <w:tcBorders/>
-            <w:tcW w:w="1701" w:type="dxa"/>
+            <w:tcW w:w="1559" w:type="dxa"/>
             <w:textDirection w:val="lrTb"/>
             <w:noWrap w:val="false"/>
           </w:tcPr>
@@ -9279,7 +9529,7 @@
         <w:tc>
           <w:tcPr>
             <w:tcBorders/>
-            <w:tcW w:w="1984" w:type="dxa"/>
+            <w:tcW w:w="1809" w:type="dxa"/>
             <w:textDirection w:val="lrTb"/>
             <w:noWrap w:val="false"/>
           </w:tcPr>
@@ -9304,7 +9554,7 @@
         <w:tc>
           <w:tcPr>
             <w:tcBorders/>
-            <w:tcW w:w="1701" w:type="dxa"/>
+            <w:tcW w:w="1276" w:type="dxa"/>
             <w:textDirection w:val="lrTb"/>
             <w:noWrap w:val="false"/>
           </w:tcPr>
@@ -9329,7 +9579,7 @@
         <w:tc>
           <w:tcPr>
             <w:tcBorders/>
-            <w:tcW w:w="1701" w:type="dxa"/>
+            <w:tcW w:w="1559" w:type="dxa"/>
             <w:textDirection w:val="lrTb"/>
             <w:noWrap w:val="false"/>
           </w:tcPr>
@@ -9352,7 +9602,9 @@
         </w:tc>
       </w:tr>
       <w:tr>
-        <w:trPr/>
+        <w:trPr>
+          <w:trHeight w:val="219"/>
+        </w:trPr>
         <w:tc>
           <w:tcPr>
             <w:shd w:val="clear" w:color="auto" w:fill="f2f2f2"/>
@@ -9383,7 +9635,7 @@
           <w:tcPr>
             <w:shd w:val="clear" w:color="auto" w:fill="f2f2f2"/>
             <w:tcBorders/>
-            <w:tcW w:w="1984" w:type="dxa"/>
+            <w:tcW w:w="1809" w:type="dxa"/>
             <w:textDirection w:val="lrTb"/>
             <w:noWrap w:val="false"/>
           </w:tcPr>
@@ -9409,7 +9661,7 @@
           <w:tcPr>
             <w:shd w:val="clear" w:color="auto" w:fill="f2f2f2"/>
             <w:tcBorders/>
-            <w:tcW w:w="1701" w:type="dxa"/>
+            <w:tcW w:w="1276" w:type="dxa"/>
             <w:textDirection w:val="lrTb"/>
             <w:noWrap w:val="false"/>
           </w:tcPr>
@@ -9435,7 +9687,7 @@
           <w:tcPr>
             <w:shd w:val="clear" w:color="auto" w:fill="f2f2f2"/>
             <w:tcBorders/>
-            <w:tcW w:w="1701" w:type="dxa"/>
+            <w:tcW w:w="1559" w:type="dxa"/>
             <w:textDirection w:val="lrTb"/>
             <w:noWrap w:val="false"/>
           </w:tcPr>
@@ -9487,7 +9739,7 @@
         <w:tc>
           <w:tcPr>
             <w:tcBorders/>
-            <w:tcW w:w="1984" w:type="dxa"/>
+            <w:tcW w:w="1809" w:type="dxa"/>
             <w:textDirection w:val="lrTb"/>
             <w:noWrap w:val="false"/>
           </w:tcPr>
@@ -9512,7 +9764,7 @@
         <w:tc>
           <w:tcPr>
             <w:tcBorders/>
-            <w:tcW w:w="1701" w:type="dxa"/>
+            <w:tcW w:w="1276" w:type="dxa"/>
             <w:textDirection w:val="lrTb"/>
             <w:noWrap w:val="false"/>
           </w:tcPr>
@@ -9537,7 +9789,7 @@
         <w:tc>
           <w:tcPr>
             <w:tcBorders/>
-            <w:tcW w:w="1701" w:type="dxa"/>
+            <w:tcW w:w="1559" w:type="dxa"/>
             <w:textDirection w:val="lrTb"/>
             <w:noWrap w:val="false"/>
           </w:tcPr>
@@ -9591,7 +9843,7 @@
           <w:tcPr>
             <w:shd w:val="clear" w:color="auto" w:fill="f2f2f2"/>
             <w:tcBorders/>
-            <w:tcW w:w="1984" w:type="dxa"/>
+            <w:tcW w:w="1809" w:type="dxa"/>
             <w:textDirection w:val="lrTb"/>
             <w:noWrap w:val="false"/>
           </w:tcPr>
@@ -9617,7 +9869,7 @@
           <w:tcPr>
             <w:shd w:val="clear" w:color="auto" w:fill="f2f2f2"/>
             <w:tcBorders/>
-            <w:tcW w:w="1701" w:type="dxa"/>
+            <w:tcW w:w="1276" w:type="dxa"/>
             <w:textDirection w:val="lrTb"/>
             <w:noWrap w:val="false"/>
           </w:tcPr>
@@ -9643,7 +9895,7 @@
           <w:tcPr>
             <w:shd w:val="clear" w:color="auto" w:fill="f2f2f2"/>
             <w:tcBorders/>
-            <w:tcW w:w="1701" w:type="dxa"/>
+            <w:tcW w:w="1559" w:type="dxa"/>
             <w:textDirection w:val="lrTb"/>
             <w:noWrap w:val="false"/>
           </w:tcPr>
@@ -9695,7 +9947,7 @@
         <w:tc>
           <w:tcPr>
             <w:tcBorders/>
-            <w:tcW w:w="1984" w:type="dxa"/>
+            <w:tcW w:w="1809" w:type="dxa"/>
             <w:textDirection w:val="lrTb"/>
             <w:noWrap w:val="false"/>
           </w:tcPr>
@@ -9720,7 +9972,7 @@
         <w:tc>
           <w:tcPr>
             <w:tcBorders/>
-            <w:tcW w:w="1701" w:type="dxa"/>
+            <w:tcW w:w="1276" w:type="dxa"/>
             <w:textDirection w:val="lrTb"/>
             <w:noWrap w:val="false"/>
           </w:tcPr>
@@ -9745,7 +9997,7 @@
         <w:tc>
           <w:tcPr>
             <w:tcBorders/>
-            <w:tcW w:w="1701" w:type="dxa"/>
+            <w:tcW w:w="1559" w:type="dxa"/>
             <w:textDirection w:val="lrTb"/>
             <w:noWrap w:val="false"/>
           </w:tcPr>
@@ -9801,7 +10053,7 @@
           <w:tcPr>
             <w:shd w:val="clear" w:color="auto" w:fill="f2f2f2"/>
             <w:tcBorders/>
-            <w:tcW w:w="1984" w:type="dxa"/>
+            <w:tcW w:w="1809" w:type="dxa"/>
             <w:textDirection w:val="lrTb"/>
             <w:noWrap w:val="false"/>
           </w:tcPr>
@@ -9827,7 +10079,7 @@
           <w:tcPr>
             <w:shd w:val="clear" w:color="auto" w:fill="f2f2f2"/>
             <w:tcBorders/>
-            <w:tcW w:w="1701" w:type="dxa"/>
+            <w:tcW w:w="1276" w:type="dxa"/>
             <w:textDirection w:val="lrTb"/>
             <w:noWrap w:val="false"/>
           </w:tcPr>
@@ -9853,7 +10105,7 @@
           <w:tcPr>
             <w:shd w:val="clear" w:color="auto" w:fill="f2f2f2"/>
             <w:tcBorders/>
-            <w:tcW w:w="1701" w:type="dxa"/>
+            <w:tcW w:w="1559" w:type="dxa"/>
             <w:textDirection w:val="lrTb"/>
             <w:noWrap w:val="false"/>
           </w:tcPr>
@@ -9905,7 +10157,7 @@
         <w:tc>
           <w:tcPr>
             <w:tcBorders/>
-            <w:tcW w:w="1984" w:type="dxa"/>
+            <w:tcW w:w="1809" w:type="dxa"/>
             <w:textDirection w:val="lrTb"/>
             <w:noWrap w:val="false"/>
           </w:tcPr>
@@ -9930,7 +10182,7 @@
         <w:tc>
           <w:tcPr>
             <w:tcBorders/>
-            <w:tcW w:w="1701" w:type="dxa"/>
+            <w:tcW w:w="1276" w:type="dxa"/>
             <w:textDirection w:val="lrTb"/>
             <w:noWrap w:val="false"/>
           </w:tcPr>
@@ -9955,7 +10207,7 @@
         <w:tc>
           <w:tcPr>
             <w:tcBorders/>
-            <w:tcW w:w="1701" w:type="dxa"/>
+            <w:tcW w:w="1559" w:type="dxa"/>
             <w:textDirection w:val="lrTb"/>
             <w:noWrap w:val="false"/>
           </w:tcPr>
@@ -10009,7 +10261,7 @@
           <w:tcPr>
             <w:shd w:val="clear" w:color="auto" w:fill="f2f2f2"/>
             <w:tcBorders/>
-            <w:tcW w:w="1984" w:type="dxa"/>
+            <w:tcW w:w="1809" w:type="dxa"/>
             <w:textDirection w:val="lrTb"/>
             <w:noWrap w:val="false"/>
           </w:tcPr>
@@ -10035,7 +10287,7 @@
           <w:tcPr>
             <w:shd w:val="clear" w:color="auto" w:fill="f2f2f2"/>
             <w:tcBorders/>
-            <w:tcW w:w="1701" w:type="dxa"/>
+            <w:tcW w:w="1276" w:type="dxa"/>
             <w:textDirection w:val="lrTb"/>
             <w:noWrap w:val="false"/>
           </w:tcPr>
@@ -10061,7 +10313,7 @@
           <w:tcPr>
             <w:shd w:val="clear" w:color="auto" w:fill="f2f2f2"/>
             <w:tcBorders/>
-            <w:tcW w:w="1701" w:type="dxa"/>
+            <w:tcW w:w="1559" w:type="dxa"/>
             <w:textDirection w:val="lrTb"/>
             <w:noWrap w:val="false"/>
           </w:tcPr>
@@ -10113,7 +10365,7 @@
         <w:tc>
           <w:tcPr>
             <w:tcBorders/>
-            <w:tcW w:w="1984" w:type="dxa"/>
+            <w:tcW w:w="1809" w:type="dxa"/>
             <w:textDirection w:val="lrTb"/>
             <w:noWrap w:val="false"/>
           </w:tcPr>
@@ -10138,7 +10390,7 @@
         <w:tc>
           <w:tcPr>
             <w:tcBorders/>
-            <w:tcW w:w="1701" w:type="dxa"/>
+            <w:tcW w:w="1276" w:type="dxa"/>
             <w:textDirection w:val="lrTb"/>
             <w:noWrap w:val="false"/>
           </w:tcPr>
@@ -10163,7 +10415,7 @@
         <w:tc>
           <w:tcPr>
             <w:tcBorders/>
-            <w:tcW w:w="1701" w:type="dxa"/>
+            <w:tcW w:w="1559" w:type="dxa"/>
             <w:textDirection w:val="lrTb"/>
             <w:noWrap w:val="false"/>
           </w:tcPr>
@@ -10217,7 +10469,7 @@
           <w:tcPr>
             <w:shd w:val="clear" w:color="auto" w:fill="f2f2f2"/>
             <w:tcBorders/>
-            <w:tcW w:w="1984" w:type="dxa"/>
+            <w:tcW w:w="1809" w:type="dxa"/>
             <w:textDirection w:val="lrTb"/>
             <w:noWrap w:val="false"/>
           </w:tcPr>
@@ -10243,7 +10495,7 @@
           <w:tcPr>
             <w:shd w:val="clear" w:color="auto" w:fill="f2f2f2"/>
             <w:tcBorders/>
-            <w:tcW w:w="1701" w:type="dxa"/>
+            <w:tcW w:w="1276" w:type="dxa"/>
             <w:textDirection w:val="lrTb"/>
             <w:noWrap w:val="false"/>
           </w:tcPr>
@@ -10269,7 +10521,7 @@
           <w:tcPr>
             <w:shd w:val="clear" w:color="auto" w:fill="f2f2f2"/>
             <w:tcBorders/>
-            <w:tcW w:w="1701" w:type="dxa"/>
+            <w:tcW w:w="1559" w:type="dxa"/>
             <w:textDirection w:val="lrTb"/>
             <w:noWrap w:val="false"/>
           </w:tcPr>
@@ -10321,7 +10573,7 @@
         <w:tc>
           <w:tcPr>
             <w:tcBorders/>
-            <w:tcW w:w="1984" w:type="dxa"/>
+            <w:tcW w:w="1809" w:type="dxa"/>
             <w:textDirection w:val="lrTb"/>
             <w:noWrap w:val="false"/>
           </w:tcPr>
@@ -10346,7 +10598,7 @@
         <w:tc>
           <w:tcPr>
             <w:tcBorders/>
-            <w:tcW w:w="1701" w:type="dxa"/>
+            <w:tcW w:w="1276" w:type="dxa"/>
             <w:textDirection w:val="lrTb"/>
             <w:noWrap w:val="false"/>
           </w:tcPr>
@@ -10371,7 +10623,7 @@
         <w:tc>
           <w:tcPr>
             <w:tcBorders/>
-            <w:tcW w:w="1701" w:type="dxa"/>
+            <w:tcW w:w="1559" w:type="dxa"/>
             <w:textDirection w:val="lrTb"/>
             <w:noWrap w:val="false"/>
           </w:tcPr>
@@ -10425,7 +10677,7 @@
           <w:tcPr>
             <w:shd w:val="clear" w:color="auto" w:fill="f2f2f2"/>
             <w:tcBorders/>
-            <w:tcW w:w="1984" w:type="dxa"/>
+            <w:tcW w:w="1809" w:type="dxa"/>
             <w:textDirection w:val="lrTb"/>
             <w:noWrap w:val="false"/>
           </w:tcPr>
@@ -10451,7 +10703,7 @@
           <w:tcPr>
             <w:shd w:val="clear" w:color="auto" w:fill="f2f2f2"/>
             <w:tcBorders/>
-            <w:tcW w:w="1701" w:type="dxa"/>
+            <w:tcW w:w="1276" w:type="dxa"/>
             <w:textDirection w:val="lrTb"/>
             <w:noWrap w:val="false"/>
           </w:tcPr>
@@ -10477,7 +10729,7 @@
           <w:tcPr>
             <w:shd w:val="clear" w:color="auto" w:fill="f2f2f2"/>
             <w:tcBorders/>
-            <w:tcW w:w="1701" w:type="dxa"/>
+            <w:tcW w:w="1559" w:type="dxa"/>
             <w:textDirection w:val="lrTb"/>
             <w:noWrap w:val="false"/>
           </w:tcPr>
@@ -10529,7 +10781,7 @@
         <w:tc>
           <w:tcPr>
             <w:tcBorders/>
-            <w:tcW w:w="1984" w:type="dxa"/>
+            <w:tcW w:w="1809" w:type="dxa"/>
             <w:textDirection w:val="lrTb"/>
             <w:noWrap w:val="false"/>
           </w:tcPr>
@@ -10554,7 +10806,7 @@
         <w:tc>
           <w:tcPr>
             <w:tcBorders/>
-            <w:tcW w:w="1701" w:type="dxa"/>
+            <w:tcW w:w="1276" w:type="dxa"/>
             <w:textDirection w:val="lrTb"/>
             <w:noWrap w:val="false"/>
           </w:tcPr>
@@ -10579,7 +10831,7 @@
         <w:tc>
           <w:tcPr>
             <w:tcBorders/>
-            <w:tcW w:w="1701" w:type="dxa"/>
+            <w:tcW w:w="1559" w:type="dxa"/>
             <w:textDirection w:val="lrTb"/>
             <w:noWrap w:val="false"/>
           </w:tcPr>
@@ -10633,7 +10885,7 @@
           <w:tcPr>
             <w:shd w:val="clear" w:color="auto" w:fill="f2f2f2"/>
             <w:tcBorders/>
-            <w:tcW w:w="1984" w:type="dxa"/>
+            <w:tcW w:w="1809" w:type="dxa"/>
             <w:textDirection w:val="lrTb"/>
             <w:noWrap w:val="false"/>
           </w:tcPr>
@@ -10659,7 +10911,7 @@
           <w:tcPr>
             <w:shd w:val="clear" w:color="auto" w:fill="f2f2f2"/>
             <w:tcBorders/>
-            <w:tcW w:w="1701" w:type="dxa"/>
+            <w:tcW w:w="1276" w:type="dxa"/>
             <w:textDirection w:val="lrTb"/>
             <w:noWrap w:val="false"/>
           </w:tcPr>
@@ -10685,7 +10937,7 @@
           <w:tcPr>
             <w:shd w:val="clear" w:color="auto" w:fill="f2f2f2"/>
             <w:tcBorders/>
-            <w:tcW w:w="1701" w:type="dxa"/>
+            <w:tcW w:w="1559" w:type="dxa"/>
             <w:textDirection w:val="lrTb"/>
             <w:noWrap w:val="false"/>
           </w:tcPr>
@@ -10739,7 +10991,7 @@
         <w:tc>
           <w:tcPr>
             <w:tcBorders/>
-            <w:tcW w:w="1984" w:type="dxa"/>
+            <w:tcW w:w="1809" w:type="dxa"/>
             <w:textDirection w:val="lrTb"/>
             <w:noWrap w:val="false"/>
           </w:tcPr>
@@ -10764,7 +11016,7 @@
         <w:tc>
           <w:tcPr>
             <w:tcBorders/>
-            <w:tcW w:w="1701" w:type="dxa"/>
+            <w:tcW w:w="1276" w:type="dxa"/>
             <w:textDirection w:val="lrTb"/>
             <w:noWrap w:val="false"/>
           </w:tcPr>
@@ -10789,7 +11041,7 @@
         <w:tc>
           <w:tcPr>
             <w:tcBorders/>
-            <w:tcW w:w="1701" w:type="dxa"/>
+            <w:tcW w:w="1559" w:type="dxa"/>
             <w:textDirection w:val="lrTb"/>
             <w:noWrap w:val="false"/>
           </w:tcPr>
@@ -10843,7 +11095,7 @@
           <w:tcPr>
             <w:shd w:val="clear" w:color="auto" w:fill="f2f2f2"/>
             <w:tcBorders/>
-            <w:tcW w:w="1984" w:type="dxa"/>
+            <w:tcW w:w="1809" w:type="dxa"/>
             <w:textDirection w:val="lrTb"/>
             <w:noWrap w:val="false"/>
           </w:tcPr>
@@ -10869,7 +11121,7 @@
           <w:tcPr>
             <w:shd w:val="clear" w:color="auto" w:fill="f2f2f2"/>
             <w:tcBorders/>
-            <w:tcW w:w="1701" w:type="dxa"/>
+            <w:tcW w:w="1276" w:type="dxa"/>
             <w:textDirection w:val="lrTb"/>
             <w:noWrap w:val="false"/>
           </w:tcPr>
@@ -10895,7 +11147,7 @@
           <w:tcPr>
             <w:shd w:val="clear" w:color="auto" w:fill="f2f2f2"/>
             <w:tcBorders/>
-            <w:tcW w:w="1701" w:type="dxa"/>
+            <w:tcW w:w="1559" w:type="dxa"/>
             <w:textDirection w:val="lrTb"/>
             <w:noWrap w:val="false"/>
           </w:tcPr>
@@ -10947,7 +11199,7 @@
         <w:tc>
           <w:tcPr>
             <w:tcBorders/>
-            <w:tcW w:w="1984" w:type="dxa"/>
+            <w:tcW w:w="1809" w:type="dxa"/>
             <w:textDirection w:val="lrTb"/>
             <w:noWrap w:val="false"/>
           </w:tcPr>
@@ -10972,7 +11224,7 @@
         <w:tc>
           <w:tcPr>
             <w:tcBorders/>
-            <w:tcW w:w="1701" w:type="dxa"/>
+            <w:tcW w:w="1276" w:type="dxa"/>
             <w:textDirection w:val="lrTb"/>
             <w:noWrap w:val="false"/>
           </w:tcPr>
@@ -10997,7 +11249,7 @@
         <w:tc>
           <w:tcPr>
             <w:tcBorders/>
-            <w:tcW w:w="1701" w:type="dxa"/>
+            <w:tcW w:w="1559" w:type="dxa"/>
             <w:textDirection w:val="lrTb"/>
             <w:noWrap w:val="false"/>
           </w:tcPr>
@@ -11051,7 +11303,7 @@
           <w:tcPr>
             <w:shd w:val="clear" w:color="auto" w:fill="f2f2f2"/>
             <w:tcBorders/>
-            <w:tcW w:w="1984" w:type="dxa"/>
+            <w:tcW w:w="1809" w:type="dxa"/>
             <w:textDirection w:val="lrTb"/>
             <w:noWrap w:val="false"/>
           </w:tcPr>
@@ -11077,7 +11329,7 @@
           <w:tcPr>
             <w:shd w:val="clear" w:color="auto" w:fill="f2f2f2"/>
             <w:tcBorders/>
-            <w:tcW w:w="1701" w:type="dxa"/>
+            <w:tcW w:w="1276" w:type="dxa"/>
             <w:textDirection w:val="lrTb"/>
             <w:noWrap w:val="false"/>
           </w:tcPr>
@@ -11103,7 +11355,7 @@
           <w:tcPr>
             <w:shd w:val="clear" w:color="auto" w:fill="f2f2f2"/>
             <w:tcBorders/>
-            <w:tcW w:w="1701" w:type="dxa"/>
+            <w:tcW w:w="1559" w:type="dxa"/>
             <w:textDirection w:val="lrTb"/>
             <w:noWrap w:val="false"/>
           </w:tcPr>
@@ -11155,7 +11407,7 @@
         <w:tc>
           <w:tcPr>
             <w:tcBorders/>
-            <w:tcW w:w="1984" w:type="dxa"/>
+            <w:tcW w:w="1809" w:type="dxa"/>
             <w:textDirection w:val="lrTb"/>
             <w:noWrap w:val="false"/>
           </w:tcPr>
@@ -11180,7 +11432,7 @@
         <w:tc>
           <w:tcPr>
             <w:tcBorders/>
-            <w:tcW w:w="1701" w:type="dxa"/>
+            <w:tcW w:w="1276" w:type="dxa"/>
             <w:textDirection w:val="lrTb"/>
             <w:noWrap w:val="false"/>
           </w:tcPr>
@@ -11205,7 +11457,7 @@
         <w:tc>
           <w:tcPr>
             <w:tcBorders/>
-            <w:tcW w:w="1701" w:type="dxa"/>
+            <w:tcW w:w="1559" w:type="dxa"/>
             <w:textDirection w:val="lrTb"/>
             <w:noWrap w:val="false"/>
           </w:tcPr>
@@ -11259,7 +11511,7 @@
           <w:tcPr>
             <w:shd w:val="clear" w:color="auto" w:fill="f2f2f2"/>
             <w:tcBorders/>
-            <w:tcW w:w="1984" w:type="dxa"/>
+            <w:tcW w:w="1809" w:type="dxa"/>
             <w:textDirection w:val="lrTb"/>
             <w:noWrap w:val="false"/>
           </w:tcPr>
@@ -11285,7 +11537,7 @@
           <w:tcPr>
             <w:shd w:val="clear" w:color="auto" w:fill="f2f2f2"/>
             <w:tcBorders/>
-            <w:tcW w:w="1701" w:type="dxa"/>
+            <w:tcW w:w="1276" w:type="dxa"/>
             <w:textDirection w:val="lrTb"/>
             <w:noWrap w:val="false"/>
           </w:tcPr>
@@ -11311,7 +11563,7 @@
           <w:tcPr>
             <w:shd w:val="clear" w:color="auto" w:fill="f2f2f2"/>
             <w:tcBorders/>
-            <w:tcW w:w="1701" w:type="dxa"/>
+            <w:tcW w:w="1559" w:type="dxa"/>
             <w:textDirection w:val="lrTb"/>
             <w:noWrap w:val="false"/>
           </w:tcPr>
@@ -11363,7 +11615,7 @@
         <w:tc>
           <w:tcPr>
             <w:tcBorders/>
-            <w:tcW w:w="1984" w:type="dxa"/>
+            <w:tcW w:w="1809" w:type="dxa"/>
             <w:textDirection w:val="lrTb"/>
             <w:noWrap w:val="false"/>
           </w:tcPr>
@@ -11388,7 +11640,7 @@
         <w:tc>
           <w:tcPr>
             <w:tcBorders/>
-            <w:tcW w:w="1701" w:type="dxa"/>
+            <w:tcW w:w="1276" w:type="dxa"/>
             <w:textDirection w:val="lrTb"/>
             <w:noWrap w:val="false"/>
           </w:tcPr>
@@ -11413,7 +11665,7 @@
         <w:tc>
           <w:tcPr>
             <w:tcBorders/>
-            <w:tcW w:w="1701" w:type="dxa"/>
+            <w:tcW w:w="1559" w:type="dxa"/>
             <w:textDirection w:val="lrTb"/>
             <w:noWrap w:val="false"/>
           </w:tcPr>
@@ -11467,7 +11719,7 @@
           <w:tcPr>
             <w:shd w:val="clear" w:color="auto" w:fill="f2f2f2"/>
             <w:tcBorders/>
-            <w:tcW w:w="1984" w:type="dxa"/>
+            <w:tcW w:w="1809" w:type="dxa"/>
             <w:textDirection w:val="lrTb"/>
             <w:noWrap w:val="false"/>
           </w:tcPr>
@@ -11493,7 +11745,7 @@
           <w:tcPr>
             <w:shd w:val="clear" w:color="auto" w:fill="f2f2f2"/>
             <w:tcBorders/>
-            <w:tcW w:w="1701" w:type="dxa"/>
+            <w:tcW w:w="1276" w:type="dxa"/>
             <w:textDirection w:val="lrTb"/>
             <w:noWrap w:val="false"/>
           </w:tcPr>
@@ -11519,7 +11771,7 @@
           <w:tcPr>
             <w:shd w:val="clear" w:color="auto" w:fill="f2f2f2"/>
             <w:tcBorders/>
-            <w:tcW w:w="1701" w:type="dxa"/>
+            <w:tcW w:w="1559" w:type="dxa"/>
             <w:textDirection w:val="lrTb"/>
             <w:noWrap w:val="false"/>
           </w:tcPr>
@@ -11591,7 +11843,7 @@
           <w:sz w:val="20"/>
           <w:lang w:val="ru-RU"/>
         </w:rPr>
-        <w:t xml:space="preserve">6</w:t>
+        <w:t xml:space="preserve">5</w:t>
       </w:r>
       <w:r>
         <w:rPr>
@@ -11604,12 +11856,10 @@
         <w:t xml:space="preserve">Та же максимальная частота, что у 1D спектра, но 36 бинов вместо 64.</w:t>
       </w:r>
       <w:r/>
-      <w:r/>
-      <w:r/>
     </w:p>
     <w:p>
       <w:pPr>
-        <w:pStyle w:val="693"/>
+        <w:pStyle w:val="874"/>
         <w:pBdr/>
         <w:spacing/>
         <w:ind/>
@@ -11646,13 +11896,10 @@
         <w:t xml:space="preserve">Значение 1 (GOOD) означает, что одновременно выполнены все четыре условия. При нарушении хотя бы одного — флаг равен 0 (BAD).</w:t>
       </w:r>
       <w:r/>
-      <w:r/>
-      <w:r/>
-      <w:r/>
     </w:p>
     <w:tbl>
       <w:tblPr>
-        <w:tblStyle w:val="753"/>
+        <w:tblStyle w:val="934"/>
         <w:tblW w:w="0" w:type="auto"/>
         <w:tblBorders/>
         <w:tblLook w:val="04A0" w:firstRow="1" w:lastRow="0" w:firstColumn="1" w:lastColumn="0" w:noHBand="0" w:noVBand="1"/>
@@ -11847,7 +12094,24 @@
                 <w:b w:val="0"/>
                 <w:sz w:val="18"/>
               </w:rPr>
-              <w:t xml:space="preserve">Дисперсия бэкскаттера в кольце</w:t>
+              <w:t xml:space="preserve">Дисперсия </w:t>
+            </w:r>
+            <w:r>
+              <w:rPr>
+                <w:rFonts w:ascii="Arial" w:hAnsi="Arial"/>
+                <w:b w:val="0"/>
+                <w:sz w:val="18"/>
+                <w:lang w:val="ru-RU"/>
+              </w:rPr>
+              <w:t xml:space="preserve">РЛИ </w:t>
+            </w:r>
+            <w:r>
+              <w:rPr>
+                <w:rFonts w:ascii="Arial" w:hAnsi="Arial"/>
+                <w:b w:val="0"/>
+                <w:sz w:val="18"/>
+              </w:rPr>
+              <w:t xml:space="preserve">в кольце</w:t>
             </w:r>
             <w:r/>
           </w:p>
@@ -11882,7 +12146,7 @@
                 <w:sz w:val="18"/>
                 <w:lang w:val="ru-RU"/>
               </w:rPr>
-              <w:t xml:space="preserve">параметр из конфиг. файла</w:t>
+              <w:t xml:space="preserve">параметра из конфиг. файла</w:t>
             </w:r>
             <w:r>
               <w:rPr>
@@ -11916,7 +12180,24 @@
                 <w:b w:val="0"/>
                 <w:sz w:val="18"/>
               </w:rPr>
-              <w:t xml:space="preserve">Неоднородность поверхности — признак реального волнения</w:t>
+              <w:t xml:space="preserve">Неоднородность поверхности — признак </w:t>
+            </w:r>
+            <w:r>
+              <w:rPr>
+                <w:rFonts w:ascii="Arial" w:hAnsi="Arial"/>
+                <w:b w:val="0"/>
+                <w:sz w:val="18"/>
+                <w:lang w:val="ru-RU"/>
+              </w:rPr>
+              <w:t xml:space="preserve">наличия </w:t>
+            </w:r>
+            <w:r>
+              <w:rPr>
+                <w:rFonts w:ascii="Arial" w:hAnsi="Arial"/>
+                <w:b w:val="0"/>
+                <w:sz w:val="18"/>
+              </w:rPr>
+              <w:t xml:space="preserve">волнения</w:t>
             </w:r>
             <w:r/>
           </w:p>
@@ -11994,7 +12275,33 @@
                 <w:b w:val="0"/>
                 <w:sz w:val="18"/>
               </w:rPr>
-              <w:t xml:space="preserve">Волны длиннопериодны настолько, чтобы уверенно разрешаться</w:t>
+              <w:t xml:space="preserve">Волны </w:t>
+            </w:r>
+            <w:r>
+              <w:rPr>
+                <w:rFonts w:ascii="Arial" w:hAnsi="Arial"/>
+                <w:b w:val="0"/>
+                <w:sz w:val="18"/>
+                <w:lang w:val="ru-RU"/>
+              </w:rPr>
+              <w:t xml:space="preserve">длинные</w:t>
+            </w:r>
+            <w:r>
+              <w:rPr>
+                <w:rFonts w:ascii="Arial" w:hAnsi="Arial"/>
+                <w:b w:val="0"/>
+                <w:sz w:val="18"/>
+                <w:lang w:val="ru-RU"/>
+              </w:rPr>
+              <w:t xml:space="preserve"> </w:t>
+            </w:r>
+            <w:r>
+              <w:rPr>
+                <w:rFonts w:ascii="Arial" w:hAnsi="Arial"/>
+                <w:b w:val="0"/>
+                <w:sz w:val="18"/>
+              </w:rPr>
+              <w:t xml:space="preserve">настолько, чтобы уверенно разрешаться</w:t>
             </w:r>
             <w:r/>
           </w:p>
@@ -12075,7 +12382,24 @@
                 <w:b w:val="0"/>
                 <w:sz w:val="18"/>
               </w:rPr>
-              <w:t xml:space="preserve">Хотя бы одна волновая система опознана</w:t>
+              <w:t xml:space="preserve">Хотя бы одна волновая система </w:t>
+            </w:r>
+            <w:r>
+              <w:rPr>
+                <w:rFonts w:ascii="Arial" w:hAnsi="Arial"/>
+                <w:b w:val="0"/>
+                <w:sz w:val="18"/>
+                <w:lang w:val="ru-RU"/>
+              </w:rPr>
+              <w:t xml:space="preserve">рас</w:t>
+            </w:r>
+            <w:r>
+              <w:rPr>
+                <w:rFonts w:ascii="Arial" w:hAnsi="Arial"/>
+                <w:b w:val="0"/>
+                <w:sz w:val="18"/>
+              </w:rPr>
+              <w:t xml:space="preserve">познана</w:t>
             </w:r>
             <w:r/>
           </w:p>
@@ -12084,7 +12408,7 @@
     </w:tbl>
     <w:p>
       <w:pPr>
-        <w:pStyle w:val="693"/>
+        <w:pStyle w:val="874"/>
         <w:pBdr/>
         <w:spacing/>
         <w:ind/>
@@ -12122,16 +12446,6 @@
         <w:ind/>
         <w:rPr/>
       </w:pPr>
-      <w:r/>
-      <w:r/>
-    </w:p>
-    <w:p>
-      <w:pPr>
-        <w:pBdr/>
-        <w:spacing/>
-        <w:ind/>
-        <w:rPr/>
-      </w:pPr>
       <w:r>
         <w:rPr>
           <w:rFonts w:ascii="Courier New" w:hAnsi="Courier New"/>
@@ -12141,9 +12455,39 @@
         <w:br/>
         <w:t xml:space="preserve">struct SeaVision_v2 {</w:t>
         <w:br/>
-        <w:t xml:space="preserve">    uint8_t  type;           /* 0     всегда 5                        */</w:t>
+        <w:t xml:space="preserve">    uint8_t  type;           /* 0     всегда 5                   </w:t>
+      </w:r>
+      <w:r>
+        <w:rPr>
+          <w:rFonts w:ascii="Courier New" w:hAnsi="Courier New"/>
+          <w:sz w:val="15"/>
+          <w:lang w:val="ru-RU"/>
+        </w:rPr>
+        <w:t xml:space="preserve"> </w:t>
+      </w:r>
+      <w:r>
+        <w:rPr>
+          <w:rFonts w:ascii="Courier New" w:hAnsi="Courier New"/>
+          <w:sz w:val="15"/>
+        </w:rPr>
+        <w:t xml:space="preserve">*/</w:t>
         <w:br/>
-        <w:t xml:space="preserve">    uint8_t  pulse;          /* 1     1=SP  2=MP  3=LP               */</w:t>
+        <w:t xml:space="preserve">    uint8_t  pulse;          /* 1     1=SP  2=MP  3=LP          </w:t>
+      </w:r>
+      <w:r>
+        <w:rPr>
+          <w:rFonts w:ascii="Courier New" w:hAnsi="Courier New"/>
+          <w:sz w:val="15"/>
+          <w:lang w:val="ru-RU"/>
+        </w:rPr>
+        <w:t xml:space="preserve"> </w:t>
+      </w:r>
+      <w:r>
+        <w:rPr>
+          <w:rFonts w:ascii="Courier New" w:hAnsi="Courier New"/>
+          <w:sz w:val="15"/>
+        </w:rPr>
+        <w:t xml:space="preserve"> */</w:t>
         <w:br/>
         <w:t xml:space="preserve">    uint16_t step_mm;        /* 2-3   раз</w:t>
       </w:r>
@@ -12152,13 +12496,43 @@
           <w:rFonts w:ascii="Courier New" w:hAnsi="Courier New"/>
           <w:sz w:val="15"/>
         </w:rPr>
-        <w:t xml:space="preserve">реш. [мм] ÷1000 → [м]      */</w:t>
+        <w:t xml:space="preserve">реш. [мм] ÷1000 → [м] </w:t>
+      </w:r>
+      <w:r>
+        <w:rPr>
+          <w:rFonts w:ascii="Courier New" w:hAnsi="Courier New"/>
+          <w:sz w:val="15"/>
+          <w:lang w:val="ru-RU"/>
+        </w:rPr>
+        <w:t xml:space="preserve"> </w:t>
+      </w:r>
+      <w:r>
+        <w:rPr>
+          <w:rFonts w:ascii="Courier New" w:hAnsi="Courier New"/>
+          <w:sz w:val="15"/>
+        </w:rPr>
+        <w:t xml:space="preserve">  */</w:t>
         <w:br/>
-        <w:t xml:space="preserve">    uint16_t rpm_x100;       /* 4-5   об/мин × 100                   */</w:t>
+        <w:t xml:space="preserve">    uint16_t rpm_x100;       /* 4-5   об/мин × 100             </w:t>
+      </w:r>
+      <w:r>
+        <w:rPr>
+          <w:rFonts w:ascii="Courier New" w:hAnsi="Courier New"/>
+          <w:sz w:val="15"/>
+          <w:lang w:val="ru-RU"/>
+        </w:rPr>
+        <w:t xml:space="preserve"> </w:t>
+      </w:r>
+      <w:r>
+        <w:rPr>
+          <w:rFonts w:ascii="Courier New" w:hAnsi="Courier New"/>
+          <w:sz w:val="15"/>
+        </w:rPr>
+        <w:t xml:space="preserve">  */</w:t>
         <w:br/>
-        <w:t xml:space="preserve">    uint16_t swh_sum;        /* 6-7   H₁/₃ сумм. ÷100 → [м]        */</w:t>
+        <w:t xml:space="preserve">    uint16_t swh_sum;        /* 6-7   Hs сумм. ÷100 → [м]         */</w:t>
         <w:br/>
-        <w:t xml:space="preserve">    uint16_t t_p_sum;        /* 8-9   Tp сумм.  ÷100 → [с]         */</w:t>
+        <w:t xml:space="preserve">    uint16_t t_p_sum;        /* 8-9   Tp сумм.  ÷100 → [с]        */</w:t>
         <w:br/>
         <w:t xml:space="preserve">    uint16_t t</w:t>
       </w:r>
@@ -12167,26 +12541,117 @@
           <w:rFonts w:ascii="Courier New" w:hAnsi="Courier New"/>
           <w:sz w:val="15"/>
         </w:rPr>
-        <w:t xml:space="preserve">_m_sum;        /* 10-11 Tm сумм.  ÷100 → [с]         */</w:t>
+        <w:t xml:space="preserve">_m_sum;        /* 10-11 Tm сумм.  ÷100 → [с]        */</w:t>
         <w:br/>
-        <w:t xml:space="preserve">    uint16_t dir_p_sum;      /* 12-13 Dp сумм. [°],          */</w:t>
-        <w:br/>
-        <w:t xml:space="preserve">    uint16_t dir_m_sum;      /* 14-15 Dm сумм. [°],          */</w:t>
-        <w:br/>
-        <w:t xml:space="preserve">    uint16_t swh_win;        /* 16-17 H₁/₃ ветр.  ÷100 → [м]</w:t>
+        <w:t xml:space="preserve">    uint16_t dir_p_sum;      /* 12-13 Dp сумм. [°],          </w:t>
+      </w:r>
+      <w:r>
+        <w:rPr>
+          <w:rFonts w:ascii="Courier New" w:hAnsi="Courier New"/>
+          <w:sz w:val="15"/>
+          <w:lang w:val="ru-RU"/>
+        </w:rPr>
+        <w:t xml:space="preserve">     </w:t>
       </w:r>
       <w:r>
         <w:rPr>
           <w:rFonts w:ascii="Courier New" w:hAnsi="Courier New"/>
           <w:sz w:val="15"/>
         </w:rPr>
-        <w:t xml:space="preserve">      */</w:t>
+        <w:t xml:space="preserve">*/</w:t>
         <w:br/>
-        <w:t xml:space="preserve">    uint16_t t_p_win;        /* 18-19 Tp ветр.    ÷100 → [с]       */</w:t>
+        <w:t xml:space="preserve">    uint16_t dir_m_sum;      /* 14-15 Dm сумм. [°],          </w:t>
+      </w:r>
+      <w:r>
+        <w:rPr>
+          <w:rFonts w:ascii="Courier New" w:hAnsi="Courier New"/>
+          <w:sz w:val="15"/>
+          <w:lang w:val="ru-RU"/>
+        </w:rPr>
+        <w:t xml:space="preserve">     </w:t>
+      </w:r>
+      <w:r>
+        <w:rPr>
+          <w:rFonts w:ascii="Courier New" w:hAnsi="Courier New"/>
+          <w:sz w:val="15"/>
+        </w:rPr>
+        <w:t xml:space="preserve">*/</w:t>
         <w:br/>
-        <w:t xml:space="preserve">    uint16_t dir_p_win;      /* 20-21 Dp ветр. [°],          */</w:t>
+        <w:t xml:space="preserve">    uint16_t swh_win;        /* 16-17 Hs ветр.  ÷100 → [м]</w:t>
+      </w:r>
+      <w:r>
+        <w:rPr>
+          <w:rFonts w:ascii="Courier New" w:hAnsi="Courier New"/>
+          <w:sz w:val="15"/>
+        </w:rPr>
+        <w:t xml:space="preserve">        */</w:t>
         <w:br/>
-        <w:t xml:space="preserve">    uint16_t swh_sw1;        /* 22-23 H₁/₃ зыбь 1 ÷100 → [м]     */</w:t>
+        <w:t xml:space="preserve">    uint16_t t_p_win;        /* 18-19 Tp ветр.  ÷100 → [с]    </w:t>
+      </w:r>
+      <w:r>
+        <w:rPr>
+          <w:rFonts w:ascii="Courier New" w:hAnsi="Courier New"/>
+          <w:sz w:val="15"/>
+          <w:lang w:val="ru-RU"/>
+        </w:rPr>
+        <w:t xml:space="preserve">  </w:t>
+      </w:r>
+      <w:r>
+        <w:rPr>
+          <w:rFonts w:ascii="Courier New" w:hAnsi="Courier New"/>
+          <w:sz w:val="15"/>
+        </w:rPr>
+        <w:t xml:space="preserve">  */</w:t>
+        <w:br/>
+        <w:t xml:space="preserve">    uint16_t dir_p_win;      /* 20-21 Dp ветр. [°],          </w:t>
+      </w:r>
+      <w:r>
+        <w:rPr>
+          <w:rFonts w:ascii="Courier New" w:hAnsi="Courier New"/>
+          <w:sz w:val="15"/>
+          <w:lang w:val="ru-RU"/>
+        </w:rPr>
+        <w:t xml:space="preserve">     </w:t>
+      </w:r>
+      <w:r>
+        <w:rPr>
+          <w:rFonts w:ascii="Courier New" w:hAnsi="Courier New"/>
+          <w:sz w:val="15"/>
+        </w:rPr>
+        <w:t xml:space="preserve">*/</w:t>
+        <w:br/>
+        <w:t xml:space="preserve">    uint16_t swh_sw1;        /* 22-23 Hs зыбь 1 ÷100 → [м]     </w:t>
+      </w:r>
+      <w:r>
+        <w:rPr>
+          <w:rFonts w:ascii="Courier New" w:hAnsi="Courier New"/>
+          <w:sz w:val="15"/>
+          <w:lang w:val="ru-RU"/>
+        </w:rPr>
+        <w:t xml:space="preserve"> </w:t>
+      </w:r>
+      <w:r>
+        <w:rPr>
+          <w:rFonts w:ascii="Courier New" w:hAnsi="Courier New"/>
+          <w:sz w:val="15"/>
+          <w:lang w:val="en-US"/>
+        </w:rPr>
+        <w:t xml:space="preserve"> </w:t>
+      </w:r>
+      <w:r>
+        <w:rPr>
+          <w:rFonts w:ascii="Courier New" w:hAnsi="Courier New"/>
+          <w:sz w:val="15"/>
+          <w:lang w:val="en-US"/>
+        </w:rPr>
+        <w:t xml:space="preserve"> </w:t>
+      </w:r>
+      <w:r>
+        <w:rPr>
+          <w:rFonts w:ascii="Courier New" w:hAnsi="Courier New"/>
+          <w:sz w:val="15"/>
+        </w:rPr>
+        <w:t xml:space="preserve">*/</w:t>
         <w:br/>
         <w:t xml:space="preserve">    uint16_t t_p_sw1;        /* 24-25 T</w:t>
       </w:r>
@@ -12195,13 +12660,81 @@
           <w:rFonts w:ascii="Courier New" w:hAnsi="Courier New"/>
           <w:sz w:val="15"/>
         </w:rPr>
-        <w:t xml:space="preserve">p зыбь 1   ÷100 → [с]      */</w:t>
+        <w:t xml:space="preserve">p зыбь 1 ÷100 → [с]    </w:t>
+      </w:r>
+      <w:r>
+        <w:rPr>
+          <w:rFonts w:ascii="Courier New" w:hAnsi="Courier New"/>
+          <w:sz w:val="15"/>
+          <w:lang w:val="ru-RU"/>
+        </w:rPr>
+        <w:t xml:space="preserve">  </w:t>
+      </w:r>
+      <w:r>
+        <w:rPr>
+          <w:rFonts w:ascii="Courier New" w:hAnsi="Courier New"/>
+          <w:sz w:val="15"/>
+        </w:rPr>
+        <w:t xml:space="preserve">  */</w:t>
         <w:br/>
-        <w:t xml:space="preserve">    uint16_t dir_p_sw1;      /* 26-27 Dp зыбь 1 [°],        */</w:t>
+        <w:t xml:space="preserve">    uint16_t dir_p_sw1;      /* 26-27 Dp зыбь 1 [°],        </w:t>
+      </w:r>
+      <w:r>
+        <w:rPr>
+          <w:rFonts w:ascii="Courier New" w:hAnsi="Courier New"/>
+          <w:sz w:val="15"/>
+          <w:lang w:val="ru-RU"/>
+        </w:rPr>
+        <w:t xml:space="preserve">      </w:t>
+      </w:r>
+      <w:r>
+        <w:rPr>
+          <w:rFonts w:ascii="Courier New" w:hAnsi="Courier New"/>
+          <w:sz w:val="15"/>
+        </w:rPr>
+        <w:t xml:space="preserve">*/</w:t>
         <w:br/>
-        <w:t xml:space="preserve">    uint16_t swh_sw2;        /* 28-29 H₁/₃ зыбь 2 ÷100 → [м]     */</w:t>
+        <w:t xml:space="preserve">    uint16_t swh_sw2;        /* 28-29 Hs зыбь 2 ÷100 → [м]     </w:t>
+      </w:r>
+      <w:r>
+        <w:rPr>
+          <w:rFonts w:ascii="Courier New" w:hAnsi="Courier New"/>
+          <w:sz w:val="15"/>
+          <w:lang w:val="ru-RU"/>
+        </w:rPr>
+        <w:t xml:space="preserve"> </w:t>
+      </w:r>
+      <w:r>
+        <w:rPr>
+          <w:rFonts w:ascii="Courier New" w:hAnsi="Courier New"/>
+          <w:sz w:val="15"/>
+          <w:lang w:val="en-US"/>
+        </w:rPr>
+        <w:t xml:space="preserve">  </w:t>
+      </w:r>
+      <w:r>
+        <w:rPr>
+          <w:rFonts w:ascii="Courier New" w:hAnsi="Courier New"/>
+          <w:sz w:val="15"/>
+        </w:rPr>
+        <w:t xml:space="preserve">*/</w:t>
         <w:br/>
-        <w:t xml:space="preserve">    uint16_t t_p_sw2;        /* 30-31 Tp зыбь 2   ÷100 → [с]      */</w:t>
+        <w:t xml:space="preserve">    uint16_t t_p_sw2;        /* 30-31 Tp зыбь 2 ÷100 → [с]   </w:t>
+      </w:r>
+      <w:r>
+        <w:rPr>
+          <w:rFonts w:ascii="Courier New" w:hAnsi="Courier New"/>
+          <w:sz w:val="15"/>
+          <w:lang w:val="ru-RU"/>
+        </w:rPr>
+        <w:t xml:space="preserve">  </w:t>
+      </w:r>
+      <w:r>
+        <w:rPr>
+          <w:rFonts w:ascii="Courier New" w:hAnsi="Courier New"/>
+          <w:sz w:val="15"/>
+        </w:rPr>
+        <w:t xml:space="preserve">   */</w:t>
         <w:br/>
         <w:t xml:space="preserve">    uint16_t dir_p_s</w:t>
       </w:r>
@@ -12210,7 +12743,22 @@
           <w:rFonts w:ascii="Courier New" w:hAnsi="Courier New"/>
           <w:sz w:val="15"/>
         </w:rPr>
-        <w:t xml:space="preserve">w2;      /* 32-33 Dp зыбь 2 [°],        */</w:t>
+        <w:t xml:space="preserve">w2;      /* 32-33 Dp зыбь 2 [°],      </w:t>
+      </w:r>
+      <w:r>
+        <w:rPr>
+          <w:rFonts w:ascii="Courier New" w:hAnsi="Courier New"/>
+          <w:sz w:val="15"/>
+          <w:lang w:val="ru-RU"/>
+        </w:rPr>
+        <w:t xml:space="preserve"> </w:t>
+      </w:r>
+      <w:r>
+        <w:rPr>
+          <w:rFonts w:ascii="Courier New" w:hAnsi="Courier New"/>
+          <w:sz w:val="15"/>
+        </w:rPr>
+        <w:t xml:space="preserve">  */</w:t>
         <w:br/>
         <w:t xml:space="preserve">    uint16_t curr_speed;     /* 34-35 т</w:t>
       </w:r>
@@ -12227,7 +12775,22 @@
           <w:rFonts w:ascii="Courier New" w:hAnsi="Courier New"/>
           <w:sz w:val="15"/>
         </w:rPr>
-        <w:t xml:space="preserve"> ÷100 → [м/с], */</w:t>
+        <w:t xml:space="preserve"> ÷100 → [м/с],</w:t>
+      </w:r>
+      <w:r>
+        <w:rPr>
+          <w:rFonts w:ascii="Courier New" w:hAnsi="Courier New"/>
+          <w:sz w:val="15"/>
+          <w:lang w:val="ru-RU"/>
+        </w:rPr>
+        <w:t xml:space="preserve"> </w:t>
+      </w:r>
+      <w:r>
+        <w:rPr>
+          <w:rFonts w:ascii="Courier New" w:hAnsi="Courier New"/>
+          <w:sz w:val="15"/>
+        </w:rPr>
+        <w:t xml:space="preserve"> */</w:t>
         <w:br/>
         <w:t xml:space="preserve">    uint16_t curr_dir;       /* 36-37 направл. т</w:t>
       </w:r>
@@ -12244,9 +12807,39 @@
           <w:rFonts w:ascii="Courier New" w:hAnsi="Courier New"/>
           <w:sz w:val="15"/>
         </w:rPr>
-        <w:t xml:space="preserve"> [°], */</w:t>
+        <w:t xml:space="preserve"> [°], </w:t>
+      </w:r>
+      <w:r>
+        <w:rPr>
+          <w:rFonts w:ascii="Courier New" w:hAnsi="Courier New"/>
+          <w:sz w:val="15"/>
+          <w:lang w:val="ru-RU"/>
+        </w:rPr>
+        <w:t xml:space="preserve"> </w:t>
+      </w:r>
+      <w:r>
+        <w:rPr>
+          <w:rFonts w:ascii="Courier New" w:hAnsi="Courier New"/>
+          <w:sz w:val="15"/>
+        </w:rPr>
+        <w:t xml:space="preserve">*/</w:t>
         <w:br/>
-        <w:t xml:space="preserve">    uint16_t wspd_x10;       /* 38-39 ветер ÷10 → [м/с]           */</w:t>
+        <w:t xml:space="preserve">    uint16_t wspd_x10;       /* 38-39 ветер ÷10 → [м/с]    </w:t>
+      </w:r>
+      <w:r>
+        <w:rPr>
+          <w:rFonts w:ascii="Courier New" w:hAnsi="Courier New"/>
+          <w:sz w:val="15"/>
+          <w:lang w:val="ru-RU"/>
+        </w:rPr>
+        <w:t xml:space="preserve"> </w:t>
+      </w:r>
+      <w:r>
+        <w:rPr>
+          <w:rFonts w:ascii="Courier New" w:hAnsi="Courier New"/>
+          <w:sz w:val="15"/>
+        </w:rPr>
+        <w:t xml:space="preserve"> */</w:t>
       </w:r>
       <w:r>
         <w:rPr>
@@ -12254,24 +12847,160 @@
           <w:sz w:val="15"/>
         </w:rPr>
         <w:br/>
-        <w:t xml:space="preserve">    uint16_t wind_dir;       /* 40-41 направл. ветра [°],  */</w:t>
-        <w:br/>
-        <w:t xml:space="preserve">    uint8_t  n_sys;          /* 42    число систем (0–3)            */</w:t>
-        <w:br/>
-        <w:t xml:space="preserve">    uint8_t  quality;        /* 43    1=GOOD  0=BAD                 */</w:t>
-        <w:br/>
-        <w:t xml:space="preserve">    uint16_t reserved[4];    /* 44-51 зарез</w:t>
+        <w:t xml:space="preserve">    uint16_t wind_dir;       /* 40-41 направл. ветра [°],  </w:t>
+      </w:r>
+      <w:r>
+        <w:rPr>
+          <w:rFonts w:ascii="Courier New" w:hAnsi="Courier New"/>
+          <w:sz w:val="15"/>
+          <w:lang w:val="ru-RU"/>
+        </w:rPr>
+        <w:t xml:space="preserve"> </w:t>
       </w:r>
       <w:r>
         <w:rPr>
           <w:rFonts w:ascii="Courier New" w:hAnsi="Courier New"/>
           <w:sz w:val="15"/>
         </w:rPr>
-        <w:t xml:space="preserve">ервировано = 0           */</w:t>
+        <w:t xml:space="preserve"> */</w:t>
         <w:br/>
-        <w:t xml:space="preserve">    uint8_t  spec_1d[64];    /* 52-115  1D спектр [0–255]          */</w:t>
+        <w:t xml:space="preserve">    uint8_t  n_sys;          /* 42    число систем (0–3)   </w:t>
+      </w:r>
+      <w:r>
+        <w:rPr>
+          <w:rFonts w:ascii="Courier New" w:hAnsi="Courier New"/>
+          <w:sz w:val="15"/>
+          <w:lang w:val="ru-RU"/>
+        </w:rPr>
+        <w:t xml:space="preserve"> </w:t>
+      </w:r>
+      <w:r>
+        <w:rPr>
+          <w:rFonts w:ascii="Courier New" w:hAnsi="Courier New"/>
+          <w:sz w:val="15"/>
+        </w:rPr>
+        <w:t xml:space="preserve"> */</w:t>
         <w:br/>
-        <w:t xml:space="preserve">    uint8_t  spec_2d[36][36];/* 116-1411 2D спектр [0–255]         */</w:t>
+        <w:t xml:space="preserve">    uint8_t  quality;        /* 43    1=GOOD  0=BAD         </w:t>
+      </w:r>
+      <w:r>
+        <w:rPr>
+          <w:rFonts w:ascii="Courier New" w:hAnsi="Courier New"/>
+          <w:sz w:val="15"/>
+          <w:lang w:val="ru-RU"/>
+        </w:rPr>
+        <w:t xml:space="preserve"> </w:t>
+      </w:r>
+      <w:r>
+        <w:rPr>
+          <w:rFonts w:ascii="Courier New" w:hAnsi="Courier New"/>
+          <w:sz w:val="15"/>
+        </w:rPr>
+        <w:t xml:space="preserve">*/</w:t>
+        <w:br/>
+        <w:t xml:space="preserve">    uint16_t version;        /* 44-45 </w:t>
+      </w:r>
+      <w:r>
+        <w:rPr>
+          <w:rFonts w:ascii="Courier New" w:hAnsi="Courier New"/>
+          <w:sz w:val="15"/>
+          <w:lang w:val="ru-RU"/>
+        </w:rPr>
+        <w:t xml:space="preserve">номер версии алгоритма */</w:t>
+      </w:r>
+      <w:r>
+        <w:rPr>
+          <w:rFonts w:ascii="Courier New" w:hAnsi="Courier New"/>
+          <w:sz w:val="15"/>
+        </w:rPr>
+        <w:br/>
+        <w:t xml:space="preserve">    uint16_t reserved[</w:t>
+      </w:r>
+      <w:r>
+        <w:rPr>
+          <w:rFonts w:ascii="Courier New" w:hAnsi="Courier New"/>
+          <w:sz w:val="15"/>
+          <w:lang w:val="ru-RU"/>
+        </w:rPr>
+        <w:t xml:space="preserve">3</w:t>
+      </w:r>
+      <w:r>
+        <w:rPr>
+          <w:rFonts w:ascii="Courier New" w:hAnsi="Courier New"/>
+          <w:sz w:val="15"/>
+        </w:rPr>
+        <w:t xml:space="preserve">];    /* 4</w:t>
+      </w:r>
+      <w:r>
+        <w:rPr>
+          <w:rFonts w:ascii="Courier New" w:hAnsi="Courier New"/>
+          <w:sz w:val="15"/>
+          <w:lang w:val="ru-RU"/>
+        </w:rPr>
+        <w:t xml:space="preserve">6</w:t>
+      </w:r>
+      <w:r>
+        <w:rPr>
+          <w:rFonts w:ascii="Courier New" w:hAnsi="Courier New"/>
+          <w:sz w:val="15"/>
+        </w:rPr>
+        <w:t xml:space="preserve">-51 зарез</w:t>
+      </w:r>
+      <w:r>
+        <w:rPr>
+          <w:rFonts w:ascii="Courier New" w:hAnsi="Courier New"/>
+          <w:sz w:val="15"/>
+        </w:rPr>
+        <w:t xml:space="preserve">ервировано = 0 </w:t>
+      </w:r>
+      <w:r>
+        <w:rPr>
+          <w:rFonts w:ascii="Courier New" w:hAnsi="Courier New"/>
+          <w:sz w:val="15"/>
+          <w:lang w:val="ru-RU"/>
+        </w:rPr>
+        <w:t xml:space="preserve"> </w:t>
+      </w:r>
+      <w:r>
+        <w:rPr>
+          <w:rFonts w:ascii="Courier New" w:hAnsi="Courier New"/>
+          <w:sz w:val="15"/>
+        </w:rPr>
+        <w:t xml:space="preserve">  */</w:t>
+        <w:br/>
+        <w:t xml:space="preserve">    uint8_t  spec_1d[64];    /* 52-115  1D спектр [0–255] </w:t>
+      </w:r>
+      <w:r>
+        <w:rPr>
+          <w:rFonts w:ascii="Courier New" w:hAnsi="Courier New"/>
+          <w:sz w:val="15"/>
+          <w:lang w:val="ru-RU"/>
+        </w:rPr>
+        <w:t xml:space="preserve"> </w:t>
+      </w:r>
+      <w:r>
+        <w:rPr>
+          <w:rFonts w:ascii="Courier New" w:hAnsi="Courier New"/>
+          <w:sz w:val="15"/>
+        </w:rPr>
+        <w:t xml:space="preserve">  */</w:t>
+        <w:br/>
+        <w:t xml:space="preserve">    uint8_t  spec_2d[36][36];/* 116-1411 2D спектр [0–255]</w:t>
+      </w:r>
+      <w:r>
+        <w:rPr>
+          <w:rFonts w:ascii="Courier New" w:hAnsi="Courier New"/>
+          <w:sz w:val="15"/>
+          <w:lang w:val="ru-RU"/>
+        </w:rPr>
+        <w:t xml:space="preserve"> </w:t>
+      </w:r>
+      <w:r>
+        <w:rPr>
+          <w:rFonts w:ascii="Courier New" w:hAnsi="Courier New"/>
+          <w:sz w:val="15"/>
+        </w:rPr>
+        <w:t xml:space="preserve">  */</w:t>
         <w:br/>
         <w:t xml:space="preserve">}; /* sizeof = 1412 байт */</w:t>
         <w:br/>
@@ -12314,7 +13043,7 @@
           <w:rFonts w:ascii="Courier New" w:hAnsi="Courier New"/>
           <w:sz w:val="15"/>
         </w:rPr>
-        <w:t xml:space="preserve">[м/с]            */</w:t>
+        <w:t xml:space="preserve">[м/с]        */</w:t>
         <w:br/>
         <w:t xml:space="preserve">double wspd   = pkt.wspd_x10   / 10.0;  /* ветер [м/с]          */</w:t>
         <w:br/>
@@ -12325,15 +13054,74 @@
           <w:rFonts w:ascii="Courier New" w:hAnsi="Courier New"/>
           <w:sz w:val="15"/>
         </w:rPr>
-        <w:t xml:space="preserve">f_max  = pkt.rpm_x100 / 100.0 / 120.0; /* Найквист [Гц] */</w:t>
+        <w:t xml:space="preserve">f_max  = pkt.rpm_x100 / 100.0 / 120.0; /* Найквист [Гц] </w:t>
+      </w:r>
+      <w:r>
+        <w:rPr>
+          <w:rFonts w:ascii="Courier New" w:hAnsi="Courier New"/>
+          <w:sz w:val="15"/>
+          <w:lang w:val="ru-RU"/>
+        </w:rPr>
+        <w:t xml:space="preserve"> </w:t>
+      </w:r>
+      <w:r>
+        <w:rPr>
+          <w:rFonts w:ascii="Courier New" w:hAnsi="Courier New"/>
+          <w:sz w:val="15"/>
+        </w:rPr>
+        <w:t xml:space="preserve">*/</w:t>
         <w:br/>
-        <w:t xml:space="preserve">/* 1D: частота бина i    = i * f_max / 63.0  [Гц]              */</w:t>
+        <w:t xml:space="preserve">/* 1D: частота бина i    = i * f_max / 63.0  [Гц]             </w:t>
+      </w:r>
+      <w:r>
+        <w:rPr>
+          <w:rFonts w:ascii="Courier New" w:hAnsi="Courier New"/>
+          <w:sz w:val="15"/>
+          <w:lang w:val="ru-RU"/>
+        </w:rPr>
+        <w:t xml:space="preserve"> </w:t>
+      </w:r>
+      <w:r>
+        <w:rPr>
+          <w:rFonts w:ascii="Courier New" w:hAnsi="Courier New"/>
+          <w:sz w:val="15"/>
+        </w:rPr>
+        <w:t xml:space="preserve"> */</w:t>
         <w:br/>
-        <w:t xml:space="preserve">/* 2D: частота столбца j = j * f_max / 35.0  [Гц]              */</w:t>
+        <w:t xml:space="preserve">/* 2D: частота столбца j = j * f_max / 35.0  [Гц]             </w:t>
+      </w:r>
+      <w:r>
+        <w:rPr>
+          <w:rFonts w:ascii="Courier New" w:hAnsi="Courier New"/>
+          <w:sz w:val="15"/>
+          <w:lang w:val="ru-RU"/>
+        </w:rPr>
+        <w:t xml:space="preserve"> </w:t>
+      </w:r>
+      <w:r>
+        <w:rPr>
+          <w:rFonts w:ascii="Courier New" w:hAnsi="Courier New"/>
+          <w:sz w:val="15"/>
+        </w:rPr>
+        <w:t xml:space="preserve"> */</w:t>
         <w:br/>
-        <w:t xml:space="preserve">/* 2D: направление строки i = i * 10  [°], */</w:t>
+        <w:t xml:space="preserve">/* 2D: направление строки i = i * 10  [°], </w:t>
       </w:r>
-      <w:r/>
+      <w:r>
+        <w:rPr>
+          <w:rFonts w:ascii="Courier New" w:hAnsi="Courier New"/>
+          <w:sz w:val="15"/>
+          <w:lang w:val="ru-RU"/>
+        </w:rPr>
+        <w:t xml:space="preserve">                     </w:t>
+      </w:r>
+      <w:r>
+        <w:rPr>
+          <w:rFonts w:ascii="Courier New" w:hAnsi="Courier New"/>
+          <w:sz w:val="15"/>
+        </w:rPr>
+        <w:t xml:space="preserve">*/</w:t>
+      </w:r>
       <w:r/>
     </w:p>
     <w:sectPr>
@@ -12358,7 +13146,6 @@
         <w:ind/>
         <w:rPr/>
       </w:pPr>
-      <w:r/>
       <w:r>
         <w:separator/>
       </w:r>
@@ -12373,7 +13160,6 @@
         <w:ind/>
         <w:rPr/>
       </w:pPr>
-      <w:r/>
       <w:r>
         <w:continuationSeparator/>
       </w:r>
@@ -12393,7 +13179,6 @@
         <w:ind/>
         <w:rPr/>
       </w:pPr>
-      <w:r/>
       <w:r>
         <w:separator/>
       </w:r>
@@ -12408,7 +13193,6 @@
         <w:ind/>
         <w:rPr/>
       </w:pPr>
-      <w:r/>
       <w:r>
         <w:continuationSeparator/>
       </w:r>
@@ -12699,7 +13483,7 @@
         <w:spacing/>
         <w:ind w:hanging="360" w:left="1080"/>
       </w:pPr>
-      <w:pStyle w:val="728"/>
+      <w:pStyle w:val="909"/>
       <w:rPr/>
       <w:start w:val="1"/>
       <w:suff w:val="tab"/>
@@ -12832,7 +13616,7 @@
         <w:spacing/>
         <w:ind w:hanging="360" w:left="720"/>
       </w:pPr>
-      <w:pStyle w:val="727"/>
+      <w:pStyle w:val="908"/>
       <w:rPr/>
       <w:start w:val="1"/>
       <w:suff w:val="tab"/>
@@ -13099,7 +13883,7 @@
         <w:spacing/>
         <w:ind w:hanging="360" w:left="1080"/>
       </w:pPr>
-      <w:pStyle w:val="725"/>
+      <w:pStyle w:val="906"/>
       <w:rPr>
         <w:rFonts w:hint="default" w:ascii="Symbol" w:hAnsi="Symbol"/>
       </w:rPr>
@@ -13234,7 +14018,7 @@
         <w:spacing/>
         <w:ind w:hanging="360" w:left="720"/>
       </w:pPr>
-      <w:pStyle w:val="724"/>
+      <w:pStyle w:val="905"/>
       <w:rPr>
         <w:rFonts w:hint="default" w:ascii="Symbol" w:hAnsi="Symbol"/>
       </w:rPr>
@@ -13369,7 +14153,7 @@
         <w:spacing/>
         <w:ind w:hanging="360" w:left="360"/>
       </w:pPr>
-      <w:pStyle w:val="726"/>
+      <w:pStyle w:val="907"/>
       <w:rPr/>
       <w:start w:val="1"/>
       <w:suff w:val="tab"/>
@@ -13502,7 +14286,7 @@
         <w:spacing/>
         <w:ind w:hanging="360" w:left="360"/>
       </w:pPr>
-      <w:pStyle w:val="723"/>
+      <w:pStyle w:val="904"/>
       <w:rPr>
         <w:rFonts w:hint="default" w:ascii="Symbol" w:hAnsi="Symbol"/>
       </w:rPr>
@@ -13810,9 +14594,9 @@
     <w:lsdException w:name="Bibliography" w:uiPriority="37"/>
     <w:lsdException w:name="TOC Heading" w:uiPriority="39" w:qFormat="1"/>
   </w:latentStyles>
-  <w:style w:type="table" w:styleId="13">
+  <w:style w:type="table" w:styleId="725">
     <w:name w:val="Table Grid Light"/>
-    <w:basedOn w:val="703"/>
+    <w:basedOn w:val="884"/>
     <w:uiPriority w:val="59"/>
     <w:pPr>
       <w:pBdr/>
@@ -14009,9 +14793,9 @@
       </w:tcPr>
     </w:tblStylePr>
   </w:style>
-  <w:style w:type="table" w:styleId="14">
+  <w:style w:type="table" w:styleId="726">
     <w:name w:val="Plain Table 1"/>
-    <w:basedOn w:val="703"/>
+    <w:basedOn w:val="884"/>
     <w:uiPriority w:val="59"/>
     <w:pPr>
       <w:pBdr/>
@@ -14234,9 +15018,9 @@
       </w:tcPr>
     </w:tblStylePr>
   </w:style>
-  <w:style w:type="table" w:styleId="15">
+  <w:style w:type="table" w:styleId="727">
     <w:name w:val="Plain Table 2"/>
-    <w:basedOn w:val="703"/>
+    <w:basedOn w:val="884"/>
     <w:uiPriority w:val="59"/>
     <w:pPr>
       <w:pBdr/>
@@ -14467,9 +15251,9 @@
       </w:tcPr>
     </w:tblStylePr>
   </w:style>
-  <w:style w:type="table" w:styleId="16">
+  <w:style w:type="table" w:styleId="728">
     <w:name w:val="Plain Table 3"/>
-    <w:basedOn w:val="703"/>
+    <w:basedOn w:val="884"/>
     <w:uiPriority w:val="99"/>
     <w:pPr>
       <w:pBdr/>
@@ -14697,9 +15481,9 @@
       </w:tcPr>
     </w:tblStylePr>
   </w:style>
-  <w:style w:type="table" w:styleId="17">
+  <w:style w:type="table" w:styleId="729">
     <w:name w:val="Plain Table 4"/>
-    <w:basedOn w:val="703"/>
+    <w:basedOn w:val="884"/>
     <w:uiPriority w:val="99"/>
     <w:pPr>
       <w:pBdr/>
@@ -14913,9 +15697,9 @@
       </w:tcPr>
     </w:tblStylePr>
   </w:style>
-  <w:style w:type="table" w:styleId="18">
+  <w:style w:type="table" w:styleId="730">
     <w:name w:val="Plain Table 5"/>
-    <w:basedOn w:val="703"/>
+    <w:basedOn w:val="884"/>
     <w:uiPriority w:val="99"/>
     <w:pPr>
       <w:pBdr/>
@@ -15146,9 +15930,9 @@
       </w:tcPr>
     </w:tblStylePr>
   </w:style>
-  <w:style w:type="table" w:styleId="19">
+  <w:style w:type="table" w:styleId="731">
     <w:name w:val="Grid Table 1 Light"/>
-    <w:basedOn w:val="703"/>
+    <w:basedOn w:val="884"/>
     <w:uiPriority w:val="99"/>
     <w:pPr>
       <w:pBdr/>
@@ -15369,9 +16153,9 @@
       </w:tcPr>
     </w:tblStylePr>
   </w:style>
-  <w:style w:type="table" w:styleId="20">
+  <w:style w:type="table" w:styleId="732">
     <w:name w:val="Grid Table 1 Light - Accent 1"/>
-    <w:basedOn w:val="703"/>
+    <w:basedOn w:val="884"/>
     <w:uiPriority w:val="99"/>
     <w:pPr>
       <w:pBdr/>
@@ -15592,9 +16376,9 @@
       </w:tcPr>
     </w:tblStylePr>
   </w:style>
-  <w:style w:type="table" w:styleId="21">
+  <w:style w:type="table" w:styleId="733">
     <w:name w:val="Grid Table 1 Light - Accent 2"/>
-    <w:basedOn w:val="703"/>
+    <w:basedOn w:val="884"/>
     <w:uiPriority w:val="99"/>
     <w:pPr>
       <w:pBdr/>
@@ -15815,9 +16599,9 @@
       </w:tcPr>
     </w:tblStylePr>
   </w:style>
-  <w:style w:type="table" w:styleId="22">
+  <w:style w:type="table" w:styleId="734">
     <w:name w:val="Grid Table 1 Light - Accent 3"/>
-    <w:basedOn w:val="703"/>
+    <w:basedOn w:val="884"/>
     <w:uiPriority w:val="99"/>
     <w:pPr>
       <w:pBdr/>
@@ -16038,9 +16822,9 @@
       </w:tcPr>
     </w:tblStylePr>
   </w:style>
-  <w:style w:type="table" w:styleId="23">
+  <w:style w:type="table" w:styleId="735">
     <w:name w:val="Grid Table 1 Light - Accent 4"/>
-    <w:basedOn w:val="703"/>
+    <w:basedOn w:val="884"/>
     <w:uiPriority w:val="99"/>
     <w:pPr>
       <w:pBdr/>
@@ -16261,9 +17045,9 @@
       </w:tcPr>
     </w:tblStylePr>
   </w:style>
-  <w:style w:type="table" w:styleId="24">
+  <w:style w:type="table" w:styleId="736">
     <w:name w:val="Grid Table 1 Light - Accent 5"/>
-    <w:basedOn w:val="703"/>
+    <w:basedOn w:val="884"/>
     <w:uiPriority w:val="99"/>
     <w:pPr>
       <w:pBdr/>
@@ -16484,9 +17268,9 @@
       </w:tcPr>
     </w:tblStylePr>
   </w:style>
-  <w:style w:type="table" w:styleId="25">
+  <w:style w:type="table" w:styleId="737">
     <w:name w:val="Grid Table 1 Light - Accent 6"/>
-    <w:basedOn w:val="703"/>
+    <w:basedOn w:val="884"/>
     <w:uiPriority w:val="99"/>
     <w:pPr>
       <w:pBdr/>
@@ -16707,9 +17491,9 @@
       </w:tcPr>
     </w:tblStylePr>
   </w:style>
-  <w:style w:type="table" w:styleId="26">
+  <w:style w:type="table" w:styleId="738">
     <w:name w:val="Grid Table 2"/>
-    <w:basedOn w:val="703"/>
+    <w:basedOn w:val="884"/>
     <w:uiPriority w:val="99"/>
     <w:pPr>
       <w:pBdr/>
@@ -16939,9 +17723,9 @@
       </w:tcPr>
     </w:tblStylePr>
   </w:style>
-  <w:style w:type="table" w:styleId="27">
+  <w:style w:type="table" w:styleId="739">
     <w:name w:val="Grid Table 2 - Accent 1"/>
-    <w:basedOn w:val="703"/>
+    <w:basedOn w:val="884"/>
     <w:uiPriority w:val="99"/>
     <w:pPr>
       <w:pBdr/>
@@ -17171,9 +17955,9 @@
       </w:tcPr>
     </w:tblStylePr>
   </w:style>
-  <w:style w:type="table" w:styleId="28">
+  <w:style w:type="table" w:styleId="740">
     <w:name w:val="Grid Table 2 - Accent 2"/>
-    <w:basedOn w:val="703"/>
+    <w:basedOn w:val="884"/>
     <w:uiPriority w:val="99"/>
     <w:pPr>
       <w:pBdr/>
@@ -17403,9 +18187,9 @@
       </w:tcPr>
     </w:tblStylePr>
   </w:style>
-  <w:style w:type="table" w:styleId="29">
+  <w:style w:type="table" w:styleId="741">
     <w:name w:val="Grid Table 2 - Accent 3"/>
-    <w:basedOn w:val="703"/>
+    <w:basedOn w:val="884"/>
     <w:uiPriority w:val="99"/>
     <w:pPr>
       <w:pBdr/>
@@ -17635,9 +18419,9 @@
       </w:tcPr>
     </w:tblStylePr>
   </w:style>
-  <w:style w:type="table" w:styleId="30">
+  <w:style w:type="table" w:styleId="742">
     <w:name w:val="Grid Table 2 - Accent 4"/>
-    <w:basedOn w:val="703"/>
+    <w:basedOn w:val="884"/>
     <w:uiPriority w:val="99"/>
     <w:pPr>
       <w:pBdr/>
@@ -17867,9 +18651,9 @@
       </w:tcPr>
     </w:tblStylePr>
   </w:style>
-  <w:style w:type="table" w:styleId="31">
+  <w:style w:type="table" w:styleId="743">
     <w:name w:val="Grid Table 2 - Accent 5"/>
-    <w:basedOn w:val="703"/>
+    <w:basedOn w:val="884"/>
     <w:uiPriority w:val="99"/>
     <w:pPr>
       <w:pBdr/>
@@ -18099,9 +18883,9 @@
       </w:tcPr>
     </w:tblStylePr>
   </w:style>
-  <w:style w:type="table" w:styleId="32">
+  <w:style w:type="table" w:styleId="744">
     <w:name w:val="Grid Table 2 - Accent 6"/>
-    <w:basedOn w:val="703"/>
+    <w:basedOn w:val="884"/>
     <w:uiPriority w:val="99"/>
     <w:pPr>
       <w:pBdr/>
@@ -18331,9 +19115,9 @@
       </w:tcPr>
     </w:tblStylePr>
   </w:style>
-  <w:style w:type="table" w:styleId="33">
+  <w:style w:type="table" w:styleId="745">
     <w:name w:val="Grid Table 3"/>
-    <w:basedOn w:val="703"/>
+    <w:basedOn w:val="884"/>
     <w:uiPriority w:val="99"/>
     <w:pPr>
       <w:pBdr/>
@@ -18432,29 +19216,6 @@
         <w:tblBorders/>
       </w:tblPr>
       <w:tcPr>
-        <w:shd w:color="ffffff"/>
-        <w:tcBorders>
-          <w:top w:val="none" w:color="000000" w:sz="4" w:space="0"/>
-          <w:left w:val="none" w:color="000000" w:sz="4" w:space="0"/>
-          <w:bottom w:val="none" w:color="000000" w:sz="4" w:space="0"/>
-          <w:right w:val="none" w:color="000000" w:sz="4" w:space="0"/>
-        </w:tcBorders>
-      </w:tcPr>
-    </w:tblStylePr>
-    <w:tblStylePr w:type="firstRow">
-      <w:rPr>
-        <w:b/>
-        <w:color w:val="404040"/>
-      </w:rPr>
-      <w:pPr>
-        <w:pBdr/>
-        <w:spacing/>
-        <w:ind/>
-      </w:pPr>
-      <w:tblPr>
-        <w:tblBorders/>
-      </w:tblPr>
-      <w:tcPr>
         <w:shd w:val="clear" w:color="ffffff"/>
         <w:tcBorders>
           <w:top w:val="none" w:color="000000" w:sz="4" w:space="0"/>
@@ -18464,30 +19225,7 @@
         </w:tcBorders>
       </w:tcPr>
     </w:tblStylePr>
-    <w:tblStylePr w:type="lastCol">
-      <w:rPr>
-        <w:i/>
-        <w:color w:val="404040"/>
-      </w:rPr>
-      <w:pPr>
-        <w:pBdr/>
-        <w:spacing/>
-        <w:ind/>
-      </w:pPr>
-      <w:tblPr>
-        <w:tblBorders/>
-      </w:tblPr>
-      <w:tcPr>
-        <w:shd w:color="ffffff"/>
-        <w:tcBorders>
-          <w:top w:val="none" w:color="000000" w:sz="4" w:space="0"/>
-          <w:left w:val="none" w:color="000000" w:sz="4" w:space="0"/>
-          <w:bottom w:val="none" w:color="000000" w:sz="4" w:space="0"/>
-          <w:right w:val="none" w:color="000000" w:sz="4" w:space="0"/>
-        </w:tcBorders>
-      </w:tcPr>
-    </w:tblStylePr>
-    <w:tblStylePr w:type="lastRow">
+    <w:tblStylePr w:type="firstRow">
       <w:rPr>
         <w:b/>
         <w:color w:val="404040"/>
@@ -18510,6 +19248,52 @@
         </w:tcBorders>
       </w:tcPr>
     </w:tblStylePr>
+    <w:tblStylePr w:type="lastCol">
+      <w:rPr>
+        <w:i/>
+        <w:color w:val="404040"/>
+      </w:rPr>
+      <w:pPr>
+        <w:pBdr/>
+        <w:spacing/>
+        <w:ind/>
+      </w:pPr>
+      <w:tblPr>
+        <w:tblBorders/>
+      </w:tblPr>
+      <w:tcPr>
+        <w:shd w:val="clear" w:color="ffffff"/>
+        <w:tcBorders>
+          <w:top w:val="none" w:color="000000" w:sz="4" w:space="0"/>
+          <w:left w:val="none" w:color="000000" w:sz="4" w:space="0"/>
+          <w:bottom w:val="none" w:color="000000" w:sz="4" w:space="0"/>
+          <w:right w:val="none" w:color="000000" w:sz="4" w:space="0"/>
+        </w:tcBorders>
+      </w:tcPr>
+    </w:tblStylePr>
+    <w:tblStylePr w:type="lastRow">
+      <w:rPr>
+        <w:b/>
+        <w:color w:val="404040"/>
+      </w:rPr>
+      <w:pPr>
+        <w:pBdr/>
+        <w:spacing/>
+        <w:ind/>
+      </w:pPr>
+      <w:tblPr>
+        <w:tblBorders/>
+      </w:tblPr>
+      <w:tcPr>
+        <w:shd w:val="clear" w:color="ffffff"/>
+        <w:tcBorders>
+          <w:top w:val="none" w:color="000000" w:sz="4" w:space="0"/>
+          <w:left w:val="none" w:color="000000" w:sz="4" w:space="0"/>
+          <w:bottom w:val="none" w:color="000000" w:sz="4" w:space="0"/>
+          <w:right w:val="none" w:color="000000" w:sz="4" w:space="0"/>
+        </w:tcBorders>
+      </w:tcPr>
+    </w:tblStylePr>
     <w:tblStylePr w:type="nwCell">
       <w:pPr>
         <w:pBdr/>
@@ -18576,9 +19360,9 @@
       </w:tcPr>
     </w:tblStylePr>
   </w:style>
-  <w:style w:type="table" w:styleId="34">
+  <w:style w:type="table" w:styleId="746">
     <w:name w:val="Grid Table 3 - Accent 1"/>
-    <w:basedOn w:val="703"/>
+    <w:basedOn w:val="884"/>
     <w:uiPriority w:val="99"/>
     <w:pPr>
       <w:pBdr/>
@@ -18677,29 +19461,6 @@
         <w:tblBorders/>
       </w:tblPr>
       <w:tcPr>
-        <w:shd w:color="ffffff"/>
-        <w:tcBorders>
-          <w:top w:val="none" w:color="000000" w:sz="4" w:space="0"/>
-          <w:left w:val="none" w:color="000000" w:sz="4" w:space="0"/>
-          <w:bottom w:val="none" w:color="000000" w:sz="4" w:space="0"/>
-          <w:right w:val="none" w:color="000000" w:sz="4" w:space="0"/>
-        </w:tcBorders>
-      </w:tcPr>
-    </w:tblStylePr>
-    <w:tblStylePr w:type="firstRow">
-      <w:rPr>
-        <w:b/>
-        <w:color w:val="404040"/>
-      </w:rPr>
-      <w:pPr>
-        <w:pBdr/>
-        <w:spacing/>
-        <w:ind/>
-      </w:pPr>
-      <w:tblPr>
-        <w:tblBorders/>
-      </w:tblPr>
-      <w:tcPr>
         <w:shd w:val="clear" w:color="ffffff"/>
         <w:tcBorders>
           <w:top w:val="none" w:color="000000" w:sz="4" w:space="0"/>
@@ -18709,30 +19470,7 @@
         </w:tcBorders>
       </w:tcPr>
     </w:tblStylePr>
-    <w:tblStylePr w:type="lastCol">
-      <w:rPr>
-        <w:i/>
-        <w:color w:val="404040"/>
-      </w:rPr>
-      <w:pPr>
-        <w:pBdr/>
-        <w:spacing/>
-        <w:ind/>
-      </w:pPr>
-      <w:tblPr>
-        <w:tblBorders/>
-      </w:tblPr>
-      <w:tcPr>
-        <w:shd w:color="ffffff"/>
-        <w:tcBorders>
-          <w:top w:val="none" w:color="000000" w:sz="4" w:space="0"/>
-          <w:left w:val="none" w:color="000000" w:sz="4" w:space="0"/>
-          <w:bottom w:val="none" w:color="000000" w:sz="4" w:space="0"/>
-          <w:right w:val="none" w:color="000000" w:sz="4" w:space="0"/>
-        </w:tcBorders>
-      </w:tcPr>
-    </w:tblStylePr>
-    <w:tblStylePr w:type="lastRow">
+    <w:tblStylePr w:type="firstRow">
       <w:rPr>
         <w:b/>
         <w:color w:val="404040"/>
@@ -18755,6 +19493,52 @@
         </w:tcBorders>
       </w:tcPr>
     </w:tblStylePr>
+    <w:tblStylePr w:type="lastCol">
+      <w:rPr>
+        <w:i/>
+        <w:color w:val="404040"/>
+      </w:rPr>
+      <w:pPr>
+        <w:pBdr/>
+        <w:spacing/>
+        <w:ind/>
+      </w:pPr>
+      <w:tblPr>
+        <w:tblBorders/>
+      </w:tblPr>
+      <w:tcPr>
+        <w:shd w:val="clear" w:color="ffffff"/>
+        <w:tcBorders>
+          <w:top w:val="none" w:color="000000" w:sz="4" w:space="0"/>
+          <w:left w:val="none" w:color="000000" w:sz="4" w:space="0"/>
+          <w:bottom w:val="none" w:color="000000" w:sz="4" w:space="0"/>
+          <w:right w:val="none" w:color="000000" w:sz="4" w:space="0"/>
+        </w:tcBorders>
+      </w:tcPr>
+    </w:tblStylePr>
+    <w:tblStylePr w:type="lastRow">
+      <w:rPr>
+        <w:b/>
+        <w:color w:val="404040"/>
+      </w:rPr>
+      <w:pPr>
+        <w:pBdr/>
+        <w:spacing/>
+        <w:ind/>
+      </w:pPr>
+      <w:tblPr>
+        <w:tblBorders/>
+      </w:tblPr>
+      <w:tcPr>
+        <w:shd w:val="clear" w:color="ffffff"/>
+        <w:tcBorders>
+          <w:top w:val="none" w:color="000000" w:sz="4" w:space="0"/>
+          <w:left w:val="none" w:color="000000" w:sz="4" w:space="0"/>
+          <w:bottom w:val="none" w:color="000000" w:sz="4" w:space="0"/>
+          <w:right w:val="none" w:color="000000" w:sz="4" w:space="0"/>
+        </w:tcBorders>
+      </w:tcPr>
+    </w:tblStylePr>
     <w:tblStylePr w:type="nwCell">
       <w:pPr>
         <w:pBdr/>
@@ -18821,9 +19605,9 @@
       </w:tcPr>
     </w:tblStylePr>
   </w:style>
-  <w:style w:type="table" w:styleId="35">
+  <w:style w:type="table" w:styleId="747">
     <w:name w:val="Grid Table 3 - Accent 2"/>
-    <w:basedOn w:val="703"/>
+    <w:basedOn w:val="884"/>
     <w:uiPriority w:val="99"/>
     <w:pPr>
       <w:pBdr/>
@@ -18922,29 +19706,6 @@
         <w:tblBorders/>
       </w:tblPr>
       <w:tcPr>
-        <w:shd w:color="ffffff"/>
-        <w:tcBorders>
-          <w:top w:val="none" w:color="000000" w:sz="4" w:space="0"/>
-          <w:left w:val="none" w:color="000000" w:sz="4" w:space="0"/>
-          <w:bottom w:val="none" w:color="000000" w:sz="4" w:space="0"/>
-          <w:right w:val="none" w:color="000000" w:sz="4" w:space="0"/>
-        </w:tcBorders>
-      </w:tcPr>
-    </w:tblStylePr>
-    <w:tblStylePr w:type="firstRow">
-      <w:rPr>
-        <w:b/>
-        <w:color w:val="404040"/>
-      </w:rPr>
-      <w:pPr>
-        <w:pBdr/>
-        <w:spacing/>
-        <w:ind/>
-      </w:pPr>
-      <w:tblPr>
-        <w:tblBorders/>
-      </w:tblPr>
-      <w:tcPr>
         <w:shd w:val="clear" w:color="ffffff"/>
         <w:tcBorders>
           <w:top w:val="none" w:color="000000" w:sz="4" w:space="0"/>
@@ -18954,30 +19715,7 @@
         </w:tcBorders>
       </w:tcPr>
     </w:tblStylePr>
-    <w:tblStylePr w:type="lastCol">
-      <w:rPr>
-        <w:i/>
-        <w:color w:val="404040"/>
-      </w:rPr>
-      <w:pPr>
-        <w:pBdr/>
-        <w:spacing/>
-        <w:ind/>
-      </w:pPr>
-      <w:tblPr>
-        <w:tblBorders/>
-      </w:tblPr>
-      <w:tcPr>
-        <w:shd w:color="ffffff"/>
-        <w:tcBorders>
-          <w:top w:val="none" w:color="000000" w:sz="4" w:space="0"/>
-          <w:left w:val="none" w:color="000000" w:sz="4" w:space="0"/>
-          <w:bottom w:val="none" w:color="000000" w:sz="4" w:space="0"/>
-          <w:right w:val="none" w:color="000000" w:sz="4" w:space="0"/>
-        </w:tcBorders>
-      </w:tcPr>
-    </w:tblStylePr>
-    <w:tblStylePr w:type="lastRow">
+    <w:tblStylePr w:type="firstRow">
       <w:rPr>
         <w:b/>
         <w:color w:val="404040"/>
@@ -19000,6 +19738,52 @@
         </w:tcBorders>
       </w:tcPr>
     </w:tblStylePr>
+    <w:tblStylePr w:type="lastCol">
+      <w:rPr>
+        <w:i/>
+        <w:color w:val="404040"/>
+      </w:rPr>
+      <w:pPr>
+        <w:pBdr/>
+        <w:spacing/>
+        <w:ind/>
+      </w:pPr>
+      <w:tblPr>
+        <w:tblBorders/>
+      </w:tblPr>
+      <w:tcPr>
+        <w:shd w:val="clear" w:color="ffffff"/>
+        <w:tcBorders>
+          <w:top w:val="none" w:color="000000" w:sz="4" w:space="0"/>
+          <w:left w:val="none" w:color="000000" w:sz="4" w:space="0"/>
+          <w:bottom w:val="none" w:color="000000" w:sz="4" w:space="0"/>
+          <w:right w:val="none" w:color="000000" w:sz="4" w:space="0"/>
+        </w:tcBorders>
+      </w:tcPr>
+    </w:tblStylePr>
+    <w:tblStylePr w:type="lastRow">
+      <w:rPr>
+        <w:b/>
+        <w:color w:val="404040"/>
+      </w:rPr>
+      <w:pPr>
+        <w:pBdr/>
+        <w:spacing/>
+        <w:ind/>
+      </w:pPr>
+      <w:tblPr>
+        <w:tblBorders/>
+      </w:tblPr>
+      <w:tcPr>
+        <w:shd w:val="clear" w:color="ffffff"/>
+        <w:tcBorders>
+          <w:top w:val="none" w:color="000000" w:sz="4" w:space="0"/>
+          <w:left w:val="none" w:color="000000" w:sz="4" w:space="0"/>
+          <w:bottom w:val="none" w:color="000000" w:sz="4" w:space="0"/>
+          <w:right w:val="none" w:color="000000" w:sz="4" w:space="0"/>
+        </w:tcBorders>
+      </w:tcPr>
+    </w:tblStylePr>
     <w:tblStylePr w:type="nwCell">
       <w:pPr>
         <w:pBdr/>
@@ -19066,9 +19850,9 @@
       </w:tcPr>
     </w:tblStylePr>
   </w:style>
-  <w:style w:type="table" w:styleId="36">
+  <w:style w:type="table" w:styleId="748">
     <w:name w:val="Grid Table 3 - Accent 3"/>
-    <w:basedOn w:val="703"/>
+    <w:basedOn w:val="884"/>
     <w:uiPriority w:val="99"/>
     <w:pPr>
       <w:pBdr/>
@@ -19167,29 +19951,6 @@
         <w:tblBorders/>
       </w:tblPr>
       <w:tcPr>
-        <w:shd w:color="ffffff"/>
-        <w:tcBorders>
-          <w:top w:val="none" w:color="000000" w:sz="4" w:space="0"/>
-          <w:left w:val="none" w:color="000000" w:sz="4" w:space="0"/>
-          <w:bottom w:val="none" w:color="000000" w:sz="4" w:space="0"/>
-          <w:right w:val="none" w:color="000000" w:sz="4" w:space="0"/>
-        </w:tcBorders>
-      </w:tcPr>
-    </w:tblStylePr>
-    <w:tblStylePr w:type="firstRow">
-      <w:rPr>
-        <w:b/>
-        <w:color w:val="404040"/>
-      </w:rPr>
-      <w:pPr>
-        <w:pBdr/>
-        <w:spacing/>
-        <w:ind/>
-      </w:pPr>
-      <w:tblPr>
-        <w:tblBorders/>
-      </w:tblPr>
-      <w:tcPr>
         <w:shd w:val="clear" w:color="ffffff"/>
         <w:tcBorders>
           <w:top w:val="none" w:color="000000" w:sz="4" w:space="0"/>
@@ -19199,30 +19960,7 @@
         </w:tcBorders>
       </w:tcPr>
     </w:tblStylePr>
-    <w:tblStylePr w:type="lastCol">
-      <w:rPr>
-        <w:i/>
-        <w:color w:val="404040"/>
-      </w:rPr>
-      <w:pPr>
-        <w:pBdr/>
-        <w:spacing/>
-        <w:ind/>
-      </w:pPr>
-      <w:tblPr>
-        <w:tblBorders/>
-      </w:tblPr>
-      <w:tcPr>
-        <w:shd w:color="ffffff"/>
-        <w:tcBorders>
-          <w:top w:val="none" w:color="000000" w:sz="4" w:space="0"/>
-          <w:left w:val="none" w:color="000000" w:sz="4" w:space="0"/>
-          <w:bottom w:val="none" w:color="000000" w:sz="4" w:space="0"/>
-          <w:right w:val="none" w:color="000000" w:sz="4" w:space="0"/>
-        </w:tcBorders>
-      </w:tcPr>
-    </w:tblStylePr>
-    <w:tblStylePr w:type="lastRow">
+    <w:tblStylePr w:type="firstRow">
       <w:rPr>
         <w:b/>
         <w:color w:val="404040"/>
@@ -19245,6 +19983,52 @@
         </w:tcBorders>
       </w:tcPr>
     </w:tblStylePr>
+    <w:tblStylePr w:type="lastCol">
+      <w:rPr>
+        <w:i/>
+        <w:color w:val="404040"/>
+      </w:rPr>
+      <w:pPr>
+        <w:pBdr/>
+        <w:spacing/>
+        <w:ind/>
+      </w:pPr>
+      <w:tblPr>
+        <w:tblBorders/>
+      </w:tblPr>
+      <w:tcPr>
+        <w:shd w:val="clear" w:color="ffffff"/>
+        <w:tcBorders>
+          <w:top w:val="none" w:color="000000" w:sz="4" w:space="0"/>
+          <w:left w:val="none" w:color="000000" w:sz="4" w:space="0"/>
+          <w:bottom w:val="none" w:color="000000" w:sz="4" w:space="0"/>
+          <w:right w:val="none" w:color="000000" w:sz="4" w:space="0"/>
+        </w:tcBorders>
+      </w:tcPr>
+    </w:tblStylePr>
+    <w:tblStylePr w:type="lastRow">
+      <w:rPr>
+        <w:b/>
+        <w:color w:val="404040"/>
+      </w:rPr>
+      <w:pPr>
+        <w:pBdr/>
+        <w:spacing/>
+        <w:ind/>
+      </w:pPr>
+      <w:tblPr>
+        <w:tblBorders/>
+      </w:tblPr>
+      <w:tcPr>
+        <w:shd w:val="clear" w:color="ffffff"/>
+        <w:tcBorders>
+          <w:top w:val="none" w:color="000000" w:sz="4" w:space="0"/>
+          <w:left w:val="none" w:color="000000" w:sz="4" w:space="0"/>
+          <w:bottom w:val="none" w:color="000000" w:sz="4" w:space="0"/>
+          <w:right w:val="none" w:color="000000" w:sz="4" w:space="0"/>
+        </w:tcBorders>
+      </w:tcPr>
+    </w:tblStylePr>
     <w:tblStylePr w:type="nwCell">
       <w:pPr>
         <w:pBdr/>
@@ -19311,9 +20095,9 @@
       </w:tcPr>
     </w:tblStylePr>
   </w:style>
-  <w:style w:type="table" w:styleId="37">
+  <w:style w:type="table" w:styleId="749">
     <w:name w:val="Grid Table 3 - Accent 4"/>
-    <w:basedOn w:val="703"/>
+    <w:basedOn w:val="884"/>
     <w:uiPriority w:val="99"/>
     <w:pPr>
       <w:pBdr/>
@@ -19412,29 +20196,6 @@
         <w:tblBorders/>
       </w:tblPr>
       <w:tcPr>
-        <w:shd w:color="ffffff"/>
-        <w:tcBorders>
-          <w:top w:val="none" w:color="000000" w:sz="4" w:space="0"/>
-          <w:left w:val="none" w:color="000000" w:sz="4" w:space="0"/>
-          <w:bottom w:val="none" w:color="000000" w:sz="4" w:space="0"/>
-          <w:right w:val="none" w:color="000000" w:sz="4" w:space="0"/>
-        </w:tcBorders>
-      </w:tcPr>
-    </w:tblStylePr>
-    <w:tblStylePr w:type="firstRow">
-      <w:rPr>
-        <w:b/>
-        <w:color w:val="404040"/>
-      </w:rPr>
-      <w:pPr>
-        <w:pBdr/>
-        <w:spacing/>
-        <w:ind/>
-      </w:pPr>
-      <w:tblPr>
-        <w:tblBorders/>
-      </w:tblPr>
-      <w:tcPr>
         <w:shd w:val="clear" w:color="ffffff"/>
         <w:tcBorders>
           <w:top w:val="none" w:color="000000" w:sz="4" w:space="0"/>
@@ -19444,30 +20205,7 @@
         </w:tcBorders>
       </w:tcPr>
     </w:tblStylePr>
-    <w:tblStylePr w:type="lastCol">
-      <w:rPr>
-        <w:i/>
-        <w:color w:val="404040"/>
-      </w:rPr>
-      <w:pPr>
-        <w:pBdr/>
-        <w:spacing/>
-        <w:ind/>
-      </w:pPr>
-      <w:tblPr>
-        <w:tblBorders/>
-      </w:tblPr>
-      <w:tcPr>
-        <w:shd w:color="ffffff"/>
-        <w:tcBorders>
-          <w:top w:val="none" w:color="000000" w:sz="4" w:space="0"/>
-          <w:left w:val="none" w:color="000000" w:sz="4" w:space="0"/>
-          <w:bottom w:val="none" w:color="000000" w:sz="4" w:space="0"/>
-          <w:right w:val="none" w:color="000000" w:sz="4" w:space="0"/>
-        </w:tcBorders>
-      </w:tcPr>
-    </w:tblStylePr>
-    <w:tblStylePr w:type="lastRow">
+    <w:tblStylePr w:type="firstRow">
       <w:rPr>
         <w:b/>
         <w:color w:val="404040"/>
@@ -19490,6 +20228,52 @@
         </w:tcBorders>
       </w:tcPr>
     </w:tblStylePr>
+    <w:tblStylePr w:type="lastCol">
+      <w:rPr>
+        <w:i/>
+        <w:color w:val="404040"/>
+      </w:rPr>
+      <w:pPr>
+        <w:pBdr/>
+        <w:spacing/>
+        <w:ind/>
+      </w:pPr>
+      <w:tblPr>
+        <w:tblBorders/>
+      </w:tblPr>
+      <w:tcPr>
+        <w:shd w:val="clear" w:color="ffffff"/>
+        <w:tcBorders>
+          <w:top w:val="none" w:color="000000" w:sz="4" w:space="0"/>
+          <w:left w:val="none" w:color="000000" w:sz="4" w:space="0"/>
+          <w:bottom w:val="none" w:color="000000" w:sz="4" w:space="0"/>
+          <w:right w:val="none" w:color="000000" w:sz="4" w:space="0"/>
+        </w:tcBorders>
+      </w:tcPr>
+    </w:tblStylePr>
+    <w:tblStylePr w:type="lastRow">
+      <w:rPr>
+        <w:b/>
+        <w:color w:val="404040"/>
+      </w:rPr>
+      <w:pPr>
+        <w:pBdr/>
+        <w:spacing/>
+        <w:ind/>
+      </w:pPr>
+      <w:tblPr>
+        <w:tblBorders/>
+      </w:tblPr>
+      <w:tcPr>
+        <w:shd w:val="clear" w:color="ffffff"/>
+        <w:tcBorders>
+          <w:top w:val="none" w:color="000000" w:sz="4" w:space="0"/>
+          <w:left w:val="none" w:color="000000" w:sz="4" w:space="0"/>
+          <w:bottom w:val="none" w:color="000000" w:sz="4" w:space="0"/>
+          <w:right w:val="none" w:color="000000" w:sz="4" w:space="0"/>
+        </w:tcBorders>
+      </w:tcPr>
+    </w:tblStylePr>
     <w:tblStylePr w:type="nwCell">
       <w:pPr>
         <w:pBdr/>
@@ -19556,9 +20340,9 @@
       </w:tcPr>
     </w:tblStylePr>
   </w:style>
-  <w:style w:type="table" w:styleId="38">
+  <w:style w:type="table" w:styleId="750">
     <w:name w:val="Grid Table 3 - Accent 5"/>
-    <w:basedOn w:val="703"/>
+    <w:basedOn w:val="884"/>
     <w:uiPriority w:val="99"/>
     <w:pPr>
       <w:pBdr/>
@@ -19657,29 +20441,6 @@
         <w:tblBorders/>
       </w:tblPr>
       <w:tcPr>
-        <w:shd w:color="ffffff"/>
-        <w:tcBorders>
-          <w:top w:val="none" w:color="000000" w:sz="4" w:space="0"/>
-          <w:left w:val="none" w:color="000000" w:sz="4" w:space="0"/>
-          <w:bottom w:val="none" w:color="000000" w:sz="4" w:space="0"/>
-          <w:right w:val="none" w:color="000000" w:sz="4" w:space="0"/>
-        </w:tcBorders>
-      </w:tcPr>
-    </w:tblStylePr>
-    <w:tblStylePr w:type="firstRow">
-      <w:rPr>
-        <w:b/>
-        <w:color w:val="404040"/>
-      </w:rPr>
-      <w:pPr>
-        <w:pBdr/>
-        <w:spacing/>
-        <w:ind/>
-      </w:pPr>
-      <w:tblPr>
-        <w:tblBorders/>
-      </w:tblPr>
-      <w:tcPr>
         <w:shd w:val="clear" w:color="ffffff"/>
         <w:tcBorders>
           <w:top w:val="none" w:color="000000" w:sz="4" w:space="0"/>
@@ -19689,30 +20450,7 @@
         </w:tcBorders>
       </w:tcPr>
     </w:tblStylePr>
-    <w:tblStylePr w:type="lastCol">
-      <w:rPr>
-        <w:i/>
-        <w:color w:val="404040"/>
-      </w:rPr>
-      <w:pPr>
-        <w:pBdr/>
-        <w:spacing/>
-        <w:ind/>
-      </w:pPr>
-      <w:tblPr>
-        <w:tblBorders/>
-      </w:tblPr>
-      <w:tcPr>
-        <w:shd w:color="ffffff"/>
-        <w:tcBorders>
-          <w:top w:val="none" w:color="000000" w:sz="4" w:space="0"/>
-          <w:left w:val="none" w:color="000000" w:sz="4" w:space="0"/>
-          <w:bottom w:val="none" w:color="000000" w:sz="4" w:space="0"/>
-          <w:right w:val="none" w:color="000000" w:sz="4" w:space="0"/>
-        </w:tcBorders>
-      </w:tcPr>
-    </w:tblStylePr>
-    <w:tblStylePr w:type="lastRow">
+    <w:tblStylePr w:type="firstRow">
       <w:rPr>
         <w:b/>
         <w:color w:val="404040"/>
@@ -19735,6 +20473,52 @@
         </w:tcBorders>
       </w:tcPr>
     </w:tblStylePr>
+    <w:tblStylePr w:type="lastCol">
+      <w:rPr>
+        <w:i/>
+        <w:color w:val="404040"/>
+      </w:rPr>
+      <w:pPr>
+        <w:pBdr/>
+        <w:spacing/>
+        <w:ind/>
+      </w:pPr>
+      <w:tblPr>
+        <w:tblBorders/>
+      </w:tblPr>
+      <w:tcPr>
+        <w:shd w:val="clear" w:color="ffffff"/>
+        <w:tcBorders>
+          <w:top w:val="none" w:color="000000" w:sz="4" w:space="0"/>
+          <w:left w:val="none" w:color="000000" w:sz="4" w:space="0"/>
+          <w:bottom w:val="none" w:color="000000" w:sz="4" w:space="0"/>
+          <w:right w:val="none" w:color="000000" w:sz="4" w:space="0"/>
+        </w:tcBorders>
+      </w:tcPr>
+    </w:tblStylePr>
+    <w:tblStylePr w:type="lastRow">
+      <w:rPr>
+        <w:b/>
+        <w:color w:val="404040"/>
+      </w:rPr>
+      <w:pPr>
+        <w:pBdr/>
+        <w:spacing/>
+        <w:ind/>
+      </w:pPr>
+      <w:tblPr>
+        <w:tblBorders/>
+      </w:tblPr>
+      <w:tcPr>
+        <w:shd w:val="clear" w:color="ffffff"/>
+        <w:tcBorders>
+          <w:top w:val="none" w:color="000000" w:sz="4" w:space="0"/>
+          <w:left w:val="none" w:color="000000" w:sz="4" w:space="0"/>
+          <w:bottom w:val="none" w:color="000000" w:sz="4" w:space="0"/>
+          <w:right w:val="none" w:color="000000" w:sz="4" w:space="0"/>
+        </w:tcBorders>
+      </w:tcPr>
+    </w:tblStylePr>
     <w:tblStylePr w:type="nwCell">
       <w:pPr>
         <w:pBdr/>
@@ -19801,9 +20585,9 @@
       </w:tcPr>
     </w:tblStylePr>
   </w:style>
-  <w:style w:type="table" w:styleId="39">
+  <w:style w:type="table" w:styleId="751">
     <w:name w:val="Grid Table 3 - Accent 6"/>
-    <w:basedOn w:val="703"/>
+    <w:basedOn w:val="884"/>
     <w:uiPriority w:val="99"/>
     <w:pPr>
       <w:pBdr/>
@@ -19902,29 +20686,6 @@
         <w:tblBorders/>
       </w:tblPr>
       <w:tcPr>
-        <w:shd w:color="ffffff"/>
-        <w:tcBorders>
-          <w:top w:val="none" w:color="000000" w:sz="4" w:space="0"/>
-          <w:left w:val="none" w:color="000000" w:sz="4" w:space="0"/>
-          <w:bottom w:val="none" w:color="000000" w:sz="4" w:space="0"/>
-          <w:right w:val="none" w:color="000000" w:sz="4" w:space="0"/>
-        </w:tcBorders>
-      </w:tcPr>
-    </w:tblStylePr>
-    <w:tblStylePr w:type="firstRow">
-      <w:rPr>
-        <w:b/>
-        <w:color w:val="404040"/>
-      </w:rPr>
-      <w:pPr>
-        <w:pBdr/>
-        <w:spacing/>
-        <w:ind/>
-      </w:pPr>
-      <w:tblPr>
-        <w:tblBorders/>
-      </w:tblPr>
-      <w:tcPr>
         <w:shd w:val="clear" w:color="ffffff"/>
         <w:tcBorders>
           <w:top w:val="none" w:color="000000" w:sz="4" w:space="0"/>
@@ -19934,30 +20695,7 @@
         </w:tcBorders>
       </w:tcPr>
     </w:tblStylePr>
-    <w:tblStylePr w:type="lastCol">
-      <w:rPr>
-        <w:i/>
-        <w:color w:val="404040"/>
-      </w:rPr>
-      <w:pPr>
-        <w:pBdr/>
-        <w:spacing/>
-        <w:ind/>
-      </w:pPr>
-      <w:tblPr>
-        <w:tblBorders/>
-      </w:tblPr>
-      <w:tcPr>
-        <w:shd w:color="ffffff"/>
-        <w:tcBorders>
-          <w:top w:val="none" w:color="000000" w:sz="4" w:space="0"/>
-          <w:left w:val="none" w:color="000000" w:sz="4" w:space="0"/>
-          <w:bottom w:val="none" w:color="000000" w:sz="4" w:space="0"/>
-          <w:right w:val="none" w:color="000000" w:sz="4" w:space="0"/>
-        </w:tcBorders>
-      </w:tcPr>
-    </w:tblStylePr>
-    <w:tblStylePr w:type="lastRow">
+    <w:tblStylePr w:type="firstRow">
       <w:rPr>
         <w:b/>
         <w:color w:val="404040"/>
@@ -19980,6 +20718,52 @@
         </w:tcBorders>
       </w:tcPr>
     </w:tblStylePr>
+    <w:tblStylePr w:type="lastCol">
+      <w:rPr>
+        <w:i/>
+        <w:color w:val="404040"/>
+      </w:rPr>
+      <w:pPr>
+        <w:pBdr/>
+        <w:spacing/>
+        <w:ind/>
+      </w:pPr>
+      <w:tblPr>
+        <w:tblBorders/>
+      </w:tblPr>
+      <w:tcPr>
+        <w:shd w:val="clear" w:color="ffffff"/>
+        <w:tcBorders>
+          <w:top w:val="none" w:color="000000" w:sz="4" w:space="0"/>
+          <w:left w:val="none" w:color="000000" w:sz="4" w:space="0"/>
+          <w:bottom w:val="none" w:color="000000" w:sz="4" w:space="0"/>
+          <w:right w:val="none" w:color="000000" w:sz="4" w:space="0"/>
+        </w:tcBorders>
+      </w:tcPr>
+    </w:tblStylePr>
+    <w:tblStylePr w:type="lastRow">
+      <w:rPr>
+        <w:b/>
+        <w:color w:val="404040"/>
+      </w:rPr>
+      <w:pPr>
+        <w:pBdr/>
+        <w:spacing/>
+        <w:ind/>
+      </w:pPr>
+      <w:tblPr>
+        <w:tblBorders/>
+      </w:tblPr>
+      <w:tcPr>
+        <w:shd w:val="clear" w:color="ffffff"/>
+        <w:tcBorders>
+          <w:top w:val="none" w:color="000000" w:sz="4" w:space="0"/>
+          <w:left w:val="none" w:color="000000" w:sz="4" w:space="0"/>
+          <w:bottom w:val="none" w:color="000000" w:sz="4" w:space="0"/>
+          <w:right w:val="none" w:color="000000" w:sz="4" w:space="0"/>
+        </w:tcBorders>
+      </w:tcPr>
+    </w:tblStylePr>
     <w:tblStylePr w:type="nwCell">
       <w:pPr>
         <w:pBdr/>
@@ -20046,9 +20830,9 @@
       </w:tcPr>
     </w:tblStylePr>
   </w:style>
-  <w:style w:type="table" w:styleId="40">
+  <w:style w:type="table" w:styleId="752">
     <w:name w:val="Grid Table 4"/>
-    <w:basedOn w:val="703"/>
+    <w:basedOn w:val="884"/>
     <w:uiPriority w:val="59"/>
     <w:pPr>
       <w:pBdr/>
@@ -20279,9 +21063,9 @@
       </w:tcPr>
     </w:tblStylePr>
   </w:style>
-  <w:style w:type="table" w:styleId="41">
+  <w:style w:type="table" w:styleId="753">
     <w:name w:val="Grid Table 4 - Accent 1"/>
-    <w:basedOn w:val="703"/>
+    <w:basedOn w:val="884"/>
     <w:uiPriority w:val="59"/>
     <w:pPr>
       <w:pBdr/>
@@ -20512,9 +21296,9 @@
       </w:tcPr>
     </w:tblStylePr>
   </w:style>
-  <w:style w:type="table" w:styleId="42">
+  <w:style w:type="table" w:styleId="754">
     <w:name w:val="Grid Table 4 - Accent 2"/>
-    <w:basedOn w:val="703"/>
+    <w:basedOn w:val="884"/>
     <w:uiPriority w:val="59"/>
     <w:pPr>
       <w:pBdr/>
@@ -20745,9 +21529,9 @@
       </w:tcPr>
     </w:tblStylePr>
   </w:style>
-  <w:style w:type="table" w:styleId="43">
+  <w:style w:type="table" w:styleId="755">
     <w:name w:val="Grid Table 4 - Accent 3"/>
-    <w:basedOn w:val="703"/>
+    <w:basedOn w:val="884"/>
     <w:uiPriority w:val="59"/>
     <w:pPr>
       <w:pBdr/>
@@ -20978,9 +21762,9 @@
       </w:tcPr>
     </w:tblStylePr>
   </w:style>
-  <w:style w:type="table" w:styleId="44">
+  <w:style w:type="table" w:styleId="756">
     <w:name w:val="Grid Table 4 - Accent 4"/>
-    <w:basedOn w:val="703"/>
+    <w:basedOn w:val="884"/>
     <w:uiPriority w:val="59"/>
     <w:pPr>
       <w:pBdr/>
@@ -21211,9 +21995,9 @@
       </w:tcPr>
     </w:tblStylePr>
   </w:style>
-  <w:style w:type="table" w:styleId="45">
+  <w:style w:type="table" w:styleId="757">
     <w:name w:val="Grid Table 4 - Accent 5"/>
-    <w:basedOn w:val="703"/>
+    <w:basedOn w:val="884"/>
     <w:uiPriority w:val="59"/>
     <w:pPr>
       <w:pBdr/>
@@ -21444,9 +22228,9 @@
       </w:tcPr>
     </w:tblStylePr>
   </w:style>
-  <w:style w:type="table" w:styleId="46">
+  <w:style w:type="table" w:styleId="758">
     <w:name w:val="Grid Table 4 - Accent 6"/>
-    <w:basedOn w:val="703"/>
+    <w:basedOn w:val="884"/>
     <w:uiPriority w:val="59"/>
     <w:pPr>
       <w:pBdr/>
@@ -21677,9 +22461,9 @@
       </w:tcPr>
     </w:tblStylePr>
   </w:style>
-  <w:style w:type="table" w:styleId="47">
+  <w:style w:type="table" w:styleId="759">
     <w:name w:val="Grid Table 5 Dark"/>
-    <w:basedOn w:val="703"/>
+    <w:basedOn w:val="884"/>
     <w:uiPriority w:val="99"/>
     <w:pPr>
       <w:pBdr/>
@@ -21905,9 +22689,9 @@
       </w:tcPr>
     </w:tblStylePr>
   </w:style>
-  <w:style w:type="table" w:styleId="48">
+  <w:style w:type="table" w:styleId="760">
     <w:name w:val="Grid Table 5 Dark- Accent 1"/>
-    <w:basedOn w:val="703"/>
+    <w:basedOn w:val="884"/>
     <w:uiPriority w:val="99"/>
     <w:pPr>
       <w:pBdr/>
@@ -22133,9 +22917,9 @@
       </w:tcPr>
     </w:tblStylePr>
   </w:style>
-  <w:style w:type="table" w:styleId="49">
+  <w:style w:type="table" w:styleId="761">
     <w:name w:val="Grid Table 5 Dark - Accent 2"/>
-    <w:basedOn w:val="703"/>
+    <w:basedOn w:val="884"/>
     <w:uiPriority w:val="99"/>
     <w:pPr>
       <w:pBdr/>
@@ -22361,9 +23145,9 @@
       </w:tcPr>
     </w:tblStylePr>
   </w:style>
-  <w:style w:type="table" w:styleId="50">
+  <w:style w:type="table" w:styleId="762">
     <w:name w:val="Grid Table 5 Dark - Accent 3"/>
-    <w:basedOn w:val="703"/>
+    <w:basedOn w:val="884"/>
     <w:uiPriority w:val="99"/>
     <w:pPr>
       <w:pBdr/>
@@ -22589,9 +23373,9 @@
       </w:tcPr>
     </w:tblStylePr>
   </w:style>
-  <w:style w:type="table" w:styleId="51">
+  <w:style w:type="table" w:styleId="763">
     <w:name w:val="Grid Table 5 Dark- Accent 4"/>
-    <w:basedOn w:val="703"/>
+    <w:basedOn w:val="884"/>
     <w:uiPriority w:val="99"/>
     <w:pPr>
       <w:pBdr/>
@@ -22817,9 +23601,9 @@
       </w:tcPr>
     </w:tblStylePr>
   </w:style>
-  <w:style w:type="table" w:styleId="52">
+  <w:style w:type="table" w:styleId="764">
     <w:name w:val="Grid Table 5 Dark - Accent 5"/>
-    <w:basedOn w:val="703"/>
+    <w:basedOn w:val="884"/>
     <w:uiPriority w:val="99"/>
     <w:pPr>
       <w:pBdr/>
@@ -23045,9 +23829,9 @@
       </w:tcPr>
     </w:tblStylePr>
   </w:style>
-  <w:style w:type="table" w:styleId="53">
+  <w:style w:type="table" w:styleId="765">
     <w:name w:val="Grid Table 5 Dark - Accent 6"/>
-    <w:basedOn w:val="703"/>
+    <w:basedOn w:val="884"/>
     <w:uiPriority w:val="99"/>
     <w:pPr>
       <w:pBdr/>
@@ -23273,9 +24057,9 @@
       </w:tcPr>
     </w:tblStylePr>
   </w:style>
-  <w:style w:type="table" w:styleId="54">
+  <w:style w:type="table" w:styleId="766">
     <w:name w:val="Grid Table 6 Colorful"/>
-    <w:basedOn w:val="703"/>
+    <w:basedOn w:val="884"/>
     <w:uiPriority w:val="99"/>
     <w:pPr>
       <w:pBdr/>
@@ -23503,9 +24287,9 @@
       </w:tcPr>
     </w:tblStylePr>
   </w:style>
-  <w:style w:type="table" w:styleId="55">
+  <w:style w:type="table" w:styleId="767">
     <w:name w:val="Grid Table 6 Colorful - Accent 1"/>
-    <w:basedOn w:val="703"/>
+    <w:basedOn w:val="884"/>
     <w:uiPriority w:val="99"/>
     <w:pPr>
       <w:pBdr/>
@@ -23733,9 +24517,9 @@
       </w:tcPr>
     </w:tblStylePr>
   </w:style>
-  <w:style w:type="table" w:styleId="56">
+  <w:style w:type="table" w:styleId="768">
     <w:name w:val="Grid Table 6 Colorful - Accent 2"/>
-    <w:basedOn w:val="703"/>
+    <w:basedOn w:val="884"/>
     <w:uiPriority w:val="99"/>
     <w:pPr>
       <w:pBdr/>
@@ -23963,9 +24747,9 @@
       </w:tcPr>
     </w:tblStylePr>
   </w:style>
-  <w:style w:type="table" w:styleId="57">
+  <w:style w:type="table" w:styleId="769">
     <w:name w:val="Grid Table 6 Colorful - Accent 3"/>
-    <w:basedOn w:val="703"/>
+    <w:basedOn w:val="884"/>
     <w:uiPriority w:val="99"/>
     <w:pPr>
       <w:pBdr/>
@@ -24193,9 +24977,9 @@
       </w:tcPr>
     </w:tblStylePr>
   </w:style>
-  <w:style w:type="table" w:styleId="58">
+  <w:style w:type="table" w:styleId="770">
     <w:name w:val="Grid Table 6 Colorful - Accent 4"/>
-    <w:basedOn w:val="703"/>
+    <w:basedOn w:val="884"/>
     <w:uiPriority w:val="99"/>
     <w:pPr>
       <w:pBdr/>
@@ -24423,9 +25207,9 @@
       </w:tcPr>
     </w:tblStylePr>
   </w:style>
-  <w:style w:type="table" w:styleId="59">
+  <w:style w:type="table" w:styleId="771">
     <w:name w:val="Grid Table 6 Colorful - Accent 5"/>
-    <w:basedOn w:val="703"/>
+    <w:basedOn w:val="884"/>
     <w:uiPriority w:val="99"/>
     <w:pPr>
       <w:pBdr/>
@@ -24653,9 +25437,9 @@
       </w:tcPr>
     </w:tblStylePr>
   </w:style>
-  <w:style w:type="table" w:styleId="60">
+  <w:style w:type="table" w:styleId="772">
     <w:name w:val="Grid Table 6 Colorful - Accent 6"/>
-    <w:basedOn w:val="703"/>
+    <w:basedOn w:val="884"/>
     <w:uiPriority w:val="99"/>
     <w:pPr>
       <w:pBdr/>
@@ -24883,9 +25667,9 @@
       </w:tcPr>
     </w:tblStylePr>
   </w:style>
-  <w:style w:type="table" w:styleId="61">
+  <w:style w:type="table" w:styleId="773">
     <w:name w:val="Grid Table 7 Colorful"/>
-    <w:basedOn w:val="703"/>
+    <w:basedOn w:val="884"/>
     <w:uiPriority w:val="99"/>
     <w:pPr>
       <w:pBdr/>
@@ -24987,11 +25771,11 @@
         <w:tblBorders/>
       </w:tblPr>
       <w:tcPr>
-        <w:shd w:color="ffffff"/>
+        <w:shd w:val="clear" w:color="ffffff"/>
         <w:tcBorders>
-          <w:top w:val="none"/>
-          <w:left w:val="none"/>
-          <w:bottom w:val="none"/>
+          <w:top w:val="none" w:color="000000" w:sz="4" w:space="0"/>
+          <w:left w:val="none" w:color="000000" w:sz="4" w:space="0"/>
+          <w:bottom w:val="none" w:color="000000" w:sz="4" w:space="0"/>
           <w:right w:val="single" w:color="000000" w:themeColor="text1" w:themeTint="80" w:sz="4" w:space="0"/>
         </w:tcBorders>
       </w:tcPr>
@@ -25014,10 +25798,10 @@
       <w:tcPr>
         <w:shd w:val="clear" w:color="ffffff" w:themeColor="light1" w:fill="ffffff" w:themeFill="light1"/>
         <w:tcBorders>
-          <w:top w:val="none"/>
-          <w:left w:val="none"/>
+          <w:top w:val="none" w:color="000000" w:sz="4" w:space="0"/>
+          <w:left w:val="none" w:color="000000" w:sz="4" w:space="0"/>
           <w:bottom w:val="single" w:color="000000" w:themeColor="text1" w:themeTint="80" w:sz="4" w:space="0"/>
-          <w:right w:val="none"/>
+          <w:right w:val="none" w:color="000000" w:sz="4" w:space="0"/>
         </w:tcBorders>
       </w:tcPr>
     </w:tblStylePr>
@@ -25037,12 +25821,12 @@
         <w:tblBorders/>
       </w:tblPr>
       <w:tcPr>
-        <w:shd w:color="ffffff"/>
+        <w:shd w:val="clear" w:color="ffffff"/>
         <w:tcBorders>
-          <w:top w:val="none"/>
+          <w:top w:val="none" w:color="000000" w:sz="4" w:space="0"/>
           <w:left w:val="single" w:color="000000" w:themeColor="text1" w:themeTint="80" w:sz="4" w:space="0"/>
-          <w:bottom w:val="none"/>
-          <w:right w:val="none"/>
+          <w:bottom w:val="none" w:color="000000" w:sz="4" w:space="0"/>
+          <w:right w:val="none" w:color="000000" w:sz="4" w:space="0"/>
         </w:tcBorders>
       </w:tcPr>
     </w:tblStylePr>
@@ -25065,9 +25849,9 @@
         <w:shd w:val="clear" w:color="ffffff" w:themeColor="light1" w:fill="ffffff" w:themeFill="light1"/>
         <w:tcBorders>
           <w:top w:val="single" w:color="000000" w:themeColor="text1" w:themeTint="80" w:sz="4" w:space="0"/>
-          <w:left w:val="none"/>
-          <w:bottom w:val="none"/>
-          <w:right w:val="none"/>
+          <w:left w:val="none" w:color="000000" w:sz="4" w:space="0"/>
+          <w:bottom w:val="none" w:color="000000" w:sz="4" w:space="0"/>
+          <w:right w:val="none" w:color="000000" w:sz="4" w:space="0"/>
         </w:tcBorders>
       </w:tcPr>
     </w:tblStylePr>
@@ -25137,9 +25921,9 @@
       </w:tcPr>
     </w:tblStylePr>
   </w:style>
-  <w:style w:type="table" w:styleId="62">
+  <w:style w:type="table" w:styleId="774">
     <w:name w:val="Grid Table 7 Colorful - Accent 1"/>
-    <w:basedOn w:val="703"/>
+    <w:basedOn w:val="884"/>
     <w:uiPriority w:val="99"/>
     <w:pPr>
       <w:pBdr/>
@@ -25241,11 +26025,11 @@
         <w:tblBorders/>
       </w:tblPr>
       <w:tcPr>
-        <w:shd w:color="ffffff"/>
+        <w:shd w:val="clear" w:color="ffffff"/>
         <w:tcBorders>
-          <w:top w:val="none"/>
-          <w:left w:val="none"/>
-          <w:bottom w:val="none"/>
+          <w:top w:val="none" w:color="000000" w:sz="4" w:space="0"/>
+          <w:left w:val="none" w:color="000000" w:sz="4" w:space="0"/>
+          <w:bottom w:val="none" w:color="000000" w:sz="4" w:space="0"/>
           <w:right w:val="single" w:color="000000" w:themeColor="accent1" w:themeTint="80" w:sz="4" w:space="0"/>
         </w:tcBorders>
       </w:tcPr>
@@ -25268,10 +26052,10 @@
       <w:tcPr>
         <w:shd w:val="clear" w:color="ffffff" w:themeColor="light1" w:fill="ffffff" w:themeFill="light1"/>
         <w:tcBorders>
-          <w:top w:val="none"/>
-          <w:left w:val="none"/>
+          <w:top w:val="none" w:color="000000" w:sz="4" w:space="0"/>
+          <w:left w:val="none" w:color="000000" w:sz="4" w:space="0"/>
           <w:bottom w:val="single" w:color="000000" w:themeColor="accent1" w:themeTint="80" w:sz="4" w:space="0"/>
-          <w:right w:val="none"/>
+          <w:right w:val="none" w:color="000000" w:sz="4" w:space="0"/>
         </w:tcBorders>
       </w:tcPr>
     </w:tblStylePr>
@@ -25291,12 +26075,12 @@
         <w:tblBorders/>
       </w:tblPr>
       <w:tcPr>
-        <w:shd w:color="ffffff"/>
+        <w:shd w:val="clear" w:color="ffffff"/>
         <w:tcBorders>
-          <w:top w:val="none"/>
+          <w:top w:val="none" w:color="000000" w:sz="4" w:space="0"/>
           <w:left w:val="single" w:color="000000" w:themeColor="accent1" w:themeTint="80" w:sz="4" w:space="0"/>
-          <w:bottom w:val="none"/>
-          <w:right w:val="none"/>
+          <w:bottom w:val="none" w:color="000000" w:sz="4" w:space="0"/>
+          <w:right w:val="none" w:color="000000" w:sz="4" w:space="0"/>
         </w:tcBorders>
       </w:tcPr>
     </w:tblStylePr>
@@ -25319,9 +26103,9 @@
         <w:shd w:val="clear" w:color="ffffff" w:themeColor="light1" w:fill="ffffff" w:themeFill="light1"/>
         <w:tcBorders>
           <w:top w:val="single" w:color="000000" w:themeColor="accent1" w:themeTint="80" w:sz="4" w:space="0"/>
-          <w:left w:val="none"/>
-          <w:bottom w:val="none"/>
-          <w:right w:val="none"/>
+          <w:left w:val="none" w:color="000000" w:sz="4" w:space="0"/>
+          <w:bottom w:val="none" w:color="000000" w:sz="4" w:space="0"/>
+          <w:right w:val="none" w:color="000000" w:sz="4" w:space="0"/>
         </w:tcBorders>
       </w:tcPr>
     </w:tblStylePr>
@@ -25391,9 +26175,9 @@
       </w:tcPr>
     </w:tblStylePr>
   </w:style>
-  <w:style w:type="table" w:styleId="63">
+  <w:style w:type="table" w:styleId="775">
     <w:name w:val="Grid Table 7 Colorful - Accent 2"/>
-    <w:basedOn w:val="703"/>
+    <w:basedOn w:val="884"/>
     <w:uiPriority w:val="99"/>
     <w:pPr>
       <w:pBdr/>
@@ -25495,11 +26279,11 @@
         <w:tblBorders/>
       </w:tblPr>
       <w:tcPr>
-        <w:shd w:color="ffffff"/>
+        <w:shd w:val="clear" w:color="ffffff"/>
         <w:tcBorders>
-          <w:top w:val="none"/>
-          <w:left w:val="none"/>
-          <w:bottom w:val="none"/>
+          <w:top w:val="none" w:color="000000" w:sz="4" w:space="0"/>
+          <w:left w:val="none" w:color="000000" w:sz="4" w:space="0"/>
+          <w:bottom w:val="none" w:color="000000" w:sz="4" w:space="0"/>
           <w:right w:val="single" w:color="000000" w:themeColor="accent2" w:themeTint="97" w:sz="4" w:space="0"/>
         </w:tcBorders>
       </w:tcPr>
@@ -25522,10 +26306,10 @@
       <w:tcPr>
         <w:shd w:val="clear" w:color="ffffff" w:themeColor="light1" w:fill="ffffff" w:themeFill="light1"/>
         <w:tcBorders>
-          <w:top w:val="none"/>
-          <w:left w:val="none"/>
+          <w:top w:val="none" w:color="000000" w:sz="4" w:space="0"/>
+          <w:left w:val="none" w:color="000000" w:sz="4" w:space="0"/>
           <w:bottom w:val="single" w:color="000000" w:themeColor="accent2" w:themeTint="97" w:sz="4" w:space="0"/>
-          <w:right w:val="none"/>
+          <w:right w:val="none" w:color="000000" w:sz="4" w:space="0"/>
         </w:tcBorders>
       </w:tcPr>
     </w:tblStylePr>
@@ -25545,12 +26329,12 @@
         <w:tblBorders/>
       </w:tblPr>
       <w:tcPr>
-        <w:shd w:color="ffffff"/>
+        <w:shd w:val="clear" w:color="ffffff"/>
         <w:tcBorders>
-          <w:top w:val="none"/>
+          <w:top w:val="none" w:color="000000" w:sz="4" w:space="0"/>
           <w:left w:val="single" w:color="000000" w:themeColor="accent2" w:themeTint="97" w:sz="4" w:space="0"/>
-          <w:bottom w:val="none"/>
-          <w:right w:val="none"/>
+          <w:bottom w:val="none" w:color="000000" w:sz="4" w:space="0"/>
+          <w:right w:val="none" w:color="000000" w:sz="4" w:space="0"/>
         </w:tcBorders>
       </w:tcPr>
     </w:tblStylePr>
@@ -25573,9 +26357,9 @@
         <w:shd w:val="clear" w:color="ffffff" w:themeColor="light1" w:fill="ffffff" w:themeFill="light1"/>
         <w:tcBorders>
           <w:top w:val="single" w:color="000000" w:themeColor="accent2" w:themeTint="97" w:sz="4" w:space="0"/>
-          <w:left w:val="none"/>
-          <w:bottom w:val="none"/>
-          <w:right w:val="none"/>
+          <w:left w:val="none" w:color="000000" w:sz="4" w:space="0"/>
+          <w:bottom w:val="none" w:color="000000" w:sz="4" w:space="0"/>
+          <w:right w:val="none" w:color="000000" w:sz="4" w:space="0"/>
         </w:tcBorders>
       </w:tcPr>
     </w:tblStylePr>
@@ -25645,9 +26429,9 @@
       </w:tcPr>
     </w:tblStylePr>
   </w:style>
-  <w:style w:type="table" w:styleId="64">
+  <w:style w:type="table" w:styleId="776">
     <w:name w:val="Grid Table 7 Colorful - Accent 3"/>
-    <w:basedOn w:val="703"/>
+    <w:basedOn w:val="884"/>
     <w:uiPriority w:val="99"/>
     <w:pPr>
       <w:pBdr/>
@@ -25749,11 +26533,11 @@
         <w:tblBorders/>
       </w:tblPr>
       <w:tcPr>
-        <w:shd w:color="ffffff"/>
+        <w:shd w:val="clear" w:color="ffffff"/>
         <w:tcBorders>
-          <w:top w:val="none"/>
-          <w:left w:val="none"/>
-          <w:bottom w:val="none"/>
+          <w:top w:val="none" w:color="000000" w:sz="4" w:space="0"/>
+          <w:left w:val="none" w:color="000000" w:sz="4" w:space="0"/>
+          <w:bottom w:val="none" w:color="000000" w:sz="4" w:space="0"/>
           <w:right w:val="single" w:color="000000" w:themeColor="accent3" w:themeTint="FE" w:sz="4" w:space="0"/>
         </w:tcBorders>
       </w:tcPr>
@@ -25776,10 +26560,10 @@
       <w:tcPr>
         <w:shd w:val="clear" w:color="ffffff" w:themeColor="light1" w:fill="ffffff" w:themeFill="light1"/>
         <w:tcBorders>
-          <w:top w:val="none"/>
-          <w:left w:val="none"/>
+          <w:top w:val="none" w:color="000000" w:sz="4" w:space="0"/>
+          <w:left w:val="none" w:color="000000" w:sz="4" w:space="0"/>
           <w:bottom w:val="single" w:color="000000" w:themeColor="accent3" w:themeTint="FE" w:sz="4" w:space="0"/>
-          <w:right w:val="none"/>
+          <w:right w:val="none" w:color="000000" w:sz="4" w:space="0"/>
         </w:tcBorders>
       </w:tcPr>
     </w:tblStylePr>
@@ -25799,12 +26583,12 @@
         <w:tblBorders/>
       </w:tblPr>
       <w:tcPr>
-        <w:shd w:color="ffffff"/>
+        <w:shd w:val="clear" w:color="ffffff"/>
         <w:tcBorders>
-          <w:top w:val="none"/>
+          <w:top w:val="none" w:color="000000" w:sz="4" w:space="0"/>
           <w:left w:val="single" w:color="000000" w:themeColor="accent3" w:themeTint="FE" w:sz="4" w:space="0"/>
-          <w:bottom w:val="none"/>
-          <w:right w:val="none"/>
+          <w:bottom w:val="none" w:color="000000" w:sz="4" w:space="0"/>
+          <w:right w:val="none" w:color="000000" w:sz="4" w:space="0"/>
         </w:tcBorders>
       </w:tcPr>
     </w:tblStylePr>
@@ -25827,9 +26611,9 @@
         <w:shd w:val="clear" w:color="ffffff" w:themeColor="light1" w:fill="ffffff" w:themeFill="light1"/>
         <w:tcBorders>
           <w:top w:val="single" w:color="000000" w:themeColor="accent3" w:themeTint="FE" w:sz="4" w:space="0"/>
-          <w:left w:val="none"/>
-          <w:bottom w:val="none"/>
-          <w:right w:val="none"/>
+          <w:left w:val="none" w:color="000000" w:sz="4" w:space="0"/>
+          <w:bottom w:val="none" w:color="000000" w:sz="4" w:space="0"/>
+          <w:right w:val="none" w:color="000000" w:sz="4" w:space="0"/>
         </w:tcBorders>
       </w:tcPr>
     </w:tblStylePr>
@@ -25899,9 +26683,9 @@
       </w:tcPr>
     </w:tblStylePr>
   </w:style>
-  <w:style w:type="table" w:styleId="65">
+  <w:style w:type="table" w:styleId="777">
     <w:name w:val="Grid Table 7 Colorful - Accent 4"/>
-    <w:basedOn w:val="703"/>
+    <w:basedOn w:val="884"/>
     <w:uiPriority w:val="99"/>
     <w:pPr>
       <w:pBdr/>
@@ -26003,11 +26787,11 @@
         <w:tblBorders/>
       </w:tblPr>
       <w:tcPr>
-        <w:shd w:color="ffffff"/>
+        <w:shd w:val="clear" w:color="ffffff"/>
         <w:tcBorders>
-          <w:top w:val="none"/>
-          <w:left w:val="none"/>
-          <w:bottom w:val="none"/>
+          <w:top w:val="none" w:color="000000" w:sz="4" w:space="0"/>
+          <w:left w:val="none" w:color="000000" w:sz="4" w:space="0"/>
+          <w:bottom w:val="none" w:color="000000" w:sz="4" w:space="0"/>
           <w:right w:val="single" w:color="000000" w:themeColor="accent4" w:themeTint="9A" w:sz="4" w:space="0"/>
         </w:tcBorders>
       </w:tcPr>
@@ -26030,10 +26814,10 @@
       <w:tcPr>
         <w:shd w:val="clear" w:color="ffffff" w:themeColor="light1" w:fill="ffffff" w:themeFill="light1"/>
         <w:tcBorders>
-          <w:top w:val="none"/>
-          <w:left w:val="none"/>
+          <w:top w:val="none" w:color="000000" w:sz="4" w:space="0"/>
+          <w:left w:val="none" w:color="000000" w:sz="4" w:space="0"/>
           <w:bottom w:val="single" w:color="000000" w:themeColor="accent4" w:themeTint="9A" w:sz="4" w:space="0"/>
-          <w:right w:val="none"/>
+          <w:right w:val="none" w:color="000000" w:sz="4" w:space="0"/>
         </w:tcBorders>
       </w:tcPr>
     </w:tblStylePr>
@@ -26053,12 +26837,12 @@
         <w:tblBorders/>
       </w:tblPr>
       <w:tcPr>
-        <w:shd w:color="ffffff"/>
+        <w:shd w:val="clear" w:color="ffffff"/>
         <w:tcBorders>
-          <w:top w:val="none"/>
+          <w:top w:val="none" w:color="000000" w:sz="4" w:space="0"/>
           <w:left w:val="single" w:color="000000" w:themeColor="accent4" w:themeTint="9A" w:sz="4" w:space="0"/>
-          <w:bottom w:val="none"/>
-          <w:right w:val="none"/>
+          <w:bottom w:val="none" w:color="000000" w:sz="4" w:space="0"/>
+          <w:right w:val="none" w:color="000000" w:sz="4" w:space="0"/>
         </w:tcBorders>
       </w:tcPr>
     </w:tblStylePr>
@@ -26081,9 +26865,9 @@
         <w:shd w:val="clear" w:color="ffffff" w:themeColor="light1" w:fill="ffffff" w:themeFill="light1"/>
         <w:tcBorders>
           <w:top w:val="single" w:color="000000" w:themeColor="accent4" w:themeTint="9A" w:sz="4" w:space="0"/>
-          <w:left w:val="none"/>
-          <w:bottom w:val="none"/>
-          <w:right w:val="none"/>
+          <w:left w:val="none" w:color="000000" w:sz="4" w:space="0"/>
+          <w:bottom w:val="none" w:color="000000" w:sz="4" w:space="0"/>
+          <w:right w:val="none" w:color="000000" w:sz="4" w:space="0"/>
         </w:tcBorders>
       </w:tcPr>
     </w:tblStylePr>
@@ -26153,9 +26937,9 @@
       </w:tcPr>
     </w:tblStylePr>
   </w:style>
-  <w:style w:type="table" w:styleId="66">
+  <w:style w:type="table" w:styleId="778">
     <w:name w:val="Grid Table 7 Colorful - Accent 5"/>
-    <w:basedOn w:val="703"/>
+    <w:basedOn w:val="884"/>
     <w:uiPriority w:val="99"/>
     <w:pPr>
       <w:pBdr/>
@@ -26257,11 +27041,11 @@
         <w:tblBorders/>
       </w:tblPr>
       <w:tcPr>
-        <w:shd w:color="ffffff"/>
+        <w:shd w:val="clear" w:color="ffffff"/>
         <w:tcBorders>
-          <w:top w:val="none"/>
-          <w:left w:val="none"/>
-          <w:bottom w:val="none"/>
+          <w:top w:val="none" w:color="000000" w:sz="4" w:space="0"/>
+          <w:left w:val="none" w:color="000000" w:sz="4" w:space="0"/>
+          <w:bottom w:val="none" w:color="000000" w:sz="4" w:space="0"/>
           <w:right w:val="single" w:color="000000" w:themeColor="accent5" w:themeTint="90" w:sz="4" w:space="0"/>
         </w:tcBorders>
       </w:tcPr>
@@ -26284,10 +27068,10 @@
       <w:tcPr>
         <w:shd w:val="clear" w:color="ffffff" w:themeColor="light1" w:fill="ffffff" w:themeFill="light1"/>
         <w:tcBorders>
-          <w:top w:val="none"/>
-          <w:left w:val="none"/>
+          <w:top w:val="none" w:color="000000" w:sz="4" w:space="0"/>
+          <w:left w:val="none" w:color="000000" w:sz="4" w:space="0"/>
           <w:bottom w:val="single" w:color="000000" w:themeColor="accent5" w:themeTint="90" w:sz="4" w:space="0"/>
-          <w:right w:val="none"/>
+          <w:right w:val="none" w:color="000000" w:sz="4" w:space="0"/>
         </w:tcBorders>
       </w:tcPr>
     </w:tblStylePr>
@@ -26307,12 +27091,12 @@
         <w:tblBorders/>
       </w:tblPr>
       <w:tcPr>
-        <w:shd w:color="ffffff"/>
+        <w:shd w:val="clear" w:color="ffffff"/>
         <w:tcBorders>
-          <w:top w:val="none"/>
+          <w:top w:val="none" w:color="000000" w:sz="4" w:space="0"/>
           <w:left w:val="single" w:color="000000" w:themeColor="accent5" w:themeTint="90" w:sz="4" w:space="0"/>
-          <w:bottom w:val="none"/>
-          <w:right w:val="none"/>
+          <w:bottom w:val="none" w:color="000000" w:sz="4" w:space="0"/>
+          <w:right w:val="none" w:color="000000" w:sz="4" w:space="0"/>
         </w:tcBorders>
       </w:tcPr>
     </w:tblStylePr>
@@ -26335,9 +27119,9 @@
         <w:shd w:val="clear" w:color="ffffff" w:themeColor="light1" w:fill="ffffff" w:themeFill="light1"/>
         <w:tcBorders>
           <w:top w:val="single" w:color="000000" w:themeColor="accent5" w:themeTint="90" w:sz="4" w:space="0"/>
-          <w:left w:val="none"/>
-          <w:bottom w:val="none"/>
-          <w:right w:val="none"/>
+          <w:left w:val="none" w:color="000000" w:sz="4" w:space="0"/>
+          <w:bottom w:val="none" w:color="000000" w:sz="4" w:space="0"/>
+          <w:right w:val="none" w:color="000000" w:sz="4" w:space="0"/>
         </w:tcBorders>
       </w:tcPr>
     </w:tblStylePr>
@@ -26407,9 +27191,9 @@
       </w:tcPr>
     </w:tblStylePr>
   </w:style>
-  <w:style w:type="table" w:styleId="67">
+  <w:style w:type="table" w:styleId="779">
     <w:name w:val="Grid Table 7 Colorful - Accent 6"/>
-    <w:basedOn w:val="703"/>
+    <w:basedOn w:val="884"/>
     <w:uiPriority w:val="99"/>
     <w:pPr>
       <w:pBdr/>
@@ -26511,11 +27295,11 @@
         <w:tblBorders/>
       </w:tblPr>
       <w:tcPr>
-        <w:shd w:color="ffffff"/>
+        <w:shd w:val="clear" w:color="ffffff"/>
         <w:tcBorders>
-          <w:top w:val="none"/>
-          <w:left w:val="none"/>
-          <w:bottom w:val="none"/>
+          <w:top w:val="none" w:color="000000" w:sz="4" w:space="0"/>
+          <w:left w:val="none" w:color="000000" w:sz="4" w:space="0"/>
+          <w:bottom w:val="none" w:color="000000" w:sz="4" w:space="0"/>
           <w:right w:val="single" w:color="000000" w:themeColor="accent6" w:themeTint="90" w:sz="4" w:space="0"/>
         </w:tcBorders>
       </w:tcPr>
@@ -26538,10 +27322,10 @@
       <w:tcPr>
         <w:shd w:val="clear" w:color="ffffff" w:themeColor="light1" w:fill="ffffff" w:themeFill="light1"/>
         <w:tcBorders>
-          <w:top w:val="none"/>
-          <w:left w:val="none"/>
+          <w:top w:val="none" w:color="000000" w:sz="4" w:space="0"/>
+          <w:left w:val="none" w:color="000000" w:sz="4" w:space="0"/>
           <w:bottom w:val="single" w:color="000000" w:themeColor="accent6" w:themeTint="90" w:sz="4" w:space="0"/>
-          <w:right w:val="none"/>
+          <w:right w:val="none" w:color="000000" w:sz="4" w:space="0"/>
         </w:tcBorders>
       </w:tcPr>
     </w:tblStylePr>
@@ -26561,12 +27345,12 @@
         <w:tblBorders/>
       </w:tblPr>
       <w:tcPr>
-        <w:shd w:color="ffffff"/>
+        <w:shd w:val="clear" w:color="ffffff"/>
         <w:tcBorders>
-          <w:top w:val="none"/>
+          <w:top w:val="none" w:color="000000" w:sz="4" w:space="0"/>
           <w:left w:val="single" w:color="000000" w:themeColor="accent6" w:themeTint="90" w:sz="4" w:space="0"/>
-          <w:bottom w:val="none"/>
-          <w:right w:val="none"/>
+          <w:bottom w:val="none" w:color="000000" w:sz="4" w:space="0"/>
+          <w:right w:val="none" w:color="000000" w:sz="4" w:space="0"/>
         </w:tcBorders>
       </w:tcPr>
     </w:tblStylePr>
@@ -26589,9 +27373,9 @@
         <w:shd w:val="clear" w:color="ffffff" w:themeColor="light1" w:fill="ffffff" w:themeFill="light1"/>
         <w:tcBorders>
           <w:top w:val="single" w:color="000000" w:themeColor="accent6" w:themeTint="90" w:sz="4" w:space="0"/>
-          <w:left w:val="none"/>
-          <w:bottom w:val="none"/>
-          <w:right w:val="none"/>
+          <w:left w:val="none" w:color="000000" w:sz="4" w:space="0"/>
+          <w:bottom w:val="none" w:color="000000" w:sz="4" w:space="0"/>
+          <w:right w:val="none" w:color="000000" w:sz="4" w:space="0"/>
         </w:tcBorders>
       </w:tcPr>
     </w:tblStylePr>
@@ -26661,9 +27445,9 @@
       </w:tcPr>
     </w:tblStylePr>
   </w:style>
-  <w:style w:type="table" w:styleId="68">
+  <w:style w:type="table" w:styleId="780">
     <w:name w:val="List Table 1 Light"/>
-    <w:basedOn w:val="703"/>
+    <w:basedOn w:val="884"/>
     <w:uiPriority w:val="99"/>
     <w:pPr>
       <w:pBdr/>
@@ -26877,9 +27661,9 @@
       </w:tcPr>
     </w:tblStylePr>
   </w:style>
-  <w:style w:type="table" w:styleId="69">
+  <w:style w:type="table" w:styleId="781">
     <w:name w:val="List Table 1 Light - Accent 1"/>
-    <w:basedOn w:val="703"/>
+    <w:basedOn w:val="884"/>
     <w:uiPriority w:val="99"/>
     <w:pPr>
       <w:pBdr/>
@@ -27093,9 +27877,9 @@
       </w:tcPr>
     </w:tblStylePr>
   </w:style>
-  <w:style w:type="table" w:styleId="70">
+  <w:style w:type="table" w:styleId="782">
     <w:name w:val="List Table 1 Light - Accent 2"/>
-    <w:basedOn w:val="703"/>
+    <w:basedOn w:val="884"/>
     <w:uiPriority w:val="99"/>
     <w:pPr>
       <w:pBdr/>
@@ -27309,9 +28093,9 @@
       </w:tcPr>
     </w:tblStylePr>
   </w:style>
-  <w:style w:type="table" w:styleId="71">
+  <w:style w:type="table" w:styleId="783">
     <w:name w:val="List Table 1 Light - Accent 3"/>
-    <w:basedOn w:val="703"/>
+    <w:basedOn w:val="884"/>
     <w:uiPriority w:val="99"/>
     <w:pPr>
       <w:pBdr/>
@@ -27525,9 +28309,9 @@
       </w:tcPr>
     </w:tblStylePr>
   </w:style>
-  <w:style w:type="table" w:styleId="72">
+  <w:style w:type="table" w:styleId="784">
     <w:name w:val="List Table 1 Light - Accent 4"/>
-    <w:basedOn w:val="703"/>
+    <w:basedOn w:val="884"/>
     <w:uiPriority w:val="99"/>
     <w:pPr>
       <w:pBdr/>
@@ -27741,9 +28525,9 @@
       </w:tcPr>
     </w:tblStylePr>
   </w:style>
-  <w:style w:type="table" w:styleId="73">
+  <w:style w:type="table" w:styleId="785">
     <w:name w:val="List Table 1 Light - Accent 5"/>
-    <w:basedOn w:val="703"/>
+    <w:basedOn w:val="884"/>
     <w:uiPriority w:val="99"/>
     <w:pPr>
       <w:pBdr/>
@@ -27957,9 +28741,9 @@
       </w:tcPr>
     </w:tblStylePr>
   </w:style>
-  <w:style w:type="table" w:styleId="74">
+  <w:style w:type="table" w:styleId="786">
     <w:name w:val="List Table 1 Light - Accent 6"/>
-    <w:basedOn w:val="703"/>
+    <w:basedOn w:val="884"/>
     <w:uiPriority w:val="99"/>
     <w:pPr>
       <w:pBdr/>
@@ -28173,9 +28957,9 @@
       </w:tcPr>
     </w:tblStylePr>
   </w:style>
-  <w:style w:type="table" w:styleId="75">
+  <w:style w:type="table" w:styleId="787">
     <w:name w:val="List Table 2"/>
-    <w:basedOn w:val="703"/>
+    <w:basedOn w:val="884"/>
     <w:uiPriority w:val="99"/>
     <w:pPr>
       <w:pBdr/>
@@ -28411,9 +29195,9 @@
       </w:tcPr>
     </w:tblStylePr>
   </w:style>
-  <w:style w:type="table" w:styleId="76">
+  <w:style w:type="table" w:styleId="788">
     <w:name w:val="List Table 2 - Accent 1"/>
-    <w:basedOn w:val="703"/>
+    <w:basedOn w:val="884"/>
     <w:uiPriority w:val="99"/>
     <w:pPr>
       <w:pBdr/>
@@ -28649,9 +29433,9 @@
       </w:tcPr>
     </w:tblStylePr>
   </w:style>
-  <w:style w:type="table" w:styleId="77">
+  <w:style w:type="table" w:styleId="789">
     <w:name w:val="List Table 2 - Accent 2"/>
-    <w:basedOn w:val="703"/>
+    <w:basedOn w:val="884"/>
     <w:uiPriority w:val="99"/>
     <w:pPr>
       <w:pBdr/>
@@ -28887,9 +29671,9 @@
       </w:tcPr>
     </w:tblStylePr>
   </w:style>
-  <w:style w:type="table" w:styleId="78">
+  <w:style w:type="table" w:styleId="790">
     <w:name w:val="List Table 2 - Accent 3"/>
-    <w:basedOn w:val="703"/>
+    <w:basedOn w:val="884"/>
     <w:uiPriority w:val="99"/>
     <w:pPr>
       <w:pBdr/>
@@ -29125,9 +29909,9 @@
       </w:tcPr>
     </w:tblStylePr>
   </w:style>
-  <w:style w:type="table" w:styleId="79">
+  <w:style w:type="table" w:styleId="791">
     <w:name w:val="List Table 2 - Accent 4"/>
-    <w:basedOn w:val="703"/>
+    <w:basedOn w:val="884"/>
     <w:uiPriority w:val="99"/>
     <w:pPr>
       <w:pBdr/>
@@ -29363,9 +30147,9 @@
       </w:tcPr>
     </w:tblStylePr>
   </w:style>
-  <w:style w:type="table" w:styleId="80">
+  <w:style w:type="table" w:styleId="792">
     <w:name w:val="List Table 2 - Accent 5"/>
-    <w:basedOn w:val="703"/>
+    <w:basedOn w:val="884"/>
     <w:uiPriority w:val="99"/>
     <w:pPr>
       <w:pBdr/>
@@ -29601,9 +30385,9 @@
       </w:tcPr>
     </w:tblStylePr>
   </w:style>
-  <w:style w:type="table" w:styleId="81">
+  <w:style w:type="table" w:styleId="793">
     <w:name w:val="List Table 2 - Accent 6"/>
-    <w:basedOn w:val="703"/>
+    <w:basedOn w:val="884"/>
     <w:uiPriority w:val="99"/>
     <w:pPr>
       <w:pBdr/>
@@ -29839,9 +30623,9 @@
       </w:tcPr>
     </w:tblStylePr>
   </w:style>
-  <w:style w:type="table" w:styleId="82">
+  <w:style w:type="table" w:styleId="794">
     <w:name w:val="List Table 3"/>
-    <w:basedOn w:val="703"/>
+    <w:basedOn w:val="884"/>
     <w:uiPriority w:val="99"/>
     <w:pPr>
       <w:pBdr/>
@@ -30067,9 +30851,9 @@
       </w:tcPr>
     </w:tblStylePr>
   </w:style>
-  <w:style w:type="table" w:styleId="83">
+  <w:style w:type="table" w:styleId="795">
     <w:name w:val="List Table 3 - Accent 1"/>
-    <w:basedOn w:val="703"/>
+    <w:basedOn w:val="884"/>
     <w:uiPriority w:val="99"/>
     <w:pPr>
       <w:pBdr/>
@@ -30295,9 +31079,9 @@
       </w:tcPr>
     </w:tblStylePr>
   </w:style>
-  <w:style w:type="table" w:styleId="84">
+  <w:style w:type="table" w:styleId="796">
     <w:name w:val="List Table 3 - Accent 2"/>
-    <w:basedOn w:val="703"/>
+    <w:basedOn w:val="884"/>
     <w:uiPriority w:val="99"/>
     <w:pPr>
       <w:pBdr/>
@@ -30523,9 +31307,9 @@
       </w:tcPr>
     </w:tblStylePr>
   </w:style>
-  <w:style w:type="table" w:styleId="85">
+  <w:style w:type="table" w:styleId="797">
     <w:name w:val="List Table 3 - Accent 3"/>
-    <w:basedOn w:val="703"/>
+    <w:basedOn w:val="884"/>
     <w:uiPriority w:val="99"/>
     <w:pPr>
       <w:pBdr/>
@@ -30751,9 +31535,9 @@
       </w:tcPr>
     </w:tblStylePr>
   </w:style>
-  <w:style w:type="table" w:styleId="86">
+  <w:style w:type="table" w:styleId="798">
     <w:name w:val="List Table 3 - Accent 4"/>
-    <w:basedOn w:val="703"/>
+    <w:basedOn w:val="884"/>
     <w:uiPriority w:val="99"/>
     <w:pPr>
       <w:pBdr/>
@@ -30979,9 +31763,9 @@
       </w:tcPr>
     </w:tblStylePr>
   </w:style>
-  <w:style w:type="table" w:styleId="87">
+  <w:style w:type="table" w:styleId="799">
     <w:name w:val="List Table 3 - Accent 5"/>
-    <w:basedOn w:val="703"/>
+    <w:basedOn w:val="884"/>
     <w:uiPriority w:val="99"/>
     <w:pPr>
       <w:pBdr/>
@@ -31207,9 +31991,9 @@
       </w:tcPr>
     </w:tblStylePr>
   </w:style>
-  <w:style w:type="table" w:styleId="88">
+  <w:style w:type="table" w:styleId="800">
     <w:name w:val="List Table 3 - Accent 6"/>
-    <w:basedOn w:val="703"/>
+    <w:basedOn w:val="884"/>
     <w:uiPriority w:val="99"/>
     <w:pPr>
       <w:pBdr/>
@@ -31435,9 +32219,9 @@
       </w:tcPr>
     </w:tblStylePr>
   </w:style>
-  <w:style w:type="table" w:styleId="89">
+  <w:style w:type="table" w:styleId="801">
     <w:name w:val="List Table 4"/>
-    <w:basedOn w:val="703"/>
+    <w:basedOn w:val="884"/>
     <w:uiPriority w:val="99"/>
     <w:pPr>
       <w:pBdr/>
@@ -31660,9 +32444,9 @@
       </w:tcPr>
     </w:tblStylePr>
   </w:style>
-  <w:style w:type="table" w:styleId="90">
+  <w:style w:type="table" w:styleId="802">
     <w:name w:val="List Table 4 - Accent 1"/>
-    <w:basedOn w:val="703"/>
+    <w:basedOn w:val="884"/>
     <w:uiPriority w:val="99"/>
     <w:pPr>
       <w:pBdr/>
@@ -31885,9 +32669,9 @@
       </w:tcPr>
     </w:tblStylePr>
   </w:style>
-  <w:style w:type="table" w:styleId="91">
+  <w:style w:type="table" w:styleId="803">
     <w:name w:val="List Table 4 - Accent 2"/>
-    <w:basedOn w:val="703"/>
+    <w:basedOn w:val="884"/>
     <w:uiPriority w:val="99"/>
     <w:pPr>
       <w:pBdr/>
@@ -32110,9 +32894,9 @@
       </w:tcPr>
     </w:tblStylePr>
   </w:style>
-  <w:style w:type="table" w:styleId="92">
+  <w:style w:type="table" w:styleId="804">
     <w:name w:val="List Table 4 - Accent 3"/>
-    <w:basedOn w:val="703"/>
+    <w:basedOn w:val="884"/>
     <w:uiPriority w:val="99"/>
     <w:pPr>
       <w:pBdr/>
@@ -32335,9 +33119,9 @@
       </w:tcPr>
     </w:tblStylePr>
   </w:style>
-  <w:style w:type="table" w:styleId="93">
+  <w:style w:type="table" w:styleId="805">
     <w:name w:val="List Table 4 - Accent 4"/>
-    <w:basedOn w:val="703"/>
+    <w:basedOn w:val="884"/>
     <w:uiPriority w:val="99"/>
     <w:pPr>
       <w:pBdr/>
@@ -32560,9 +33344,9 @@
       </w:tcPr>
     </w:tblStylePr>
   </w:style>
-  <w:style w:type="table" w:styleId="94">
+  <w:style w:type="table" w:styleId="806">
     <w:name w:val="List Table 4 - Accent 5"/>
-    <w:basedOn w:val="703"/>
+    <w:basedOn w:val="884"/>
     <w:uiPriority w:val="99"/>
     <w:pPr>
       <w:pBdr/>
@@ -32785,9 +33569,9 @@
       </w:tcPr>
     </w:tblStylePr>
   </w:style>
-  <w:style w:type="table" w:styleId="95">
+  <w:style w:type="table" w:styleId="807">
     <w:name w:val="List Table 4 - Accent 6"/>
-    <w:basedOn w:val="703"/>
+    <w:basedOn w:val="884"/>
     <w:uiPriority w:val="99"/>
     <w:pPr>
       <w:pBdr/>
@@ -33010,9 +33794,9 @@
       </w:tcPr>
     </w:tblStylePr>
   </w:style>
-  <w:style w:type="table" w:styleId="96">
+  <w:style w:type="table" w:styleId="808">
     <w:name w:val="List Table 5 Dark"/>
-    <w:basedOn w:val="703"/>
+    <w:basedOn w:val="884"/>
     <w:uiPriority w:val="99"/>
     <w:pPr>
       <w:pBdr/>
@@ -33252,9 +34036,9 @@
       </w:tcPr>
     </w:tblStylePr>
   </w:style>
-  <w:style w:type="table" w:styleId="97">
+  <w:style w:type="table" w:styleId="809">
     <w:name w:val="List Table 5 Dark - Accent 1"/>
-    <w:basedOn w:val="703"/>
+    <w:basedOn w:val="884"/>
     <w:uiPriority w:val="99"/>
     <w:pPr>
       <w:pBdr/>
@@ -33494,9 +34278,9 @@
       </w:tcPr>
     </w:tblStylePr>
   </w:style>
-  <w:style w:type="table" w:styleId="98">
+  <w:style w:type="table" w:styleId="810">
     <w:name w:val="List Table 5 Dark - Accent 2"/>
-    <w:basedOn w:val="703"/>
+    <w:basedOn w:val="884"/>
     <w:uiPriority w:val="99"/>
     <w:pPr>
       <w:pBdr/>
@@ -33736,9 +34520,9 @@
       </w:tcPr>
     </w:tblStylePr>
   </w:style>
-  <w:style w:type="table" w:styleId="99">
+  <w:style w:type="table" w:styleId="811">
     <w:name w:val="List Table 5 Dark - Accent 3"/>
-    <w:basedOn w:val="703"/>
+    <w:basedOn w:val="884"/>
     <w:uiPriority w:val="99"/>
     <w:pPr>
       <w:pBdr/>
@@ -33978,9 +34762,9 @@
       </w:tcPr>
     </w:tblStylePr>
   </w:style>
-  <w:style w:type="table" w:styleId="100">
+  <w:style w:type="table" w:styleId="812">
     <w:name w:val="List Table 5 Dark - Accent 4"/>
-    <w:basedOn w:val="703"/>
+    <w:basedOn w:val="884"/>
     <w:uiPriority w:val="99"/>
     <w:pPr>
       <w:pBdr/>
@@ -34220,9 +35004,9 @@
       </w:tcPr>
     </w:tblStylePr>
   </w:style>
-  <w:style w:type="table" w:styleId="101">
+  <w:style w:type="table" w:styleId="813">
     <w:name w:val="List Table 5 Dark - Accent 5"/>
-    <w:basedOn w:val="703"/>
+    <w:basedOn w:val="884"/>
     <w:uiPriority w:val="99"/>
     <w:pPr>
       <w:pBdr/>
@@ -34462,9 +35246,9 @@
       </w:tcPr>
     </w:tblStylePr>
   </w:style>
-  <w:style w:type="table" w:styleId="102">
+  <w:style w:type="table" w:styleId="814">
     <w:name w:val="List Table 5 Dark - Accent 6"/>
-    <w:basedOn w:val="703"/>
+    <w:basedOn w:val="884"/>
     <w:uiPriority w:val="99"/>
     <w:pPr>
       <w:pBdr/>
@@ -34704,9 +35488,9 @@
       </w:tcPr>
     </w:tblStylePr>
   </w:style>
-  <w:style w:type="table" w:styleId="103">
+  <w:style w:type="table" w:styleId="815">
     <w:name w:val="List Table 6 Colorful"/>
-    <w:basedOn w:val="703"/>
+    <w:basedOn w:val="884"/>
     <w:uiPriority w:val="99"/>
     <w:pPr>
       <w:pBdr/>
@@ -34927,9 +35711,9 @@
       </w:tcPr>
     </w:tblStylePr>
   </w:style>
-  <w:style w:type="table" w:styleId="104">
+  <w:style w:type="table" w:styleId="816">
     <w:name w:val="List Table 6 Colorful - Accent 1"/>
-    <w:basedOn w:val="703"/>
+    <w:basedOn w:val="884"/>
     <w:uiPriority w:val="99"/>
     <w:pPr>
       <w:pBdr/>
@@ -35150,9 +35934,9 @@
       </w:tcPr>
     </w:tblStylePr>
   </w:style>
-  <w:style w:type="table" w:styleId="105">
+  <w:style w:type="table" w:styleId="817">
     <w:name w:val="List Table 6 Colorful - Accent 2"/>
-    <w:basedOn w:val="703"/>
+    <w:basedOn w:val="884"/>
     <w:uiPriority w:val="99"/>
     <w:pPr>
       <w:pBdr/>
@@ -35373,9 +36157,9 @@
       </w:tcPr>
     </w:tblStylePr>
   </w:style>
-  <w:style w:type="table" w:styleId="106">
+  <w:style w:type="table" w:styleId="818">
     <w:name w:val="List Table 6 Colorful - Accent 3"/>
-    <w:basedOn w:val="703"/>
+    <w:basedOn w:val="884"/>
     <w:uiPriority w:val="99"/>
     <w:pPr>
       <w:pBdr/>
@@ -35596,9 +36380,9 @@
       </w:tcPr>
     </w:tblStylePr>
   </w:style>
-  <w:style w:type="table" w:styleId="107">
+  <w:style w:type="table" w:styleId="819">
     <w:name w:val="List Table 6 Colorful - Accent 4"/>
-    <w:basedOn w:val="703"/>
+    <w:basedOn w:val="884"/>
     <w:uiPriority w:val="99"/>
     <w:pPr>
       <w:pBdr/>
@@ -35819,9 +36603,9 @@
       </w:tcPr>
     </w:tblStylePr>
   </w:style>
-  <w:style w:type="table" w:styleId="108">
+  <w:style w:type="table" w:styleId="820">
     <w:name w:val="List Table 6 Colorful - Accent 5"/>
-    <w:basedOn w:val="703"/>
+    <w:basedOn w:val="884"/>
     <w:uiPriority w:val="99"/>
     <w:pPr>
       <w:pBdr/>
@@ -36042,9 +36826,9 @@
       </w:tcPr>
     </w:tblStylePr>
   </w:style>
-  <w:style w:type="table" w:styleId="109">
+  <w:style w:type="table" w:styleId="821">
     <w:name w:val="List Table 6 Colorful - Accent 6"/>
-    <w:basedOn w:val="703"/>
+    <w:basedOn w:val="884"/>
     <w:uiPriority w:val="99"/>
     <w:pPr>
       <w:pBdr/>
@@ -36265,9 +37049,9 @@
       </w:tcPr>
     </w:tblStylePr>
   </w:style>
-  <w:style w:type="table" w:styleId="110">
+  <w:style w:type="table" w:styleId="822">
     <w:name w:val="List Table 7 Colorful"/>
-    <w:basedOn w:val="703"/>
+    <w:basedOn w:val="884"/>
     <w:uiPriority w:val="99"/>
     <w:pPr>
       <w:pBdr/>
@@ -36366,11 +37150,11 @@
         <w:tblBorders/>
       </w:tblPr>
       <w:tcPr>
-        <w:shd w:color="ffffff"/>
+        <w:shd w:val="clear" w:color="ffffff"/>
         <w:tcBorders>
-          <w:top w:val="none"/>
-          <w:left w:val="none"/>
-          <w:bottom w:val="none"/>
+          <w:top w:val="none" w:color="000000" w:sz="4" w:space="0"/>
+          <w:left w:val="none" w:color="000000" w:sz="4" w:space="0"/>
+          <w:bottom w:val="none" w:color="000000" w:sz="4" w:space="0"/>
           <w:right w:val="single" w:color="000000" w:themeColor="text1" w:themeTint="80" w:sz="4" w:space="0"/>
         </w:tcBorders>
       </w:tcPr>
@@ -36393,10 +37177,10 @@
       <w:tcPr>
         <w:shd w:val="clear" w:color="ffffff" w:themeColor="light1" w:fill="ffffff" w:themeFill="light1"/>
         <w:tcBorders>
-          <w:top w:val="none"/>
-          <w:left w:val="none"/>
+          <w:top w:val="none" w:color="000000" w:sz="4" w:space="0"/>
+          <w:left w:val="none" w:color="000000" w:sz="4" w:space="0"/>
           <w:bottom w:val="single" w:color="000000" w:themeColor="text1" w:themeTint="80" w:sz="4" w:space="0"/>
-          <w:right w:val="none"/>
+          <w:right w:val="none" w:color="000000" w:sz="4" w:space="0"/>
         </w:tcBorders>
       </w:tcPr>
     </w:tblStylePr>
@@ -36416,12 +37200,12 @@
         <w:tblBorders/>
       </w:tblPr>
       <w:tcPr>
-        <w:shd w:color="ffffff"/>
+        <w:shd w:val="clear" w:color="ffffff"/>
         <w:tcBorders>
-          <w:top w:val="none"/>
+          <w:top w:val="none" w:color="000000" w:sz="4" w:space="0"/>
           <w:left w:val="single" w:color="000000" w:themeColor="text1" w:themeTint="80" w:sz="4" w:space="0"/>
-          <w:bottom w:val="none"/>
-          <w:right w:val="none"/>
+          <w:bottom w:val="none" w:color="000000" w:sz="4" w:space="0"/>
+          <w:right w:val="none" w:color="000000" w:sz="4" w:space="0"/>
         </w:tcBorders>
       </w:tcPr>
     </w:tblStylePr>
@@ -36444,9 +37228,9 @@
         <w:shd w:val="clear" w:color="ffffff" w:themeColor="light1" w:fill="ffffff" w:themeFill="light1"/>
         <w:tcBorders>
           <w:top w:val="single" w:color="000000" w:themeColor="text1" w:themeTint="80" w:sz="4" w:space="0"/>
-          <w:left w:val="none"/>
-          <w:bottom w:val="none"/>
-          <w:right w:val="none"/>
+          <w:left w:val="none" w:color="000000" w:sz="4" w:space="0"/>
+          <w:bottom w:val="none" w:color="000000" w:sz="4" w:space="0"/>
+          <w:right w:val="none" w:color="000000" w:sz="4" w:space="0"/>
         </w:tcBorders>
       </w:tcPr>
     </w:tblStylePr>
@@ -36521,9 +37305,9 @@
       </w:tcPr>
     </w:tblStylePr>
   </w:style>
-  <w:style w:type="table" w:styleId="111">
+  <w:style w:type="table" w:styleId="823">
     <w:name w:val="List Table 7 Colorful - Accent 1"/>
-    <w:basedOn w:val="703"/>
+    <w:basedOn w:val="884"/>
     <w:uiPriority w:val="99"/>
     <w:pPr>
       <w:pBdr/>
@@ -36622,11 +37406,11 @@
         <w:tblBorders/>
       </w:tblPr>
       <w:tcPr>
-        <w:shd w:color="ffffff"/>
+        <w:shd w:val="clear" w:color="ffffff"/>
         <w:tcBorders>
-          <w:top w:val="none"/>
-          <w:left w:val="none"/>
-          <w:bottom w:val="none"/>
+          <w:top w:val="none" w:color="000000" w:sz="4" w:space="0"/>
+          <w:left w:val="none" w:color="000000" w:sz="4" w:space="0"/>
+          <w:bottom w:val="none" w:color="000000" w:sz="4" w:space="0"/>
           <w:right w:val="single" w:color="000000" w:themeColor="accent1" w:sz="4" w:space="0"/>
         </w:tcBorders>
       </w:tcPr>
@@ -36649,10 +37433,10 @@
       <w:tcPr>
         <w:shd w:val="clear" w:color="ffffff" w:themeColor="light1" w:fill="ffffff" w:themeFill="light1"/>
         <w:tcBorders>
-          <w:top w:val="none"/>
-          <w:left w:val="none"/>
+          <w:top w:val="none" w:color="000000" w:sz="4" w:space="0"/>
+          <w:left w:val="none" w:color="000000" w:sz="4" w:space="0"/>
           <w:bottom w:val="single" w:color="000000" w:themeColor="accent1" w:sz="4" w:space="0"/>
-          <w:right w:val="none"/>
+          <w:right w:val="none" w:color="000000" w:sz="4" w:space="0"/>
         </w:tcBorders>
       </w:tcPr>
     </w:tblStylePr>
@@ -36672,12 +37456,12 @@
         <w:tblBorders/>
       </w:tblPr>
       <w:tcPr>
-        <w:shd w:color="ffffff"/>
+        <w:shd w:val="clear" w:color="ffffff"/>
         <w:tcBorders>
-          <w:top w:val="none"/>
+          <w:top w:val="none" w:color="000000" w:sz="4" w:space="0"/>
           <w:left w:val="single" w:color="000000" w:themeColor="accent1" w:sz="4" w:space="0"/>
-          <w:bottom w:val="none"/>
-          <w:right w:val="none"/>
+          <w:bottom w:val="none" w:color="000000" w:sz="4" w:space="0"/>
+          <w:right w:val="none" w:color="000000" w:sz="4" w:space="0"/>
         </w:tcBorders>
       </w:tcPr>
     </w:tblStylePr>
@@ -36700,9 +37484,9 @@
         <w:shd w:val="clear" w:color="ffffff" w:themeColor="light1" w:fill="ffffff" w:themeFill="light1"/>
         <w:tcBorders>
           <w:top w:val="single" w:color="000000" w:themeColor="accent1" w:sz="4" w:space="0"/>
-          <w:left w:val="none"/>
-          <w:bottom w:val="none"/>
-          <w:right w:val="none"/>
+          <w:left w:val="none" w:color="000000" w:sz="4" w:space="0"/>
+          <w:bottom w:val="none" w:color="000000" w:sz="4" w:space="0"/>
+          <w:right w:val="none" w:color="000000" w:sz="4" w:space="0"/>
         </w:tcBorders>
       </w:tcPr>
     </w:tblStylePr>
@@ -36777,9 +37561,9 @@
       </w:tcPr>
     </w:tblStylePr>
   </w:style>
-  <w:style w:type="table" w:styleId="112">
+  <w:style w:type="table" w:styleId="824">
     <w:name w:val="List Table 7 Colorful - Accent 2"/>
-    <w:basedOn w:val="703"/>
+    <w:basedOn w:val="884"/>
     <w:uiPriority w:val="99"/>
     <w:pPr>
       <w:pBdr/>
@@ -36878,11 +37662,11 @@
         <w:tblBorders/>
       </w:tblPr>
       <w:tcPr>
-        <w:shd w:color="ffffff"/>
+        <w:shd w:val="clear" w:color="ffffff"/>
         <w:tcBorders>
-          <w:top w:val="none"/>
-          <w:left w:val="none"/>
-          <w:bottom w:val="none"/>
+          <w:top w:val="none" w:color="000000" w:sz="4" w:space="0"/>
+          <w:left w:val="none" w:color="000000" w:sz="4" w:space="0"/>
+          <w:bottom w:val="none" w:color="000000" w:sz="4" w:space="0"/>
           <w:right w:val="single" w:color="000000" w:themeColor="accent2" w:themeTint="97" w:sz="4" w:space="0"/>
         </w:tcBorders>
       </w:tcPr>
@@ -36905,10 +37689,10 @@
       <w:tcPr>
         <w:shd w:val="clear" w:color="ffffff" w:themeColor="light1" w:fill="ffffff" w:themeFill="light1"/>
         <w:tcBorders>
-          <w:top w:val="none"/>
-          <w:left w:val="none"/>
+          <w:top w:val="none" w:color="000000" w:sz="4" w:space="0"/>
+          <w:left w:val="none" w:color="000000" w:sz="4" w:space="0"/>
           <w:bottom w:val="single" w:color="000000" w:themeColor="accent2" w:themeTint="97" w:sz="4" w:space="0"/>
-          <w:right w:val="none"/>
+          <w:right w:val="none" w:color="000000" w:sz="4" w:space="0"/>
         </w:tcBorders>
       </w:tcPr>
     </w:tblStylePr>
@@ -36928,12 +37712,12 @@
         <w:tblBorders/>
       </w:tblPr>
       <w:tcPr>
-        <w:shd w:color="ffffff"/>
+        <w:shd w:val="clear" w:color="ffffff"/>
         <w:tcBorders>
-          <w:top w:val="none"/>
+          <w:top w:val="none" w:color="000000" w:sz="4" w:space="0"/>
           <w:left w:val="single" w:color="000000" w:themeColor="accent2" w:themeTint="97" w:sz="4" w:space="0"/>
-          <w:bottom w:val="none"/>
-          <w:right w:val="none"/>
+          <w:bottom w:val="none" w:color="000000" w:sz="4" w:space="0"/>
+          <w:right w:val="none" w:color="000000" w:sz="4" w:space="0"/>
         </w:tcBorders>
       </w:tcPr>
     </w:tblStylePr>
@@ -36956,9 +37740,9 @@
         <w:shd w:val="clear" w:color="ffffff" w:themeColor="light1" w:fill="ffffff" w:themeFill="light1"/>
         <w:tcBorders>
           <w:top w:val="single" w:color="000000" w:themeColor="accent2" w:themeTint="97" w:sz="4" w:space="0"/>
-          <w:left w:val="none"/>
-          <w:bottom w:val="none"/>
-          <w:right w:val="none"/>
+          <w:left w:val="none" w:color="000000" w:sz="4" w:space="0"/>
+          <w:bottom w:val="none" w:color="000000" w:sz="4" w:space="0"/>
+          <w:right w:val="none" w:color="000000" w:sz="4" w:space="0"/>
         </w:tcBorders>
       </w:tcPr>
     </w:tblStylePr>
@@ -37033,9 +37817,9 @@
       </w:tcPr>
     </w:tblStylePr>
   </w:style>
-  <w:style w:type="table" w:styleId="113">
+  <w:style w:type="table" w:styleId="825">
     <w:name w:val="List Table 7 Colorful - Accent 3"/>
-    <w:basedOn w:val="703"/>
+    <w:basedOn w:val="884"/>
     <w:uiPriority w:val="99"/>
     <w:pPr>
       <w:pBdr/>
@@ -37134,11 +37918,11 @@
         <w:tblBorders/>
       </w:tblPr>
       <w:tcPr>
-        <w:shd w:color="ffffff"/>
+        <w:shd w:val="clear" w:color="ffffff"/>
         <w:tcBorders>
-          <w:top w:val="none"/>
-          <w:left w:val="none"/>
-          <w:bottom w:val="none"/>
+          <w:top w:val="none" w:color="000000" w:sz="4" w:space="0"/>
+          <w:left w:val="none" w:color="000000" w:sz="4" w:space="0"/>
+          <w:bottom w:val="none" w:color="000000" w:sz="4" w:space="0"/>
           <w:right w:val="single" w:color="000000" w:themeColor="accent3" w:themeTint="98" w:sz="4" w:space="0"/>
         </w:tcBorders>
       </w:tcPr>
@@ -37161,10 +37945,10 @@
       <w:tcPr>
         <w:shd w:val="clear" w:color="ffffff" w:themeColor="light1" w:fill="ffffff" w:themeFill="light1"/>
         <w:tcBorders>
-          <w:top w:val="none"/>
-          <w:left w:val="none"/>
+          <w:top w:val="none" w:color="000000" w:sz="4" w:space="0"/>
+          <w:left w:val="none" w:color="000000" w:sz="4" w:space="0"/>
           <w:bottom w:val="single" w:color="000000" w:themeColor="accent3" w:themeTint="98" w:sz="4" w:space="0"/>
-          <w:right w:val="none"/>
+          <w:right w:val="none" w:color="000000" w:sz="4" w:space="0"/>
         </w:tcBorders>
       </w:tcPr>
     </w:tblStylePr>
@@ -37184,12 +37968,12 @@
         <w:tblBorders/>
       </w:tblPr>
       <w:tcPr>
-        <w:shd w:color="ffffff"/>
+        <w:shd w:val="clear" w:color="ffffff"/>
         <w:tcBorders>
-          <w:top w:val="none"/>
+          <w:top w:val="none" w:color="000000" w:sz="4" w:space="0"/>
           <w:left w:val="single" w:color="000000" w:themeColor="accent3" w:themeTint="98" w:sz="4" w:space="0"/>
-          <w:bottom w:val="none"/>
-          <w:right w:val="none"/>
+          <w:bottom w:val="none" w:color="000000" w:sz="4" w:space="0"/>
+          <w:right w:val="none" w:color="000000" w:sz="4" w:space="0"/>
         </w:tcBorders>
       </w:tcPr>
     </w:tblStylePr>
@@ -37212,9 +37996,9 @@
         <w:shd w:val="clear" w:color="ffffff" w:themeColor="light1" w:fill="ffffff" w:themeFill="light1"/>
         <w:tcBorders>
           <w:top w:val="single" w:color="000000" w:themeColor="accent3" w:themeTint="98" w:sz="4" w:space="0"/>
-          <w:left w:val="none"/>
-          <w:bottom w:val="none"/>
-          <w:right w:val="none"/>
+          <w:left w:val="none" w:color="000000" w:sz="4" w:space="0"/>
+          <w:bottom w:val="none" w:color="000000" w:sz="4" w:space="0"/>
+          <w:right w:val="none" w:color="000000" w:sz="4" w:space="0"/>
         </w:tcBorders>
       </w:tcPr>
     </w:tblStylePr>
@@ -37289,9 +38073,9 @@
       </w:tcPr>
     </w:tblStylePr>
   </w:style>
-  <w:style w:type="table" w:styleId="114">
+  <w:style w:type="table" w:styleId="826">
     <w:name w:val="List Table 7 Colorful - Accent 4"/>
-    <w:basedOn w:val="703"/>
+    <w:basedOn w:val="884"/>
     <w:uiPriority w:val="99"/>
     <w:pPr>
       <w:pBdr/>
@@ -37390,11 +38174,11 @@
         <w:tblBorders/>
       </w:tblPr>
       <w:tcPr>
-        <w:shd w:color="ffffff"/>
+        <w:shd w:val="clear" w:color="ffffff"/>
         <w:tcBorders>
-          <w:top w:val="none"/>
-          <w:left w:val="none"/>
-          <w:bottom w:val="none"/>
+          <w:top w:val="none" w:color="000000" w:sz="4" w:space="0"/>
+          <w:left w:val="none" w:color="000000" w:sz="4" w:space="0"/>
+          <w:bottom w:val="none" w:color="000000" w:sz="4" w:space="0"/>
           <w:right w:val="single" w:color="000000" w:themeColor="accent4" w:themeTint="9A" w:sz="4" w:space="0"/>
         </w:tcBorders>
       </w:tcPr>
@@ -37417,10 +38201,10 @@
       <w:tcPr>
         <w:shd w:val="clear" w:color="ffffff" w:themeColor="light1" w:fill="ffffff" w:themeFill="light1"/>
         <w:tcBorders>
-          <w:top w:val="none"/>
-          <w:left w:val="none"/>
+          <w:top w:val="none" w:color="000000" w:sz="4" w:space="0"/>
+          <w:left w:val="none" w:color="000000" w:sz="4" w:space="0"/>
           <w:bottom w:val="single" w:color="000000" w:themeColor="accent4" w:themeTint="9A" w:sz="4" w:space="0"/>
-          <w:right w:val="none"/>
+          <w:right w:val="none" w:color="000000" w:sz="4" w:space="0"/>
         </w:tcBorders>
       </w:tcPr>
     </w:tblStylePr>
@@ -37440,12 +38224,12 @@
         <w:tblBorders/>
       </w:tblPr>
       <w:tcPr>
-        <w:shd w:color="ffffff"/>
+        <w:shd w:val="clear" w:color="ffffff"/>
         <w:tcBorders>
-          <w:top w:val="none"/>
+          <w:top w:val="none" w:color="000000" w:sz="4" w:space="0"/>
           <w:left w:val="single" w:color="000000" w:themeColor="accent4" w:themeTint="9A" w:sz="4" w:space="0"/>
-          <w:bottom w:val="none"/>
-          <w:right w:val="none"/>
+          <w:bottom w:val="none" w:color="000000" w:sz="4" w:space="0"/>
+          <w:right w:val="none" w:color="000000" w:sz="4" w:space="0"/>
         </w:tcBorders>
       </w:tcPr>
     </w:tblStylePr>
@@ -37468,9 +38252,9 @@
         <w:shd w:val="clear" w:color="ffffff" w:themeColor="light1" w:fill="ffffff" w:themeFill="light1"/>
         <w:tcBorders>
           <w:top w:val="single" w:color="000000" w:themeColor="accent4" w:themeTint="9A" w:sz="4" w:space="0"/>
-          <w:left w:val="none"/>
-          <w:bottom w:val="none"/>
-          <w:right w:val="none"/>
+          <w:left w:val="none" w:color="000000" w:sz="4" w:space="0"/>
+          <w:bottom w:val="none" w:color="000000" w:sz="4" w:space="0"/>
+          <w:right w:val="none" w:color="000000" w:sz="4" w:space="0"/>
         </w:tcBorders>
       </w:tcPr>
     </w:tblStylePr>
@@ -37545,9 +38329,9 @@
       </w:tcPr>
     </w:tblStylePr>
   </w:style>
-  <w:style w:type="table" w:styleId="115">
+  <w:style w:type="table" w:styleId="827">
     <w:name w:val="List Table 7 Colorful - Accent 5"/>
-    <w:basedOn w:val="703"/>
+    <w:basedOn w:val="884"/>
     <w:uiPriority w:val="99"/>
     <w:pPr>
       <w:pBdr/>
@@ -37646,11 +38430,11 @@
         <w:tblBorders/>
       </w:tblPr>
       <w:tcPr>
-        <w:shd w:color="ffffff"/>
+        <w:shd w:val="clear" w:color="ffffff"/>
         <w:tcBorders>
-          <w:top w:val="none"/>
-          <w:left w:val="none"/>
-          <w:bottom w:val="none"/>
+          <w:top w:val="none" w:color="000000" w:sz="4" w:space="0"/>
+          <w:left w:val="none" w:color="000000" w:sz="4" w:space="0"/>
+          <w:bottom w:val="none" w:color="000000" w:sz="4" w:space="0"/>
           <w:right w:val="single" w:color="000000" w:themeColor="accent5" w:themeTint="9A" w:sz="4" w:space="0"/>
         </w:tcBorders>
       </w:tcPr>
@@ -37673,10 +38457,10 @@
       <w:tcPr>
         <w:shd w:val="clear" w:color="ffffff" w:themeColor="light1" w:fill="ffffff" w:themeFill="light1"/>
         <w:tcBorders>
-          <w:top w:val="none"/>
-          <w:left w:val="none"/>
+          <w:top w:val="none" w:color="000000" w:sz="4" w:space="0"/>
+          <w:left w:val="none" w:color="000000" w:sz="4" w:space="0"/>
           <w:bottom w:val="single" w:color="000000" w:themeColor="accent5" w:themeTint="9A" w:sz="4" w:space="0"/>
-          <w:right w:val="none"/>
+          <w:right w:val="none" w:color="000000" w:sz="4" w:space="0"/>
         </w:tcBorders>
       </w:tcPr>
     </w:tblStylePr>
@@ -37696,12 +38480,12 @@
         <w:tblBorders/>
       </w:tblPr>
       <w:tcPr>
-        <w:shd w:color="ffffff"/>
+        <w:shd w:val="clear" w:color="ffffff"/>
         <w:tcBorders>
-          <w:top w:val="none"/>
+          <w:top w:val="none" w:color="000000" w:sz="4" w:space="0"/>
           <w:left w:val="single" w:color="000000" w:themeColor="accent5" w:themeTint="9A" w:sz="4" w:space="0"/>
-          <w:bottom w:val="none"/>
-          <w:right w:val="none"/>
+          <w:bottom w:val="none" w:color="000000" w:sz="4" w:space="0"/>
+          <w:right w:val="none" w:color="000000" w:sz="4" w:space="0"/>
         </w:tcBorders>
       </w:tcPr>
     </w:tblStylePr>
@@ -37724,9 +38508,9 @@
         <w:shd w:val="clear" w:color="ffffff" w:themeColor="light1" w:fill="ffffff" w:themeFill="light1"/>
         <w:tcBorders>
           <w:top w:val="single" w:color="000000" w:themeColor="accent5" w:themeTint="9A" w:sz="4" w:space="0"/>
-          <w:left w:val="none"/>
-          <w:bottom w:val="none"/>
-          <w:right w:val="none"/>
+          <w:left w:val="none" w:color="000000" w:sz="4" w:space="0"/>
+          <w:bottom w:val="none" w:color="000000" w:sz="4" w:space="0"/>
+          <w:right w:val="none" w:color="000000" w:sz="4" w:space="0"/>
         </w:tcBorders>
       </w:tcPr>
     </w:tblStylePr>
@@ -37801,9 +38585,9 @@
       </w:tcPr>
     </w:tblStylePr>
   </w:style>
-  <w:style w:type="table" w:styleId="116">
+  <w:style w:type="table" w:styleId="828">
     <w:name w:val="List Table 7 Colorful - Accent 6"/>
-    <w:basedOn w:val="703"/>
+    <w:basedOn w:val="884"/>
     <w:uiPriority w:val="99"/>
     <w:pPr>
       <w:pBdr/>
@@ -37902,11 +38686,11 @@
         <w:tblBorders/>
       </w:tblPr>
       <w:tcPr>
-        <w:shd w:color="ffffff"/>
+        <w:shd w:val="clear" w:color="ffffff"/>
         <w:tcBorders>
-          <w:top w:val="none"/>
-          <w:left w:val="none"/>
-          <w:bottom w:val="none"/>
+          <w:top w:val="none" w:color="000000" w:sz="4" w:space="0"/>
+          <w:left w:val="none" w:color="000000" w:sz="4" w:space="0"/>
+          <w:bottom w:val="none" w:color="000000" w:sz="4" w:space="0"/>
           <w:right w:val="single" w:color="000000" w:themeColor="accent6" w:themeTint="98" w:sz="4" w:space="0"/>
         </w:tcBorders>
       </w:tcPr>
@@ -37929,10 +38713,10 @@
       <w:tcPr>
         <w:shd w:val="clear" w:color="ffffff" w:themeColor="light1" w:fill="ffffff" w:themeFill="light1"/>
         <w:tcBorders>
-          <w:top w:val="none"/>
-          <w:left w:val="none"/>
+          <w:top w:val="none" w:color="000000" w:sz="4" w:space="0"/>
+          <w:left w:val="none" w:color="000000" w:sz="4" w:space="0"/>
           <w:bottom w:val="single" w:color="000000" w:themeColor="accent6" w:themeTint="98" w:sz="4" w:space="0"/>
-          <w:right w:val="none"/>
+          <w:right w:val="none" w:color="000000" w:sz="4" w:space="0"/>
         </w:tcBorders>
       </w:tcPr>
     </w:tblStylePr>
@@ -37952,12 +38736,12 @@
         <w:tblBorders/>
       </w:tblPr>
       <w:tcPr>
-        <w:shd w:color="ffffff"/>
+        <w:shd w:val="clear" w:color="ffffff"/>
         <w:tcBorders>
-          <w:top w:val="none"/>
+          <w:top w:val="none" w:color="000000" w:sz="4" w:space="0"/>
           <w:left w:val="single" w:color="000000" w:themeColor="accent6" w:themeTint="98" w:sz="4" w:space="0"/>
-          <w:bottom w:val="none"/>
-          <w:right w:val="none"/>
+          <w:bottom w:val="none" w:color="000000" w:sz="4" w:space="0"/>
+          <w:right w:val="none" w:color="000000" w:sz="4" w:space="0"/>
         </w:tcBorders>
       </w:tcPr>
     </w:tblStylePr>
@@ -37980,9 +38764,9 @@
         <w:shd w:val="clear" w:color="ffffff" w:themeColor="light1" w:fill="ffffff" w:themeFill="light1"/>
         <w:tcBorders>
           <w:top w:val="single" w:color="000000" w:themeColor="accent6" w:themeTint="98" w:sz="4" w:space="0"/>
-          <w:left w:val="none"/>
-          <w:bottom w:val="none"/>
-          <w:right w:val="none"/>
+          <w:left w:val="none" w:color="000000" w:sz="4" w:space="0"/>
+          <w:bottom w:val="none" w:color="000000" w:sz="4" w:space="0"/>
+          <w:right w:val="none" w:color="000000" w:sz="4" w:space="0"/>
         </w:tcBorders>
       </w:tcPr>
     </w:tblStylePr>
@@ -38057,9 +38841,9 @@
       </w:tcPr>
     </w:tblStylePr>
   </w:style>
-  <w:style w:type="table" w:styleId="117">
+  <w:style w:type="table" w:styleId="829">
     <w:name w:val="Lined - Accent"/>
-    <w:basedOn w:val="703"/>
+    <w:basedOn w:val="884"/>
     <w:uiPriority w:val="99"/>
     <w:pPr>
       <w:pBdr/>
@@ -38294,9 +39078,9 @@
       </w:tcPr>
     </w:tblStylePr>
   </w:style>
-  <w:style w:type="table" w:styleId="118">
+  <w:style w:type="table" w:styleId="830">
     <w:name w:val="Lined - Accent 1"/>
-    <w:basedOn w:val="703"/>
+    <w:basedOn w:val="884"/>
     <w:uiPriority w:val="99"/>
     <w:pPr>
       <w:pBdr/>
@@ -38531,9 +39315,9 @@
       </w:tcPr>
     </w:tblStylePr>
   </w:style>
-  <w:style w:type="table" w:styleId="119">
+  <w:style w:type="table" w:styleId="831">
     <w:name w:val="Lined - Accent 2"/>
-    <w:basedOn w:val="703"/>
+    <w:basedOn w:val="884"/>
     <w:uiPriority w:val="99"/>
     <w:pPr>
       <w:pBdr/>
@@ -38768,9 +39552,9 @@
       </w:tcPr>
     </w:tblStylePr>
   </w:style>
-  <w:style w:type="table" w:styleId="120">
+  <w:style w:type="table" w:styleId="832">
     <w:name w:val="Lined - Accent 3"/>
-    <w:basedOn w:val="703"/>
+    <w:basedOn w:val="884"/>
     <w:uiPriority w:val="99"/>
     <w:pPr>
       <w:pBdr/>
@@ -39005,9 +39789,9 @@
       </w:tcPr>
     </w:tblStylePr>
   </w:style>
-  <w:style w:type="table" w:styleId="121">
+  <w:style w:type="table" w:styleId="833">
     <w:name w:val="Lined - Accent 4"/>
-    <w:basedOn w:val="703"/>
+    <w:basedOn w:val="884"/>
     <w:uiPriority w:val="99"/>
     <w:pPr>
       <w:pBdr/>
@@ -39242,9 +40026,9 @@
       </w:tcPr>
     </w:tblStylePr>
   </w:style>
-  <w:style w:type="table" w:styleId="122">
+  <w:style w:type="table" w:styleId="834">
     <w:name w:val="Lined - Accent 5"/>
-    <w:basedOn w:val="703"/>
+    <w:basedOn w:val="884"/>
     <w:uiPriority w:val="99"/>
     <w:pPr>
       <w:pBdr/>
@@ -39479,9 +40263,9 @@
       </w:tcPr>
     </w:tblStylePr>
   </w:style>
-  <w:style w:type="table" w:styleId="123">
+  <w:style w:type="table" w:styleId="835">
     <w:name w:val="Lined - Accent 6"/>
-    <w:basedOn w:val="703"/>
+    <w:basedOn w:val="884"/>
     <w:uiPriority w:val="99"/>
     <w:pPr>
       <w:pBdr/>
@@ -39716,9 +40500,9 @@
       </w:tcPr>
     </w:tblStylePr>
   </w:style>
-  <w:style w:type="table" w:styleId="124">
+  <w:style w:type="table" w:styleId="836">
     <w:name w:val="Bordered &amp; Lined - Accent"/>
-    <w:basedOn w:val="703"/>
+    <w:basedOn w:val="884"/>
     <w:uiPriority w:val="99"/>
     <w:pPr>
       <w:pBdr/>
@@ -39960,9 +40744,9 @@
       </w:tcPr>
     </w:tblStylePr>
   </w:style>
-  <w:style w:type="table" w:styleId="125">
+  <w:style w:type="table" w:styleId="837">
     <w:name w:val="Bordered &amp; Lined - Accent 1"/>
-    <w:basedOn w:val="703"/>
+    <w:basedOn w:val="884"/>
     <w:uiPriority w:val="99"/>
     <w:pPr>
       <w:pBdr/>
@@ -40204,9 +40988,9 @@
       </w:tcPr>
     </w:tblStylePr>
   </w:style>
-  <w:style w:type="table" w:styleId="126">
+  <w:style w:type="table" w:styleId="838">
     <w:name w:val="Bordered &amp; Lined - Accent 2"/>
-    <w:basedOn w:val="703"/>
+    <w:basedOn w:val="884"/>
     <w:uiPriority w:val="99"/>
     <w:pPr>
       <w:pBdr/>
@@ -40448,9 +41232,9 @@
       </w:tcPr>
     </w:tblStylePr>
   </w:style>
-  <w:style w:type="table" w:styleId="127">
+  <w:style w:type="table" w:styleId="839">
     <w:name w:val="Bordered &amp; Lined - Accent 3"/>
-    <w:basedOn w:val="703"/>
+    <w:basedOn w:val="884"/>
     <w:uiPriority w:val="99"/>
     <w:pPr>
       <w:pBdr/>
@@ -40692,9 +41476,9 @@
       </w:tcPr>
     </w:tblStylePr>
   </w:style>
-  <w:style w:type="table" w:styleId="128">
+  <w:style w:type="table" w:styleId="840">
     <w:name w:val="Bordered &amp; Lined - Accent 4"/>
-    <w:basedOn w:val="703"/>
+    <w:basedOn w:val="884"/>
     <w:uiPriority w:val="99"/>
     <w:pPr>
       <w:pBdr/>
@@ -40936,9 +41720,9 @@
       </w:tcPr>
     </w:tblStylePr>
   </w:style>
-  <w:style w:type="table" w:styleId="129">
+  <w:style w:type="table" w:styleId="841">
     <w:name w:val="Bordered &amp; Lined - Accent 5"/>
-    <w:basedOn w:val="703"/>
+    <w:basedOn w:val="884"/>
     <w:uiPriority w:val="99"/>
     <w:pPr>
       <w:pBdr/>
@@ -41180,9 +41964,9 @@
       </w:tcPr>
     </w:tblStylePr>
   </w:style>
-  <w:style w:type="table" w:styleId="130">
+  <w:style w:type="table" w:styleId="842">
     <w:name w:val="Bordered &amp; Lined - Accent 6"/>
-    <w:basedOn w:val="703"/>
+    <w:basedOn w:val="884"/>
     <w:uiPriority w:val="99"/>
     <w:pPr>
       <w:pBdr/>
@@ -41424,9 +42208,9 @@
       </w:tcPr>
     </w:tblStylePr>
   </w:style>
-  <w:style w:type="table" w:styleId="131">
+  <w:style w:type="table" w:styleId="843">
     <w:name w:val="Bordered"/>
-    <w:basedOn w:val="703"/>
+    <w:basedOn w:val="884"/>
     <w:uiPriority w:val="99"/>
     <w:pPr>
       <w:pBdr/>
@@ -41655,9 +42439,9 @@
       </w:tcPr>
     </w:tblStylePr>
   </w:style>
-  <w:style w:type="table" w:styleId="132">
+  <w:style w:type="table" w:styleId="844">
     <w:name w:val="Bordered - Accent 1"/>
-    <w:basedOn w:val="703"/>
+    <w:basedOn w:val="884"/>
     <w:uiPriority w:val="99"/>
     <w:pPr>
       <w:pBdr/>
@@ -41886,9 +42670,9 @@
       </w:tcPr>
     </w:tblStylePr>
   </w:style>
-  <w:style w:type="table" w:styleId="133">
+  <w:style w:type="table" w:styleId="845">
     <w:name w:val="Bordered - Accent 2"/>
-    <w:basedOn w:val="703"/>
+    <w:basedOn w:val="884"/>
     <w:uiPriority w:val="99"/>
     <w:pPr>
       <w:pBdr/>
@@ -42117,9 +42901,9 @@
       </w:tcPr>
     </w:tblStylePr>
   </w:style>
-  <w:style w:type="table" w:styleId="134">
+  <w:style w:type="table" w:styleId="846">
     <w:name w:val="Bordered - Accent 3"/>
-    <w:basedOn w:val="703"/>
+    <w:basedOn w:val="884"/>
     <w:uiPriority w:val="99"/>
     <w:pPr>
       <w:pBdr/>
@@ -42348,9 +43132,9 @@
       </w:tcPr>
     </w:tblStylePr>
   </w:style>
-  <w:style w:type="table" w:styleId="135">
+  <w:style w:type="table" w:styleId="847">
     <w:name w:val="Bordered - Accent 4"/>
-    <w:basedOn w:val="703"/>
+    <w:basedOn w:val="884"/>
     <w:uiPriority w:val="99"/>
     <w:pPr>
       <w:pBdr/>
@@ -42579,9 +43363,9 @@
       </w:tcPr>
     </w:tblStylePr>
   </w:style>
-  <w:style w:type="table" w:styleId="136">
+  <w:style w:type="table" w:styleId="848">
     <w:name w:val="Bordered - Accent 5"/>
-    <w:basedOn w:val="703"/>
+    <w:basedOn w:val="884"/>
     <w:uiPriority w:val="99"/>
     <w:pPr>
       <w:pBdr/>
@@ -42810,9 +43594,9 @@
       </w:tcPr>
     </w:tblStylePr>
   </w:style>
-  <w:style w:type="table" w:styleId="137">
+  <w:style w:type="table" w:styleId="849">
     <w:name w:val="Bordered - Accent 6"/>
-    <w:basedOn w:val="703"/>
+    <w:basedOn w:val="884"/>
     <w:uiPriority w:val="99"/>
     <w:pPr>
       <w:pBdr/>
@@ -43041,10 +43825,10 @@
       </w:tcPr>
     </w:tblStylePr>
   </w:style>
-  <w:style w:type="paragraph" w:styleId="181">
+  <w:style w:type="paragraph" w:styleId="850">
     <w:name w:val="footnote text"/>
-    <w:basedOn w:val="688"/>
-    <w:link w:val="182"/>
+    <w:basedOn w:val="869"/>
+    <w:link w:val="851"/>
     <w:uiPriority w:val="99"/>
     <w:semiHidden/>
     <w:unhideWhenUsed/>
@@ -43058,10 +43842,10 @@
       <w:szCs w:val="20"/>
     </w:rPr>
   </w:style>
-  <w:style w:type="character" w:styleId="182">
+  <w:style w:type="character" w:styleId="851">
     <w:name w:val="Footnote Text Char"/>
-    <w:basedOn w:val="702"/>
-    <w:link w:val="181"/>
+    <w:basedOn w:val="883"/>
+    <w:link w:val="850"/>
     <w:uiPriority w:val="99"/>
     <w:semiHidden/>
     <w:pPr>
@@ -43074,9 +43858,9 @@
       <w:szCs w:val="20"/>
     </w:rPr>
   </w:style>
-  <w:style w:type="character" w:styleId="183">
+  <w:style w:type="character" w:styleId="852">
     <w:name w:val="footnote reference"/>
-    <w:basedOn w:val="702"/>
+    <w:basedOn w:val="883"/>
     <w:uiPriority w:val="99"/>
     <w:semiHidden/>
     <w:unhideWhenUsed/>
@@ -43089,10 +43873,10 @@
       <w:vertAlign w:val="superscript"/>
     </w:rPr>
   </w:style>
-  <w:style w:type="paragraph" w:styleId="184">
+  <w:style w:type="paragraph" w:styleId="853">
     <w:name w:val="endnote text"/>
-    <w:basedOn w:val="688"/>
-    <w:link w:val="185"/>
+    <w:basedOn w:val="869"/>
+    <w:link w:val="854"/>
     <w:uiPriority w:val="99"/>
     <w:semiHidden/>
     <w:unhideWhenUsed/>
@@ -43106,10 +43890,10 @@
       <w:szCs w:val="20"/>
     </w:rPr>
   </w:style>
-  <w:style w:type="character" w:styleId="185">
+  <w:style w:type="character" w:styleId="854">
     <w:name w:val="Endnote Text Char"/>
-    <w:basedOn w:val="702"/>
-    <w:link w:val="184"/>
+    <w:basedOn w:val="883"/>
+    <w:link w:val="853"/>
     <w:uiPriority w:val="99"/>
     <w:semiHidden/>
     <w:pPr>
@@ -43122,9 +43906,9 @@
       <w:szCs w:val="20"/>
     </w:rPr>
   </w:style>
-  <w:style w:type="character" w:styleId="186">
+  <w:style w:type="character" w:styleId="855">
     <w:name w:val="endnote reference"/>
-    <w:basedOn w:val="702"/>
+    <w:basedOn w:val="883"/>
     <w:uiPriority w:val="99"/>
     <w:semiHidden/>
     <w:unhideWhenUsed/>
@@ -43137,9 +43921,9 @@
       <w:vertAlign w:val="superscript"/>
     </w:rPr>
   </w:style>
-  <w:style w:type="character" w:styleId="187">
+  <w:style w:type="character" w:styleId="856">
     <w:name w:val="Hyperlink"/>
-    <w:basedOn w:val="702"/>
+    <w:basedOn w:val="883"/>
     <w:uiPriority w:val="99"/>
     <w:unhideWhenUsed/>
     <w:pPr>
@@ -43152,9 +43936,9 @@
       <w:u w:val="single"/>
     </w:rPr>
   </w:style>
-  <w:style w:type="character" w:styleId="188">
+  <w:style w:type="character" w:styleId="857">
     <w:name w:val="FollowedHyperlink"/>
-    <w:basedOn w:val="702"/>
+    <w:basedOn w:val="883"/>
     <w:uiPriority w:val="99"/>
     <w:semiHidden/>
     <w:unhideWhenUsed/>
@@ -43168,10 +43952,10 @@
       <w:u w:val="single"/>
     </w:rPr>
   </w:style>
-  <w:style w:type="paragraph" w:styleId="189">
+  <w:style w:type="paragraph" w:styleId="858">
     <w:name w:val="toc 1"/>
-    <w:basedOn w:val="688"/>
-    <w:next w:val="688"/>
+    <w:basedOn w:val="869"/>
+    <w:next w:val="869"/>
     <w:uiPriority w:val="39"/>
     <w:unhideWhenUsed/>
     <w:pPr>
@@ -43180,10 +43964,10 @@
       <w:ind/>
     </w:pPr>
   </w:style>
-  <w:style w:type="paragraph" w:styleId="190">
+  <w:style w:type="paragraph" w:styleId="859">
     <w:name w:val="toc 2"/>
-    <w:basedOn w:val="688"/>
-    <w:next w:val="688"/>
+    <w:basedOn w:val="869"/>
+    <w:next w:val="869"/>
     <w:uiPriority w:val="39"/>
     <w:unhideWhenUsed/>
     <w:pPr>
@@ -43192,10 +43976,10 @@
       <w:ind w:left="220"/>
     </w:pPr>
   </w:style>
-  <w:style w:type="paragraph" w:styleId="191">
+  <w:style w:type="paragraph" w:styleId="860">
     <w:name w:val="toc 3"/>
-    <w:basedOn w:val="688"/>
-    <w:next w:val="688"/>
+    <w:basedOn w:val="869"/>
+    <w:next w:val="869"/>
     <w:uiPriority w:val="39"/>
     <w:unhideWhenUsed/>
     <w:pPr>
@@ -43204,10 +43988,10 @@
       <w:ind w:left="440"/>
     </w:pPr>
   </w:style>
-  <w:style w:type="paragraph" w:styleId="192">
+  <w:style w:type="paragraph" w:styleId="861">
     <w:name w:val="toc 4"/>
-    <w:basedOn w:val="688"/>
-    <w:next w:val="688"/>
+    <w:basedOn w:val="869"/>
+    <w:next w:val="869"/>
     <w:uiPriority w:val="39"/>
     <w:unhideWhenUsed/>
     <w:pPr>
@@ -43216,10 +44000,10 @@
       <w:ind w:left="660"/>
     </w:pPr>
   </w:style>
-  <w:style w:type="paragraph" w:styleId="193">
+  <w:style w:type="paragraph" w:styleId="862">
     <w:name w:val="toc 5"/>
-    <w:basedOn w:val="688"/>
-    <w:next w:val="688"/>
+    <w:basedOn w:val="869"/>
+    <w:next w:val="869"/>
     <w:uiPriority w:val="39"/>
     <w:unhideWhenUsed/>
     <w:pPr>
@@ -43228,10 +44012,10 @@
       <w:ind w:left="880"/>
     </w:pPr>
   </w:style>
-  <w:style w:type="paragraph" w:styleId="194">
+  <w:style w:type="paragraph" w:styleId="863">
     <w:name w:val="toc 6"/>
-    <w:basedOn w:val="688"/>
-    <w:next w:val="688"/>
+    <w:basedOn w:val="869"/>
+    <w:next w:val="869"/>
     <w:uiPriority w:val="39"/>
     <w:unhideWhenUsed/>
     <w:pPr>
@@ -43240,10 +44024,10 @@
       <w:ind w:left="1100"/>
     </w:pPr>
   </w:style>
-  <w:style w:type="paragraph" w:styleId="195">
+  <w:style w:type="paragraph" w:styleId="864">
     <w:name w:val="toc 7"/>
-    <w:basedOn w:val="688"/>
-    <w:next w:val="688"/>
+    <w:basedOn w:val="869"/>
+    <w:next w:val="869"/>
     <w:uiPriority w:val="39"/>
     <w:unhideWhenUsed/>
     <w:pPr>
@@ -43252,10 +44036,10 @@
       <w:ind w:left="1320"/>
     </w:pPr>
   </w:style>
-  <w:style w:type="paragraph" w:styleId="196">
+  <w:style w:type="paragraph" w:styleId="865">
     <w:name w:val="toc 8"/>
-    <w:basedOn w:val="688"/>
-    <w:next w:val="688"/>
+    <w:basedOn w:val="869"/>
+    <w:next w:val="869"/>
     <w:uiPriority w:val="39"/>
     <w:unhideWhenUsed/>
     <w:pPr>
@@ -43264,10 +44048,10 @@
       <w:ind w:left="1540"/>
     </w:pPr>
   </w:style>
-  <w:style w:type="paragraph" w:styleId="197">
+  <w:style w:type="paragraph" w:styleId="866">
     <w:name w:val="toc 9"/>
-    <w:basedOn w:val="688"/>
-    <w:next w:val="688"/>
+    <w:basedOn w:val="869"/>
+    <w:next w:val="869"/>
     <w:uiPriority w:val="39"/>
     <w:unhideWhenUsed/>
     <w:pPr>
@@ -43276,9 +44060,9 @@
       <w:ind w:left="1760"/>
     </w:pPr>
   </w:style>
-  <w:style w:type="character" w:styleId="198">
+  <w:style w:type="character" w:styleId="867">
     <w:name w:val="Placeholder Text"/>
-    <w:basedOn w:val="702"/>
+    <w:basedOn w:val="883"/>
     <w:uiPriority w:val="99"/>
     <w:semiHidden/>
     <w:pPr>
@@ -43290,10 +44074,10 @@
       <w:color w:val="666666"/>
     </w:rPr>
   </w:style>
-  <w:style w:type="paragraph" w:styleId="209">
+  <w:style w:type="paragraph" w:styleId="868">
     <w:name w:val="table of figures"/>
-    <w:basedOn w:val="688"/>
-    <w:next w:val="688"/>
+    <w:basedOn w:val="869"/>
+    <w:next w:val="869"/>
     <w:uiPriority w:val="99"/>
     <w:unhideWhenUsed/>
     <w:pPr>
@@ -43302,7 +44086,7 @@
       <w:ind/>
     </w:pPr>
   </w:style>
-  <w:style w:type="paragraph" w:styleId="688" w:default="1">
+  <w:style w:type="paragraph" w:styleId="869" w:default="1">
     <w:name w:val="Normal"/>
     <w:qFormat/>
     <w:pPr>
@@ -43311,10 +44095,10 @@
       <w:ind/>
     </w:pPr>
   </w:style>
-  <w:style w:type="paragraph" w:styleId="689">
+  <w:style w:type="paragraph" w:styleId="870">
     <w:name w:val="Header"/>
-    <w:basedOn w:val="688"/>
-    <w:link w:val="690"/>
+    <w:basedOn w:val="869"/>
+    <w:link w:val="871"/>
     <w:uiPriority w:val="99"/>
     <w:unhideWhenUsed/>
     <w:pPr>
@@ -43327,10 +44111,10 @@
       <w:ind/>
     </w:pPr>
   </w:style>
-  <w:style w:type="character" w:styleId="690" w:customStyle="1">
+  <w:style w:type="character" w:styleId="871" w:customStyle="1">
     <w:name w:val="Header Char"/>
-    <w:basedOn w:val="702"/>
-    <w:link w:val="689"/>
+    <w:basedOn w:val="883"/>
+    <w:link w:val="870"/>
     <w:uiPriority w:val="99"/>
     <w:pPr>
       <w:pBdr/>
@@ -43338,10 +44122,10 @@
       <w:ind/>
     </w:pPr>
   </w:style>
-  <w:style w:type="paragraph" w:styleId="691">
+  <w:style w:type="paragraph" w:styleId="872">
     <w:name w:val="Footer"/>
-    <w:basedOn w:val="688"/>
-    <w:link w:val="692"/>
+    <w:basedOn w:val="869"/>
+    <w:link w:val="873"/>
     <w:uiPriority w:val="99"/>
     <w:unhideWhenUsed/>
     <w:pPr>
@@ -43354,10 +44138,10 @@
       <w:ind/>
     </w:pPr>
   </w:style>
-  <w:style w:type="character" w:styleId="692" w:customStyle="1">
+  <w:style w:type="character" w:styleId="873" w:customStyle="1">
     <w:name w:val="Footer Char"/>
-    <w:basedOn w:val="702"/>
-    <w:link w:val="691"/>
+    <w:basedOn w:val="883"/>
+    <w:link w:val="872"/>
     <w:uiPriority w:val="99"/>
     <w:pPr>
       <w:pBdr/>
@@ -43365,11 +44149,11 @@
       <w:ind/>
     </w:pPr>
   </w:style>
-  <w:style w:type="paragraph" w:styleId="693">
+  <w:style w:type="paragraph" w:styleId="874">
     <w:name w:val="Heading 1"/>
-    <w:basedOn w:val="688"/>
-    <w:next w:val="688"/>
-    <w:link w:val="706"/>
+    <w:basedOn w:val="869"/>
+    <w:next w:val="869"/>
+    <w:link w:val="887"/>
     <w:uiPriority w:val="9"/>
     <w:qFormat/>
     <w:pPr>
@@ -43389,11 +44173,11 @@
       <w:szCs w:val="28"/>
     </w:rPr>
   </w:style>
-  <w:style w:type="paragraph" w:styleId="694">
+  <w:style w:type="paragraph" w:styleId="875">
     <w:name w:val="Heading 2"/>
-    <w:basedOn w:val="688"/>
-    <w:next w:val="688"/>
-    <w:link w:val="707"/>
+    <w:basedOn w:val="869"/>
+    <w:next w:val="869"/>
+    <w:link w:val="888"/>
     <w:uiPriority w:val="9"/>
     <w:unhideWhenUsed/>
     <w:qFormat/>
@@ -43414,11 +44198,11 @@
       <w:szCs w:val="26"/>
     </w:rPr>
   </w:style>
-  <w:style w:type="paragraph" w:styleId="695">
+  <w:style w:type="paragraph" w:styleId="876">
     <w:name w:val="Heading 3"/>
-    <w:basedOn w:val="688"/>
-    <w:next w:val="688"/>
-    <w:link w:val="708"/>
+    <w:basedOn w:val="869"/>
+    <w:next w:val="869"/>
+    <w:link w:val="889"/>
     <w:uiPriority w:val="9"/>
     <w:unhideWhenUsed/>
     <w:qFormat/>
@@ -43437,11 +44221,11 @@
       <w:color w:val="4f81bd" w:themeColor="accent1"/>
     </w:rPr>
   </w:style>
-  <w:style w:type="paragraph" w:styleId="696">
+  <w:style w:type="paragraph" w:styleId="877">
     <w:name w:val="Heading 4"/>
-    <w:basedOn w:val="688"/>
-    <w:next w:val="688"/>
-    <w:link w:val="736"/>
+    <w:basedOn w:val="869"/>
+    <w:next w:val="869"/>
+    <w:link w:val="917"/>
     <w:uiPriority w:val="9"/>
     <w:semiHidden/>
     <w:unhideWhenUsed/>
@@ -43463,11 +44247,11 @@
       <w:color w:val="4f81bd" w:themeColor="accent1"/>
     </w:rPr>
   </w:style>
-  <w:style w:type="paragraph" w:styleId="697">
+  <w:style w:type="paragraph" w:styleId="878">
     <w:name w:val="Heading 5"/>
-    <w:basedOn w:val="688"/>
-    <w:next w:val="688"/>
-    <w:link w:val="737"/>
+    <w:basedOn w:val="869"/>
+    <w:next w:val="869"/>
+    <w:link w:val="918"/>
     <w:uiPriority w:val="9"/>
     <w:semiHidden/>
     <w:unhideWhenUsed/>
@@ -43485,11 +44269,11 @@
       <w:color w:val="243f60" w:themeColor="accent1" w:themeShade="7F"/>
     </w:rPr>
   </w:style>
-  <w:style w:type="paragraph" w:styleId="698">
+  <w:style w:type="paragraph" w:styleId="879">
     <w:name w:val="Heading 6"/>
-    <w:basedOn w:val="688"/>
-    <w:next w:val="688"/>
-    <w:link w:val="738"/>
+    <w:basedOn w:val="869"/>
+    <w:next w:val="869"/>
+    <w:link w:val="919"/>
     <w:uiPriority w:val="9"/>
     <w:semiHidden/>
     <w:unhideWhenUsed/>
@@ -43509,11 +44293,11 @@
       <w:color w:val="243f60" w:themeColor="accent1" w:themeShade="7F"/>
     </w:rPr>
   </w:style>
-  <w:style w:type="paragraph" w:styleId="699">
+  <w:style w:type="paragraph" w:styleId="880">
     <w:name w:val="Heading 7"/>
-    <w:basedOn w:val="688"/>
-    <w:next w:val="688"/>
-    <w:link w:val="739"/>
+    <w:basedOn w:val="869"/>
+    <w:next w:val="869"/>
+    <w:link w:val="920"/>
     <w:uiPriority w:val="9"/>
     <w:semiHidden/>
     <w:unhideWhenUsed/>
@@ -43533,11 +44317,11 @@
       <w:color w:val="404040" w:themeColor="text1" w:themeTint="BF"/>
     </w:rPr>
   </w:style>
-  <w:style w:type="paragraph" w:styleId="700">
+  <w:style w:type="paragraph" w:styleId="881">
     <w:name w:val="Heading 8"/>
-    <w:basedOn w:val="688"/>
-    <w:next w:val="688"/>
-    <w:link w:val="740"/>
+    <w:basedOn w:val="869"/>
+    <w:next w:val="869"/>
+    <w:link w:val="921"/>
     <w:uiPriority w:val="9"/>
     <w:semiHidden/>
     <w:unhideWhenUsed/>
@@ -43557,11 +44341,11 @@
       <w:szCs w:val="20"/>
     </w:rPr>
   </w:style>
-  <w:style w:type="paragraph" w:styleId="701">
+  <w:style w:type="paragraph" w:styleId="882">
     <w:name w:val="Heading 9"/>
-    <w:basedOn w:val="688"/>
-    <w:next w:val="688"/>
-    <w:link w:val="741"/>
+    <w:basedOn w:val="869"/>
+    <w:next w:val="869"/>
+    <w:link w:val="922"/>
     <w:uiPriority w:val="9"/>
     <w:semiHidden/>
     <w:unhideWhenUsed/>
@@ -43583,7 +44367,7 @@
       <w:szCs w:val="20"/>
     </w:rPr>
   </w:style>
-  <w:style w:type="character" w:styleId="702" w:default="1">
+  <w:style w:type="character" w:styleId="883" w:default="1">
     <w:name w:val="Default Paragraph Font"/>
     <w:uiPriority w:val="1"/>
     <w:semiHidden/>
@@ -43594,7 +44378,7 @@
       <w:ind/>
     </w:pPr>
   </w:style>
-  <w:style w:type="table" w:styleId="703" w:default="1">
+  <w:style w:type="table" w:styleId="884" w:default="1">
     <w:name w:val="Normal Table"/>
     <w:uiPriority w:val="99"/>
     <w:semiHidden/>
@@ -43787,7 +44571,7 @@
       </w:tcPr>
     </w:tblStylePr>
   </w:style>
-  <w:style w:type="numbering" w:styleId="704" w:default="1">
+  <w:style w:type="numbering" w:styleId="885" w:default="1">
     <w:name w:val="No List"/>
     <w:uiPriority w:val="99"/>
     <w:semiHidden/>
@@ -43798,7 +44582,7 @@
       <w:ind/>
     </w:pPr>
   </w:style>
-  <w:style w:type="paragraph" w:styleId="705">
+  <w:style w:type="paragraph" w:styleId="886">
     <w:name w:val="No Spacing"/>
     <w:uiPriority w:val="1"/>
     <w:qFormat/>
@@ -43808,10 +44592,10 @@
       <w:ind/>
     </w:pPr>
   </w:style>
-  <w:style w:type="character" w:styleId="706" w:customStyle="1">
+  <w:style w:type="character" w:styleId="887" w:customStyle="1">
     <w:name w:val="Heading 1 Char"/>
-    <w:basedOn w:val="702"/>
-    <w:link w:val="693"/>
+    <w:basedOn w:val="883"/>
+    <w:link w:val="874"/>
     <w:uiPriority w:val="9"/>
     <w:pPr>
       <w:pBdr/>
@@ -43827,10 +44611,10 @@
       <w:szCs w:val="28"/>
     </w:rPr>
   </w:style>
-  <w:style w:type="character" w:styleId="707" w:customStyle="1">
+  <w:style w:type="character" w:styleId="888" w:customStyle="1">
     <w:name w:val="Heading 2 Char"/>
-    <w:basedOn w:val="702"/>
-    <w:link w:val="694"/>
+    <w:basedOn w:val="883"/>
+    <w:link w:val="875"/>
     <w:uiPriority w:val="9"/>
     <w:pPr>
       <w:pBdr/>
@@ -43846,10 +44630,10 @@
       <w:szCs w:val="26"/>
     </w:rPr>
   </w:style>
-  <w:style w:type="character" w:styleId="708" w:customStyle="1">
+  <w:style w:type="character" w:styleId="889" w:customStyle="1">
     <w:name w:val="Heading 3 Char"/>
-    <w:basedOn w:val="702"/>
-    <w:link w:val="695"/>
+    <w:basedOn w:val="883"/>
+    <w:link w:val="876"/>
     <w:uiPriority w:val="9"/>
     <w:pPr>
       <w:pBdr/>
@@ -43863,11 +44647,11 @@
       <w:color w:val="4f81bd" w:themeColor="accent1"/>
     </w:rPr>
   </w:style>
-  <w:style w:type="paragraph" w:styleId="709">
+  <w:style w:type="paragraph" w:styleId="890">
     <w:name w:val="Title"/>
-    <w:basedOn w:val="688"/>
-    <w:next w:val="688"/>
-    <w:link w:val="710"/>
+    <w:basedOn w:val="869"/>
+    <w:next w:val="869"/>
+    <w:link w:val="891"/>
     <w:uiPriority w:val="10"/>
     <w:qFormat/>
     <w:pPr>
@@ -43886,10 +44670,10 @@
       <w:szCs w:val="52"/>
     </w:rPr>
   </w:style>
-  <w:style w:type="character" w:styleId="710" w:customStyle="1">
+  <w:style w:type="character" w:styleId="891" w:customStyle="1">
     <w:name w:val="Title Char"/>
-    <w:basedOn w:val="702"/>
-    <w:link w:val="709"/>
+    <w:basedOn w:val="883"/>
+    <w:link w:val="890"/>
     <w:uiPriority w:val="10"/>
     <w:pPr>
       <w:pBdr/>
@@ -43904,11 +44688,11 @@
       <w:szCs w:val="52"/>
     </w:rPr>
   </w:style>
-  <w:style w:type="paragraph" w:styleId="711">
+  <w:style w:type="paragraph" w:styleId="892">
     <w:name w:val="Subtitle"/>
-    <w:basedOn w:val="688"/>
-    <w:next w:val="688"/>
-    <w:link w:val="712"/>
+    <w:basedOn w:val="869"/>
+    <w:next w:val="869"/>
+    <w:link w:val="893"/>
     <w:uiPriority w:val="11"/>
     <w:qFormat/>
     <w:pPr>
@@ -43929,10 +44713,10 @@
       <w:szCs w:val="24"/>
     </w:rPr>
   </w:style>
-  <w:style w:type="character" w:styleId="712" w:customStyle="1">
+  <w:style w:type="character" w:styleId="893" w:customStyle="1">
     <w:name w:val="Subtitle Char"/>
-    <w:basedOn w:val="702"/>
-    <w:link w:val="711"/>
+    <w:basedOn w:val="883"/>
+    <w:link w:val="892"/>
     <w:uiPriority w:val="11"/>
     <w:pPr>
       <w:pBdr/>
@@ -43949,9 +44733,9 @@
       <w:szCs w:val="24"/>
     </w:rPr>
   </w:style>
-  <w:style w:type="paragraph" w:styleId="713">
+  <w:style w:type="paragraph" w:styleId="894">
     <w:name w:val="List Paragraph"/>
-    <w:basedOn w:val="688"/>
+    <w:basedOn w:val="869"/>
     <w:uiPriority w:val="34"/>
     <w:qFormat/>
     <w:pPr>
@@ -43961,10 +44745,10 @@
       <w:contextualSpacing w:val="true"/>
     </w:pPr>
   </w:style>
-  <w:style w:type="paragraph" w:styleId="714">
+  <w:style w:type="paragraph" w:styleId="895">
     <w:name w:val="Body Text"/>
-    <w:basedOn w:val="688"/>
-    <w:link w:val="715"/>
+    <w:basedOn w:val="869"/>
+    <w:link w:val="896"/>
     <w:uiPriority w:val="99"/>
     <w:unhideWhenUsed/>
     <w:pPr>
@@ -43973,10 +44757,10 @@
       <w:ind/>
     </w:pPr>
   </w:style>
-  <w:style w:type="character" w:styleId="715" w:customStyle="1">
+  <w:style w:type="character" w:styleId="896" w:customStyle="1">
     <w:name w:val="Body Text Char"/>
-    <w:basedOn w:val="702"/>
-    <w:link w:val="714"/>
+    <w:basedOn w:val="883"/>
+    <w:link w:val="895"/>
     <w:uiPriority w:val="99"/>
     <w:pPr>
       <w:pBdr/>
@@ -43984,10 +44768,10 @@
       <w:ind/>
     </w:pPr>
   </w:style>
-  <w:style w:type="paragraph" w:styleId="716">
+  <w:style w:type="paragraph" w:styleId="897">
     <w:name w:val="Body Text 2"/>
-    <w:basedOn w:val="688"/>
-    <w:link w:val="717"/>
+    <w:basedOn w:val="869"/>
+    <w:link w:val="898"/>
     <w:uiPriority w:val="99"/>
     <w:unhideWhenUsed/>
     <w:pPr>
@@ -43996,10 +44780,10 @@
       <w:ind/>
     </w:pPr>
   </w:style>
-  <w:style w:type="character" w:styleId="717" w:customStyle="1">
+  <w:style w:type="character" w:styleId="898" w:customStyle="1">
     <w:name w:val="Body Text 2 Char"/>
-    <w:basedOn w:val="702"/>
-    <w:link w:val="716"/>
+    <w:basedOn w:val="883"/>
+    <w:link w:val="897"/>
     <w:uiPriority w:val="99"/>
     <w:pPr>
       <w:pBdr/>
@@ -44007,10 +44791,10 @@
       <w:ind/>
     </w:pPr>
   </w:style>
-  <w:style w:type="paragraph" w:styleId="718">
+  <w:style w:type="paragraph" w:styleId="899">
     <w:name w:val="Body Text 3"/>
-    <w:basedOn w:val="688"/>
-    <w:link w:val="719"/>
+    <w:basedOn w:val="869"/>
+    <w:link w:val="900"/>
     <w:uiPriority w:val="99"/>
     <w:unhideWhenUsed/>
     <w:pPr>
@@ -44023,10 +44807,10 @@
       <w:szCs w:val="16"/>
     </w:rPr>
   </w:style>
-  <w:style w:type="character" w:styleId="719" w:customStyle="1">
+  <w:style w:type="character" w:styleId="900" w:customStyle="1">
     <w:name w:val="Body Text 3 Char"/>
-    <w:basedOn w:val="702"/>
-    <w:link w:val="718"/>
+    <w:basedOn w:val="883"/>
+    <w:link w:val="899"/>
     <w:uiPriority w:val="99"/>
     <w:pPr>
       <w:pBdr/>
@@ -44038,9 +44822,9 @@
       <w:szCs w:val="16"/>
     </w:rPr>
   </w:style>
-  <w:style w:type="paragraph" w:styleId="720">
+  <w:style w:type="paragraph" w:styleId="901">
     <w:name w:val="List"/>
-    <w:basedOn w:val="688"/>
+    <w:basedOn w:val="869"/>
     <w:uiPriority w:val="99"/>
     <w:unhideWhenUsed/>
     <w:pPr>
@@ -44050,9 +44834,9 @@
       <w:contextualSpacing w:val="true"/>
     </w:pPr>
   </w:style>
-  <w:style w:type="paragraph" w:styleId="721">
+  <w:style w:type="paragraph" w:styleId="902">
     <w:name w:val="List 2"/>
-    <w:basedOn w:val="688"/>
+    <w:basedOn w:val="869"/>
     <w:uiPriority w:val="99"/>
     <w:unhideWhenUsed/>
     <w:pPr>
@@ -44062,9 +44846,9 @@
       <w:contextualSpacing w:val="true"/>
     </w:pPr>
   </w:style>
-  <w:style w:type="paragraph" w:styleId="722">
+  <w:style w:type="paragraph" w:styleId="903">
     <w:name w:val="List 3"/>
-    <w:basedOn w:val="688"/>
+    <w:basedOn w:val="869"/>
     <w:uiPriority w:val="99"/>
     <w:unhideWhenUsed/>
     <w:pPr>
@@ -44074,9 +44858,9 @@
       <w:contextualSpacing w:val="true"/>
     </w:pPr>
   </w:style>
-  <w:style w:type="paragraph" w:styleId="723">
+  <w:style w:type="paragraph" w:styleId="904">
     <w:name w:val="List Bullet"/>
-    <w:basedOn w:val="688"/>
+    <w:basedOn w:val="869"/>
     <w:uiPriority w:val="99"/>
     <w:unhideWhenUsed/>
     <w:pPr>
@@ -44089,9 +44873,9 @@
       <w:contextualSpacing w:val="true"/>
     </w:pPr>
   </w:style>
-  <w:style w:type="paragraph" w:styleId="724">
+  <w:style w:type="paragraph" w:styleId="905">
     <w:name w:val="List Bullet 2"/>
-    <w:basedOn w:val="688"/>
+    <w:basedOn w:val="869"/>
     <w:uiPriority w:val="99"/>
     <w:unhideWhenUsed/>
     <w:pPr>
@@ -44104,9 +44888,9 @@
       <w:contextualSpacing w:val="true"/>
     </w:pPr>
   </w:style>
-  <w:style w:type="paragraph" w:styleId="725">
+  <w:style w:type="paragraph" w:styleId="906">
     <w:name w:val="List Bullet 3"/>
-    <w:basedOn w:val="688"/>
+    <w:basedOn w:val="869"/>
     <w:uiPriority w:val="99"/>
     <w:unhideWhenUsed/>
     <w:pPr>
@@ -44119,9 +44903,9 @@
       <w:contextualSpacing w:val="true"/>
     </w:pPr>
   </w:style>
-  <w:style w:type="paragraph" w:styleId="726">
+  <w:style w:type="paragraph" w:styleId="907">
     <w:name w:val="List Number"/>
-    <w:basedOn w:val="688"/>
+    <w:basedOn w:val="869"/>
     <w:uiPriority w:val="99"/>
     <w:unhideWhenUsed/>
     <w:pPr>
@@ -44134,9 +44918,9 @@
       <w:contextualSpacing w:val="true"/>
     </w:pPr>
   </w:style>
-  <w:style w:type="paragraph" w:styleId="727">
+  <w:style w:type="paragraph" w:styleId="908">
     <w:name w:val="List Number 2"/>
-    <w:basedOn w:val="688"/>
+    <w:basedOn w:val="869"/>
     <w:uiPriority w:val="99"/>
     <w:unhideWhenUsed/>
     <w:pPr>
@@ -44149,9 +44933,9 @@
       <w:contextualSpacing w:val="true"/>
     </w:pPr>
   </w:style>
-  <w:style w:type="paragraph" w:styleId="728">
+  <w:style w:type="paragraph" w:styleId="909">
     <w:name w:val="List Number 3"/>
-    <w:basedOn w:val="688"/>
+    <w:basedOn w:val="869"/>
     <w:uiPriority w:val="99"/>
     <w:unhideWhenUsed/>
     <w:pPr>
@@ -44164,9 +44948,9 @@
       <w:contextualSpacing w:val="true"/>
     </w:pPr>
   </w:style>
-  <w:style w:type="paragraph" w:styleId="729">
+  <w:style w:type="paragraph" w:styleId="910">
     <w:name w:val="List Continue"/>
-    <w:basedOn w:val="688"/>
+    <w:basedOn w:val="869"/>
     <w:uiPriority w:val="99"/>
     <w:unhideWhenUsed/>
     <w:pPr>
@@ -44176,9 +44960,9 @@
       <w:contextualSpacing w:val="true"/>
     </w:pPr>
   </w:style>
-  <w:style w:type="paragraph" w:styleId="730">
+  <w:style w:type="paragraph" w:styleId="911">
     <w:name w:val="List Continue 2"/>
-    <w:basedOn w:val="688"/>
+    <w:basedOn w:val="869"/>
     <w:uiPriority w:val="99"/>
     <w:unhideWhenUsed/>
     <w:pPr>
@@ -44188,9 +44972,9 @@
       <w:contextualSpacing w:val="true"/>
     </w:pPr>
   </w:style>
-  <w:style w:type="paragraph" w:styleId="731">
+  <w:style w:type="paragraph" w:styleId="912">
     <w:name w:val="List Continue 3"/>
-    <w:basedOn w:val="688"/>
+    <w:basedOn w:val="869"/>
     <w:uiPriority w:val="99"/>
     <w:unhideWhenUsed/>
     <w:pPr>
@@ -44200,9 +44984,9 @@
       <w:contextualSpacing w:val="true"/>
     </w:pPr>
   </w:style>
-  <w:style w:type="paragraph" w:styleId="732">
+  <w:style w:type="paragraph" w:styleId="913">
     <w:name w:val="macro"/>
-    <w:link w:val="733"/>
+    <w:link w:val="914"/>
     <w:uiPriority w:val="99"/>
     <w:unhideWhenUsed/>
     <w:pPr>
@@ -44225,10 +45009,10 @@
       <w:szCs w:val="20"/>
     </w:rPr>
   </w:style>
-  <w:style w:type="character" w:styleId="733" w:customStyle="1">
+  <w:style w:type="character" w:styleId="914" w:customStyle="1">
     <w:name w:val="Macro Text Char"/>
-    <w:basedOn w:val="702"/>
-    <w:link w:val="732"/>
+    <w:basedOn w:val="883"/>
+    <w:link w:val="913"/>
     <w:uiPriority w:val="99"/>
     <w:pPr>
       <w:pBdr/>
@@ -44241,11 +45025,11 @@
       <w:szCs w:val="20"/>
     </w:rPr>
   </w:style>
-  <w:style w:type="paragraph" w:styleId="734">
+  <w:style w:type="paragraph" w:styleId="915">
     <w:name w:val="Quote"/>
-    <w:basedOn w:val="688"/>
-    <w:next w:val="688"/>
-    <w:link w:val="735"/>
+    <w:basedOn w:val="869"/>
+    <w:next w:val="869"/>
+    <w:link w:val="916"/>
     <w:uiPriority w:val="29"/>
     <w:qFormat/>
     <w:pPr>
@@ -44259,10 +45043,10 @@
       <w:color w:val="000000" w:themeColor="text1"/>
     </w:rPr>
   </w:style>
-  <w:style w:type="character" w:styleId="735" w:customStyle="1">
+  <w:style w:type="character" w:styleId="916" w:customStyle="1">
     <w:name w:val="Quote Char"/>
-    <w:basedOn w:val="702"/>
-    <w:link w:val="734"/>
+    <w:basedOn w:val="883"/>
+    <w:link w:val="915"/>
     <w:uiPriority w:val="29"/>
     <w:pPr>
       <w:pBdr/>
@@ -44275,10 +45059,10 @@
       <w:color w:val="000000" w:themeColor="text1"/>
     </w:rPr>
   </w:style>
-  <w:style w:type="character" w:styleId="736" w:customStyle="1">
+  <w:style w:type="character" w:styleId="917" w:customStyle="1">
     <w:name w:val="Heading 4 Char"/>
-    <w:basedOn w:val="702"/>
-    <w:link w:val="696"/>
+    <w:basedOn w:val="883"/>
+    <w:link w:val="877"/>
     <w:uiPriority w:val="9"/>
     <w:semiHidden/>
     <w:pPr>
@@ -44295,10 +45079,10 @@
       <w:color w:val="4f81bd" w:themeColor="accent1"/>
     </w:rPr>
   </w:style>
-  <w:style w:type="character" w:styleId="737" w:customStyle="1">
+  <w:style w:type="character" w:styleId="918" w:customStyle="1">
     <w:name w:val="Heading 5 Char"/>
-    <w:basedOn w:val="702"/>
-    <w:link w:val="697"/>
+    <w:basedOn w:val="883"/>
+    <w:link w:val="878"/>
     <w:uiPriority w:val="9"/>
     <w:semiHidden/>
     <w:pPr>
@@ -44311,10 +45095,10 @@
       <w:color w:val="243f60" w:themeColor="accent1" w:themeShade="7F"/>
     </w:rPr>
   </w:style>
-  <w:style w:type="character" w:styleId="738" w:customStyle="1">
+  <w:style w:type="character" w:styleId="919" w:customStyle="1">
     <w:name w:val="Heading 6 Char"/>
-    <w:basedOn w:val="702"/>
-    <w:link w:val="698"/>
+    <w:basedOn w:val="883"/>
+    <w:link w:val="879"/>
     <w:uiPriority w:val="9"/>
     <w:semiHidden/>
     <w:pPr>
@@ -44329,10 +45113,10 @@
       <w:color w:val="243f60" w:themeColor="accent1" w:themeShade="7F"/>
     </w:rPr>
   </w:style>
-  <w:style w:type="character" w:styleId="739" w:customStyle="1">
+  <w:style w:type="character" w:styleId="920" w:customStyle="1">
     <w:name w:val="Heading 7 Char"/>
-    <w:basedOn w:val="702"/>
-    <w:link w:val="699"/>
+    <w:basedOn w:val="883"/>
+    <w:link w:val="880"/>
     <w:uiPriority w:val="9"/>
     <w:semiHidden/>
     <w:pPr>
@@ -44347,10 +45131,10 @@
       <w:color w:val="404040" w:themeColor="text1" w:themeTint="BF"/>
     </w:rPr>
   </w:style>
-  <w:style w:type="character" w:styleId="740" w:customStyle="1">
+  <w:style w:type="character" w:styleId="921" w:customStyle="1">
     <w:name w:val="Heading 8 Char"/>
-    <w:basedOn w:val="702"/>
-    <w:link w:val="700"/>
+    <w:basedOn w:val="883"/>
+    <w:link w:val="881"/>
     <w:uiPriority w:val="9"/>
     <w:semiHidden/>
     <w:pPr>
@@ -44365,10 +45149,10 @@
       <w:szCs w:val="20"/>
     </w:rPr>
   </w:style>
-  <w:style w:type="character" w:styleId="741" w:customStyle="1">
+  <w:style w:type="character" w:styleId="922" w:customStyle="1">
     <w:name w:val="Heading 9 Char"/>
-    <w:basedOn w:val="702"/>
-    <w:link w:val="701"/>
+    <w:basedOn w:val="883"/>
+    <w:link w:val="882"/>
     <w:uiPriority w:val="9"/>
     <w:semiHidden/>
     <w:pPr>
@@ -44385,10 +45169,10 @@
       <w:szCs w:val="20"/>
     </w:rPr>
   </w:style>
-  <w:style w:type="paragraph" w:styleId="742">
+  <w:style w:type="paragraph" w:styleId="923">
     <w:name w:val="Caption"/>
-    <w:basedOn w:val="688"/>
-    <w:next w:val="688"/>
+    <w:basedOn w:val="869"/>
+    <w:next w:val="869"/>
     <w:uiPriority w:val="35"/>
     <w:semiHidden/>
     <w:unhideWhenUsed/>
@@ -44406,9 +45190,9 @@
       <w:szCs w:val="18"/>
     </w:rPr>
   </w:style>
-  <w:style w:type="character" w:styleId="743">
+  <w:style w:type="character" w:styleId="924">
     <w:name w:val="Strong"/>
-    <w:basedOn w:val="702"/>
+    <w:basedOn w:val="883"/>
     <w:uiPriority w:val="22"/>
     <w:qFormat/>
     <w:pPr>
@@ -44421,9 +45205,9 @@
       <w:bCs/>
     </w:rPr>
   </w:style>
-  <w:style w:type="character" w:styleId="744">
+  <w:style w:type="character" w:styleId="925">
     <w:name w:val="Emphasis"/>
-    <w:basedOn w:val="702"/>
+    <w:basedOn w:val="883"/>
     <w:uiPriority w:val="20"/>
     <w:qFormat/>
     <w:pPr>
@@ -44436,11 +45220,11 @@
       <w:iCs/>
     </w:rPr>
   </w:style>
-  <w:style w:type="paragraph" w:styleId="745">
+  <w:style w:type="paragraph" w:styleId="926">
     <w:name w:val="Intense Quote"/>
-    <w:basedOn w:val="688"/>
-    <w:next w:val="688"/>
-    <w:link w:val="746"/>
+    <w:basedOn w:val="869"/>
+    <w:next w:val="869"/>
+    <w:link w:val="927"/>
     <w:uiPriority w:val="30"/>
     <w:qFormat/>
     <w:pPr>
@@ -44458,10 +45242,10 @@
       <w:color w:val="4f81bd" w:themeColor="accent1"/>
     </w:rPr>
   </w:style>
-  <w:style w:type="character" w:styleId="746" w:customStyle="1">
+  <w:style w:type="character" w:styleId="927" w:customStyle="1">
     <w:name w:val="Intense Quote Char"/>
-    <w:basedOn w:val="702"/>
-    <w:link w:val="745"/>
+    <w:basedOn w:val="883"/>
+    <w:link w:val="926"/>
     <w:uiPriority w:val="30"/>
     <w:pPr>
       <w:pBdr/>
@@ -44476,9 +45260,9 @@
       <w:color w:val="4f81bd" w:themeColor="accent1"/>
     </w:rPr>
   </w:style>
-  <w:style w:type="character" w:styleId="747">
+  <w:style w:type="character" w:styleId="928">
     <w:name w:val="Subtle Emphasis"/>
-    <w:basedOn w:val="702"/>
+    <w:basedOn w:val="883"/>
     <w:uiPriority w:val="19"/>
     <w:qFormat/>
     <w:pPr>
@@ -44492,9 +45276,9 @@
       <w:color w:val="808080" w:themeColor="text1" w:themeTint="7F"/>
     </w:rPr>
   </w:style>
-  <w:style w:type="character" w:styleId="748">
+  <w:style w:type="character" w:styleId="929">
     <w:name w:val="Intense Emphasis"/>
-    <w:basedOn w:val="702"/>
+    <w:basedOn w:val="883"/>
     <w:uiPriority w:val="21"/>
     <w:qFormat/>
     <w:pPr>
@@ -44510,9 +45294,9 @@
       <w:color w:val="4f81bd" w:themeColor="accent1"/>
     </w:rPr>
   </w:style>
-  <w:style w:type="character" w:styleId="749">
+  <w:style w:type="character" w:styleId="930">
     <w:name w:val="Subtle Reference"/>
-    <w:basedOn w:val="702"/>
+    <w:basedOn w:val="883"/>
     <w:uiPriority w:val="31"/>
     <w:qFormat/>
     <w:pPr>
@@ -44526,9 +45310,9 @@
       <w:u w:val="single"/>
     </w:rPr>
   </w:style>
-  <w:style w:type="character" w:styleId="750">
+  <w:style w:type="character" w:styleId="931">
     <w:name w:val="Intense Reference"/>
-    <w:basedOn w:val="702"/>
+    <w:basedOn w:val="883"/>
     <w:uiPriority w:val="32"/>
     <w:qFormat/>
     <w:pPr>
@@ -44545,9 +45329,9 @@
       <w:u w:val="single"/>
     </w:rPr>
   </w:style>
-  <w:style w:type="character" w:styleId="751">
+  <w:style w:type="character" w:styleId="932">
     <w:name w:val="Book Title"/>
-    <w:basedOn w:val="702"/>
+    <w:basedOn w:val="883"/>
     <w:uiPriority w:val="33"/>
     <w:qFormat/>
     <w:pPr>
@@ -44562,10 +45346,10 @@
       <w:spacing w:val="5"/>
     </w:rPr>
   </w:style>
-  <w:style w:type="paragraph" w:styleId="752">
+  <w:style w:type="paragraph" w:styleId="933">
     <w:name w:val="TOC Heading"/>
-    <w:basedOn w:val="693"/>
-    <w:next w:val="688"/>
+    <w:basedOn w:val="874"/>
+    <w:next w:val="869"/>
     <w:uiPriority w:val="39"/>
     <w:semiHidden/>
     <w:unhideWhenUsed/>
@@ -44577,9 +45361,9 @@
       <w:outlineLvl w:val="9"/>
     </w:pPr>
   </w:style>
-  <w:style w:type="table" w:styleId="753">
+  <w:style w:type="table" w:styleId="934">
     <w:name w:val="Table Grid"/>
-    <w:basedOn w:val="703"/>
+    <w:basedOn w:val="884"/>
     <w:uiPriority w:val="59"/>
     <w:pPr>
       <w:pBdr/>
@@ -44776,9 +45560,9 @@
       </w:tcPr>
     </w:tblStylePr>
   </w:style>
-  <w:style w:type="table" w:styleId="754">
+  <w:style w:type="table" w:styleId="935">
     <w:name w:val="Light Shading"/>
-    <w:basedOn w:val="703"/>
+    <w:basedOn w:val="884"/>
     <w:uiPriority w:val="60"/>
     <w:pPr>
       <w:pBdr/>
@@ -45010,9 +45794,9 @@
       </w:tcPr>
     </w:tblStylePr>
   </w:style>
-  <w:style w:type="table" w:styleId="755">
+  <w:style w:type="table" w:styleId="936">
     <w:name w:val="Light Shading Accent 1"/>
-    <w:basedOn w:val="703"/>
+    <w:basedOn w:val="884"/>
     <w:uiPriority w:val="60"/>
     <w:pPr>
       <w:pBdr/>
@@ -45244,9 +46028,9 @@
       </w:tcPr>
     </w:tblStylePr>
   </w:style>
-  <w:style w:type="table" w:styleId="756">
+  <w:style w:type="table" w:styleId="937">
     <w:name w:val="Light Shading Accent 2"/>
-    <w:basedOn w:val="703"/>
+    <w:basedOn w:val="884"/>
     <w:uiPriority w:val="60"/>
     <w:pPr>
       <w:pBdr/>
@@ -45478,9 +46262,9 @@
       </w:tcPr>
     </w:tblStylePr>
   </w:style>
-  <w:style w:type="table" w:styleId="757">
+  <w:style w:type="table" w:styleId="938">
     <w:name w:val="Light Shading Accent 3"/>
-    <w:basedOn w:val="703"/>
+    <w:basedOn w:val="884"/>
     <w:uiPriority w:val="60"/>
     <w:pPr>
       <w:pBdr/>
@@ -45712,9 +46496,9 @@
       </w:tcPr>
     </w:tblStylePr>
   </w:style>
-  <w:style w:type="table" w:styleId="758">
+  <w:style w:type="table" w:styleId="939">
     <w:name w:val="Light Shading Accent 4"/>
-    <w:basedOn w:val="703"/>
+    <w:basedOn w:val="884"/>
     <w:uiPriority w:val="60"/>
     <w:pPr>
       <w:pBdr/>
@@ -45946,9 +46730,9 @@
       </w:tcPr>
     </w:tblStylePr>
   </w:style>
-  <w:style w:type="table" w:styleId="759">
+  <w:style w:type="table" w:styleId="940">
     <w:name w:val="Light Shading Accent 5"/>
-    <w:basedOn w:val="703"/>
+    <w:basedOn w:val="884"/>
     <w:uiPriority w:val="60"/>
     <w:pPr>
       <w:pBdr/>
@@ -46180,9 +46964,9 @@
       </w:tcPr>
     </w:tblStylePr>
   </w:style>
-  <w:style w:type="table" w:styleId="760">
+  <w:style w:type="table" w:styleId="941">
     <w:name w:val="Light Shading Accent 6"/>
-    <w:basedOn w:val="703"/>
+    <w:basedOn w:val="884"/>
     <w:uiPriority w:val="60"/>
     <w:pPr>
       <w:pBdr/>
@@ -46414,9 +47198,9 @@
       </w:tcPr>
     </w:tblStylePr>
   </w:style>
-  <w:style w:type="table" w:styleId="761">
+  <w:style w:type="table" w:styleId="942">
     <w:name w:val="Light List"/>
-    <w:basedOn w:val="703"/>
+    <w:basedOn w:val="884"/>
     <w:uiPriority w:val="61"/>
     <w:pPr>
       <w:pBdr/>
@@ -46646,9 +47430,9 @@
       </w:tcPr>
     </w:tblStylePr>
   </w:style>
-  <w:style w:type="table" w:styleId="762">
+  <w:style w:type="table" w:styleId="943">
     <w:name w:val="Light List Accent 1"/>
-    <w:basedOn w:val="703"/>
+    <w:basedOn w:val="884"/>
     <w:uiPriority w:val="61"/>
     <w:pPr>
       <w:pBdr/>
@@ -46878,9 +47662,9 @@
       </w:tcPr>
     </w:tblStylePr>
   </w:style>
-  <w:style w:type="table" w:styleId="763">
+  <w:style w:type="table" w:styleId="944">
     <w:name w:val="Light List Accent 2"/>
-    <w:basedOn w:val="703"/>
+    <w:basedOn w:val="884"/>
     <w:uiPriority w:val="61"/>
     <w:pPr>
       <w:pBdr/>
@@ -47110,9 +47894,9 @@
       </w:tcPr>
     </w:tblStylePr>
   </w:style>
-  <w:style w:type="table" w:styleId="764">
+  <w:style w:type="table" w:styleId="945">
     <w:name w:val="Light List Accent 3"/>
-    <w:basedOn w:val="703"/>
+    <w:basedOn w:val="884"/>
     <w:uiPriority w:val="61"/>
     <w:pPr>
       <w:pBdr/>
@@ -47342,9 +48126,9 @@
       </w:tcPr>
     </w:tblStylePr>
   </w:style>
-  <w:style w:type="table" w:styleId="765">
+  <w:style w:type="table" w:styleId="946">
     <w:name w:val="Light List Accent 4"/>
-    <w:basedOn w:val="703"/>
+    <w:basedOn w:val="884"/>
     <w:uiPriority w:val="61"/>
     <w:pPr>
       <w:pBdr/>
@@ -47574,9 +48358,9 @@
       </w:tcPr>
     </w:tblStylePr>
   </w:style>
-  <w:style w:type="table" w:styleId="766">
+  <w:style w:type="table" w:styleId="947">
     <w:name w:val="Light List Accent 5"/>
-    <w:basedOn w:val="703"/>
+    <w:basedOn w:val="884"/>
     <w:uiPriority w:val="61"/>
     <w:pPr>
       <w:pBdr/>
@@ -47806,9 +48590,9 @@
       </w:tcPr>
     </w:tblStylePr>
   </w:style>
-  <w:style w:type="table" w:styleId="767">
+  <w:style w:type="table" w:styleId="948">
     <w:name w:val="Light List Accent 6"/>
-    <w:basedOn w:val="703"/>
+    <w:basedOn w:val="884"/>
     <w:uiPriority w:val="61"/>
     <w:pPr>
       <w:pBdr/>
@@ -48038,9 +48822,9 @@
       </w:tcPr>
     </w:tblStylePr>
   </w:style>
-  <w:style w:type="table" w:styleId="768">
+  <w:style w:type="table" w:styleId="949">
     <w:name w:val="Light Grid"/>
-    <w:basedOn w:val="703"/>
+    <w:basedOn w:val="884"/>
     <w:uiPriority w:val="62"/>
     <w:pPr>
       <w:pBdr/>
@@ -48291,9 +49075,9 @@
       </w:tcPr>
     </w:tblStylePr>
   </w:style>
-  <w:style w:type="table" w:styleId="769">
+  <w:style w:type="table" w:styleId="950">
     <w:name w:val="Light Grid Accent 1"/>
-    <w:basedOn w:val="703"/>
+    <w:basedOn w:val="884"/>
     <w:uiPriority w:val="62"/>
     <w:pPr>
       <w:pBdr/>
@@ -48544,9 +49328,9 @@
       </w:tcPr>
     </w:tblStylePr>
   </w:style>
-  <w:style w:type="table" w:styleId="770">
+  <w:style w:type="table" w:styleId="951">
     <w:name w:val="Light Grid Accent 2"/>
-    <w:basedOn w:val="703"/>
+    <w:basedOn w:val="884"/>
     <w:uiPriority w:val="62"/>
     <w:pPr>
       <w:pBdr/>
@@ -48797,9 +49581,9 @@
       </w:tcPr>
     </w:tblStylePr>
   </w:style>
-  <w:style w:type="table" w:styleId="771">
+  <w:style w:type="table" w:styleId="952">
     <w:name w:val="Light Grid Accent 3"/>
-    <w:basedOn w:val="703"/>
+    <w:basedOn w:val="884"/>
     <w:uiPriority w:val="62"/>
     <w:pPr>
       <w:pBdr/>
@@ -49050,9 +49834,9 @@
       </w:tcPr>
     </w:tblStylePr>
   </w:style>
-  <w:style w:type="table" w:styleId="772">
+  <w:style w:type="table" w:styleId="953">
     <w:name w:val="Light Grid Accent 4"/>
-    <w:basedOn w:val="703"/>
+    <w:basedOn w:val="884"/>
     <w:uiPriority w:val="62"/>
     <w:pPr>
       <w:pBdr/>
@@ -49303,9 +50087,9 @@
       </w:tcPr>
     </w:tblStylePr>
   </w:style>
-  <w:style w:type="table" w:styleId="773">
+  <w:style w:type="table" w:styleId="954">
     <w:name w:val="Light Grid Accent 5"/>
-    <w:basedOn w:val="703"/>
+    <w:basedOn w:val="884"/>
     <w:uiPriority w:val="62"/>
     <w:pPr>
       <w:pBdr/>
@@ -49556,9 +50340,9 @@
       </w:tcPr>
     </w:tblStylePr>
   </w:style>
-  <w:style w:type="table" w:styleId="774">
+  <w:style w:type="table" w:styleId="955">
     <w:name w:val="Light Grid Accent 6"/>
-    <w:basedOn w:val="703"/>
+    <w:basedOn w:val="884"/>
     <w:uiPriority w:val="62"/>
     <w:pPr>
       <w:pBdr/>
@@ -49809,9 +50593,9 @@
       </w:tcPr>
     </w:tblStylePr>
   </w:style>
-  <w:style w:type="table" w:styleId="775">
+  <w:style w:type="table" w:styleId="956">
     <w:name w:val="Medium Shading 1"/>
-    <w:basedOn w:val="703"/>
+    <w:basedOn w:val="884"/>
     <w:uiPriority w:val="63"/>
     <w:pPr>
       <w:pBdr/>
@@ -50039,9 +50823,9 @@
       </w:tcPr>
     </w:tblStylePr>
   </w:style>
-  <w:style w:type="table" w:styleId="776">
+  <w:style w:type="table" w:styleId="957">
     <w:name w:val="Medium Shading 1 Accent 1"/>
-    <w:basedOn w:val="703"/>
+    <w:basedOn w:val="884"/>
     <w:uiPriority w:val="63"/>
     <w:pPr>
       <w:pBdr/>
@@ -50269,9 +51053,9 @@
       </w:tcPr>
     </w:tblStylePr>
   </w:style>
-  <w:style w:type="table" w:styleId="777">
+  <w:style w:type="table" w:styleId="958">
     <w:name w:val="Medium Shading 1 Accent 2"/>
-    <w:basedOn w:val="703"/>
+    <w:basedOn w:val="884"/>
     <w:uiPriority w:val="63"/>
     <w:pPr>
       <w:pBdr/>
@@ -50499,9 +51283,9 @@
       </w:tcPr>
     </w:tblStylePr>
   </w:style>
-  <w:style w:type="table" w:styleId="778">
+  <w:style w:type="table" w:styleId="959">
     <w:name w:val="Medium Shading 1 Accent 3"/>
-    <w:basedOn w:val="703"/>
+    <w:basedOn w:val="884"/>
     <w:uiPriority w:val="63"/>
     <w:pPr>
       <w:pBdr/>
@@ -50729,9 +51513,9 @@
       </w:tcPr>
     </w:tblStylePr>
   </w:style>
-  <w:style w:type="table" w:styleId="779">
+  <w:style w:type="table" w:styleId="960">
     <w:name w:val="Medium Shading 1 Accent 4"/>
-    <w:basedOn w:val="703"/>
+    <w:basedOn w:val="884"/>
     <w:uiPriority w:val="63"/>
     <w:pPr>
       <w:pBdr/>
@@ -50959,9 +51743,9 @@
       </w:tcPr>
     </w:tblStylePr>
   </w:style>
-  <w:style w:type="table" w:styleId="780">
+  <w:style w:type="table" w:styleId="961">
     <w:name w:val="Medium Shading 1 Accent 5"/>
-    <w:basedOn w:val="703"/>
+    <w:basedOn w:val="884"/>
     <w:uiPriority w:val="63"/>
     <w:pPr>
       <w:pBdr/>
@@ -51189,9 +51973,9 @@
       </w:tcPr>
     </w:tblStylePr>
   </w:style>
-  <w:style w:type="table" w:styleId="781">
+  <w:style w:type="table" w:styleId="962">
     <w:name w:val="Medium Shading 1 Accent 6"/>
-    <w:basedOn w:val="703"/>
+    <w:basedOn w:val="884"/>
     <w:uiPriority w:val="63"/>
     <w:pPr>
       <w:pBdr/>
@@ -51419,9 +52203,9 @@
       </w:tcPr>
     </w:tblStylePr>
   </w:style>
-  <w:style w:type="table" w:styleId="782">
+  <w:style w:type="table" w:styleId="963">
     <w:name w:val="Medium Shading 2"/>
-    <w:basedOn w:val="703"/>
+    <w:basedOn w:val="884"/>
     <w:uiPriority w:val="64"/>
     <w:pPr>
       <w:pBdr/>
@@ -51674,9 +52458,9 @@
       </w:tcPr>
     </w:tblStylePr>
   </w:style>
-  <w:style w:type="table" w:styleId="783">
+  <w:style w:type="table" w:styleId="964">
     <w:name w:val="Medium Shading 2 Accent 1"/>
-    <w:basedOn w:val="703"/>
+    <w:basedOn w:val="884"/>
     <w:uiPriority w:val="64"/>
     <w:pPr>
       <w:pBdr/>
@@ -51929,9 +52713,9 @@
       </w:tcPr>
     </w:tblStylePr>
   </w:style>
-  <w:style w:type="table" w:styleId="784">
+  <w:style w:type="table" w:styleId="965">
     <w:name w:val="Medium Shading 2 Accent 2"/>
-    <w:basedOn w:val="703"/>
+    <w:basedOn w:val="884"/>
     <w:uiPriority w:val="64"/>
     <w:pPr>
       <w:pBdr/>
@@ -52184,9 +52968,9 @@
       </w:tcPr>
     </w:tblStylePr>
   </w:style>
-  <w:style w:type="table" w:styleId="785">
+  <w:style w:type="table" w:styleId="966">
     <w:name w:val="Medium Shading 2 Accent 3"/>
-    <w:basedOn w:val="703"/>
+    <w:basedOn w:val="884"/>
     <w:uiPriority w:val="64"/>
     <w:pPr>
       <w:pBdr/>
@@ -52439,9 +53223,9 @@
       </w:tcPr>
     </w:tblStylePr>
   </w:style>
-  <w:style w:type="table" w:styleId="786">
+  <w:style w:type="table" w:styleId="967">
     <w:name w:val="Medium Shading 2 Accent 4"/>
-    <w:basedOn w:val="703"/>
+    <w:basedOn w:val="884"/>
     <w:uiPriority w:val="64"/>
     <w:pPr>
       <w:pBdr/>
@@ -52694,9 +53478,9 @@
       </w:tcPr>
     </w:tblStylePr>
   </w:style>
-  <w:style w:type="table" w:styleId="787">
+  <w:style w:type="table" w:styleId="968">
     <w:name w:val="Medium Shading 2 Accent 5"/>
-    <w:basedOn w:val="703"/>
+    <w:basedOn w:val="884"/>
     <w:uiPriority w:val="64"/>
     <w:pPr>
       <w:pBdr/>
@@ -52949,9 +53733,9 @@
       </w:tcPr>
     </w:tblStylePr>
   </w:style>
-  <w:style w:type="table" w:styleId="788">
+  <w:style w:type="table" w:styleId="969">
     <w:name w:val="Medium Shading 2 Accent 6"/>
-    <w:basedOn w:val="703"/>
+    <w:basedOn w:val="884"/>
     <w:uiPriority w:val="64"/>
     <w:pPr>
       <w:pBdr/>
@@ -53204,9 +53988,9 @@
       </w:tcPr>
     </w:tblStylePr>
   </w:style>
-  <w:style w:type="table" w:styleId="789">
+  <w:style w:type="table" w:styleId="970">
     <w:name w:val="Medium List 1"/>
-    <w:basedOn w:val="703"/>
+    <w:basedOn w:val="884"/>
     <w:uiPriority w:val="65"/>
     <w:pPr>
       <w:pBdr/>
@@ -53431,9 +54215,9 @@
       </w:tcPr>
     </w:tblStylePr>
   </w:style>
-  <w:style w:type="table" w:styleId="790">
+  <w:style w:type="table" w:styleId="971">
     <w:name w:val="Medium List 1 Accent 1"/>
-    <w:basedOn w:val="703"/>
+    <w:basedOn w:val="884"/>
     <w:uiPriority w:val="65"/>
     <w:pPr>
       <w:pBdr/>
@@ -53658,9 +54442,9 @@
       </w:tcPr>
     </w:tblStylePr>
   </w:style>
-  <w:style w:type="table" w:styleId="791">
+  <w:style w:type="table" w:styleId="972">
     <w:name w:val="Medium List 1 Accent 2"/>
-    <w:basedOn w:val="703"/>
+    <w:basedOn w:val="884"/>
     <w:uiPriority w:val="65"/>
     <w:pPr>
       <w:pBdr/>
@@ -53885,9 +54669,9 @@
       </w:tcPr>
     </w:tblStylePr>
   </w:style>
-  <w:style w:type="table" w:styleId="792">
+  <w:style w:type="table" w:styleId="973">
     <w:name w:val="Medium List 1 Accent 3"/>
-    <w:basedOn w:val="703"/>
+    <w:basedOn w:val="884"/>
     <w:uiPriority w:val="65"/>
     <w:pPr>
       <w:pBdr/>
@@ -54112,9 +54896,9 @@
       </w:tcPr>
     </w:tblStylePr>
   </w:style>
-  <w:style w:type="table" w:styleId="793">
+  <w:style w:type="table" w:styleId="974">
     <w:name w:val="Medium List 1 Accent 4"/>
-    <w:basedOn w:val="703"/>
+    <w:basedOn w:val="884"/>
     <w:uiPriority w:val="65"/>
     <w:pPr>
       <w:pBdr/>
@@ -54339,9 +55123,9 @@
       </w:tcPr>
     </w:tblStylePr>
   </w:style>
-  <w:style w:type="table" w:styleId="794">
+  <w:style w:type="table" w:styleId="975">
     <w:name w:val="Medium List 1 Accent 5"/>
-    <w:basedOn w:val="703"/>
+    <w:basedOn w:val="884"/>
     <w:uiPriority w:val="65"/>
     <w:pPr>
       <w:pBdr/>
@@ -54566,9 +55350,9 @@
       </w:tcPr>
     </w:tblStylePr>
   </w:style>
-  <w:style w:type="table" w:styleId="795">
+  <w:style w:type="table" w:styleId="976">
     <w:name w:val="Medium List 1 Accent 6"/>
-    <w:basedOn w:val="703"/>
+    <w:basedOn w:val="884"/>
     <w:uiPriority w:val="65"/>
     <w:pPr>
       <w:pBdr/>
@@ -54793,9 +55577,9 @@
       </w:tcPr>
     </w:tblStylePr>
   </w:style>
-  <w:style w:type="table" w:styleId="796">
+  <w:style w:type="table" w:styleId="977">
     <w:name w:val="Medium List 2"/>
-    <w:basedOn w:val="703"/>
+    <w:basedOn w:val="884"/>
     <w:uiPriority w:val="66"/>
     <w:pPr>
       <w:pBdr/>
@@ -55035,9 +55819,9 @@
       </w:tcPr>
     </w:tblStylePr>
   </w:style>
-  <w:style w:type="table" w:styleId="797">
+  <w:style w:type="table" w:styleId="978">
     <w:name w:val="Medium List 2 Accent 1"/>
-    <w:basedOn w:val="703"/>
+    <w:basedOn w:val="884"/>
     <w:uiPriority w:val="66"/>
     <w:pPr>
       <w:pBdr/>
@@ -55277,9 +56061,9 @@
       </w:tcPr>
     </w:tblStylePr>
   </w:style>
-  <w:style w:type="table" w:styleId="798">
+  <w:style w:type="table" w:styleId="979">
     <w:name w:val="Medium List 2 Accent 2"/>
-    <w:basedOn w:val="703"/>
+    <w:basedOn w:val="884"/>
     <w:uiPriority w:val="66"/>
     <w:pPr>
       <w:pBdr/>
@@ -55519,9 +56303,9 @@
       </w:tcPr>
     </w:tblStylePr>
   </w:style>
-  <w:style w:type="table" w:styleId="799">
+  <w:style w:type="table" w:styleId="980">
     <w:name w:val="Medium List 2 Accent 3"/>
-    <w:basedOn w:val="703"/>
+    <w:basedOn w:val="884"/>
     <w:uiPriority w:val="66"/>
     <w:pPr>
       <w:pBdr/>
@@ -55761,9 +56545,9 @@
       </w:tcPr>
     </w:tblStylePr>
   </w:style>
-  <w:style w:type="table" w:styleId="800">
+  <w:style w:type="table" w:styleId="981">
     <w:name w:val="Medium List 2 Accent 4"/>
-    <w:basedOn w:val="703"/>
+    <w:basedOn w:val="884"/>
     <w:uiPriority w:val="66"/>
     <w:pPr>
       <w:pBdr/>
@@ -56003,9 +56787,9 @@
       </w:tcPr>
     </w:tblStylePr>
   </w:style>
-  <w:style w:type="table" w:styleId="801">
+  <w:style w:type="table" w:styleId="982">
     <w:name w:val="Medium List 2 Accent 5"/>
-    <w:basedOn w:val="703"/>
+    <w:basedOn w:val="884"/>
     <w:uiPriority w:val="66"/>
     <w:pPr>
       <w:pBdr/>
@@ -56245,9 +57029,9 @@
       </w:tcPr>
     </w:tblStylePr>
   </w:style>
-  <w:style w:type="table" w:styleId="802">
+  <w:style w:type="table" w:styleId="983">
     <w:name w:val="Medium List 2 Accent 6"/>
-    <w:basedOn w:val="703"/>
+    <w:basedOn w:val="884"/>
     <w:uiPriority w:val="66"/>
     <w:pPr>
       <w:pBdr/>
@@ -56487,9 +57271,9 @@
       </w:tcPr>
     </w:tblStylePr>
   </w:style>
-  <w:style w:type="table" w:styleId="803">
+  <w:style w:type="table" w:styleId="984">
     <w:name w:val="Medium Grid 1"/>
-    <w:basedOn w:val="703"/>
+    <w:basedOn w:val="884"/>
     <w:uiPriority w:val="67"/>
     <w:pPr>
       <w:pBdr/>
@@ -56709,9 +57493,9 @@
       </w:tcPr>
     </w:tblStylePr>
   </w:style>
-  <w:style w:type="table" w:styleId="804">
+  <w:style w:type="table" w:styleId="985">
     <w:name w:val="Medium Grid 1 Accent 1"/>
-    <w:basedOn w:val="703"/>
+    <w:basedOn w:val="884"/>
     <w:uiPriority w:val="67"/>
     <w:pPr>
       <w:pBdr/>
@@ -56931,9 +57715,9 @@
       </w:tcPr>
     </w:tblStylePr>
   </w:style>
-  <w:style w:type="table" w:styleId="805">
+  <w:style w:type="table" w:styleId="986">
     <w:name w:val="Medium Grid 1 Accent 2"/>
-    <w:basedOn w:val="703"/>
+    <w:basedOn w:val="884"/>
     <w:uiPriority w:val="67"/>
     <w:pPr>
       <w:pBdr/>
@@ -57153,9 +57937,9 @@
       </w:tcPr>
     </w:tblStylePr>
   </w:style>
-  <w:style w:type="table" w:styleId="806">
+  <w:style w:type="table" w:styleId="987">
     <w:name w:val="Medium Grid 1 Accent 3"/>
-    <w:basedOn w:val="703"/>
+    <w:basedOn w:val="884"/>
     <w:uiPriority w:val="67"/>
     <w:pPr>
       <w:pBdr/>
@@ -57375,9 +58159,9 @@
       </w:tcPr>
     </w:tblStylePr>
   </w:style>
-  <w:style w:type="table" w:styleId="807">
+  <w:style w:type="table" w:styleId="988">
     <w:name w:val="Medium Grid 1 Accent 4"/>
-    <w:basedOn w:val="703"/>
+    <w:basedOn w:val="884"/>
     <w:uiPriority w:val="67"/>
     <w:pPr>
       <w:pBdr/>
@@ -57597,9 +58381,9 @@
       </w:tcPr>
     </w:tblStylePr>
   </w:style>
-  <w:style w:type="table" w:styleId="808">
+  <w:style w:type="table" w:styleId="989">
     <w:name w:val="Medium Grid 1 Accent 5"/>
-    <w:basedOn w:val="703"/>
+    <w:basedOn w:val="884"/>
     <w:uiPriority w:val="67"/>
     <w:pPr>
       <w:pBdr/>
@@ -57819,9 +58603,9 @@
       </w:tcPr>
     </w:tblStylePr>
   </w:style>
-  <w:style w:type="table" w:styleId="809">
+  <w:style w:type="table" w:styleId="990">
     <w:name w:val="Medium Grid 1 Accent 6"/>
-    <w:basedOn w:val="703"/>
+    <w:basedOn w:val="884"/>
     <w:uiPriority w:val="67"/>
     <w:pPr>
       <w:pBdr/>
@@ -58041,9 +58825,9 @@
       </w:tcPr>
     </w:tblStylePr>
   </w:style>
-  <w:style w:type="table" w:styleId="810">
+  <w:style w:type="table" w:styleId="991">
     <w:name w:val="Medium Grid 2"/>
-    <w:basedOn w:val="703"/>
+    <w:basedOn w:val="884"/>
     <w:uiPriority w:val="68"/>
     <w:pPr>
       <w:pBdr/>
@@ -58289,9 +59073,9 @@
       </w:tcPr>
     </w:tblStylePr>
   </w:style>
-  <w:style w:type="table" w:styleId="811">
+  <w:style w:type="table" w:styleId="992">
     <w:name w:val="Medium Grid 2 Accent 1"/>
-    <w:basedOn w:val="703"/>
+    <w:basedOn w:val="884"/>
     <w:uiPriority w:val="68"/>
     <w:pPr>
       <w:pBdr/>
@@ -58537,9 +59321,9 @@
       </w:tcPr>
     </w:tblStylePr>
   </w:style>
-  <w:style w:type="table" w:styleId="812">
+  <w:style w:type="table" w:styleId="993">
     <w:name w:val="Medium Grid 2 Accent 2"/>
-    <w:basedOn w:val="703"/>
+    <w:basedOn w:val="884"/>
     <w:uiPriority w:val="68"/>
     <w:pPr>
       <w:pBdr/>
@@ -58785,9 +59569,9 @@
       </w:tcPr>
     </w:tblStylePr>
   </w:style>
-  <w:style w:type="table" w:styleId="813">
+  <w:style w:type="table" w:styleId="994">
     <w:name w:val="Medium Grid 2 Accent 3"/>
-    <w:basedOn w:val="703"/>
+    <w:basedOn w:val="884"/>
     <w:uiPriority w:val="68"/>
     <w:pPr>
       <w:pBdr/>
@@ -59033,9 +59817,9 @@
       </w:tcPr>
     </w:tblStylePr>
   </w:style>
-  <w:style w:type="table" w:styleId="814">
+  <w:style w:type="table" w:styleId="995">
     <w:name w:val="Medium Grid 2 Accent 4"/>
-    <w:basedOn w:val="703"/>
+    <w:basedOn w:val="884"/>
     <w:uiPriority w:val="68"/>
     <w:pPr>
       <w:pBdr/>
@@ -59281,9 +60065,9 @@
       </w:tcPr>
     </w:tblStylePr>
   </w:style>
-  <w:style w:type="table" w:styleId="815">
+  <w:style w:type="table" w:styleId="996">
     <w:name w:val="Medium Grid 2 Accent 5"/>
-    <w:basedOn w:val="703"/>
+    <w:basedOn w:val="884"/>
     <w:uiPriority w:val="68"/>
     <w:pPr>
       <w:pBdr/>
@@ -59529,9 +60313,9 @@
       </w:tcPr>
     </w:tblStylePr>
   </w:style>
-  <w:style w:type="table" w:styleId="816">
+  <w:style w:type="table" w:styleId="997">
     <w:name w:val="Medium Grid 2 Accent 6"/>
-    <w:basedOn w:val="703"/>
+    <w:basedOn w:val="884"/>
     <w:uiPriority w:val="68"/>
     <w:pPr>
       <w:pBdr/>
@@ -59777,9 +60561,9 @@
       </w:tcPr>
     </w:tblStylePr>
   </w:style>
-  <w:style w:type="table" w:styleId="817">
+  <w:style w:type="table" w:styleId="998">
     <w:name w:val="Medium Grid 3"/>
-    <w:basedOn w:val="703"/>
+    <w:basedOn w:val="884"/>
     <w:uiPriority w:val="69"/>
     <w:pPr>
       <w:pBdr/>
@@ -60041,9 +60825,9 @@
       </w:tcPr>
     </w:tblStylePr>
   </w:style>
-  <w:style w:type="table" w:styleId="818">
+  <w:style w:type="table" w:styleId="999">
     <w:name w:val="Medium Grid 3 Accent 1"/>
-    <w:basedOn w:val="703"/>
+    <w:basedOn w:val="884"/>
     <w:uiPriority w:val="69"/>
     <w:pPr>
       <w:pBdr/>
@@ -60305,9 +61089,9 @@
       </w:tcPr>
     </w:tblStylePr>
   </w:style>
-  <w:style w:type="table" w:styleId="819">
+  <w:style w:type="table" w:styleId="1000">
     <w:name w:val="Medium Grid 3 Accent 2"/>
-    <w:basedOn w:val="703"/>
+    <w:basedOn w:val="884"/>
     <w:uiPriority w:val="69"/>
     <w:pPr>
       <w:pBdr/>
@@ -60569,9 +61353,9 @@
       </w:tcPr>
     </w:tblStylePr>
   </w:style>
-  <w:style w:type="table" w:styleId="820">
+  <w:style w:type="table" w:styleId="1001">
     <w:name w:val="Medium Grid 3 Accent 3"/>
-    <w:basedOn w:val="703"/>
+    <w:basedOn w:val="884"/>
     <w:uiPriority w:val="69"/>
     <w:pPr>
       <w:pBdr/>
@@ -60833,9 +61617,9 @@
       </w:tcPr>
     </w:tblStylePr>
   </w:style>
-  <w:style w:type="table" w:styleId="821">
+  <w:style w:type="table" w:styleId="1002">
     <w:name w:val="Medium Grid 3 Accent 4"/>
-    <w:basedOn w:val="703"/>
+    <w:basedOn w:val="884"/>
     <w:uiPriority w:val="69"/>
     <w:pPr>
       <w:pBdr/>
@@ -61097,9 +61881,9 @@
       </w:tcPr>
     </w:tblStylePr>
   </w:style>
-  <w:style w:type="table" w:styleId="822">
+  <w:style w:type="table" w:styleId="1003">
     <w:name w:val="Medium Grid 3 Accent 5"/>
-    <w:basedOn w:val="703"/>
+    <w:basedOn w:val="884"/>
     <w:uiPriority w:val="69"/>
     <w:pPr>
       <w:pBdr/>
@@ -61361,9 +62145,9 @@
       </w:tcPr>
     </w:tblStylePr>
   </w:style>
-  <w:style w:type="table" w:styleId="823">
+  <w:style w:type="table" w:styleId="1004">
     <w:name w:val="Medium Grid 3 Accent 6"/>
-    <w:basedOn w:val="703"/>
+    <w:basedOn w:val="884"/>
     <w:uiPriority w:val="69"/>
     <w:pPr>
       <w:pBdr/>
@@ -61625,9 +62409,9 @@
       </w:tcPr>
     </w:tblStylePr>
   </w:style>
-  <w:style w:type="table" w:styleId="824">
+  <w:style w:type="table" w:styleId="1005">
     <w:name w:val="Dark List"/>
-    <w:basedOn w:val="703"/>
+    <w:basedOn w:val="884"/>
     <w:uiPriority w:val="70"/>
     <w:pPr>
       <w:pBdr/>
@@ -61863,9 +62647,9 @@
       </w:tcPr>
     </w:tblStylePr>
   </w:style>
-  <w:style w:type="table" w:styleId="825">
+  <w:style w:type="table" w:styleId="1006">
     <w:name w:val="Dark List Accent 1"/>
-    <w:basedOn w:val="703"/>
+    <w:basedOn w:val="884"/>
     <w:uiPriority w:val="70"/>
     <w:pPr>
       <w:pBdr/>
@@ -62101,9 +62885,9 @@
       </w:tcPr>
     </w:tblStylePr>
   </w:style>
-  <w:style w:type="table" w:styleId="826">
+  <w:style w:type="table" w:styleId="1007">
     <w:name w:val="Dark List Accent 2"/>
-    <w:basedOn w:val="703"/>
+    <w:basedOn w:val="884"/>
     <w:uiPriority w:val="70"/>
     <w:pPr>
       <w:pBdr/>
@@ -62339,9 +63123,9 @@
       </w:tcPr>
     </w:tblStylePr>
   </w:style>
-  <w:style w:type="table" w:styleId="827">
+  <w:style w:type="table" w:styleId="1008">
     <w:name w:val="Dark List Accent 3"/>
-    <w:basedOn w:val="703"/>
+    <w:basedOn w:val="884"/>
     <w:uiPriority w:val="70"/>
     <w:pPr>
       <w:pBdr/>
@@ -62577,9 +63361,9 @@
       </w:tcPr>
     </w:tblStylePr>
   </w:style>
-  <w:style w:type="table" w:styleId="828">
+  <w:style w:type="table" w:styleId="1009">
     <w:name w:val="Dark List Accent 4"/>
-    <w:basedOn w:val="703"/>
+    <w:basedOn w:val="884"/>
     <w:uiPriority w:val="70"/>
     <w:pPr>
       <w:pBdr/>
@@ -62815,9 +63599,9 @@
       </w:tcPr>
     </w:tblStylePr>
   </w:style>
-  <w:style w:type="table" w:styleId="829">
+  <w:style w:type="table" w:styleId="1010">
     <w:name w:val="Dark List Accent 5"/>
-    <w:basedOn w:val="703"/>
+    <w:basedOn w:val="884"/>
     <w:uiPriority w:val="70"/>
     <w:pPr>
       <w:pBdr/>
@@ -63053,9 +63837,9 @@
       </w:tcPr>
     </w:tblStylePr>
   </w:style>
-  <w:style w:type="table" w:styleId="830">
+  <w:style w:type="table" w:styleId="1011">
     <w:name w:val="Dark List Accent 6"/>
-    <w:basedOn w:val="703"/>
+    <w:basedOn w:val="884"/>
     <w:uiPriority w:val="70"/>
     <w:pPr>
       <w:pBdr/>
@@ -63291,9 +64075,9 @@
       </w:tcPr>
     </w:tblStylePr>
   </w:style>
-  <w:style w:type="table" w:styleId="831">
+  <w:style w:type="table" w:styleId="1012">
     <w:name w:val="Colorful Shading"/>
-    <w:basedOn w:val="703"/>
+    <w:basedOn w:val="884"/>
     <w:uiPriority w:val="71"/>
     <w:pPr>
       <w:pBdr/>
@@ -63540,9 +64324,9 @@
       </w:tcPr>
     </w:tblStylePr>
   </w:style>
-  <w:style w:type="table" w:styleId="832">
+  <w:style w:type="table" w:styleId="1013">
     <w:name w:val="Colorful Shading Accent 1"/>
-    <w:basedOn w:val="703"/>
+    <w:basedOn w:val="884"/>
     <w:uiPriority w:val="71"/>
     <w:pPr>
       <w:pBdr/>
@@ -63789,9 +64573,9 @@
       </w:tcPr>
     </w:tblStylePr>
   </w:style>
-  <w:style w:type="table" w:styleId="833">
+  <w:style w:type="table" w:styleId="1014">
     <w:name w:val="Colorful Shading Accent 2"/>
-    <w:basedOn w:val="703"/>
+    <w:basedOn w:val="884"/>
     <w:uiPriority w:val="71"/>
     <w:pPr>
       <w:pBdr/>
@@ -64038,9 +64822,9 @@
       </w:tcPr>
     </w:tblStylePr>
   </w:style>
-  <w:style w:type="table" w:styleId="834">
+  <w:style w:type="table" w:styleId="1015">
     <w:name w:val="Colorful Shading Accent 3"/>
-    <w:basedOn w:val="703"/>
+    <w:basedOn w:val="884"/>
     <w:uiPriority w:val="71"/>
     <w:pPr>
       <w:pBdr/>
@@ -64281,9 +65065,9 @@
       </w:tcPr>
     </w:tblStylePr>
   </w:style>
-  <w:style w:type="table" w:styleId="835">
+  <w:style w:type="table" w:styleId="1016">
     <w:name w:val="Colorful Shading Accent 4"/>
-    <w:basedOn w:val="703"/>
+    <w:basedOn w:val="884"/>
     <w:uiPriority w:val="71"/>
     <w:pPr>
       <w:pBdr/>
@@ -64530,9 +65314,9 @@
       </w:tcPr>
     </w:tblStylePr>
   </w:style>
-  <w:style w:type="table" w:styleId="836">
+  <w:style w:type="table" w:styleId="1017">
     <w:name w:val="Colorful Shading Accent 5"/>
-    <w:basedOn w:val="703"/>
+    <w:basedOn w:val="884"/>
     <w:uiPriority w:val="71"/>
     <w:pPr>
       <w:pBdr/>
@@ -64779,9 +65563,9 @@
       </w:tcPr>
     </w:tblStylePr>
   </w:style>
-  <w:style w:type="table" w:styleId="837">
+  <w:style w:type="table" w:styleId="1018">
     <w:name w:val="Colorful Shading Accent 6"/>
-    <w:basedOn w:val="703"/>
+    <w:basedOn w:val="884"/>
     <w:uiPriority w:val="71"/>
     <w:pPr>
       <w:pBdr/>
@@ -65028,9 +65812,9 @@
       </w:tcPr>
     </w:tblStylePr>
   </w:style>
-  <w:style w:type="table" w:styleId="838">
+  <w:style w:type="table" w:styleId="1019">
     <w:name w:val="Colorful List"/>
-    <w:basedOn w:val="703"/>
+    <w:basedOn w:val="884"/>
     <w:uiPriority w:val="72"/>
     <w:pPr>
       <w:pBdr/>
@@ -65257,9 +66041,9 @@
       </w:tcPr>
     </w:tblStylePr>
   </w:style>
-  <w:style w:type="table" w:styleId="839">
+  <w:style w:type="table" w:styleId="1020">
     <w:name w:val="Colorful List Accent 1"/>
-    <w:basedOn w:val="703"/>
+    <w:basedOn w:val="884"/>
     <w:uiPriority w:val="72"/>
     <w:pPr>
       <w:pBdr/>
@@ -65486,9 +66270,9 @@
       </w:tcPr>
     </w:tblStylePr>
   </w:style>
-  <w:style w:type="table" w:styleId="840">
+  <w:style w:type="table" w:styleId="1021">
     <w:name w:val="Colorful List Accent 2"/>
-    <w:basedOn w:val="703"/>
+    <w:basedOn w:val="884"/>
     <w:uiPriority w:val="72"/>
     <w:pPr>
       <w:pBdr/>
@@ -65715,9 +66499,9 @@
       </w:tcPr>
     </w:tblStylePr>
   </w:style>
-  <w:style w:type="table" w:styleId="841">
+  <w:style w:type="table" w:styleId="1022">
     <w:name w:val="Colorful List Accent 3"/>
-    <w:basedOn w:val="703"/>
+    <w:basedOn w:val="884"/>
     <w:uiPriority w:val="72"/>
     <w:pPr>
       <w:pBdr/>
@@ -65944,9 +66728,9 @@
       </w:tcPr>
     </w:tblStylePr>
   </w:style>
-  <w:style w:type="table" w:styleId="842">
+  <w:style w:type="table" w:styleId="1023">
     <w:name w:val="Colorful List Accent 4"/>
-    <w:basedOn w:val="703"/>
+    <w:basedOn w:val="884"/>
     <w:uiPriority w:val="72"/>
     <w:pPr>
       <w:pBdr/>
@@ -66173,9 +66957,9 @@
       </w:tcPr>
     </w:tblStylePr>
   </w:style>
-  <w:style w:type="table" w:styleId="843">
+  <w:style w:type="table" w:styleId="1024">
     <w:name w:val="Colorful List Accent 5"/>
-    <w:basedOn w:val="703"/>
+    <w:basedOn w:val="884"/>
     <w:uiPriority w:val="72"/>
     <w:pPr>
       <w:pBdr/>
@@ -66402,9 +67186,9 @@
       </w:tcPr>
     </w:tblStylePr>
   </w:style>
-  <w:style w:type="table" w:styleId="844">
+  <w:style w:type="table" w:styleId="1025">
     <w:name w:val="Colorful List Accent 6"/>
-    <w:basedOn w:val="703"/>
+    <w:basedOn w:val="884"/>
     <w:uiPriority w:val="72"/>
     <w:pPr>
       <w:pBdr/>
@@ -66631,9 +67415,9 @@
       </w:tcPr>
     </w:tblStylePr>
   </w:style>
-  <w:style w:type="table" w:styleId="845">
+  <w:style w:type="table" w:styleId="1026">
     <w:name w:val="Colorful Grid"/>
-    <w:basedOn w:val="703"/>
+    <w:basedOn w:val="884"/>
     <w:uiPriority w:val="73"/>
     <w:pPr>
       <w:pBdr/>
@@ -66852,9 +67636,9 @@
       </w:tcPr>
     </w:tblStylePr>
   </w:style>
-  <w:style w:type="table" w:styleId="846">
+  <w:style w:type="table" w:styleId="1027">
     <w:name w:val="Colorful Grid Accent 1"/>
-    <w:basedOn w:val="703"/>
+    <w:basedOn w:val="884"/>
     <w:uiPriority w:val="73"/>
     <w:pPr>
       <w:pBdr/>
@@ -67073,9 +67857,9 @@
       </w:tcPr>
     </w:tblStylePr>
   </w:style>
-  <w:style w:type="table" w:styleId="847">
+  <w:style w:type="table" w:styleId="1028">
     <w:name w:val="Colorful Grid Accent 2"/>
-    <w:basedOn w:val="703"/>
+    <w:basedOn w:val="884"/>
     <w:uiPriority w:val="73"/>
     <w:pPr>
       <w:pBdr/>
@@ -67294,9 +68078,9 @@
       </w:tcPr>
     </w:tblStylePr>
   </w:style>
-  <w:style w:type="table" w:styleId="848">
+  <w:style w:type="table" w:styleId="1029">
     <w:name w:val="Colorful Grid Accent 3"/>
-    <w:basedOn w:val="703"/>
+    <w:basedOn w:val="884"/>
     <w:uiPriority w:val="73"/>
     <w:pPr>
       <w:pBdr/>
@@ -67515,9 +68299,9 @@
       </w:tcPr>
     </w:tblStylePr>
   </w:style>
-  <w:style w:type="table" w:styleId="849">
+  <w:style w:type="table" w:styleId="1030">
     <w:name w:val="Colorful Grid Accent 4"/>
-    <w:basedOn w:val="703"/>
+    <w:basedOn w:val="884"/>
     <w:uiPriority w:val="73"/>
     <w:pPr>
       <w:pBdr/>
@@ -67736,9 +68520,9 @@
       </w:tcPr>
     </w:tblStylePr>
   </w:style>
-  <w:style w:type="table" w:styleId="850">
+  <w:style w:type="table" w:styleId="1031">
     <w:name w:val="Colorful Grid Accent 5"/>
-    <w:basedOn w:val="703"/>
+    <w:basedOn w:val="884"/>
     <w:uiPriority w:val="73"/>
     <w:pPr>
       <w:pBdr/>
@@ -67957,9 +68741,9 @@
       </w:tcPr>
     </w:tblStylePr>
   </w:style>
-  <w:style w:type="table" w:styleId="851">
+  <w:style w:type="table" w:styleId="1032">
     <w:name w:val="Colorful Grid Accent 6"/>
-    <w:basedOn w:val="703"/>
+    <w:basedOn w:val="884"/>
     <w:uiPriority w:val="73"/>
     <w:pPr>
       <w:pBdr/>

--- a/udp_protocol.docx
+++ b/udp_protocol.docx
@@ -83,8 +83,9 @@
           <w:rFonts w:ascii="Arial" w:hAnsi="Arial"/>
           <w:b w:val="0"/>
           <w:sz w:val="20"/>
+          <w:lang w:val="ru-RU"/>
         </w:rPr>
-        <w:t xml:space="preserve">Система SeaV</w:t>
+        <w:t xml:space="preserve">Модуль </w:t>
       </w:r>
       <w:r>
         <w:rPr>
@@ -92,7 +93,17 @@
           <w:b w:val="0"/>
           <w:sz w:val="20"/>
         </w:rPr>
-        <w:t xml:space="preserve">ision передаёт результаты обработки по протоколу UDP (unicast, порт 4000). Каждый пакет имеет фиксированный размер 1412 байт и отправляется один раз по завершении очередного цикла расчёта (</w:t>
+        <w:t xml:space="preserve">SeaV</w:t>
+      </w:r>
+      <w:r>
+        <w:rPr>
+          <w:rFonts w:ascii="Arial" w:hAnsi="Arial"/>
+          <w:b w:val="0"/>
+          <w:sz w:val="20"/>
+        </w:rPr>
+        <w:t xml:space="preserve">ision передаёт результаты обработки по протоколу UDP (unicast, порт 4000).</w:t>
+        <w:br/>
+        <w:t xml:space="preserve">Каждый пакет имеет фиксированный размер 1412 байт и отправляется один раз по завершении очередного цикла расчёта (</w:t>
       </w:r>
       <w:r>
         <w:rPr>
@@ -109,7 +120,7 @@
           <w:b w:val="0"/>
           <w:sz w:val="20"/>
         </w:rPr>
-        <w:t xml:space="preserve">каждые 32 оборота антенны, примерно раз в 80 секунд при 25 об/мин).</w:t>
+        <w:t xml:space="preserve">каждые 32 оборота антенны, примерно раз в 80 сек при 25 об/мин).</w:t>
       </w:r>
       <w:r/>
     </w:p>
@@ -1057,11 +1068,11 @@
         <w:gridCol w:w="798"/>
         <w:gridCol w:w="444"/>
         <w:gridCol w:w="1134"/>
-        <w:gridCol w:w="1843"/>
+        <w:gridCol w:w="1417"/>
+        <w:gridCol w:w="992"/>
+        <w:gridCol w:w="1134"/>
         <w:gridCol w:w="850"/>
-        <w:gridCol w:w="992"/>
-        <w:gridCol w:w="850"/>
-        <w:gridCol w:w="2994"/>
+        <w:gridCol w:w="3135"/>
       </w:tblGrid>
       <w:tr>
         <w:trPr/>
@@ -1087,7 +1098,7 @@
                 <w:b/>
                 <w:sz w:val="18"/>
               </w:rPr>
-              <w:t xml:space="preserve">Байты</w:t>
+              <w:t xml:space="preserve">Байт</w:t>
             </w:r>
             <w:r/>
           </w:p>
@@ -1150,7 +1161,7 @@
           <w:tcPr>
             <w:shd w:val="clear" w:color="auto" w:fill="bdd7ee"/>
             <w:tcBorders/>
-            <w:tcW w:w="1843" w:type="dxa"/>
+            <w:tcW w:w="1417" w:type="dxa"/>
             <w:textDirection w:val="lrTb"/>
             <w:noWrap w:val="false"/>
           </w:tcPr>
@@ -1177,7 +1188,7 @@
           <w:tcPr>
             <w:shd w:val="clear" w:color="auto" w:fill="bdd7ee"/>
             <w:tcBorders/>
-            <w:tcW w:w="850" w:type="dxa"/>
+            <w:tcW w:w="992" w:type="dxa"/>
             <w:textDirection w:val="lrTb"/>
             <w:noWrap w:val="false"/>
           </w:tcPr>
@@ -1204,7 +1215,7 @@
           <w:tcPr>
             <w:shd w:val="clear" w:color="auto" w:fill="bdd7ee"/>
             <w:tcBorders/>
-            <w:tcW w:w="992" w:type="dxa"/>
+            <w:tcW w:w="1134" w:type="dxa"/>
             <w:textDirection w:val="lrTb"/>
             <w:noWrap w:val="false"/>
           </w:tcPr>
@@ -1248,8 +1259,9 @@
                 <w:rFonts w:ascii="Arial" w:hAnsi="Arial"/>
                 <w:b/>
                 <w:sz w:val="18"/>
+                <w:lang w:val="ru-RU"/>
               </w:rPr>
-              <w:t xml:space="preserve">Расшифровка</w:t>
+              <w:t xml:space="preserve">Знаменатель</w:t>
             </w:r>
             <w:r/>
           </w:p>
@@ -1258,7 +1270,7 @@
           <w:tcPr>
             <w:shd w:val="clear" w:color="auto" w:fill="bdd7ee"/>
             <w:tcBorders/>
-            <w:tcW w:w="2994" w:type="dxa"/>
+            <w:tcW w:w="3135" w:type="dxa"/>
             <w:textDirection w:val="lrTb"/>
             <w:noWrap w:val="false"/>
           </w:tcPr>
@@ -1362,7 +1374,7 @@
         <w:tc>
           <w:tcPr>
             <w:tcBorders/>
-            <w:tcW w:w="1843" w:type="dxa"/>
+            <w:tcW w:w="1417" w:type="dxa"/>
             <w:textDirection w:val="lrTb"/>
             <w:noWrap w:val="false"/>
           </w:tcPr>
@@ -1387,7 +1399,7 @@
         <w:tc>
           <w:tcPr>
             <w:tcBorders/>
-            <w:tcW w:w="850" w:type="dxa"/>
+            <w:tcW w:w="992" w:type="dxa"/>
             <w:textDirection w:val="lrTb"/>
             <w:noWrap w:val="false"/>
           </w:tcPr>
@@ -1412,7 +1424,7 @@
         <w:tc>
           <w:tcPr>
             <w:tcBorders/>
-            <w:tcW w:w="992" w:type="dxa"/>
+            <w:tcW w:w="1134" w:type="dxa"/>
             <w:textDirection w:val="lrTb"/>
             <w:noWrap w:val="false"/>
           </w:tcPr>
@@ -1462,7 +1474,7 @@
         <w:tc>
           <w:tcPr>
             <w:tcBorders/>
-            <w:tcW w:w="2994" w:type="dxa"/>
+            <w:tcW w:w="3135" w:type="dxa"/>
             <w:textDirection w:val="lrTb"/>
             <w:noWrap w:val="false"/>
           </w:tcPr>
@@ -1569,7 +1581,7 @@
           <w:tcPr>
             <w:shd w:val="clear" w:color="auto" w:fill="f2f2f2"/>
             <w:tcBorders/>
-            <w:tcW w:w="1843" w:type="dxa"/>
+            <w:tcW w:w="1417" w:type="dxa"/>
             <w:textDirection w:val="lrTb"/>
             <w:noWrap w:val="false"/>
           </w:tcPr>
@@ -1595,7 +1607,7 @@
           <w:tcPr>
             <w:shd w:val="clear" w:color="auto" w:fill="f2f2f2"/>
             <w:tcBorders/>
-            <w:tcW w:w="850" w:type="dxa"/>
+            <w:tcW w:w="992" w:type="dxa"/>
             <w:textDirection w:val="lrTb"/>
             <w:noWrap w:val="false"/>
           </w:tcPr>
@@ -1621,7 +1633,7 @@
           <w:tcPr>
             <w:shd w:val="clear" w:color="auto" w:fill="f2f2f2"/>
             <w:tcBorders/>
-            <w:tcW w:w="992" w:type="dxa"/>
+            <w:tcW w:w="1134" w:type="dxa"/>
             <w:textDirection w:val="lrTb"/>
             <w:noWrap w:val="false"/>
           </w:tcPr>
@@ -1673,7 +1685,7 @@
           <w:tcPr>
             <w:shd w:val="clear" w:color="auto" w:fill="f2f2f2"/>
             <w:tcBorders/>
-            <w:tcW w:w="2994" w:type="dxa"/>
+            <w:tcW w:w="3135" w:type="dxa"/>
             <w:textDirection w:val="lrTb"/>
             <w:noWrap w:val="false"/>
           </w:tcPr>
@@ -1838,7 +1850,7 @@
         <w:tc>
           <w:tcPr>
             <w:tcBorders/>
-            <w:tcW w:w="1843" w:type="dxa"/>
+            <w:tcW w:w="1417" w:type="dxa"/>
             <w:textDirection w:val="lrTb"/>
             <w:noWrap w:val="false"/>
           </w:tcPr>
@@ -1863,7 +1875,7 @@
         <w:tc>
           <w:tcPr>
             <w:tcBorders/>
-            <w:tcW w:w="850" w:type="dxa"/>
+            <w:tcW w:w="992" w:type="dxa"/>
             <w:textDirection w:val="lrTb"/>
             <w:noWrap w:val="false"/>
           </w:tcPr>
@@ -1888,7 +1900,7 @@
         <w:tc>
           <w:tcPr>
             <w:tcBorders/>
-            <w:tcW w:w="992" w:type="dxa"/>
+            <w:tcW w:w="1134" w:type="dxa"/>
             <w:textDirection w:val="lrTb"/>
             <w:noWrap w:val="false"/>
           </w:tcPr>
@@ -1938,7 +1950,7 @@
         <w:tc>
           <w:tcPr>
             <w:tcBorders/>
-            <w:tcW w:w="2994" w:type="dxa"/>
+            <w:tcW w:w="3135" w:type="dxa"/>
             <w:textDirection w:val="lrTb"/>
             <w:noWrap w:val="false"/>
           </w:tcPr>
@@ -2045,7 +2057,7 @@
           <w:tcPr>
             <w:shd w:val="clear" w:color="auto" w:fill="f2f2f2"/>
             <w:tcBorders/>
-            <w:tcW w:w="1843" w:type="dxa"/>
+            <w:tcW w:w="1417" w:type="dxa"/>
             <w:textDirection w:val="lrTb"/>
             <w:noWrap w:val="false"/>
           </w:tcPr>
@@ -2071,7 +2083,7 @@
           <w:tcPr>
             <w:shd w:val="clear" w:color="auto" w:fill="f2f2f2"/>
             <w:tcBorders/>
-            <w:tcW w:w="850" w:type="dxa"/>
+            <w:tcW w:w="992" w:type="dxa"/>
             <w:textDirection w:val="lrTb"/>
             <w:noWrap w:val="false"/>
           </w:tcPr>
@@ -2097,7 +2109,7 @@
           <w:tcPr>
             <w:shd w:val="clear" w:color="auto" w:fill="f2f2f2"/>
             <w:tcBorders/>
-            <w:tcW w:w="992" w:type="dxa"/>
+            <w:tcW w:w="1134" w:type="dxa"/>
             <w:textDirection w:val="lrTb"/>
             <w:noWrap w:val="false"/>
           </w:tcPr>
@@ -2149,7 +2161,7 @@
           <w:tcPr>
             <w:shd w:val="clear" w:color="auto" w:fill="f2f2f2"/>
             <w:tcBorders/>
-            <w:tcW w:w="2994" w:type="dxa"/>
+            <w:tcW w:w="3135" w:type="dxa"/>
             <w:textDirection w:val="lrTb"/>
             <w:noWrap w:val="false"/>
           </w:tcPr>
@@ -2269,7 +2281,7 @@
         <w:tc>
           <w:tcPr>
             <w:tcBorders/>
-            <w:tcW w:w="1843" w:type="dxa"/>
+            <w:tcW w:w="1417" w:type="dxa"/>
             <w:textDirection w:val="lrTb"/>
             <w:noWrap w:val="false"/>
           </w:tcPr>
@@ -2302,7 +2314,7 @@
         <w:tc>
           <w:tcPr>
             <w:tcBorders/>
-            <w:tcW w:w="850" w:type="dxa"/>
+            <w:tcW w:w="992" w:type="dxa"/>
             <w:textDirection w:val="lrTb"/>
             <w:noWrap w:val="false"/>
           </w:tcPr>
@@ -2327,7 +2339,7 @@
         <w:tc>
           <w:tcPr>
             <w:tcBorders/>
-            <w:tcW w:w="992" w:type="dxa"/>
+            <w:tcW w:w="1134" w:type="dxa"/>
             <w:textDirection w:val="lrTb"/>
             <w:noWrap w:val="false"/>
           </w:tcPr>
@@ -2377,7 +2389,7 @@
         <w:tc>
           <w:tcPr>
             <w:tcBorders/>
-            <w:tcW w:w="2994" w:type="dxa"/>
+            <w:tcW w:w="3135" w:type="dxa"/>
             <w:textDirection w:val="lrTb"/>
             <w:noWrap w:val="false"/>
           </w:tcPr>
@@ -2484,7 +2496,7 @@
           <w:tcPr>
             <w:shd w:val="clear" w:color="auto" w:fill="f2f2f2"/>
             <w:tcBorders/>
-            <w:tcW w:w="1843" w:type="dxa"/>
+            <w:tcW w:w="1417" w:type="dxa"/>
             <w:textDirection w:val="lrTb"/>
             <w:noWrap w:val="false"/>
           </w:tcPr>
@@ -2501,7 +2513,33 @@
                 <w:b w:val="0"/>
                 <w:sz w:val="18"/>
               </w:rPr>
-              <w:t xml:space="preserve">Tp суммарный — пиковый период</w:t>
+              <w:t xml:space="preserve">Tp сумм</w:t>
+            </w:r>
+            <w:r>
+              <w:rPr>
+                <w:rFonts w:ascii="Arial" w:hAnsi="Arial"/>
+                <w:b w:val="0"/>
+                <w:sz w:val="18"/>
+                <w:lang w:val="ru-RU"/>
+              </w:rPr>
+              <w:t xml:space="preserve">арный</w:t>
+            </w:r>
+            <w:r>
+              <w:rPr>
+                <w:rFonts w:ascii="Arial" w:hAnsi="Arial"/>
+                <w:b w:val="0"/>
+                <w:sz w:val="18"/>
+                <w:lang w:val="ru-RU"/>
+              </w:rPr>
+              <w:t xml:space="preserve"> </w:t>
+            </w:r>
+            <w:r>
+              <w:rPr>
+                <w:rFonts w:ascii="Arial" w:hAnsi="Arial"/>
+                <w:b w:val="0"/>
+                <w:sz w:val="18"/>
+              </w:rPr>
+              <w:t xml:space="preserve">пиковый период</w:t>
             </w:r>
             <w:r/>
           </w:p>
@@ -2510,7 +2548,7 @@
           <w:tcPr>
             <w:shd w:val="clear" w:color="auto" w:fill="f2f2f2"/>
             <w:tcBorders/>
-            <w:tcW w:w="850" w:type="dxa"/>
+            <w:tcW w:w="992" w:type="dxa"/>
             <w:textDirection w:val="lrTb"/>
             <w:noWrap w:val="false"/>
           </w:tcPr>
@@ -2536,7 +2574,7 @@
           <w:tcPr>
             <w:shd w:val="clear" w:color="auto" w:fill="f2f2f2"/>
             <w:tcBorders/>
-            <w:tcW w:w="992" w:type="dxa"/>
+            <w:tcW w:w="1134" w:type="dxa"/>
             <w:textDirection w:val="lrTb"/>
             <w:noWrap w:val="false"/>
           </w:tcPr>
@@ -2588,7 +2626,7 @@
           <w:tcPr>
             <w:shd w:val="clear" w:color="auto" w:fill="f2f2f2"/>
             <w:tcBorders/>
-            <w:tcW w:w="2994" w:type="dxa"/>
+            <w:tcW w:w="3135" w:type="dxa"/>
             <w:textDirection w:val="lrTb"/>
             <w:noWrap w:val="false"/>
           </w:tcPr>
@@ -2691,7 +2729,7 @@
         <w:tc>
           <w:tcPr>
             <w:tcBorders/>
-            <w:tcW w:w="1843" w:type="dxa"/>
+            <w:tcW w:w="1417" w:type="dxa"/>
             <w:textDirection w:val="lrTb"/>
             <w:noWrap w:val="false"/>
           </w:tcPr>
@@ -2708,7 +2746,7 @@
                 <w:b w:val="0"/>
                 <w:sz w:val="18"/>
               </w:rPr>
-              <w:t xml:space="preserve">Tm суммарный — средний период</w:t>
+              <w:t xml:space="preserve">Tm суммарный средний период</w:t>
             </w:r>
             <w:r/>
           </w:p>
@@ -2716,7 +2754,7 @@
         <w:tc>
           <w:tcPr>
             <w:tcBorders/>
-            <w:tcW w:w="850" w:type="dxa"/>
+            <w:tcW w:w="992" w:type="dxa"/>
             <w:textDirection w:val="lrTb"/>
             <w:noWrap w:val="false"/>
           </w:tcPr>
@@ -2741,7 +2779,7 @@
         <w:tc>
           <w:tcPr>
             <w:tcBorders/>
-            <w:tcW w:w="992" w:type="dxa"/>
+            <w:tcW w:w="1134" w:type="dxa"/>
             <w:textDirection w:val="lrTb"/>
             <w:noWrap w:val="false"/>
           </w:tcPr>
@@ -2791,7 +2829,7 @@
         <w:tc>
           <w:tcPr>
             <w:tcBorders/>
-            <w:tcW w:w="2994" w:type="dxa"/>
+            <w:tcW w:w="3135" w:type="dxa"/>
             <w:textDirection w:val="lrTb"/>
             <w:noWrap w:val="false"/>
           </w:tcPr>
@@ -2898,7 +2936,7 @@
           <w:tcPr>
             <w:shd w:val="clear" w:color="auto" w:fill="f2f2f2"/>
             <w:tcBorders/>
-            <w:tcW w:w="1843" w:type="dxa"/>
+            <w:tcW w:w="1417" w:type="dxa"/>
             <w:textDirection w:val="lrTb"/>
             <w:noWrap w:val="false"/>
           </w:tcPr>
@@ -2915,7 +2953,24 @@
                 <w:b w:val="0"/>
                 <w:sz w:val="18"/>
               </w:rPr>
-              <w:t xml:space="preserve">Dp суммарный — пиковое направление</w:t>
+              <w:t xml:space="preserve">Dp суммарн</w:t>
+            </w:r>
+            <w:r>
+              <w:rPr>
+                <w:rFonts w:ascii="Arial" w:hAnsi="Arial"/>
+                <w:b w:val="0"/>
+                <w:sz w:val="18"/>
+                <w:lang w:val="ru-RU"/>
+              </w:rPr>
+              <w:t xml:space="preserve">ое</w:t>
+            </w:r>
+            <w:r>
+              <w:rPr>
+                <w:rFonts w:ascii="Arial" w:hAnsi="Arial"/>
+                <w:b w:val="0"/>
+                <w:sz w:val="18"/>
+              </w:rPr>
+              <w:t xml:space="preserve"> пиковое направление</w:t>
             </w:r>
             <w:r/>
           </w:p>
@@ -2924,7 +2979,7 @@
           <w:tcPr>
             <w:shd w:val="clear" w:color="auto" w:fill="f2f2f2"/>
             <w:tcBorders/>
-            <w:tcW w:w="850" w:type="dxa"/>
+            <w:tcW w:w="992" w:type="dxa"/>
             <w:textDirection w:val="lrTb"/>
             <w:noWrap w:val="false"/>
           </w:tcPr>
@@ -2950,7 +3005,7 @@
           <w:tcPr>
             <w:shd w:val="clear" w:color="auto" w:fill="f2f2f2"/>
             <w:tcBorders/>
-            <w:tcW w:w="992" w:type="dxa"/>
+            <w:tcW w:w="1134" w:type="dxa"/>
             <w:textDirection w:val="lrTb"/>
             <w:noWrap w:val="false"/>
           </w:tcPr>
@@ -3002,7 +3057,7 @@
           <w:tcPr>
             <w:shd w:val="clear" w:color="auto" w:fill="f2f2f2"/>
             <w:tcBorders/>
-            <w:tcW w:w="2994" w:type="dxa"/>
+            <w:tcW w:w="3135" w:type="dxa"/>
             <w:textDirection w:val="lrTb"/>
             <w:noWrap w:val="false"/>
           </w:tcPr>
@@ -3131,7 +3186,7 @@
         <w:tc>
           <w:tcPr>
             <w:tcBorders/>
-            <w:tcW w:w="1843" w:type="dxa"/>
+            <w:tcW w:w="1417" w:type="dxa"/>
             <w:textDirection w:val="lrTb"/>
             <w:noWrap w:val="false"/>
           </w:tcPr>
@@ -3148,7 +3203,33 @@
                 <w:b w:val="0"/>
                 <w:sz w:val="18"/>
               </w:rPr>
-              <w:t xml:space="preserve">Dm суммарный — среднее направление</w:t>
+              <w:t xml:space="preserve">Dm суммарн</w:t>
+            </w:r>
+            <w:r>
+              <w:rPr>
+                <w:rFonts w:ascii="Arial" w:hAnsi="Arial"/>
+                <w:b w:val="0"/>
+                <w:sz w:val="18"/>
+                <w:lang w:val="ru-RU"/>
+              </w:rPr>
+              <w:t xml:space="preserve">ое</w:t>
+            </w:r>
+            <w:r>
+              <w:rPr>
+                <w:rFonts w:ascii="Arial" w:hAnsi="Arial"/>
+                <w:b w:val="0"/>
+                <w:sz w:val="18"/>
+                <w:lang w:val="ru-RU"/>
+              </w:rPr>
+              <w:t xml:space="preserve"> </w:t>
+            </w:r>
+            <w:r>
+              <w:rPr>
+                <w:rFonts w:ascii="Arial" w:hAnsi="Arial"/>
+                <w:b w:val="0"/>
+                <w:sz w:val="18"/>
+              </w:rPr>
+              <w:t xml:space="preserve">среднее направление</w:t>
             </w:r>
             <w:r/>
           </w:p>
@@ -3156,7 +3237,7 @@
         <w:tc>
           <w:tcPr>
             <w:tcBorders/>
-            <w:tcW w:w="850" w:type="dxa"/>
+            <w:tcW w:w="992" w:type="dxa"/>
             <w:textDirection w:val="lrTb"/>
             <w:noWrap w:val="false"/>
           </w:tcPr>
@@ -3181,7 +3262,7 @@
         <w:tc>
           <w:tcPr>
             <w:tcBorders/>
-            <w:tcW w:w="992" w:type="dxa"/>
+            <w:tcW w:w="1134" w:type="dxa"/>
             <w:textDirection w:val="lrTb"/>
             <w:noWrap w:val="false"/>
           </w:tcPr>
@@ -3231,7 +3312,7 @@
         <w:tc>
           <w:tcPr>
             <w:tcBorders/>
-            <w:tcW w:w="2994" w:type="dxa"/>
+            <w:tcW w:w="3135" w:type="dxa"/>
             <w:textDirection w:val="lrTb"/>
             <w:noWrap w:val="false"/>
           </w:tcPr>
@@ -3338,7 +3419,7 @@
           <w:tcPr>
             <w:shd w:val="clear" w:color="auto" w:fill="f2f2f2"/>
             <w:tcBorders/>
-            <w:tcW w:w="1843" w:type="dxa"/>
+            <w:tcW w:w="1417" w:type="dxa"/>
             <w:textDirection w:val="lrTb"/>
             <w:noWrap w:val="false"/>
           </w:tcPr>
@@ -3364,7 +3445,7 @@
           <w:tcPr>
             <w:shd w:val="clear" w:color="auto" w:fill="f2f2f2"/>
             <w:tcBorders/>
-            <w:tcW w:w="850" w:type="dxa"/>
+            <w:tcW w:w="992" w:type="dxa"/>
             <w:textDirection w:val="lrTb"/>
             <w:noWrap w:val="false"/>
           </w:tcPr>
@@ -3390,7 +3471,7 @@
           <w:tcPr>
             <w:shd w:val="clear" w:color="auto" w:fill="f2f2f2"/>
             <w:tcBorders/>
-            <w:tcW w:w="992" w:type="dxa"/>
+            <w:tcW w:w="1134" w:type="dxa"/>
             <w:textDirection w:val="lrTb"/>
             <w:noWrap w:val="false"/>
           </w:tcPr>
@@ -3442,7 +3523,7 @@
           <w:tcPr>
             <w:shd w:val="clear" w:color="auto" w:fill="f2f2f2"/>
             <w:tcBorders/>
-            <w:tcW w:w="2994" w:type="dxa"/>
+            <w:tcW w:w="3135" w:type="dxa"/>
             <w:textDirection w:val="lrTb"/>
             <w:noWrap w:val="false"/>
           </w:tcPr>
@@ -3545,7 +3626,7 @@
         <w:tc>
           <w:tcPr>
             <w:tcBorders/>
-            <w:tcW w:w="1843" w:type="dxa"/>
+            <w:tcW w:w="1417" w:type="dxa"/>
             <w:textDirection w:val="lrTb"/>
             <w:noWrap w:val="false"/>
           </w:tcPr>
@@ -3570,7 +3651,7 @@
         <w:tc>
           <w:tcPr>
             <w:tcBorders/>
-            <w:tcW w:w="850" w:type="dxa"/>
+            <w:tcW w:w="992" w:type="dxa"/>
             <w:textDirection w:val="lrTb"/>
             <w:noWrap w:val="false"/>
           </w:tcPr>
@@ -3595,7 +3676,7 @@
         <w:tc>
           <w:tcPr>
             <w:tcBorders/>
-            <w:tcW w:w="992" w:type="dxa"/>
+            <w:tcW w:w="1134" w:type="dxa"/>
             <w:textDirection w:val="lrTb"/>
             <w:noWrap w:val="false"/>
           </w:tcPr>
@@ -3645,7 +3726,7 @@
         <w:tc>
           <w:tcPr>
             <w:tcBorders/>
-            <w:tcW w:w="2994" w:type="dxa"/>
+            <w:tcW w:w="3135" w:type="dxa"/>
             <w:textDirection w:val="lrTb"/>
             <w:noWrap w:val="false"/>
           </w:tcPr>
@@ -3761,7 +3842,7 @@
           <w:tcPr>
             <w:shd w:val="clear" w:color="auto" w:fill="f2f2f2"/>
             <w:tcBorders/>
-            <w:tcW w:w="1843" w:type="dxa"/>
+            <w:tcW w:w="1417" w:type="dxa"/>
             <w:textDirection w:val="lrTb"/>
             <w:noWrap w:val="false"/>
           </w:tcPr>
@@ -3787,7 +3868,7 @@
           <w:tcPr>
             <w:shd w:val="clear" w:color="auto" w:fill="f2f2f2"/>
             <w:tcBorders/>
-            <w:tcW w:w="850" w:type="dxa"/>
+            <w:tcW w:w="992" w:type="dxa"/>
             <w:textDirection w:val="lrTb"/>
             <w:noWrap w:val="false"/>
           </w:tcPr>
@@ -3813,7 +3894,7 @@
           <w:tcPr>
             <w:shd w:val="clear" w:color="auto" w:fill="f2f2f2"/>
             <w:tcBorders/>
-            <w:tcW w:w="992" w:type="dxa"/>
+            <w:tcW w:w="1134" w:type="dxa"/>
             <w:textDirection w:val="lrTb"/>
             <w:noWrap w:val="false"/>
           </w:tcPr>
@@ -3865,7 +3946,7 @@
           <w:tcPr>
             <w:shd w:val="clear" w:color="auto" w:fill="f2f2f2"/>
             <w:tcBorders/>
-            <w:tcW w:w="2994" w:type="dxa"/>
+            <w:tcW w:w="3135" w:type="dxa"/>
             <w:textDirection w:val="lrTb"/>
             <w:noWrap w:val="false"/>
           </w:tcPr>
@@ -3986,7 +4067,7 @@
         <w:tc>
           <w:tcPr>
             <w:tcBorders/>
-            <w:tcW w:w="1843" w:type="dxa"/>
+            <w:tcW w:w="1417" w:type="dxa"/>
             <w:textDirection w:val="lrTb"/>
             <w:noWrap w:val="false"/>
           </w:tcPr>
@@ -4011,7 +4092,7 @@
         <w:tc>
           <w:tcPr>
             <w:tcBorders/>
-            <w:tcW w:w="850" w:type="dxa"/>
+            <w:tcW w:w="992" w:type="dxa"/>
             <w:textDirection w:val="lrTb"/>
             <w:noWrap w:val="false"/>
           </w:tcPr>
@@ -4036,7 +4117,7 @@
         <w:tc>
           <w:tcPr>
             <w:tcBorders/>
-            <w:tcW w:w="992" w:type="dxa"/>
+            <w:tcW w:w="1134" w:type="dxa"/>
             <w:textDirection w:val="lrTb"/>
             <w:noWrap w:val="false"/>
           </w:tcPr>
@@ -4086,7 +4167,7 @@
         <w:tc>
           <w:tcPr>
             <w:tcBorders/>
-            <w:tcW w:w="2994" w:type="dxa"/>
+            <w:tcW w:w="3135" w:type="dxa"/>
             <w:textDirection w:val="lrTb"/>
             <w:noWrap w:val="false"/>
           </w:tcPr>
@@ -4193,7 +4274,7 @@
           <w:tcPr>
             <w:shd w:val="clear" w:color="auto" w:fill="f2f2f2"/>
             <w:tcBorders/>
-            <w:tcW w:w="1843" w:type="dxa"/>
+            <w:tcW w:w="1417" w:type="dxa"/>
             <w:textDirection w:val="lrTb"/>
             <w:noWrap w:val="false"/>
           </w:tcPr>
@@ -4219,7 +4300,7 @@
           <w:tcPr>
             <w:shd w:val="clear" w:color="auto" w:fill="f2f2f2"/>
             <w:tcBorders/>
-            <w:tcW w:w="850" w:type="dxa"/>
+            <w:tcW w:w="992" w:type="dxa"/>
             <w:textDirection w:val="lrTb"/>
             <w:noWrap w:val="false"/>
           </w:tcPr>
@@ -4245,7 +4326,7 @@
           <w:tcPr>
             <w:shd w:val="clear" w:color="auto" w:fill="f2f2f2"/>
             <w:tcBorders/>
-            <w:tcW w:w="992" w:type="dxa"/>
+            <w:tcW w:w="1134" w:type="dxa"/>
             <w:textDirection w:val="lrTb"/>
             <w:noWrap w:val="false"/>
           </w:tcPr>
@@ -4297,7 +4378,7 @@
           <w:tcPr>
             <w:shd w:val="clear" w:color="auto" w:fill="f2f2f2"/>
             <w:tcBorders/>
-            <w:tcW w:w="2994" w:type="dxa"/>
+            <w:tcW w:w="3135" w:type="dxa"/>
             <w:textDirection w:val="lrTb"/>
             <w:noWrap w:val="false"/>
           </w:tcPr>
@@ -4409,7 +4490,7 @@
         <w:tc>
           <w:tcPr>
             <w:tcBorders/>
-            <w:tcW w:w="1843" w:type="dxa"/>
+            <w:tcW w:w="1417" w:type="dxa"/>
             <w:textDirection w:val="lrTb"/>
             <w:noWrap w:val="false"/>
           </w:tcPr>
@@ -4434,7 +4515,7 @@
         <w:tc>
           <w:tcPr>
             <w:tcBorders/>
-            <w:tcW w:w="850" w:type="dxa"/>
+            <w:tcW w:w="992" w:type="dxa"/>
             <w:textDirection w:val="lrTb"/>
             <w:noWrap w:val="false"/>
           </w:tcPr>
@@ -4459,7 +4540,7 @@
         <w:tc>
           <w:tcPr>
             <w:tcBorders/>
-            <w:tcW w:w="992" w:type="dxa"/>
+            <w:tcW w:w="1134" w:type="dxa"/>
             <w:textDirection w:val="lrTb"/>
             <w:noWrap w:val="false"/>
           </w:tcPr>
@@ -4509,7 +4590,7 @@
         <w:tc>
           <w:tcPr>
             <w:tcBorders/>
-            <w:tcW w:w="2994" w:type="dxa"/>
+            <w:tcW w:w="3135" w:type="dxa"/>
             <w:textDirection w:val="lrTb"/>
             <w:noWrap w:val="false"/>
           </w:tcPr>
@@ -4634,7 +4715,7 @@
           <w:tcPr>
             <w:shd w:val="clear" w:color="auto" w:fill="f2f2f2"/>
             <w:tcBorders/>
-            <w:tcW w:w="1843" w:type="dxa"/>
+            <w:tcW w:w="1417" w:type="dxa"/>
             <w:textDirection w:val="lrTb"/>
             <w:noWrap w:val="false"/>
           </w:tcPr>
@@ -4660,7 +4741,7 @@
           <w:tcPr>
             <w:shd w:val="clear" w:color="auto" w:fill="f2f2f2"/>
             <w:tcBorders/>
-            <w:tcW w:w="850" w:type="dxa"/>
+            <w:tcW w:w="992" w:type="dxa"/>
             <w:textDirection w:val="lrTb"/>
             <w:noWrap w:val="false"/>
           </w:tcPr>
@@ -4686,7 +4767,7 @@
           <w:tcPr>
             <w:shd w:val="clear" w:color="auto" w:fill="f2f2f2"/>
             <w:tcBorders/>
-            <w:tcW w:w="992" w:type="dxa"/>
+            <w:tcW w:w="1134" w:type="dxa"/>
             <w:textDirection w:val="lrTb"/>
             <w:noWrap w:val="false"/>
           </w:tcPr>
@@ -4738,7 +4819,7 @@
           <w:tcPr>
             <w:shd w:val="clear" w:color="auto" w:fill="f2f2f2"/>
             <w:tcBorders/>
-            <w:tcW w:w="2994" w:type="dxa"/>
+            <w:tcW w:w="3135" w:type="dxa"/>
             <w:textDirection w:val="lrTb"/>
             <w:noWrap w:val="false"/>
           </w:tcPr>
@@ -4841,7 +4922,7 @@
         <w:tc>
           <w:tcPr>
             <w:tcBorders/>
-            <w:tcW w:w="1843" w:type="dxa"/>
+            <w:tcW w:w="1417" w:type="dxa"/>
             <w:textDirection w:val="lrTb"/>
             <w:noWrap w:val="false"/>
           </w:tcPr>
@@ -4866,7 +4947,7 @@
         <w:tc>
           <w:tcPr>
             <w:tcBorders/>
-            <w:tcW w:w="850" w:type="dxa"/>
+            <w:tcW w:w="992" w:type="dxa"/>
             <w:textDirection w:val="lrTb"/>
             <w:noWrap w:val="false"/>
           </w:tcPr>
@@ -4891,7 +4972,7 @@
         <w:tc>
           <w:tcPr>
             <w:tcBorders/>
-            <w:tcW w:w="992" w:type="dxa"/>
+            <w:tcW w:w="1134" w:type="dxa"/>
             <w:textDirection w:val="lrTb"/>
             <w:noWrap w:val="false"/>
           </w:tcPr>
@@ -4941,7 +5022,7 @@
         <w:tc>
           <w:tcPr>
             <w:tcBorders/>
-            <w:tcW w:w="2994" w:type="dxa"/>
+            <w:tcW w:w="3135" w:type="dxa"/>
             <w:textDirection w:val="lrTb"/>
             <w:noWrap w:val="false"/>
           </w:tcPr>
@@ -5057,7 +5138,7 @@
           <w:tcPr>
             <w:shd w:val="clear" w:color="auto" w:fill="f2f2f2"/>
             <w:tcBorders/>
-            <w:tcW w:w="1843" w:type="dxa"/>
+            <w:tcW w:w="1417" w:type="dxa"/>
             <w:textDirection w:val="lrTb"/>
             <w:noWrap w:val="false"/>
           </w:tcPr>
@@ -5083,7 +5164,7 @@
           <w:tcPr>
             <w:shd w:val="clear" w:color="auto" w:fill="f2f2f2"/>
             <w:tcBorders/>
-            <w:tcW w:w="850" w:type="dxa"/>
+            <w:tcW w:w="992" w:type="dxa"/>
             <w:textDirection w:val="lrTb"/>
             <w:noWrap w:val="false"/>
           </w:tcPr>
@@ -5109,7 +5190,7 @@
           <w:tcPr>
             <w:shd w:val="clear" w:color="auto" w:fill="f2f2f2"/>
             <w:tcBorders/>
-            <w:tcW w:w="992" w:type="dxa"/>
+            <w:tcW w:w="1134" w:type="dxa"/>
             <w:textDirection w:val="lrTb"/>
             <w:noWrap w:val="false"/>
           </w:tcPr>
@@ -5161,7 +5242,7 @@
           <w:tcPr>
             <w:shd w:val="clear" w:color="auto" w:fill="f2f2f2"/>
             <w:tcBorders/>
-            <w:tcW w:w="2994" w:type="dxa"/>
+            <w:tcW w:w="3135" w:type="dxa"/>
             <w:textDirection w:val="lrTb"/>
             <w:noWrap w:val="false"/>
           </w:tcPr>
@@ -5282,7 +5363,7 @@
         <w:tc>
           <w:tcPr>
             <w:tcBorders/>
-            <w:tcW w:w="1843" w:type="dxa"/>
+            <w:tcW w:w="1417" w:type="dxa"/>
             <w:textDirection w:val="lrTb"/>
             <w:noWrap w:val="false"/>
           </w:tcPr>
@@ -5307,7 +5388,7 @@
         <w:tc>
           <w:tcPr>
             <w:tcBorders/>
-            <w:tcW w:w="850" w:type="dxa"/>
+            <w:tcW w:w="992" w:type="dxa"/>
             <w:textDirection w:val="lrTb"/>
             <w:noWrap w:val="false"/>
           </w:tcPr>
@@ -5332,7 +5413,7 @@
         <w:tc>
           <w:tcPr>
             <w:tcBorders/>
-            <w:tcW w:w="992" w:type="dxa"/>
+            <w:tcW w:w="1134" w:type="dxa"/>
             <w:textDirection w:val="lrTb"/>
             <w:noWrap w:val="false"/>
           </w:tcPr>
@@ -5382,7 +5463,7 @@
         <w:tc>
           <w:tcPr>
             <w:tcBorders/>
-            <w:tcW w:w="2994" w:type="dxa"/>
+            <w:tcW w:w="3135" w:type="dxa"/>
             <w:textDirection w:val="lrTb"/>
             <w:noWrap w:val="false"/>
           </w:tcPr>
@@ -5515,7 +5596,7 @@
           <w:tcPr>
             <w:shd w:val="clear" w:color="auto" w:fill="f2f2f2"/>
             <w:tcBorders/>
-            <w:tcW w:w="1843" w:type="dxa"/>
+            <w:tcW w:w="1417" w:type="dxa"/>
             <w:textDirection w:val="lrTb"/>
             <w:noWrap w:val="false"/>
           </w:tcPr>
@@ -5541,7 +5622,7 @@
           <w:tcPr>
             <w:shd w:val="clear" w:color="auto" w:fill="f2f2f2"/>
             <w:tcBorders/>
-            <w:tcW w:w="850" w:type="dxa"/>
+            <w:tcW w:w="992" w:type="dxa"/>
             <w:textDirection w:val="lrTb"/>
             <w:noWrap w:val="false"/>
           </w:tcPr>
@@ -5567,7 +5648,7 @@
           <w:tcPr>
             <w:shd w:val="clear" w:color="auto" w:fill="f2f2f2"/>
             <w:tcBorders/>
-            <w:tcW w:w="992" w:type="dxa"/>
+            <w:tcW w:w="1134" w:type="dxa"/>
             <w:textDirection w:val="lrTb"/>
             <w:noWrap w:val="false"/>
           </w:tcPr>
@@ -5619,7 +5700,7 @@
           <w:tcPr>
             <w:shd w:val="clear" w:color="auto" w:fill="f2f2f2"/>
             <w:tcBorders/>
-            <w:tcW w:w="2994" w:type="dxa"/>
+            <w:tcW w:w="3135" w:type="dxa"/>
             <w:textDirection w:val="lrTb"/>
             <w:noWrap w:val="false"/>
           </w:tcPr>
@@ -5739,7 +5820,7 @@
         <w:tc>
           <w:tcPr>
             <w:tcBorders/>
-            <w:tcW w:w="1843" w:type="dxa"/>
+            <w:tcW w:w="1417" w:type="dxa"/>
             <w:textDirection w:val="lrTb"/>
             <w:noWrap w:val="false"/>
           </w:tcPr>
@@ -5764,7 +5845,7 @@
         <w:tc>
           <w:tcPr>
             <w:tcBorders/>
-            <w:tcW w:w="850" w:type="dxa"/>
+            <w:tcW w:w="992" w:type="dxa"/>
             <w:textDirection w:val="lrTb"/>
             <w:noWrap w:val="false"/>
           </w:tcPr>
@@ -5789,7 +5870,7 @@
         <w:tc>
           <w:tcPr>
             <w:tcBorders/>
-            <w:tcW w:w="992" w:type="dxa"/>
+            <w:tcW w:w="1134" w:type="dxa"/>
             <w:textDirection w:val="lrTb"/>
             <w:noWrap w:val="false"/>
           </w:tcPr>
@@ -5839,7 +5920,7 @@
         <w:tc>
           <w:tcPr>
             <w:tcBorders/>
-            <w:tcW w:w="2994" w:type="dxa"/>
+            <w:tcW w:w="3135" w:type="dxa"/>
             <w:textDirection w:val="lrTb"/>
             <w:noWrap w:val="false"/>
           </w:tcPr>
@@ -5974,7 +6055,7 @@
           <w:tcPr>
             <w:shd w:val="clear" w:color="auto" w:fill="f2f2f2"/>
             <w:tcBorders/>
-            <w:tcW w:w="1843" w:type="dxa"/>
+            <w:tcW w:w="1417" w:type="dxa"/>
             <w:textDirection w:val="lrTb"/>
             <w:noWrap w:val="false"/>
           </w:tcPr>
@@ -6000,7 +6081,7 @@
           <w:tcPr>
             <w:shd w:val="clear" w:color="auto" w:fill="f2f2f2"/>
             <w:tcBorders/>
-            <w:tcW w:w="850" w:type="dxa"/>
+            <w:tcW w:w="992" w:type="dxa"/>
             <w:textDirection w:val="lrTb"/>
             <w:noWrap w:val="false"/>
           </w:tcPr>
@@ -6026,7 +6107,7 @@
           <w:tcPr>
             <w:shd w:val="clear" w:color="auto" w:fill="f2f2f2"/>
             <w:tcBorders/>
-            <w:tcW w:w="992" w:type="dxa"/>
+            <w:tcW w:w="1134" w:type="dxa"/>
             <w:textDirection w:val="lrTb"/>
             <w:noWrap w:val="false"/>
           </w:tcPr>
@@ -6078,7 +6159,7 @@
           <w:tcPr>
             <w:shd w:val="clear" w:color="auto" w:fill="f2f2f2"/>
             <w:tcBorders/>
-            <w:tcW w:w="2994" w:type="dxa"/>
+            <w:tcW w:w="3135" w:type="dxa"/>
             <w:textDirection w:val="lrTb"/>
             <w:noWrap w:val="false"/>
           </w:tcPr>
@@ -6190,7 +6271,7 @@
         <w:tc>
           <w:tcPr>
             <w:tcBorders/>
-            <w:tcW w:w="1843" w:type="dxa"/>
+            <w:tcW w:w="1417" w:type="dxa"/>
             <w:textDirection w:val="lrTb"/>
             <w:noWrap w:val="false"/>
           </w:tcPr>
@@ -6215,7 +6296,7 @@
         <w:tc>
           <w:tcPr>
             <w:tcBorders/>
-            <w:tcW w:w="850" w:type="dxa"/>
+            <w:tcW w:w="992" w:type="dxa"/>
             <w:textDirection w:val="lrTb"/>
             <w:noWrap w:val="false"/>
           </w:tcPr>
@@ -6240,7 +6321,7 @@
         <w:tc>
           <w:tcPr>
             <w:tcBorders/>
-            <w:tcW w:w="992" w:type="dxa"/>
+            <w:tcW w:w="1134" w:type="dxa"/>
             <w:textDirection w:val="lrTb"/>
             <w:noWrap w:val="false"/>
           </w:tcPr>
@@ -6290,7 +6371,7 @@
         <w:tc>
           <w:tcPr>
             <w:tcBorders/>
-            <w:tcW w:w="2994" w:type="dxa"/>
+            <w:tcW w:w="3135" w:type="dxa"/>
             <w:textDirection w:val="lrTb"/>
             <w:noWrap w:val="false"/>
           </w:tcPr>
@@ -6397,7 +6478,7 @@
           <w:tcPr>
             <w:shd w:val="clear" w:color="auto" w:fill="f2f2f2"/>
             <w:tcBorders/>
-            <w:tcW w:w="1843" w:type="dxa"/>
+            <w:tcW w:w="1417" w:type="dxa"/>
             <w:textDirection w:val="lrTb"/>
             <w:noWrap w:val="false"/>
           </w:tcPr>
@@ -6423,7 +6504,7 @@
           <w:tcPr>
             <w:shd w:val="clear" w:color="auto" w:fill="f2f2f2"/>
             <w:tcBorders/>
-            <w:tcW w:w="850" w:type="dxa"/>
+            <w:tcW w:w="992" w:type="dxa"/>
             <w:textDirection w:val="lrTb"/>
             <w:noWrap w:val="false"/>
           </w:tcPr>
@@ -6449,7 +6530,7 @@
           <w:tcPr>
             <w:shd w:val="clear" w:color="auto" w:fill="f2f2f2"/>
             <w:tcBorders/>
-            <w:tcW w:w="992" w:type="dxa"/>
+            <w:tcW w:w="1134" w:type="dxa"/>
             <w:textDirection w:val="lrTb"/>
             <w:noWrap w:val="false"/>
           </w:tcPr>
@@ -6501,7 +6582,7 @@
           <w:tcPr>
             <w:shd w:val="clear" w:color="auto" w:fill="f2f2f2"/>
             <w:tcBorders/>
-            <w:tcW w:w="2994" w:type="dxa"/>
+            <w:tcW w:w="3135" w:type="dxa"/>
             <w:textDirection w:val="lrTb"/>
             <w:noWrap w:val="false"/>
           </w:tcPr>
@@ -6604,7 +6685,7 @@
         <w:tc>
           <w:tcPr>
             <w:tcBorders/>
-            <w:tcW w:w="1843" w:type="dxa"/>
+            <w:tcW w:w="1417" w:type="dxa"/>
             <w:textDirection w:val="lrTb"/>
             <w:noWrap w:val="false"/>
           </w:tcPr>
@@ -6629,7 +6710,7 @@
         <w:tc>
           <w:tcPr>
             <w:tcBorders/>
-            <w:tcW w:w="850" w:type="dxa"/>
+            <w:tcW w:w="992" w:type="dxa"/>
             <w:textDirection w:val="lrTb"/>
             <w:noWrap w:val="false"/>
           </w:tcPr>
@@ -6654,7 +6735,7 @@
         <w:tc>
           <w:tcPr>
             <w:tcBorders/>
-            <w:tcW w:w="992" w:type="dxa"/>
+            <w:tcW w:w="1134" w:type="dxa"/>
             <w:textDirection w:val="lrTb"/>
             <w:noWrap w:val="false"/>
           </w:tcPr>
@@ -6704,7 +6785,7 @@
         <w:tc>
           <w:tcPr>
             <w:tcBorders/>
-            <w:tcW w:w="2994" w:type="dxa"/>
+            <w:tcW w:w="3135" w:type="dxa"/>
             <w:textDirection w:val="lrTb"/>
             <w:noWrap w:val="false"/>
           </w:tcPr>
@@ -6807,7 +6888,7 @@
         <w:tc>
           <w:tcPr>
             <w:tcBorders/>
-            <w:tcW w:w="1843" w:type="dxa"/>
+            <w:tcW w:w="1417" w:type="dxa"/>
             <w:textDirection w:val="lrTb"/>
             <w:noWrap w:val="false"/>
           </w:tcPr>
@@ -6823,8 +6904,9 @@
                 <w:rFonts w:ascii="Arial" w:hAnsi="Arial"/>
                 <w:b w:val="0"/>
                 <w:sz w:val="18"/>
+                <w:lang w:val="ru-RU"/>
               </w:rPr>
-              <w:t xml:space="preserve">Зарезервировано</w:t>
+              <w:t xml:space="preserve">Резерв</w:t>
             </w:r>
             <w:r/>
           </w:p>
@@ -6832,7 +6914,7 @@
         <w:tc>
           <w:tcPr>
             <w:tcBorders/>
-            <w:tcW w:w="850" w:type="dxa"/>
+            <w:tcW w:w="992" w:type="dxa"/>
             <w:textDirection w:val="lrTb"/>
             <w:noWrap w:val="false"/>
           </w:tcPr>
@@ -6857,7 +6939,7 @@
         <w:tc>
           <w:tcPr>
             <w:tcBorders/>
-            <w:tcW w:w="992" w:type="dxa"/>
+            <w:tcW w:w="1134" w:type="dxa"/>
             <w:textDirection w:val="lrTb"/>
             <w:noWrap w:val="false"/>
           </w:tcPr>
@@ -6907,7 +6989,7 @@
         <w:tc>
           <w:tcPr>
             <w:tcBorders/>
-            <w:tcW w:w="2994" w:type="dxa"/>
+            <w:tcW w:w="3135" w:type="dxa"/>
             <w:textDirection w:val="lrTb"/>
             <w:noWrap w:val="false"/>
           </w:tcPr>
@@ -6937,7 +7019,10 @@
         <w:pBdr/>
         <w:spacing/>
         <w:ind/>
-        <w:rPr/>
+        <w:rPr>
+          <w:rFonts w:ascii="Arial" w:hAnsi="Arial"/>
+          <w:highlight w:val="none"/>
+        </w:rPr>
       </w:pPr>
       <w:r>
         <w:rPr>
